--- a/docs/Reporting Platform.docx
+++ b/docs/Reporting Platform.docx
@@ -1,26 +1,25 @@
 
 <file path=word/document.xml><?xml version="1.0" encoding="utf-8"?>
-<w:document xmlns:mc="http://schemas.openxmlformats.org/markup-compatibility/2006" xmlns:o="urn:schemas-microsoft-com:office:office" xmlns:r="http://schemas.openxmlformats.org/officeDocument/2006/relationships" xmlns:m="http://schemas.openxmlformats.org/officeDocument/2006/math" xmlns:v="urn:schemas-microsoft-com:vml" xmlns:wp="http://schemas.openxmlformats.org/drawingml/2006/wordprocessingDrawing" xmlns:w10="urn:schemas-microsoft-com:office:word" xmlns:w="http://schemas.openxmlformats.org/wordprocessingml/2006/main" xmlns:wne="http://schemas.microsoft.com/office/word/2006/wordml" xmlns:sl="http://schemas.openxmlformats.org/schemaLibrary/2006/main" xmlns:a="http://schemas.openxmlformats.org/drawingml/2006/main" xmlns:pic="http://schemas.openxmlformats.org/drawingml/2006/picture" xmlns:c="http://schemas.openxmlformats.org/drawingml/2006/chart" xmlns:lc="http://schemas.openxmlformats.org/drawingml/2006/lockedCanvas" xmlns:dgm="http://schemas.openxmlformats.org/drawingml/2006/diagram" xmlns:wps="http://schemas.microsoft.com/office/word/2010/wordprocessingShape" xmlns:wpg="http://schemas.microsoft.com/office/word/2010/wordprocessingGroup" xmlns:w14="http://schemas.microsoft.com/office/word/2010/wordml" xmlns:w15="http://schemas.microsoft.com/office/word/2012/wordml" xmlns:w16="http://schemas.microsoft.com/office/word/2018/wordml" xmlns:w16cex="http://schemas.microsoft.com/office/word/2018/wordml/cex" xmlns:w16cid="http://schemas.microsoft.com/office/word/2016/wordml/cid" xmlns="http://schemas.microsoft.com/office/tasks/2019/documenttasks" xmlns:cr="http://schemas.microsoft.com/office/comments/2020/reactions">
+<w:document xmlns:wpc="http://schemas.microsoft.com/office/word/2010/wordprocessingCanvas" xmlns:cx="http://schemas.microsoft.com/office/drawing/2014/chartex" xmlns:cx1="http://schemas.microsoft.com/office/drawing/2015/9/8/chartex" xmlns:cx2="http://schemas.microsoft.com/office/drawing/2015/10/21/chartex" xmlns:cx3="http://schemas.microsoft.com/office/drawing/2016/5/9/chartex" xmlns:cx4="http://schemas.microsoft.com/office/drawing/2016/5/10/chartex" xmlns:cx5="http://schemas.microsoft.com/office/drawing/2016/5/11/chartex" xmlns:cx6="http://schemas.microsoft.com/office/drawing/2016/5/12/chartex" xmlns:cx7="http://schemas.microsoft.com/office/drawing/2016/5/13/chartex" xmlns:cx8="http://schemas.microsoft.com/office/drawing/2016/5/14/chartex" xmlns:mc="http://schemas.openxmlformats.org/markup-compatibility/2006" xmlns:aink="http://schemas.microsoft.com/office/drawing/2016/ink" xmlns:am3d="http://schemas.microsoft.com/office/drawing/2017/model3d" xmlns:o="urn:schemas-microsoft-com:office:office" xmlns:oel="http://schemas.microsoft.com/office/2019/extlst" xmlns:r="http://schemas.openxmlformats.org/officeDocument/2006/relationships" xmlns:m="http://schemas.openxmlformats.org/officeDocument/2006/math" xmlns:v="urn:schemas-microsoft-com:vml" xmlns:wp14="http://schemas.microsoft.com/office/word/2010/wordprocessingDrawing" xmlns:wp="http://schemas.openxmlformats.org/drawingml/2006/wordprocessingDrawing" xmlns:w10="urn:schemas-microsoft-com:office:word" xmlns:w="http://schemas.openxmlformats.org/wordprocessingml/2006/main" xmlns:w14="http://schemas.microsoft.com/office/word/2010/wordml" xmlns:w15="http://schemas.microsoft.com/office/word/2012/wordml" xmlns:w16cex="http://schemas.microsoft.com/office/word/2018/wordml/cex" xmlns:w16cid="http://schemas.microsoft.com/office/word/2016/wordml/cid" xmlns:w16="http://schemas.microsoft.com/office/word/2018/wordml" xmlns:w16du="http://schemas.microsoft.com/office/word/2023/wordml/word16du" xmlns:w16sdtdh="http://schemas.microsoft.com/office/word/2020/wordml/sdtdatahash" xmlns:w16sdtfl="http://schemas.microsoft.com/office/word/2024/wordml/sdtformatlock" xmlns:w16se="http://schemas.microsoft.com/office/word/2015/wordml/symex" xmlns:wpg="http://schemas.microsoft.com/office/word/2010/wordprocessingGroup" xmlns:wpi="http://schemas.microsoft.com/office/word/2010/wordprocessingInk" xmlns:wne="http://schemas.microsoft.com/office/word/2006/wordml" xmlns:wps="http://schemas.microsoft.com/office/word/2010/wordprocessingShape" mc:Ignorable="w14 w15 w16se w16cid w16 w16cex w16sdtdh w16sdtfl w16du wp14">
   <w:body>
     <w:p>
       <w:pPr>
         <w:jc w:val="center"/>
         <w:rPr>
-          <w:rFonts w:ascii="Cambria" w:cs="Cambria" w:eastAsia="Cambria" w:hAnsi="Cambria"/>
-          <w:b w:val="1"/>
-          <w:bCs w:val="1"/>
+          <w:rFonts w:ascii="Cambria" w:eastAsia="Cambria" w:hAnsi="Cambria" w:cs="Cambria"/>
+          <w:b/>
+          <w:bCs/>
           <w:sz w:val="48"/>
           <w:szCs w:val="48"/>
         </w:rPr>
       </w:pPr>
       <w:r>
         <w:rPr>
-          <w:rFonts w:ascii="Cambria" w:cs="Cambria" w:eastAsia="Cambria" w:hAnsi="Cambria"/>
-          <w:b w:val="1"/>
-          <w:bCs w:val="1"/>
+          <w:rFonts w:ascii="Cambria" w:eastAsia="Cambria" w:hAnsi="Cambria" w:cs="Cambria"/>
+          <w:b/>
+          <w:bCs/>
           <w:sz w:val="48"/>
           <w:szCs w:val="48"/>
-          <w:rtl w:val="0"/>
         </w:rPr>
         <w:t xml:space="preserve">Reporting Platform </w:t>
       </w:r>
@@ -28,35 +27,29 @@
     <w:p>
       <w:pPr>
         <w:rPr>
-          <w:rFonts w:ascii="Cambria" w:cs="Cambria" w:eastAsia="Cambria" w:hAnsi="Cambria"/>
+          <w:rFonts w:ascii="Cambria" w:eastAsia="Cambria" w:hAnsi="Cambria" w:cs="Cambria"/>
           <w:sz w:val="48"/>
           <w:szCs w:val="48"/>
         </w:rPr>
       </w:pPr>
-      <w:r>
-        <w:rPr>
-          <w:rtl w:val="0"/>
-        </w:rPr>
-      </w:r>
-    </w:p>
-    <w:p>
-      <w:pPr>
-        <w:rPr>
-          <w:rFonts w:ascii="Cambria" w:cs="Cambria" w:eastAsia="Cambria" w:hAnsi="Cambria"/>
-          <w:b w:val="1"/>
-          <w:bCs w:val="1"/>
-          <w:sz w:val="28"/>
-          <w:szCs w:val="28"/>
-        </w:rPr>
-      </w:pPr>
-      <w:r>
-        <w:rPr>
-          <w:rFonts w:ascii="Cambria" w:cs="Cambria" w:eastAsia="Cambria" w:hAnsi="Cambria"/>
-          <w:b w:val="1"/>
-          <w:bCs w:val="1"/>
-          <w:sz w:val="28"/>
-          <w:szCs w:val="28"/>
-          <w:rtl w:val="0"/>
+    </w:p>
+    <w:p>
+      <w:pPr>
+        <w:rPr>
+          <w:rFonts w:ascii="Cambria" w:eastAsia="Cambria" w:hAnsi="Cambria" w:cs="Cambria"/>
+          <w:b/>
+          <w:bCs/>
+          <w:sz w:val="28"/>
+          <w:szCs w:val="28"/>
+        </w:rPr>
+      </w:pPr>
+      <w:r>
+        <w:rPr>
+          <w:rFonts w:ascii="Cambria" w:eastAsia="Cambria" w:hAnsi="Cambria" w:cs="Cambria"/>
+          <w:b/>
+          <w:bCs/>
+          <w:sz w:val="28"/>
+          <w:szCs w:val="28"/>
         </w:rPr>
         <w:t xml:space="preserve">Background: </w:t>
       </w:r>
@@ -64,17 +57,16 @@
     <w:p>
       <w:pPr>
         <w:rPr>
-          <w:rFonts w:ascii="Cambria" w:cs="Cambria" w:eastAsia="Cambria" w:hAnsi="Cambria"/>
-          <w:sz w:val="24"/>
-          <w:szCs w:val="24"/>
-        </w:rPr>
-      </w:pPr>
-      <w:r>
-        <w:rPr>
-          <w:rFonts w:ascii="Cambria" w:cs="Cambria" w:eastAsia="Cambria" w:hAnsi="Cambria"/>
-          <w:sz w:val="24"/>
-          <w:szCs w:val="24"/>
-          <w:rtl w:val="0"/>
+          <w:rFonts w:ascii="Cambria" w:eastAsia="Cambria" w:hAnsi="Cambria" w:cs="Cambria"/>
+          <w:sz w:val="24"/>
+          <w:szCs w:val="24"/>
+        </w:rPr>
+      </w:pPr>
+      <w:r>
+        <w:rPr>
+          <w:rFonts w:ascii="Cambria" w:eastAsia="Cambria" w:hAnsi="Cambria" w:cs="Cambria"/>
+          <w:sz w:val="24"/>
+          <w:szCs w:val="24"/>
         </w:rPr>
         <w:t xml:space="preserve">A nonprofit organization is struggling to track its transactions, making it difficult to clearly see how much money is coming in, how much is going out, and what funds remain available; without this visibility, the organization cannot confidently decide whether it should cut operational costs or reach out for additional funding to sustain its programs. My role was to restructure their raw financial data into a clean staging layer and a transformed layer for their analysis. </w:t>
       </w:r>
@@ -82,63 +74,59 @@
     <w:p>
       <w:pPr>
         <w:rPr>
-          <w:rFonts w:ascii="Cambria" w:cs="Cambria" w:eastAsia="Cambria" w:hAnsi="Cambria"/>
-          <w:sz w:val="24"/>
-          <w:szCs w:val="24"/>
-        </w:rPr>
-      </w:pPr>
-      <w:r>
-        <w:rPr>
-          <w:rtl w:val="0"/>
-        </w:rPr>
-      </w:r>
-    </w:p>
-    <w:p>
-      <w:pPr>
-        <w:rPr>
-          <w:rFonts w:ascii="Cambria" w:cs="Cambria" w:eastAsia="Cambria" w:hAnsi="Cambria"/>
-          <w:b w:val="1"/>
-          <w:bCs w:val="1"/>
-          <w:sz w:val="28"/>
-          <w:szCs w:val="28"/>
-        </w:rPr>
-      </w:pPr>
-      <w:r>
-        <w:rPr>
-          <w:rFonts w:ascii="Cambria" w:cs="Cambria" w:eastAsia="Cambria" w:hAnsi="Cambria"/>
-          <w:b w:val="1"/>
-          <w:bCs w:val="1"/>
-          <w:sz w:val="28"/>
-          <w:szCs w:val="28"/>
-          <w:rtl w:val="0"/>
-        </w:rPr>
-        <w:t xml:space="preserve">Data Pipeline - End to End Solution Component:</w:t>
-      </w:r>
-    </w:p>
-    <w:p>
-      <w:pPr>
-        <w:rPr>
-          <w:rFonts w:ascii="Cambria" w:cs="Cambria" w:eastAsia="Cambria" w:hAnsi="Cambria"/>
-          <w:b w:val="1"/>
-          <w:bCs w:val="1"/>
-          <w:sz w:val="28"/>
-          <w:szCs w:val="28"/>
-        </w:rPr>
-      </w:pPr>
-      <w:r>
-        <w:rPr>
-          <w:rFonts w:ascii="Cambria" w:cs="Cambria" w:eastAsia="Cambria" w:hAnsi="Cambria"/>
-          <w:b w:val="1"/>
-          <w:bCs w:val="1"/>
-          <w:sz w:val="28"/>
-          <w:szCs w:val="28"/>
-          <w:rtl w:val="0"/>
+          <w:rFonts w:ascii="Cambria" w:eastAsia="Cambria" w:hAnsi="Cambria" w:cs="Cambria"/>
+          <w:sz w:val="24"/>
+          <w:szCs w:val="24"/>
+        </w:rPr>
+      </w:pPr>
+    </w:p>
+    <w:p>
+      <w:pPr>
+        <w:rPr>
+          <w:rFonts w:ascii="Cambria" w:eastAsia="Cambria" w:hAnsi="Cambria" w:cs="Cambria"/>
+          <w:b/>
+          <w:bCs/>
+          <w:sz w:val="28"/>
+          <w:szCs w:val="28"/>
+        </w:rPr>
+      </w:pPr>
+      <w:r>
+        <w:rPr>
+          <w:rFonts w:ascii="Cambria" w:eastAsia="Cambria" w:hAnsi="Cambria" w:cs="Cambria"/>
+          <w:b/>
+          <w:bCs/>
+          <w:sz w:val="28"/>
+          <w:szCs w:val="28"/>
+        </w:rPr>
+        <w:t>Data Pipeline - End to End Solution Component:</w:t>
+      </w:r>
+    </w:p>
+    <w:p>
+      <w:pPr>
+        <w:rPr>
+          <w:rFonts w:ascii="Cambria" w:eastAsia="Cambria" w:hAnsi="Cambria" w:cs="Cambria"/>
+          <w:b/>
+          <w:bCs/>
+          <w:sz w:val="28"/>
+          <w:szCs w:val="28"/>
+        </w:rPr>
+      </w:pPr>
+      <w:r>
+        <w:rPr>
+          <w:rFonts w:ascii="Cambria" w:eastAsia="Cambria" w:hAnsi="Cambria" w:cs="Cambria"/>
+          <w:b/>
+          <w:bCs/>
+          <w:sz w:val="28"/>
+          <w:szCs w:val="28"/>
         </w:rPr>
         <w:t xml:space="preserve">Data Pipeline Stages </w:t>
       </w:r>
       <w:r>
+        <w:rPr>
+          <w:noProof/>
+        </w:rPr>
         <w:drawing>
-          <wp:anchor allowOverlap="1" behindDoc="0" distB="114300" distT="114300" distL="114300" distR="114300" hidden="0" layoutInCell="1" locked="0" relativeHeight="0" simplePos="0">
+          <wp:anchor distT="114300" distB="114300" distL="114300" distR="114300" simplePos="0" relativeHeight="251658240" behindDoc="0" locked="0" layoutInCell="1" hidden="0" allowOverlap="1" wp14:anchorId="13E2F9DE" wp14:editId="0598839B">
             <wp:simplePos x="0" y="0"/>
             <wp:positionH relativeFrom="column">
               <wp:posOffset>1</wp:posOffset>
@@ -147,19 +135,20 @@
               <wp:posOffset>249238</wp:posOffset>
             </wp:positionV>
             <wp:extent cx="5943600" cy="1676400"/>
-            <wp:effectExtent b="0" l="0" r="0" t="0"/>
-            <wp:wrapSquare wrapText="bothSides" distB="114300" distT="114300" distL="114300" distR="114300"/>
+            <wp:effectExtent l="0" t="0" r="0" b="0"/>
+            <wp:wrapSquare wrapText="bothSides" distT="114300" distB="114300" distL="114300" distR="114300"/>
             <wp:docPr id="1" name="image1.png"/>
-            <a:graphic>
+            <wp:cNvGraphicFramePr/>
+            <a:graphic xmlns:a="http://schemas.openxmlformats.org/drawingml/2006/main">
               <a:graphicData uri="http://schemas.openxmlformats.org/drawingml/2006/picture">
-                <pic:pic>
+                <pic:pic xmlns:pic="http://schemas.openxmlformats.org/drawingml/2006/picture">
                   <pic:nvPicPr>
                     <pic:cNvPr id="0" name="image1.png"/>
                     <pic:cNvPicPr preferRelativeResize="0"/>
                   </pic:nvPicPr>
                   <pic:blipFill>
-                    <a:blip r:embed="rId6"/>
-                    <a:srcRect b="0" l="0" r="0" t="0"/>
+                    <a:blip r:embed="rId4"/>
+                    <a:srcRect/>
                     <a:stretch>
                       <a:fillRect/>
                     </a:stretch>
@@ -169,7 +158,9 @@
                       <a:off x="0" y="0"/>
                       <a:ext cx="5943600" cy="1676400"/>
                     </a:xfrm>
-                    <a:prstGeom prst="rect"/>
+                    <a:prstGeom prst="rect">
+                      <a:avLst/>
+                    </a:prstGeom>
                     <a:ln/>
                   </pic:spPr>
                 </pic:pic>
@@ -182,28 +173,26 @@
     <w:p>
       <w:pPr>
         <w:rPr>
-          <w:rFonts w:ascii="Cambria" w:cs="Cambria" w:eastAsia="Cambria" w:hAnsi="Cambria"/>
-          <w:sz w:val="24"/>
-          <w:szCs w:val="24"/>
-        </w:rPr>
-      </w:pPr>
-      <w:r>
-        <w:rPr>
-          <w:rFonts w:ascii="Cambria" w:cs="Cambria" w:eastAsia="Cambria" w:hAnsi="Cambria"/>
-          <w:b w:val="1"/>
-          <w:bCs w:val="1"/>
-          <w:sz w:val="28"/>
-          <w:szCs w:val="28"/>
-          <w:rtl w:val="0"/>
+          <w:rFonts w:ascii="Cambria" w:eastAsia="Cambria" w:hAnsi="Cambria" w:cs="Cambria"/>
+          <w:sz w:val="24"/>
+          <w:szCs w:val="24"/>
+        </w:rPr>
+      </w:pPr>
+      <w:r>
+        <w:rPr>
+          <w:rFonts w:ascii="Cambria" w:eastAsia="Cambria" w:hAnsi="Cambria" w:cs="Cambria"/>
+          <w:b/>
+          <w:bCs/>
+          <w:sz w:val="28"/>
+          <w:szCs w:val="28"/>
         </w:rPr>
         <w:t xml:space="preserve">Stage 1: </w:t>
       </w:r>
       <w:r>
         <w:rPr>
-          <w:rFonts w:ascii="Cambria" w:cs="Cambria" w:eastAsia="Cambria" w:hAnsi="Cambria"/>
-          <w:sz w:val="24"/>
-          <w:szCs w:val="24"/>
-          <w:rtl w:val="0"/>
+          <w:rFonts w:ascii="Cambria" w:eastAsia="Cambria" w:hAnsi="Cambria" w:cs="Cambria"/>
+          <w:sz w:val="24"/>
+          <w:szCs w:val="24"/>
         </w:rPr>
         <w:t xml:space="preserve">The user places the three source data files into the input folder (csv file with | delimiter). </w:t>
       </w:r>
@@ -211,60 +200,53 @@
     <w:p>
       <w:pPr>
         <w:rPr>
-          <w:rFonts w:ascii="Cambria" w:cs="Cambria" w:eastAsia="Cambria" w:hAnsi="Cambria"/>
-          <w:sz w:val="24"/>
-          <w:szCs w:val="24"/>
-        </w:rPr>
-      </w:pPr>
-      <w:r>
-        <w:rPr>
-          <w:rtl w:val="0"/>
-        </w:rPr>
-      </w:r>
-    </w:p>
-    <w:p>
-      <w:pPr>
-        <w:rPr>
-          <w:rFonts w:ascii="Cambria" w:cs="Cambria" w:eastAsia="Cambria" w:hAnsi="Cambria"/>
-          <w:sz w:val="24"/>
-          <w:szCs w:val="24"/>
-        </w:rPr>
-      </w:pPr>
-      <w:r>
-        <w:rPr>
-          <w:rFonts w:ascii="Cambria" w:cs="Cambria" w:eastAsia="Cambria" w:hAnsi="Cambria"/>
-          <w:b w:val="1"/>
-          <w:bCs w:val="1"/>
-          <w:sz w:val="28"/>
-          <w:szCs w:val="28"/>
-          <w:rtl w:val="0"/>
+          <w:rFonts w:ascii="Cambria" w:eastAsia="Cambria" w:hAnsi="Cambria" w:cs="Cambria"/>
+          <w:sz w:val="24"/>
+          <w:szCs w:val="24"/>
+        </w:rPr>
+      </w:pPr>
+    </w:p>
+    <w:p>
+      <w:pPr>
+        <w:rPr>
+          <w:rFonts w:ascii="Cambria" w:eastAsia="Cambria" w:hAnsi="Cambria" w:cs="Cambria"/>
+          <w:sz w:val="24"/>
+          <w:szCs w:val="24"/>
+        </w:rPr>
+      </w:pPr>
+      <w:r>
+        <w:rPr>
+          <w:rFonts w:ascii="Cambria" w:eastAsia="Cambria" w:hAnsi="Cambria" w:cs="Cambria"/>
+          <w:b/>
+          <w:bCs/>
+          <w:sz w:val="28"/>
+          <w:szCs w:val="28"/>
         </w:rPr>
         <w:t xml:space="preserve">Stage 2: </w:t>
       </w:r>
       <w:r>
         <w:rPr>
-          <w:rFonts w:ascii="Cambria" w:cs="Cambria" w:eastAsia="Cambria" w:hAnsi="Cambria"/>
-          <w:sz w:val="24"/>
-          <w:szCs w:val="24"/>
-          <w:rtl w:val="0"/>
+          <w:rFonts w:ascii="Cambria" w:eastAsia="Cambria" w:hAnsi="Cambria" w:cs="Cambria"/>
+          <w:sz w:val="24"/>
+          <w:szCs w:val="24"/>
         </w:rPr>
         <w:t xml:space="preserve">Each file is loaded into its corresponding staging table through a one‑to‑one Python ingestion process. The file name contains the business date, which is added as a column in the staging table to indicate the ‘as‑on’ date of the data. If the load fails, the process triggers </w:t>
       </w:r>
-      <w:r>
-        <w:rPr>
-          <w:rFonts w:ascii="Cambria" w:cs="Cambria" w:eastAsia="Cambria" w:hAnsi="Cambria"/>
-          <w:sz w:val="24"/>
-          <w:szCs w:val="24"/>
-          <w:rtl w:val="0"/>
-        </w:rPr>
-        <w:t xml:space="preserve">notify_logger</w:t>
-      </w:r>
-      <w:r>
-        <w:rPr>
-          <w:rFonts w:ascii="Cambria" w:cs="Cambria" w:eastAsia="Cambria" w:hAnsi="Cambria"/>
-          <w:sz w:val="24"/>
-          <w:szCs w:val="24"/>
-          <w:rtl w:val="0"/>
+      <w:proofErr w:type="spellStart"/>
+      <w:r>
+        <w:rPr>
+          <w:rFonts w:ascii="Cambria" w:eastAsia="Cambria" w:hAnsi="Cambria" w:cs="Cambria"/>
+          <w:sz w:val="24"/>
+          <w:szCs w:val="24"/>
+        </w:rPr>
+        <w:t>notify_logger</w:t>
+      </w:r>
+      <w:proofErr w:type="spellEnd"/>
+      <w:r>
+        <w:rPr>
+          <w:rFonts w:ascii="Cambria" w:eastAsia="Cambria" w:hAnsi="Cambria" w:cs="Cambria"/>
+          <w:sz w:val="24"/>
+          <w:szCs w:val="24"/>
         </w:rPr>
         <w:t xml:space="preserve"> to send the appropriate message to the support team.</w:t>
       </w:r>
@@ -272,42 +254,35 @@
     <w:p>
       <w:pPr>
         <w:rPr>
-          <w:rFonts w:ascii="Cambria" w:cs="Cambria" w:eastAsia="Cambria" w:hAnsi="Cambria"/>
-          <w:sz w:val="24"/>
-          <w:szCs w:val="24"/>
-        </w:rPr>
-      </w:pPr>
-      <w:r>
-        <w:rPr>
-          <w:rtl w:val="0"/>
-        </w:rPr>
-      </w:r>
-    </w:p>
-    <w:p>
-      <w:pPr>
-        <w:rPr>
-          <w:rFonts w:ascii="Cambria" w:cs="Cambria" w:eastAsia="Cambria" w:hAnsi="Cambria"/>
-          <w:sz w:val="24"/>
-          <w:szCs w:val="24"/>
-        </w:rPr>
-      </w:pPr>
-      <w:r>
-        <w:rPr>
-          <w:rFonts w:ascii="Cambria" w:cs="Cambria" w:eastAsia="Cambria" w:hAnsi="Cambria"/>
-          <w:b w:val="1"/>
-          <w:bCs w:val="1"/>
-          <w:sz w:val="28"/>
-          <w:szCs w:val="28"/>
-          <w:rtl w:val="0"/>
+          <w:rFonts w:ascii="Cambria" w:eastAsia="Cambria" w:hAnsi="Cambria" w:cs="Cambria"/>
+          <w:sz w:val="24"/>
+          <w:szCs w:val="24"/>
+        </w:rPr>
+      </w:pPr>
+    </w:p>
+    <w:p>
+      <w:pPr>
+        <w:rPr>
+          <w:rFonts w:ascii="Cambria" w:eastAsia="Cambria" w:hAnsi="Cambria" w:cs="Cambria"/>
+          <w:sz w:val="24"/>
+          <w:szCs w:val="24"/>
+        </w:rPr>
+      </w:pPr>
+      <w:r>
+        <w:rPr>
+          <w:rFonts w:ascii="Cambria" w:eastAsia="Cambria" w:hAnsi="Cambria" w:cs="Cambria"/>
+          <w:b/>
+          <w:bCs/>
+          <w:sz w:val="28"/>
+          <w:szCs w:val="28"/>
         </w:rPr>
         <w:t xml:space="preserve">Stage 3: </w:t>
       </w:r>
       <w:r>
         <w:rPr>
-          <w:rFonts w:ascii="Cambria" w:cs="Cambria" w:eastAsia="Cambria" w:hAnsi="Cambria"/>
-          <w:sz w:val="24"/>
-          <w:szCs w:val="24"/>
-          <w:rtl w:val="0"/>
+          <w:rFonts w:ascii="Cambria" w:eastAsia="Cambria" w:hAnsi="Cambria" w:cs="Cambria"/>
+          <w:sz w:val="24"/>
+          <w:szCs w:val="24"/>
         </w:rPr>
         <w:t xml:space="preserve">The staging tables (e.g., customer, account, address) are integrated and transformed into a consolidated dataset in the transformation layer. This is required to load directly to the target table in a sequential manner. </w:t>
       </w:r>
@@ -315,85 +290,72 @@
     <w:p>
       <w:pPr>
         <w:rPr>
-          <w:rFonts w:ascii="Cambria" w:cs="Cambria" w:eastAsia="Cambria" w:hAnsi="Cambria"/>
-          <w:sz w:val="24"/>
-          <w:szCs w:val="24"/>
-        </w:rPr>
-      </w:pPr>
-      <w:r>
-        <w:rPr>
-          <w:rtl w:val="0"/>
-        </w:rPr>
-      </w:r>
-    </w:p>
-    <w:p>
-      <w:pPr>
-        <w:rPr>
-          <w:rFonts w:ascii="Cambria" w:cs="Cambria" w:eastAsia="Cambria" w:hAnsi="Cambria"/>
-          <w:sz w:val="24"/>
-          <w:szCs w:val="24"/>
-        </w:rPr>
-      </w:pPr>
-      <w:r>
-        <w:rPr>
-          <w:rFonts w:ascii="Cambria" w:cs="Cambria" w:eastAsia="Cambria" w:hAnsi="Cambria"/>
-          <w:b w:val="1"/>
-          <w:bCs w:val="1"/>
-          <w:sz w:val="28"/>
-          <w:szCs w:val="28"/>
-          <w:rtl w:val="0"/>
+          <w:rFonts w:ascii="Cambria" w:eastAsia="Cambria" w:hAnsi="Cambria" w:cs="Cambria"/>
+          <w:sz w:val="24"/>
+          <w:szCs w:val="24"/>
+        </w:rPr>
+      </w:pPr>
+    </w:p>
+    <w:p>
+      <w:pPr>
+        <w:rPr>
+          <w:rFonts w:ascii="Cambria" w:eastAsia="Cambria" w:hAnsi="Cambria" w:cs="Cambria"/>
+          <w:sz w:val="24"/>
+          <w:szCs w:val="24"/>
+        </w:rPr>
+      </w:pPr>
+      <w:r>
+        <w:rPr>
+          <w:rFonts w:ascii="Cambria" w:eastAsia="Cambria" w:hAnsi="Cambria" w:cs="Cambria"/>
+          <w:b/>
+          <w:bCs/>
+          <w:sz w:val="28"/>
+          <w:szCs w:val="28"/>
         </w:rPr>
         <w:t xml:space="preserve">Stage 4: </w:t>
       </w:r>
       <w:r>
         <w:rPr>
-          <w:rFonts w:ascii="Cambria" w:cs="Cambria" w:eastAsia="Cambria" w:hAnsi="Cambria"/>
-          <w:sz w:val="24"/>
-          <w:szCs w:val="24"/>
-          <w:rtl w:val="0"/>
-        </w:rPr>
-        <w:t xml:space="preserve">The consolidated dataset is then loaded one‑to‑one into the target platform, which is structured using a normalized data model.</w:t>
-      </w:r>
-    </w:p>
-    <w:p>
-      <w:pPr>
-        <w:rPr>
-          <w:rFonts w:ascii="Cambria" w:cs="Cambria" w:eastAsia="Cambria" w:hAnsi="Cambria"/>
-          <w:sz w:val="24"/>
-          <w:szCs w:val="24"/>
-        </w:rPr>
-      </w:pPr>
-      <w:r>
-        <w:rPr>
-          <w:rtl w:val="0"/>
-        </w:rPr>
-      </w:r>
-    </w:p>
-    <w:p>
-      <w:pPr>
-        <w:rPr>
-          <w:rFonts w:ascii="Cambria" w:cs="Cambria" w:eastAsia="Cambria" w:hAnsi="Cambria"/>
-          <w:sz w:val="24"/>
-          <w:szCs w:val="24"/>
-        </w:rPr>
-      </w:pPr>
-      <w:r>
-        <w:rPr>
-          <w:rFonts w:ascii="Cambria" w:cs="Cambria" w:eastAsia="Cambria" w:hAnsi="Cambria"/>
-          <w:b w:val="1"/>
-          <w:bCs w:val="1"/>
-          <w:sz w:val="28"/>
-          <w:szCs w:val="28"/>
-          <w:rtl w:val="0"/>
-        </w:rPr>
-        <w:t xml:space="preserve">Stage 5:</w:t>
-      </w:r>
-      <w:r>
-        <w:rPr>
-          <w:rFonts w:ascii="Cambria" w:cs="Cambria" w:eastAsia="Cambria" w:hAnsi="Cambria"/>
-          <w:sz w:val="24"/>
-          <w:szCs w:val="24"/>
-          <w:rtl w:val="0"/>
+          <w:rFonts w:ascii="Cambria" w:eastAsia="Cambria" w:hAnsi="Cambria" w:cs="Cambria"/>
+          <w:sz w:val="24"/>
+          <w:szCs w:val="24"/>
+        </w:rPr>
+        <w:t>The consolidated dataset is then loaded one‑to‑one into the target platform, which is structured using a normalized data model.</w:t>
+      </w:r>
+    </w:p>
+    <w:p>
+      <w:pPr>
+        <w:rPr>
+          <w:rFonts w:ascii="Cambria" w:eastAsia="Cambria" w:hAnsi="Cambria" w:cs="Cambria"/>
+          <w:sz w:val="24"/>
+          <w:szCs w:val="24"/>
+        </w:rPr>
+      </w:pPr>
+    </w:p>
+    <w:p>
+      <w:pPr>
+        <w:rPr>
+          <w:rFonts w:ascii="Cambria" w:eastAsia="Cambria" w:hAnsi="Cambria" w:cs="Cambria"/>
+          <w:sz w:val="24"/>
+          <w:szCs w:val="24"/>
+        </w:rPr>
+      </w:pPr>
+      <w:r>
+        <w:rPr>
+          <w:rFonts w:ascii="Cambria" w:eastAsia="Cambria" w:hAnsi="Cambria" w:cs="Cambria"/>
+          <w:b/>
+          <w:bCs/>
+          <w:sz w:val="28"/>
+          <w:szCs w:val="28"/>
+        </w:rPr>
+        <w:lastRenderedPageBreak/>
+        <w:t>Stage 5:</w:t>
+      </w:r>
+      <w:r>
+        <w:rPr>
+          <w:rFonts w:ascii="Cambria" w:eastAsia="Cambria" w:hAnsi="Cambria" w:cs="Cambria"/>
+          <w:sz w:val="24"/>
+          <w:szCs w:val="24"/>
         </w:rPr>
         <w:t xml:space="preserve"> End users generate reports from the dataset stored in the data analytics platform using their preferred reporting tools. The tool selection is currently being finalized.</w:t>
       </w:r>
@@ -401,103 +363,260 @@
     <w:p>
       <w:pPr>
         <w:rPr>
-          <w:rFonts w:ascii="Cambria" w:cs="Cambria" w:eastAsia="Cambria" w:hAnsi="Cambria"/>
-          <w:sz w:val="24"/>
-          <w:szCs w:val="24"/>
-        </w:rPr>
-      </w:pPr>
-      <w:r>
-        <w:rPr>
-          <w:rtl w:val="0"/>
-        </w:rPr>
-      </w:r>
-    </w:p>
-    <w:p>
-      <w:pPr>
-        <w:rPr>
-          <w:rFonts w:ascii="Cambria" w:cs="Cambria" w:eastAsia="Cambria" w:hAnsi="Cambria"/>
+          <w:rFonts w:ascii="Cambria" w:eastAsia="Cambria" w:hAnsi="Cambria" w:cs="Cambria"/>
+          <w:sz w:val="24"/>
+          <w:szCs w:val="24"/>
+        </w:rPr>
+      </w:pPr>
+    </w:p>
+    <w:p>
+      <w:pPr>
+        <w:rPr>
+          <w:rFonts w:ascii="Cambria" w:eastAsia="Cambria" w:hAnsi="Cambria" w:cs="Cambria"/>
+          <w:b/>
+          <w:bCs/>
+          <w:sz w:val="28"/>
+          <w:szCs w:val="28"/>
+        </w:rPr>
+      </w:pPr>
+      <w:r>
+        <w:rPr>
+          <w:rFonts w:ascii="Cambria" w:eastAsia="Cambria" w:hAnsi="Cambria" w:cs="Cambria"/>
+          <w:b/>
+          <w:bCs/>
+          <w:sz w:val="28"/>
+          <w:szCs w:val="28"/>
+        </w:rPr>
+        <w:t>Target DB Structure:</w:t>
+      </w:r>
+    </w:p>
+    <w:p>
+      <w:pPr>
+        <w:rPr>
+          <w:rFonts w:ascii="Cambria" w:eastAsia="Cambria" w:hAnsi="Cambria" w:cs="Cambria"/>
           <w:sz w:val="26"/>
           <w:szCs w:val="26"/>
         </w:rPr>
       </w:pPr>
       <w:r>
         <w:rPr>
-          <w:rFonts w:ascii="Cambria" w:cs="Cambria" w:eastAsia="Cambria" w:hAnsi="Cambria"/>
-          <w:b w:val="1"/>
-          <w:bCs w:val="1"/>
-          <w:sz w:val="28"/>
-          <w:szCs w:val="28"/>
-          <w:rtl w:val="0"/>
-        </w:rPr>
-        <w:t xml:space="preserve">Target DB Structure:</w:t>
-      </w:r>
-      <w:r>
-        <w:rPr>
-          <w:rtl w:val="0"/>
-        </w:rPr>
-      </w:r>
-    </w:p>
-    <w:p>
-      <w:pPr>
-        <w:rPr>
-          <w:rFonts w:ascii="Cambria" w:cs="Cambria" w:eastAsia="Cambria" w:hAnsi="Cambria"/>
+          <w:rFonts w:ascii="Cambria" w:eastAsia="Cambria" w:hAnsi="Cambria" w:cs="Cambria"/>
+          <w:b/>
+          <w:bCs/>
+          <w:noProof/>
+          <w:sz w:val="28"/>
+          <w:szCs w:val="28"/>
+        </w:rPr>
+        <w:drawing>
+          <wp:inline distT="0" distB="0" distL="0" distR="0" wp14:anchorId="0DB94B24" wp14:editId="36F0D817">
+            <wp:extent cx="5932170" cy="2127885"/>
+            <wp:effectExtent l="0" t="0" r="0" b="5715"/>
+            <wp:docPr id="617845915" name="Picture 3"/>
+            <wp:cNvGraphicFramePr>
+              <a:graphicFrameLocks xmlns:a="http://schemas.openxmlformats.org/drawingml/2006/main" noChangeAspect="1"/>
+            </wp:cNvGraphicFramePr>
+            <a:graphic xmlns:a="http://schemas.openxmlformats.org/drawingml/2006/main">
+              <a:graphicData uri="http://schemas.openxmlformats.org/drawingml/2006/picture">
+                <pic:pic xmlns:pic="http://schemas.openxmlformats.org/drawingml/2006/picture">
+                  <pic:nvPicPr>
+                    <pic:cNvPr id="0" name="Picture 3"/>
+                    <pic:cNvPicPr>
+                      <a:picLocks noChangeAspect="1" noChangeArrowheads="1"/>
+                    </pic:cNvPicPr>
+                  </pic:nvPicPr>
+                  <pic:blipFill>
+                    <a:blip r:embed="rId5" cstate="print">
+                      <a:extLst>
+                        <a:ext uri="{28A0092B-C50C-407E-A947-70E740481C1C}">
+                          <a14:useLocalDpi xmlns:a14="http://schemas.microsoft.com/office/drawing/2010/main" val="0"/>
+                        </a:ext>
+                      </a:extLst>
+                    </a:blip>
+                    <a:srcRect/>
+                    <a:stretch>
+                      <a:fillRect/>
+                    </a:stretch>
+                  </pic:blipFill>
+                  <pic:spPr bwMode="auto">
+                    <a:xfrm>
+                      <a:off x="0" y="0"/>
+                      <a:ext cx="5932170" cy="2127885"/>
+                    </a:xfrm>
+                    <a:prstGeom prst="rect">
+                      <a:avLst/>
+                    </a:prstGeom>
+                    <a:noFill/>
+                    <a:ln>
+                      <a:noFill/>
+                    </a:ln>
+                  </pic:spPr>
+                </pic:pic>
+              </a:graphicData>
+            </a:graphic>
+          </wp:inline>
+        </w:drawing>
+      </w:r>
+    </w:p>
+    <w:p>
+      <w:pPr>
+        <w:rPr>
+          <w:rFonts w:ascii="Cambria" w:eastAsia="Cambria" w:hAnsi="Cambria" w:cs="Cambria"/>
           <w:sz w:val="26"/>
           <w:szCs w:val="26"/>
         </w:rPr>
       </w:pPr>
-      <w:r>
-        <w:rPr>
-          <w:rtl w:val="0"/>
-        </w:rPr>
-      </w:r>
-    </w:p>
-    <w:p>
-      <w:pPr>
-        <w:rPr>
-          <w:rFonts w:ascii="Cambria" w:cs="Cambria" w:eastAsia="Cambria" w:hAnsi="Cambria"/>
-          <w:sz w:val="26"/>
-          <w:szCs w:val="26"/>
-        </w:rPr>
-      </w:pPr>
-      <w:r>
-        <w:rPr>
-          <w:rFonts w:ascii="Cambria" w:cs="Cambria" w:eastAsia="Cambria" w:hAnsi="Cambria"/>
-          <w:b w:val="1"/>
-          <w:bCs w:val="1"/>
-          <w:sz w:val="28"/>
-          <w:szCs w:val="28"/>
-          <w:rtl w:val="0"/>
-        </w:rPr>
-        <w:t xml:space="preserve">Source to Target Data Mapping:</w:t>
-      </w:r>
-      <w:r>
-        <w:rPr>
-          <w:rtl w:val="0"/>
-        </w:rPr>
+    </w:p>
+    <w:p>
+      <w:pPr>
+        <w:rPr>
+          <w:rFonts w:ascii="Cambria" w:eastAsia="Cambria" w:hAnsi="Cambria" w:cs="Cambria"/>
+          <w:b/>
+          <w:bCs/>
+          <w:sz w:val="28"/>
+          <w:szCs w:val="28"/>
+        </w:rPr>
+      </w:pPr>
+      <w:r>
+        <w:rPr>
+          <w:rFonts w:ascii="Cambria" w:eastAsia="Cambria" w:hAnsi="Cambria" w:cs="Cambria"/>
+          <w:b/>
+          <w:bCs/>
+          <w:sz w:val="28"/>
+          <w:szCs w:val="28"/>
+        </w:rPr>
+        <w:t>Source to Target Data Mapping:</w:t>
+      </w:r>
+      <w:r>
+        <w:rPr>
+          <w:rFonts w:ascii="Cambria" w:eastAsia="Cambria" w:hAnsi="Cambria" w:cs="Cambria"/>
+          <w:b/>
+          <w:bCs/>
+          <w:sz w:val="28"/>
+          <w:szCs w:val="28"/>
+        </w:rPr>
+        <w:t xml:space="preserve"> TO BE DONE. </w:t>
+      </w:r>
+    </w:p>
+    <w:p>
+      <w:pPr>
+        <w:rPr>
+          <w:rFonts w:ascii="Cambria" w:eastAsia="Cambria" w:hAnsi="Cambria" w:cs="Cambria"/>
+          <w:b/>
+          <w:bCs/>
+          <w:sz w:val="28"/>
+          <w:szCs w:val="28"/>
+        </w:rPr>
+      </w:pPr>
+    </w:p>
+    <w:p>
+      <w:pPr>
+        <w:rPr>
+          <w:rFonts w:ascii="Cambria" w:eastAsia="Cambria" w:hAnsi="Cambria" w:cs="Cambria"/>
+          <w:b/>
+          <w:bCs/>
+          <w:sz w:val="28"/>
+          <w:szCs w:val="28"/>
+        </w:rPr>
+      </w:pPr>
+      <w:r>
+        <w:rPr>
+          <w:rFonts w:ascii="Cambria" w:eastAsia="Cambria" w:hAnsi="Cambria" w:cs="Cambria"/>
+          <w:b/>
+          <w:bCs/>
+          <w:sz w:val="28"/>
+          <w:szCs w:val="28"/>
+        </w:rPr>
+        <w:t xml:space="preserve">Presentation Layer Reporting Views: </w:t>
+      </w:r>
+    </w:p>
+    <w:p>
+      <w:pPr>
+        <w:rPr>
+          <w:rFonts w:ascii="Cambria" w:eastAsia="Cambria" w:hAnsi="Cambria" w:cs="Cambria"/>
+          <w:b/>
+          <w:bCs/>
+          <w:sz w:val="28"/>
+          <w:szCs w:val="28"/>
+        </w:rPr>
+      </w:pPr>
+      <w:r>
+        <w:rPr>
+          <w:rFonts w:ascii="Cambria" w:eastAsia="Cambria" w:hAnsi="Cambria" w:cs="Cambria"/>
+          <w:b/>
+          <w:bCs/>
+          <w:noProof/>
+          <w:sz w:val="28"/>
+          <w:szCs w:val="28"/>
+        </w:rPr>
+        <w:drawing>
+          <wp:inline distT="0" distB="0" distL="0" distR="0" wp14:anchorId="305C85E4" wp14:editId="53852BDE">
+            <wp:extent cx="5920154" cy="2033856"/>
+            <wp:effectExtent l="0" t="0" r="0" b="5080"/>
+            <wp:docPr id="1851450558" name="Picture 2"/>
+            <wp:cNvGraphicFramePr>
+              <a:graphicFrameLocks xmlns:a="http://schemas.openxmlformats.org/drawingml/2006/main" noChangeAspect="1"/>
+            </wp:cNvGraphicFramePr>
+            <a:graphic xmlns:a="http://schemas.openxmlformats.org/drawingml/2006/main">
+              <a:graphicData uri="http://schemas.openxmlformats.org/drawingml/2006/picture">
+                <pic:pic xmlns:pic="http://schemas.openxmlformats.org/drawingml/2006/picture">
+                  <pic:nvPicPr>
+                    <pic:cNvPr id="0" name="Picture 2"/>
+                    <pic:cNvPicPr>
+                      <a:picLocks noChangeAspect="1" noChangeArrowheads="1"/>
+                    </pic:cNvPicPr>
+                  </pic:nvPicPr>
+                  <pic:blipFill rotWithShape="1">
+                    <a:blip r:embed="rId6" cstate="print">
+                      <a:extLst>
+                        <a:ext uri="{28A0092B-C50C-407E-A947-70E740481C1C}">
+                          <a14:useLocalDpi xmlns:a14="http://schemas.microsoft.com/office/drawing/2010/main" val="0"/>
+                        </a:ext>
+                      </a:extLst>
+                    </a:blip>
+                    <a:srcRect l="-1" r="-1068"/>
+                    <a:stretch>
+                      <a:fillRect/>
+                    </a:stretch>
+                  </pic:blipFill>
+                  <pic:spPr bwMode="auto">
+                    <a:xfrm>
+                      <a:off x="0" y="0"/>
+                      <a:ext cx="5949649" cy="2043989"/>
+                    </a:xfrm>
+                    <a:prstGeom prst="rect">
+                      <a:avLst/>
+                    </a:prstGeom>
+                    <a:noFill/>
+                    <a:ln>
+                      <a:noFill/>
+                    </a:ln>
+                  </pic:spPr>
+                </pic:pic>
+              </a:graphicData>
+            </a:graphic>
+          </wp:inline>
+        </w:drawing>
       </w:r>
     </w:p>
     <w:sectPr>
-      <w:pgSz w:h="15840" w:w="12240" w:orient="portrait"/>
-      <w:pgMar w:bottom="1440" w:top="1440" w:left="1440" w:right="1440" w:header="720" w:footer="720"/>
+      <w:pgSz w:w="12240" w:h="15840"/>
+      <w:pgMar w:top="1440" w:right="1440" w:bottom="1440" w:left="1440" w:header="720" w:footer="720" w:gutter="0"/>
       <w:pgNumType w:start="1"/>
+      <w:cols w:space="720"/>
     </w:sectPr>
   </w:body>
 </w:document>
 </file>
 
-<file path=word/numbering.xml><?xml version="1.0" encoding="utf-8"?>
-<w:numbering xmlns:mc="http://schemas.openxmlformats.org/markup-compatibility/2006" xmlns:o="urn:schemas-microsoft-com:office:office" xmlns:r="http://schemas.openxmlformats.org/officeDocument/2006/relationships" xmlns:m="http://schemas.openxmlformats.org/officeDocument/2006/math" xmlns:v="urn:schemas-microsoft-com:vml" xmlns:wp="http://schemas.openxmlformats.org/drawingml/2006/wordprocessingDrawing" xmlns:w10="urn:schemas-microsoft-com:office:word" xmlns:w="http://schemas.openxmlformats.org/wordprocessingml/2006/main" xmlns:wne="http://schemas.microsoft.com/office/word/2006/wordml" xmlns:sl="http://schemas.openxmlformats.org/schemaLibrary/2006/main" xmlns:a="http://schemas.openxmlformats.org/drawingml/2006/main" xmlns:pic="http://schemas.openxmlformats.org/drawingml/2006/picture" xmlns:c="http://schemas.openxmlformats.org/drawingml/2006/chart" xmlns:lc="http://schemas.openxmlformats.org/drawingml/2006/lockedCanvas" xmlns:dgm="http://schemas.openxmlformats.org/drawingml/2006/diagram" xmlns:wps="http://schemas.microsoft.com/office/word/2010/wordprocessingShape" xmlns:wpg="http://schemas.microsoft.com/office/word/2010/wordprocessingGroup" xmlns:w14="http://schemas.microsoft.com/office/word/2010/wordml" xmlns:w15="http://schemas.microsoft.com/office/word/2012/wordml" xmlns:w16="http://schemas.microsoft.com/office/word/2018/wordml" xmlns:w16cex="http://schemas.microsoft.com/office/word/2018/wordml/cex" xmlns:w16cid="http://schemas.microsoft.com/office/word/2016/wordml/cid" xmlns="http://schemas.microsoft.com/office/tasks/2019/documenttasks" xmlns:cr="http://schemas.microsoft.com/office/comments/2020/reactions"/>
-</file>
-
 <file path=word/styles.xml><?xml version="1.0" encoding="utf-8"?>
-<w:styles xmlns:mc="http://schemas.openxmlformats.org/markup-compatibility/2006" xmlns:o="urn:schemas-microsoft-com:office:office" xmlns:r="http://schemas.openxmlformats.org/officeDocument/2006/relationships" xmlns:m="http://schemas.openxmlformats.org/officeDocument/2006/math" xmlns:v="urn:schemas-microsoft-com:vml" xmlns:wp="http://schemas.openxmlformats.org/drawingml/2006/wordprocessingDrawing" xmlns:w10="urn:schemas-microsoft-com:office:word" xmlns:w="http://schemas.openxmlformats.org/wordprocessingml/2006/main" xmlns:wne="http://schemas.microsoft.com/office/word/2006/wordml" xmlns:sl="http://schemas.openxmlformats.org/schemaLibrary/2006/main" xmlns:a="http://schemas.openxmlformats.org/drawingml/2006/main" xmlns:pic="http://schemas.openxmlformats.org/drawingml/2006/picture" xmlns:c="http://schemas.openxmlformats.org/drawingml/2006/chart" xmlns:lc="http://schemas.openxmlformats.org/drawingml/2006/lockedCanvas" xmlns:dgm="http://schemas.openxmlformats.org/drawingml/2006/diagram" xmlns:wps="http://schemas.microsoft.com/office/word/2010/wordprocessingShape" xmlns:wpg="http://schemas.microsoft.com/office/word/2010/wordprocessingGroup" xmlns:w14="http://schemas.microsoft.com/office/word/2010/wordml" xmlns:w15="http://schemas.microsoft.com/office/word/2012/wordml" xmlns:w16="http://schemas.microsoft.com/office/word/2018/wordml" xmlns:w16cex="http://schemas.microsoft.com/office/word/2018/wordml/cex" xmlns:w16cid="http://schemas.microsoft.com/office/word/2016/wordml/cid" xmlns="http://schemas.microsoft.com/office/tasks/2019/documenttasks" xmlns:cr="http://schemas.microsoft.com/office/comments/2020/reactions">
+<w:styles xmlns:mc="http://schemas.openxmlformats.org/markup-compatibility/2006" xmlns:r="http://schemas.openxmlformats.org/officeDocument/2006/relationships" xmlns:w="http://schemas.openxmlformats.org/wordprocessingml/2006/main" xmlns:w14="http://schemas.microsoft.com/office/word/2010/wordml" xmlns:w15="http://schemas.microsoft.com/office/word/2012/wordml" xmlns:w16cex="http://schemas.microsoft.com/office/word/2018/wordml/cex" xmlns:w16cid="http://schemas.microsoft.com/office/word/2016/wordml/cid" xmlns:w16="http://schemas.microsoft.com/office/word/2018/wordml" xmlns:w16du="http://schemas.microsoft.com/office/word/2023/wordml/word16du" xmlns:w16sdtdh="http://schemas.microsoft.com/office/word/2020/wordml/sdtdatahash" xmlns:w16sdtfl="http://schemas.microsoft.com/office/word/2024/wordml/sdtformatlock" xmlns:w16se="http://schemas.microsoft.com/office/word/2015/wordml/symex" mc:Ignorable="w14 w15 w16se w16cid w16 w16cex w16sdtdh w16sdtfl w16du">
   <w:docDefaults>
     <w:rPrDefault>
       <w:rPr>
-        <w:rFonts w:ascii="Arial" w:cs="Arial" w:eastAsia="Arial" w:hAnsi="Arial"/>
+        <w:rFonts w:ascii="Arial" w:eastAsia="Arial" w:hAnsi="Arial" w:cs="Arial"/>
         <w:sz w:val="22"/>
         <w:szCs w:val="22"/>
-        <w:lang w:val="en"/>
+        <w:lang w:val="en" w:eastAsia="en-AU" w:bidi="ar-SA"/>
       </w:rPr>
     </w:rPrDefault>
     <w:pPrDefault>
@@ -506,29 +625,399 @@
       </w:pPr>
     </w:pPrDefault>
   </w:docDefaults>
-  <w:style w:type="table" w:styleId="TableNormal" w:default="1">
-    <w:name w:val="TableNormal"/>
-    <w:tblPr>
-      <w:tblCellMar>
-        <w:top w:w="100.0" w:type="dxa"/>
-        <w:left w:w="100.0" w:type="dxa"/>
-        <w:bottom w:w="100.0" w:type="dxa"/>
-        <w:right w:w="100.0" w:type="dxa"/>
-      </w:tblCellMar>
-    </w:tblPr>
-  </w:style>
-  <w:style w:type="paragraph" w:styleId="Normal" w:default="1">
-    <w:name w:val="normal"/>
+  <w:latentStyles w:defLockedState="0" w:defUIPriority="99" w:defSemiHidden="0" w:defUnhideWhenUsed="0" w:defQFormat="0" w:count="376">
+    <w:lsdException w:name="Normal" w:uiPriority="0" w:qFormat="1"/>
+    <w:lsdException w:name="heading 1" w:uiPriority="9" w:qFormat="1"/>
+    <w:lsdException w:name="heading 2" w:semiHidden="1" w:uiPriority="9" w:unhideWhenUsed="1" w:qFormat="1"/>
+    <w:lsdException w:name="heading 3" w:semiHidden="1" w:uiPriority="9" w:unhideWhenUsed="1" w:qFormat="1"/>
+    <w:lsdException w:name="heading 4" w:semiHidden="1" w:uiPriority="9" w:unhideWhenUsed="1" w:qFormat="1"/>
+    <w:lsdException w:name="heading 5" w:semiHidden="1" w:uiPriority="9" w:unhideWhenUsed="1" w:qFormat="1"/>
+    <w:lsdException w:name="heading 6" w:semiHidden="1" w:uiPriority="9" w:unhideWhenUsed="1" w:qFormat="1"/>
+    <w:lsdException w:name="heading 7" w:semiHidden="1" w:uiPriority="9" w:unhideWhenUsed="1" w:qFormat="1"/>
+    <w:lsdException w:name="heading 8" w:semiHidden="1" w:uiPriority="9" w:unhideWhenUsed="1" w:qFormat="1"/>
+    <w:lsdException w:name="heading 9" w:semiHidden="1" w:uiPriority="9" w:unhideWhenUsed="1" w:qFormat="1"/>
+    <w:lsdException w:name="index 1" w:semiHidden="1" w:unhideWhenUsed="1"/>
+    <w:lsdException w:name="index 2" w:semiHidden="1" w:unhideWhenUsed="1"/>
+    <w:lsdException w:name="index 3" w:semiHidden="1" w:unhideWhenUsed="1"/>
+    <w:lsdException w:name="index 4" w:semiHidden="1" w:unhideWhenUsed="1"/>
+    <w:lsdException w:name="index 5" w:semiHidden="1" w:unhideWhenUsed="1"/>
+    <w:lsdException w:name="index 6" w:semiHidden="1" w:unhideWhenUsed="1"/>
+    <w:lsdException w:name="index 7" w:semiHidden="1" w:unhideWhenUsed="1"/>
+    <w:lsdException w:name="index 8" w:semiHidden="1" w:unhideWhenUsed="1"/>
+    <w:lsdException w:name="index 9" w:semiHidden="1" w:unhideWhenUsed="1"/>
+    <w:lsdException w:name="toc 1" w:semiHidden="1" w:uiPriority="39" w:unhideWhenUsed="1"/>
+    <w:lsdException w:name="toc 2" w:semiHidden="1" w:uiPriority="39" w:unhideWhenUsed="1"/>
+    <w:lsdException w:name="toc 3" w:semiHidden="1" w:uiPriority="39" w:unhideWhenUsed="1"/>
+    <w:lsdException w:name="toc 4" w:semiHidden="1" w:uiPriority="39" w:unhideWhenUsed="1"/>
+    <w:lsdException w:name="toc 5" w:semiHidden="1" w:uiPriority="39" w:unhideWhenUsed="1"/>
+    <w:lsdException w:name="toc 6" w:semiHidden="1" w:uiPriority="39" w:unhideWhenUsed="1"/>
+    <w:lsdException w:name="toc 7" w:semiHidden="1" w:uiPriority="39" w:unhideWhenUsed="1"/>
+    <w:lsdException w:name="toc 8" w:semiHidden="1" w:uiPriority="39" w:unhideWhenUsed="1"/>
+    <w:lsdException w:name="toc 9" w:semiHidden="1" w:uiPriority="39" w:unhideWhenUsed="1"/>
+    <w:lsdException w:name="Normal Indent" w:semiHidden="1" w:unhideWhenUsed="1"/>
+    <w:lsdException w:name="footnote text" w:semiHidden="1" w:unhideWhenUsed="1"/>
+    <w:lsdException w:name="annotation text" w:semiHidden="1" w:unhideWhenUsed="1"/>
+    <w:lsdException w:name="header" w:semiHidden="1" w:unhideWhenUsed="1"/>
+    <w:lsdException w:name="footer" w:semiHidden="1" w:unhideWhenUsed="1"/>
+    <w:lsdException w:name="index heading" w:semiHidden="1" w:unhideWhenUsed="1"/>
+    <w:lsdException w:name="caption" w:semiHidden="1" w:uiPriority="35" w:unhideWhenUsed="1" w:qFormat="1"/>
+    <w:lsdException w:name="table of figures" w:semiHidden="1" w:unhideWhenUsed="1"/>
+    <w:lsdException w:name="envelope address" w:semiHidden="1" w:unhideWhenUsed="1"/>
+    <w:lsdException w:name="envelope return" w:semiHidden="1" w:unhideWhenUsed="1"/>
+    <w:lsdException w:name="footnote reference" w:semiHidden="1" w:unhideWhenUsed="1"/>
+    <w:lsdException w:name="annotation reference" w:semiHidden="1" w:unhideWhenUsed="1"/>
+    <w:lsdException w:name="line number" w:semiHidden="1" w:unhideWhenUsed="1"/>
+    <w:lsdException w:name="page number" w:semiHidden="1" w:unhideWhenUsed="1"/>
+    <w:lsdException w:name="endnote reference" w:semiHidden="1" w:unhideWhenUsed="1"/>
+    <w:lsdException w:name="endnote text" w:semiHidden="1" w:unhideWhenUsed="1"/>
+    <w:lsdException w:name="table of authorities" w:semiHidden="1" w:unhideWhenUsed="1"/>
+    <w:lsdException w:name="macro" w:semiHidden="1" w:unhideWhenUsed="1"/>
+    <w:lsdException w:name="toa heading" w:semiHidden="1" w:unhideWhenUsed="1"/>
+    <w:lsdException w:name="List" w:semiHidden="1" w:unhideWhenUsed="1"/>
+    <w:lsdException w:name="List Bullet" w:semiHidden="1" w:unhideWhenUsed="1"/>
+    <w:lsdException w:name="List Number" w:semiHidden="1" w:unhideWhenUsed="1"/>
+    <w:lsdException w:name="List 2" w:semiHidden="1" w:unhideWhenUsed="1"/>
+    <w:lsdException w:name="List 3" w:semiHidden="1" w:unhideWhenUsed="1"/>
+    <w:lsdException w:name="List 4" w:semiHidden="1" w:unhideWhenUsed="1"/>
+    <w:lsdException w:name="List 5" w:semiHidden="1" w:unhideWhenUsed="1"/>
+    <w:lsdException w:name="List Bullet 2" w:semiHidden="1" w:unhideWhenUsed="1"/>
+    <w:lsdException w:name="List Bullet 3" w:semiHidden="1" w:unhideWhenUsed="1"/>
+    <w:lsdException w:name="List Bullet 4" w:semiHidden="1" w:unhideWhenUsed="1"/>
+    <w:lsdException w:name="List Bullet 5" w:semiHidden="1" w:unhideWhenUsed="1"/>
+    <w:lsdException w:name="List Number 2" w:semiHidden="1" w:unhideWhenUsed="1"/>
+    <w:lsdException w:name="List Number 3" w:semiHidden="1" w:unhideWhenUsed="1"/>
+    <w:lsdException w:name="List Number 4" w:semiHidden="1" w:unhideWhenUsed="1"/>
+    <w:lsdException w:name="List Number 5" w:semiHidden="1" w:unhideWhenUsed="1"/>
+    <w:lsdException w:name="Title" w:uiPriority="10" w:qFormat="1"/>
+    <w:lsdException w:name="Closing" w:semiHidden="1" w:unhideWhenUsed="1"/>
+    <w:lsdException w:name="Signature" w:semiHidden="1" w:unhideWhenUsed="1"/>
+    <w:lsdException w:name="Default Paragraph Font" w:semiHidden="1" w:uiPriority="1" w:unhideWhenUsed="1"/>
+    <w:lsdException w:name="Body Text" w:semiHidden="1" w:unhideWhenUsed="1"/>
+    <w:lsdException w:name="Body Text Indent" w:semiHidden="1" w:unhideWhenUsed="1"/>
+    <w:lsdException w:name="List Continue" w:semiHidden="1" w:unhideWhenUsed="1"/>
+    <w:lsdException w:name="List Continue 2" w:semiHidden="1" w:unhideWhenUsed="1"/>
+    <w:lsdException w:name="List Continue 3" w:semiHidden="1" w:unhideWhenUsed="1"/>
+    <w:lsdException w:name="List Continue 4" w:semiHidden="1" w:unhideWhenUsed="1"/>
+    <w:lsdException w:name="List Continue 5" w:semiHidden="1" w:unhideWhenUsed="1"/>
+    <w:lsdException w:name="Message Header" w:semiHidden="1" w:unhideWhenUsed="1"/>
+    <w:lsdException w:name="Subtitle" w:uiPriority="11" w:qFormat="1"/>
+    <w:lsdException w:name="Salutation" w:semiHidden="1" w:unhideWhenUsed="1"/>
+    <w:lsdException w:name="Date" w:semiHidden="1" w:unhideWhenUsed="1"/>
+    <w:lsdException w:name="Body Text First Indent" w:semiHidden="1" w:unhideWhenUsed="1"/>
+    <w:lsdException w:name="Body Text First Indent 2" w:semiHidden="1" w:unhideWhenUsed="1"/>
+    <w:lsdException w:name="Note Heading" w:semiHidden="1" w:unhideWhenUsed="1"/>
+    <w:lsdException w:name="Body Text 2" w:semiHidden="1" w:unhideWhenUsed="1"/>
+    <w:lsdException w:name="Body Text 3" w:semiHidden="1" w:unhideWhenUsed="1"/>
+    <w:lsdException w:name="Body Text Indent 2" w:semiHidden="1" w:unhideWhenUsed="1"/>
+    <w:lsdException w:name="Body Text Indent 3" w:semiHidden="1" w:unhideWhenUsed="1"/>
+    <w:lsdException w:name="Block Text" w:semiHidden="1" w:unhideWhenUsed="1"/>
+    <w:lsdException w:name="Hyperlink" w:semiHidden="1" w:unhideWhenUsed="1"/>
+    <w:lsdException w:name="FollowedHyperlink" w:semiHidden="1" w:unhideWhenUsed="1"/>
+    <w:lsdException w:name="Strong" w:uiPriority="22" w:qFormat="1"/>
+    <w:lsdException w:name="Emphasis" w:uiPriority="20" w:qFormat="1"/>
+    <w:lsdException w:name="Document Map" w:semiHidden="1" w:unhideWhenUsed="1"/>
+    <w:lsdException w:name="Plain Text" w:semiHidden="1" w:unhideWhenUsed="1"/>
+    <w:lsdException w:name="E-mail Signature" w:semiHidden="1" w:unhideWhenUsed="1"/>
+    <w:lsdException w:name="HTML Top of Form" w:semiHidden="1" w:unhideWhenUsed="1"/>
+    <w:lsdException w:name="HTML Bottom of Form" w:semiHidden="1" w:unhideWhenUsed="1"/>
+    <w:lsdException w:name="Normal (Web)" w:semiHidden="1" w:unhideWhenUsed="1"/>
+    <w:lsdException w:name="HTML Acronym" w:semiHidden="1" w:unhideWhenUsed="1"/>
+    <w:lsdException w:name="HTML Address" w:semiHidden="1" w:unhideWhenUsed="1"/>
+    <w:lsdException w:name="HTML Cite" w:semiHidden="1" w:unhideWhenUsed="1"/>
+    <w:lsdException w:name="HTML Code" w:semiHidden="1" w:unhideWhenUsed="1"/>
+    <w:lsdException w:name="HTML Definition" w:semiHidden="1" w:unhideWhenUsed="1"/>
+    <w:lsdException w:name="HTML Keyboard" w:semiHidden="1" w:unhideWhenUsed="1"/>
+    <w:lsdException w:name="HTML Preformatted" w:semiHidden="1" w:unhideWhenUsed="1"/>
+    <w:lsdException w:name="HTML Sample" w:semiHidden="1" w:unhideWhenUsed="1"/>
+    <w:lsdException w:name="HTML Typewriter" w:semiHidden="1" w:unhideWhenUsed="1"/>
+    <w:lsdException w:name="HTML Variable" w:semiHidden="1" w:unhideWhenUsed="1"/>
+    <w:lsdException w:name="Normal Table" w:semiHidden="1" w:unhideWhenUsed="1"/>
+    <w:lsdException w:name="annotation subject" w:semiHidden="1" w:unhideWhenUsed="1"/>
+    <w:lsdException w:name="No List" w:semiHidden="1" w:unhideWhenUsed="1"/>
+    <w:lsdException w:name="Outline List 1" w:semiHidden="1" w:unhideWhenUsed="1"/>
+    <w:lsdException w:name="Outline List 2" w:semiHidden="1" w:unhideWhenUsed="1"/>
+    <w:lsdException w:name="Outline List 3" w:semiHidden="1" w:unhideWhenUsed="1"/>
+    <w:lsdException w:name="Table Simple 1" w:semiHidden="1" w:unhideWhenUsed="1"/>
+    <w:lsdException w:name="Table Simple 2" w:semiHidden="1" w:unhideWhenUsed="1"/>
+    <w:lsdException w:name="Table Simple 3" w:semiHidden="1" w:unhideWhenUsed="1"/>
+    <w:lsdException w:name="Table Classic 1" w:semiHidden="1" w:unhideWhenUsed="1"/>
+    <w:lsdException w:name="Table Classic 2" w:semiHidden="1" w:unhideWhenUsed="1"/>
+    <w:lsdException w:name="Table Classic 3" w:semiHidden="1" w:unhideWhenUsed="1"/>
+    <w:lsdException w:name="Table Classic 4" w:semiHidden="1" w:unhideWhenUsed="1"/>
+    <w:lsdException w:name="Table Colorful 1" w:semiHidden="1" w:unhideWhenUsed="1"/>
+    <w:lsdException w:name="Table Colorful 2" w:semiHidden="1" w:unhideWhenUsed="1"/>
+    <w:lsdException w:name="Table Colorful 3" w:semiHidden="1" w:unhideWhenUsed="1"/>
+    <w:lsdException w:name="Table Columns 1" w:semiHidden="1" w:unhideWhenUsed="1"/>
+    <w:lsdException w:name="Table Columns 2" w:semiHidden="1" w:unhideWhenUsed="1"/>
+    <w:lsdException w:name="Table Columns 3" w:semiHidden="1" w:unhideWhenUsed="1"/>
+    <w:lsdException w:name="Table Columns 4" w:semiHidden="1" w:unhideWhenUsed="1"/>
+    <w:lsdException w:name="Table Columns 5" w:semiHidden="1" w:unhideWhenUsed="1"/>
+    <w:lsdException w:name="Table Grid 1" w:semiHidden="1" w:unhideWhenUsed="1"/>
+    <w:lsdException w:name="Table Grid 2" w:semiHidden="1" w:unhideWhenUsed="1"/>
+    <w:lsdException w:name="Table Grid 3" w:semiHidden="1" w:unhideWhenUsed="1"/>
+    <w:lsdException w:name="Table Grid 4" w:semiHidden="1" w:unhideWhenUsed="1"/>
+    <w:lsdException w:name="Table Grid 5" w:semiHidden="1" w:unhideWhenUsed="1"/>
+    <w:lsdException w:name="Table Grid 6" w:semiHidden="1" w:unhideWhenUsed="1"/>
+    <w:lsdException w:name="Table Grid 7" w:semiHidden="1" w:unhideWhenUsed="1"/>
+    <w:lsdException w:name="Table Grid 8" w:semiHidden="1" w:unhideWhenUsed="1"/>
+    <w:lsdException w:name="Table List 1" w:semiHidden="1" w:unhideWhenUsed="1"/>
+    <w:lsdException w:name="Table List 2" w:semiHidden="1" w:unhideWhenUsed="1"/>
+    <w:lsdException w:name="Table List 3" w:semiHidden="1" w:unhideWhenUsed="1"/>
+    <w:lsdException w:name="Table List 4" w:semiHidden="1" w:unhideWhenUsed="1"/>
+    <w:lsdException w:name="Table List 5" w:semiHidden="1" w:unhideWhenUsed="1"/>
+    <w:lsdException w:name="Table List 6" w:semiHidden="1" w:unhideWhenUsed="1"/>
+    <w:lsdException w:name="Table List 7" w:semiHidden="1" w:unhideWhenUsed="1"/>
+    <w:lsdException w:name="Table List 8" w:semiHidden="1" w:unhideWhenUsed="1"/>
+    <w:lsdException w:name="Table 3D effects 1" w:semiHidden="1" w:unhideWhenUsed="1"/>
+    <w:lsdException w:name="Table 3D effects 2" w:semiHidden="1" w:unhideWhenUsed="1"/>
+    <w:lsdException w:name="Table 3D effects 3" w:semiHidden="1" w:unhideWhenUsed="1"/>
+    <w:lsdException w:name="Table Contemporary" w:semiHidden="1" w:unhideWhenUsed="1"/>
+    <w:lsdException w:name="Table Elegant" w:semiHidden="1" w:unhideWhenUsed="1"/>
+    <w:lsdException w:name="Table Professional" w:semiHidden="1" w:unhideWhenUsed="1"/>
+    <w:lsdException w:name="Table Subtle 1" w:semiHidden="1" w:unhideWhenUsed="1"/>
+    <w:lsdException w:name="Table Subtle 2" w:semiHidden="1" w:unhideWhenUsed="1"/>
+    <w:lsdException w:name="Table Web 1" w:semiHidden="1" w:unhideWhenUsed="1"/>
+    <w:lsdException w:name="Table Web 2" w:semiHidden="1" w:unhideWhenUsed="1"/>
+    <w:lsdException w:name="Table Web 3" w:semiHidden="1" w:unhideWhenUsed="1"/>
+    <w:lsdException w:name="Balloon Text" w:semiHidden="1" w:unhideWhenUsed="1"/>
+    <w:lsdException w:name="Table Grid" w:uiPriority="39"/>
+    <w:lsdException w:name="Table Theme" w:semiHidden="1" w:unhideWhenUsed="1"/>
+    <w:lsdException w:name="Placeholder Text" w:semiHidden="1"/>
+    <w:lsdException w:name="No Spacing" w:uiPriority="1" w:qFormat="1"/>
+    <w:lsdException w:name="Light Shading" w:uiPriority="60"/>
+    <w:lsdException w:name="Light List" w:uiPriority="61"/>
+    <w:lsdException w:name="Light Grid" w:uiPriority="62"/>
+    <w:lsdException w:name="Medium Shading 1" w:uiPriority="63"/>
+    <w:lsdException w:name="Medium Shading 2" w:uiPriority="64"/>
+    <w:lsdException w:name="Medium List 1" w:uiPriority="65"/>
+    <w:lsdException w:name="Medium List 2" w:uiPriority="66"/>
+    <w:lsdException w:name="Medium Grid 1" w:uiPriority="67"/>
+    <w:lsdException w:name="Medium Grid 2" w:uiPriority="68"/>
+    <w:lsdException w:name="Medium Grid 3" w:uiPriority="69"/>
+    <w:lsdException w:name="Dark List" w:uiPriority="70"/>
+    <w:lsdException w:name="Colorful Shading" w:uiPriority="71"/>
+    <w:lsdException w:name="Colorful List" w:uiPriority="72"/>
+    <w:lsdException w:name="Colorful Grid" w:uiPriority="73"/>
+    <w:lsdException w:name="Light Shading Accent 1" w:uiPriority="60"/>
+    <w:lsdException w:name="Light List Accent 1" w:uiPriority="61"/>
+    <w:lsdException w:name="Light Grid Accent 1" w:uiPriority="62"/>
+    <w:lsdException w:name="Medium Shading 1 Accent 1" w:uiPriority="63"/>
+    <w:lsdException w:name="Medium Shading 2 Accent 1" w:uiPriority="64"/>
+    <w:lsdException w:name="Medium List 1 Accent 1" w:uiPriority="65"/>
+    <w:lsdException w:name="Revision" w:semiHidden="1"/>
+    <w:lsdException w:name="List Paragraph" w:uiPriority="34" w:qFormat="1"/>
+    <w:lsdException w:name="Quote" w:uiPriority="29" w:qFormat="1"/>
+    <w:lsdException w:name="Intense Quote" w:uiPriority="30" w:qFormat="1"/>
+    <w:lsdException w:name="Medium List 2 Accent 1" w:uiPriority="66"/>
+    <w:lsdException w:name="Medium Grid 1 Accent 1" w:uiPriority="67"/>
+    <w:lsdException w:name="Medium Grid 2 Accent 1" w:uiPriority="68"/>
+    <w:lsdException w:name="Medium Grid 3 Accent 1" w:uiPriority="69"/>
+    <w:lsdException w:name="Dark List Accent 1" w:uiPriority="70"/>
+    <w:lsdException w:name="Colorful Shading Accent 1" w:uiPriority="71"/>
+    <w:lsdException w:name="Colorful List Accent 1" w:uiPriority="72"/>
+    <w:lsdException w:name="Colorful Grid Accent 1" w:uiPriority="73"/>
+    <w:lsdException w:name="Light Shading Accent 2" w:uiPriority="60"/>
+    <w:lsdException w:name="Light List Accent 2" w:uiPriority="61"/>
+    <w:lsdException w:name="Light Grid Accent 2" w:uiPriority="62"/>
+    <w:lsdException w:name="Medium Shading 1 Accent 2" w:uiPriority="63"/>
+    <w:lsdException w:name="Medium Shading 2 Accent 2" w:uiPriority="64"/>
+    <w:lsdException w:name="Medium List 1 Accent 2" w:uiPriority="65"/>
+    <w:lsdException w:name="Medium List 2 Accent 2" w:uiPriority="66"/>
+    <w:lsdException w:name="Medium Grid 1 Accent 2" w:uiPriority="67"/>
+    <w:lsdException w:name="Medium Grid 2 Accent 2" w:uiPriority="68"/>
+    <w:lsdException w:name="Medium Grid 3 Accent 2" w:uiPriority="69"/>
+    <w:lsdException w:name="Dark List Accent 2" w:uiPriority="70"/>
+    <w:lsdException w:name="Colorful Shading Accent 2" w:uiPriority="71"/>
+    <w:lsdException w:name="Colorful List Accent 2" w:uiPriority="72"/>
+    <w:lsdException w:name="Colorful Grid Accent 2" w:uiPriority="73"/>
+    <w:lsdException w:name="Light Shading Accent 3" w:uiPriority="60"/>
+    <w:lsdException w:name="Light List Accent 3" w:uiPriority="61"/>
+    <w:lsdException w:name="Light Grid Accent 3" w:uiPriority="62"/>
+    <w:lsdException w:name="Medium Shading 1 Accent 3" w:uiPriority="63"/>
+    <w:lsdException w:name="Medium Shading 2 Accent 3" w:uiPriority="64"/>
+    <w:lsdException w:name="Medium List 1 Accent 3" w:uiPriority="65"/>
+    <w:lsdException w:name="Medium List 2 Accent 3" w:uiPriority="66"/>
+    <w:lsdException w:name="Medium Grid 1 Accent 3" w:uiPriority="67"/>
+    <w:lsdException w:name="Medium Grid 2 Accent 3" w:uiPriority="68"/>
+    <w:lsdException w:name="Medium Grid 3 Accent 3" w:uiPriority="69"/>
+    <w:lsdException w:name="Dark List Accent 3" w:uiPriority="70"/>
+    <w:lsdException w:name="Colorful Shading Accent 3" w:uiPriority="71"/>
+    <w:lsdException w:name="Colorful List Accent 3" w:uiPriority="72"/>
+    <w:lsdException w:name="Colorful Grid Accent 3" w:uiPriority="73"/>
+    <w:lsdException w:name="Light Shading Accent 4" w:uiPriority="60"/>
+    <w:lsdException w:name="Light List Accent 4" w:uiPriority="61"/>
+    <w:lsdException w:name="Light Grid Accent 4" w:uiPriority="62"/>
+    <w:lsdException w:name="Medium Shading 1 Accent 4" w:uiPriority="63"/>
+    <w:lsdException w:name="Medium Shading 2 Accent 4" w:uiPriority="64"/>
+    <w:lsdException w:name="Medium List 1 Accent 4" w:uiPriority="65"/>
+    <w:lsdException w:name="Medium List 2 Accent 4" w:uiPriority="66"/>
+    <w:lsdException w:name="Medium Grid 1 Accent 4" w:uiPriority="67"/>
+    <w:lsdException w:name="Medium Grid 2 Accent 4" w:uiPriority="68"/>
+    <w:lsdException w:name="Medium Grid 3 Accent 4" w:uiPriority="69"/>
+    <w:lsdException w:name="Dark List Accent 4" w:uiPriority="70"/>
+    <w:lsdException w:name="Colorful Shading Accent 4" w:uiPriority="71"/>
+    <w:lsdException w:name="Colorful List Accent 4" w:uiPriority="72"/>
+    <w:lsdException w:name="Colorful Grid Accent 4" w:uiPriority="73"/>
+    <w:lsdException w:name="Light Shading Accent 5" w:uiPriority="60"/>
+    <w:lsdException w:name="Light List Accent 5" w:uiPriority="61"/>
+    <w:lsdException w:name="Light Grid Accent 5" w:uiPriority="62"/>
+    <w:lsdException w:name="Medium Shading 1 Accent 5" w:uiPriority="63"/>
+    <w:lsdException w:name="Medium Shading 2 Accent 5" w:uiPriority="64"/>
+    <w:lsdException w:name="Medium List 1 Accent 5" w:uiPriority="65"/>
+    <w:lsdException w:name="Medium List 2 Accent 5" w:uiPriority="66"/>
+    <w:lsdException w:name="Medium Grid 1 Accent 5" w:uiPriority="67"/>
+    <w:lsdException w:name="Medium Grid 2 Accent 5" w:uiPriority="68"/>
+    <w:lsdException w:name="Medium Grid 3 Accent 5" w:uiPriority="69"/>
+    <w:lsdException w:name="Dark List Accent 5" w:uiPriority="70"/>
+    <w:lsdException w:name="Colorful Shading Accent 5" w:uiPriority="71"/>
+    <w:lsdException w:name="Colorful List Accent 5" w:uiPriority="72"/>
+    <w:lsdException w:name="Colorful Grid Accent 5" w:uiPriority="73"/>
+    <w:lsdException w:name="Light Shading Accent 6" w:uiPriority="60"/>
+    <w:lsdException w:name="Light List Accent 6" w:uiPriority="61"/>
+    <w:lsdException w:name="Light Grid Accent 6" w:uiPriority="62"/>
+    <w:lsdException w:name="Medium Shading 1 Accent 6" w:uiPriority="63"/>
+    <w:lsdException w:name="Medium Shading 2 Accent 6" w:uiPriority="64"/>
+    <w:lsdException w:name="Medium List 1 Accent 6" w:uiPriority="65"/>
+    <w:lsdException w:name="Medium List 2 Accent 6" w:uiPriority="66"/>
+    <w:lsdException w:name="Medium Grid 1 Accent 6" w:uiPriority="67"/>
+    <w:lsdException w:name="Medium Grid 2 Accent 6" w:uiPriority="68"/>
+    <w:lsdException w:name="Medium Grid 3 Accent 6" w:uiPriority="69"/>
+    <w:lsdException w:name="Dark List Accent 6" w:uiPriority="70"/>
+    <w:lsdException w:name="Colorful Shading Accent 6" w:uiPriority="71"/>
+    <w:lsdException w:name="Colorful List Accent 6" w:uiPriority="72"/>
+    <w:lsdException w:name="Colorful Grid Accent 6" w:uiPriority="73"/>
+    <w:lsdException w:name="Subtle Emphasis" w:uiPriority="19" w:qFormat="1"/>
+    <w:lsdException w:name="Intense Emphasis" w:uiPriority="21" w:qFormat="1"/>
+    <w:lsdException w:name="Subtle Reference" w:uiPriority="31" w:qFormat="1"/>
+    <w:lsdException w:name="Intense Reference" w:uiPriority="32" w:qFormat="1"/>
+    <w:lsdException w:name="Book Title" w:uiPriority="33" w:qFormat="1"/>
+    <w:lsdException w:name="Bibliography" w:semiHidden="1" w:uiPriority="37" w:unhideWhenUsed="1"/>
+    <w:lsdException w:name="TOC Heading" w:semiHidden="1" w:uiPriority="39" w:unhideWhenUsed="1" w:qFormat="1"/>
+    <w:lsdException w:name="Plain Table 1" w:uiPriority="41"/>
+    <w:lsdException w:name="Plain Table 2" w:uiPriority="42"/>
+    <w:lsdException w:name="Plain Table 3" w:uiPriority="43"/>
+    <w:lsdException w:name="Plain Table 4" w:uiPriority="44"/>
+    <w:lsdException w:name="Plain Table 5" w:uiPriority="45"/>
+    <w:lsdException w:name="Grid Table Light" w:uiPriority="40"/>
+    <w:lsdException w:name="Grid Table 1 Light" w:uiPriority="46"/>
+    <w:lsdException w:name="Grid Table 2" w:uiPriority="47"/>
+    <w:lsdException w:name="Grid Table 3" w:uiPriority="48"/>
+    <w:lsdException w:name="Grid Table 4" w:uiPriority="49"/>
+    <w:lsdException w:name="Grid Table 5 Dark" w:uiPriority="50"/>
+    <w:lsdException w:name="Grid Table 6 Colorful" w:uiPriority="51"/>
+    <w:lsdException w:name="Grid Table 7 Colorful" w:uiPriority="52"/>
+    <w:lsdException w:name="Grid Table 1 Light Accent 1" w:uiPriority="46"/>
+    <w:lsdException w:name="Grid Table 2 Accent 1" w:uiPriority="47"/>
+    <w:lsdException w:name="Grid Table 3 Accent 1" w:uiPriority="48"/>
+    <w:lsdException w:name="Grid Table 4 Accent 1" w:uiPriority="49"/>
+    <w:lsdException w:name="Grid Table 5 Dark Accent 1" w:uiPriority="50"/>
+    <w:lsdException w:name="Grid Table 6 Colorful Accent 1" w:uiPriority="51"/>
+    <w:lsdException w:name="Grid Table 7 Colorful Accent 1" w:uiPriority="52"/>
+    <w:lsdException w:name="Grid Table 1 Light Accent 2" w:uiPriority="46"/>
+    <w:lsdException w:name="Grid Table 2 Accent 2" w:uiPriority="47"/>
+    <w:lsdException w:name="Grid Table 3 Accent 2" w:uiPriority="48"/>
+    <w:lsdException w:name="Grid Table 4 Accent 2" w:uiPriority="49"/>
+    <w:lsdException w:name="Grid Table 5 Dark Accent 2" w:uiPriority="50"/>
+    <w:lsdException w:name="Grid Table 6 Colorful Accent 2" w:uiPriority="51"/>
+    <w:lsdException w:name="Grid Table 7 Colorful Accent 2" w:uiPriority="52"/>
+    <w:lsdException w:name="Grid Table 1 Light Accent 3" w:uiPriority="46"/>
+    <w:lsdException w:name="Grid Table 2 Accent 3" w:uiPriority="47"/>
+    <w:lsdException w:name="Grid Table 3 Accent 3" w:uiPriority="48"/>
+    <w:lsdException w:name="Grid Table 4 Accent 3" w:uiPriority="49"/>
+    <w:lsdException w:name="Grid Table 5 Dark Accent 3" w:uiPriority="50"/>
+    <w:lsdException w:name="Grid Table 6 Colorful Accent 3" w:uiPriority="51"/>
+    <w:lsdException w:name="Grid Table 7 Colorful Accent 3" w:uiPriority="52"/>
+    <w:lsdException w:name="Grid Table 1 Light Accent 4" w:uiPriority="46"/>
+    <w:lsdException w:name="Grid Table 2 Accent 4" w:uiPriority="47"/>
+    <w:lsdException w:name="Grid Table 3 Accent 4" w:uiPriority="48"/>
+    <w:lsdException w:name="Grid Table 4 Accent 4" w:uiPriority="49"/>
+    <w:lsdException w:name="Grid Table 5 Dark Accent 4" w:uiPriority="50"/>
+    <w:lsdException w:name="Grid Table 6 Colorful Accent 4" w:uiPriority="51"/>
+    <w:lsdException w:name="Grid Table 7 Colorful Accent 4" w:uiPriority="52"/>
+    <w:lsdException w:name="Grid Table 1 Light Accent 5" w:uiPriority="46"/>
+    <w:lsdException w:name="Grid Table 2 Accent 5" w:uiPriority="47"/>
+    <w:lsdException w:name="Grid Table 3 Accent 5" w:uiPriority="48"/>
+    <w:lsdException w:name="Grid Table 4 Accent 5" w:uiPriority="49"/>
+    <w:lsdException w:name="Grid Table 5 Dark Accent 5" w:uiPriority="50"/>
+    <w:lsdException w:name="Grid Table 6 Colorful Accent 5" w:uiPriority="51"/>
+    <w:lsdException w:name="Grid Table 7 Colorful Accent 5" w:uiPriority="52"/>
+    <w:lsdException w:name="Grid Table 1 Light Accent 6" w:uiPriority="46"/>
+    <w:lsdException w:name="Grid Table 2 Accent 6" w:uiPriority="47"/>
+    <w:lsdException w:name="Grid Table 3 Accent 6" w:uiPriority="48"/>
+    <w:lsdException w:name="Grid Table 4 Accent 6" w:uiPriority="49"/>
+    <w:lsdException w:name="Grid Table 5 Dark Accent 6" w:uiPriority="50"/>
+    <w:lsdException w:name="Grid Table 6 Colorful Accent 6" w:uiPriority="51"/>
+    <w:lsdException w:name="Grid Table 7 Colorful Accent 6" w:uiPriority="52"/>
+    <w:lsdException w:name="List Table 1 Light" w:uiPriority="46"/>
+    <w:lsdException w:name="List Table 2" w:uiPriority="47"/>
+    <w:lsdException w:name="List Table 3" w:uiPriority="48"/>
+    <w:lsdException w:name="List Table 4" w:uiPriority="49"/>
+    <w:lsdException w:name="List Table 5 Dark" w:uiPriority="50"/>
+    <w:lsdException w:name="List Table 6 Colorful" w:uiPriority="51"/>
+    <w:lsdException w:name="List Table 7 Colorful" w:uiPriority="52"/>
+    <w:lsdException w:name="List Table 1 Light Accent 1" w:uiPriority="46"/>
+    <w:lsdException w:name="List Table 2 Accent 1" w:uiPriority="47"/>
+    <w:lsdException w:name="List Table 3 Accent 1" w:uiPriority="48"/>
+    <w:lsdException w:name="List Table 4 Accent 1" w:uiPriority="49"/>
+    <w:lsdException w:name="List Table 5 Dark Accent 1" w:uiPriority="50"/>
+    <w:lsdException w:name="List Table 6 Colorful Accent 1" w:uiPriority="51"/>
+    <w:lsdException w:name="List Table 7 Colorful Accent 1" w:uiPriority="52"/>
+    <w:lsdException w:name="List Table 1 Light Accent 2" w:uiPriority="46"/>
+    <w:lsdException w:name="List Table 2 Accent 2" w:uiPriority="47"/>
+    <w:lsdException w:name="List Table 3 Accent 2" w:uiPriority="48"/>
+    <w:lsdException w:name="List Table 4 Accent 2" w:uiPriority="49"/>
+    <w:lsdException w:name="List Table 5 Dark Accent 2" w:uiPriority="50"/>
+    <w:lsdException w:name="List Table 6 Colorful Accent 2" w:uiPriority="51"/>
+    <w:lsdException w:name="List Table 7 Colorful Accent 2" w:uiPriority="52"/>
+    <w:lsdException w:name="List Table 1 Light Accent 3" w:uiPriority="46"/>
+    <w:lsdException w:name="List Table 2 Accent 3" w:uiPriority="47"/>
+    <w:lsdException w:name="List Table 3 Accent 3" w:uiPriority="48"/>
+    <w:lsdException w:name="List Table 4 Accent 3" w:uiPriority="49"/>
+    <w:lsdException w:name="List Table 5 Dark Accent 3" w:uiPriority="50"/>
+    <w:lsdException w:name="List Table 6 Colorful Accent 3" w:uiPriority="51"/>
+    <w:lsdException w:name="List Table 7 Colorful Accent 3" w:uiPriority="52"/>
+    <w:lsdException w:name="List Table 1 Light Accent 4" w:uiPriority="46"/>
+    <w:lsdException w:name="List Table 2 Accent 4" w:uiPriority="47"/>
+    <w:lsdException w:name="List Table 3 Accent 4" w:uiPriority="48"/>
+    <w:lsdException w:name="List Table 4 Accent 4" w:uiPriority="49"/>
+    <w:lsdException w:name="List Table 5 Dark Accent 4" w:uiPriority="50"/>
+    <w:lsdException w:name="List Table 6 Colorful Accent 4" w:uiPriority="51"/>
+    <w:lsdException w:name="List Table 7 Colorful Accent 4" w:uiPriority="52"/>
+    <w:lsdException w:name="List Table 1 Light Accent 5" w:uiPriority="46"/>
+    <w:lsdException w:name="List Table 2 Accent 5" w:uiPriority="47"/>
+    <w:lsdException w:name="List Table 3 Accent 5" w:uiPriority="48"/>
+    <w:lsdException w:name="List Table 4 Accent 5" w:uiPriority="49"/>
+    <w:lsdException w:name="List Table 5 Dark Accent 5" w:uiPriority="50"/>
+    <w:lsdException w:name="List Table 6 Colorful Accent 5" w:uiPriority="51"/>
+    <w:lsdException w:name="List Table 7 Colorful Accent 5" w:uiPriority="52"/>
+    <w:lsdException w:name="List Table 1 Light Accent 6" w:uiPriority="46"/>
+    <w:lsdException w:name="List Table 2 Accent 6" w:uiPriority="47"/>
+    <w:lsdException w:name="List Table 3 Accent 6" w:uiPriority="48"/>
+    <w:lsdException w:name="List Table 4 Accent 6" w:uiPriority="49"/>
+    <w:lsdException w:name="List Table 5 Dark Accent 6" w:uiPriority="50"/>
+    <w:lsdException w:name="List Table 6 Colorful Accent 6" w:uiPriority="51"/>
+    <w:lsdException w:name="List Table 7 Colorful Accent 6" w:uiPriority="52"/>
+    <w:lsdException w:name="Mention" w:semiHidden="1" w:unhideWhenUsed="1"/>
+    <w:lsdException w:name="Smart Hyperlink" w:semiHidden="1" w:unhideWhenUsed="1"/>
+    <w:lsdException w:name="Hashtag" w:semiHidden="1" w:unhideWhenUsed="1"/>
+    <w:lsdException w:name="Unresolved Mention" w:semiHidden="1" w:unhideWhenUsed="1"/>
+    <w:lsdException w:name="Smart Link" w:semiHidden="1" w:unhideWhenUsed="1"/>
+  </w:latentStyles>
+  <w:style w:type="paragraph" w:default="1" w:styleId="Normal">
+    <w:name w:val="Normal"/>
+    <w:qFormat/>
   </w:style>
   <w:style w:type="paragraph" w:styleId="Heading1">
     <w:name w:val="heading 1"/>
     <w:basedOn w:val="Normal"/>
     <w:next w:val="Normal"/>
+    <w:uiPriority w:val="9"/>
+    <w:qFormat/>
     <w:pPr>
-      <w:keepNext w:val="1"/>
-      <w:keepLines w:val="1"/>
-      <w:pageBreakBefore w:val="0"/>
-      <w:spacing w:after="120" w:before="400" w:lineRule="auto"/>
+      <w:keepNext/>
+      <w:keepLines/>
+      <w:spacing w:before="400" w:after="120"/>
+      <w:outlineLvl w:val="0"/>
     </w:pPr>
     <w:rPr>
       <w:sz w:val="40"/>
@@ -539,15 +1028,17 @@
     <w:name w:val="heading 2"/>
     <w:basedOn w:val="Normal"/>
     <w:next w:val="Normal"/>
+    <w:uiPriority w:val="9"/>
+    <w:semiHidden/>
+    <w:unhideWhenUsed/>
+    <w:qFormat/>
     <w:pPr>
-      <w:keepNext w:val="1"/>
-      <w:keepLines w:val="1"/>
-      <w:pageBreakBefore w:val="0"/>
-      <w:spacing w:after="120" w:before="360" w:lineRule="auto"/>
+      <w:keepNext/>
+      <w:keepLines/>
+      <w:spacing w:before="360" w:after="120"/>
+      <w:outlineLvl w:val="1"/>
     </w:pPr>
     <w:rPr>
-      <w:b w:val="0"/>
-      <w:bCs w:val="0"/>
       <w:sz w:val="32"/>
       <w:szCs w:val="32"/>
     </w:rPr>
@@ -556,15 +1047,17 @@
     <w:name w:val="heading 3"/>
     <w:basedOn w:val="Normal"/>
     <w:next w:val="Normal"/>
+    <w:uiPriority w:val="9"/>
+    <w:semiHidden/>
+    <w:unhideWhenUsed/>
+    <w:qFormat/>
     <w:pPr>
-      <w:keepNext w:val="1"/>
-      <w:keepLines w:val="1"/>
-      <w:pageBreakBefore w:val="0"/>
-      <w:spacing w:after="80" w:before="320" w:lineRule="auto"/>
+      <w:keepNext/>
+      <w:keepLines/>
+      <w:spacing w:before="320" w:after="80"/>
+      <w:outlineLvl w:val="2"/>
     </w:pPr>
     <w:rPr>
-      <w:b w:val="0"/>
-      <w:bCs w:val="0"/>
       <w:color w:val="434343"/>
       <w:sz w:val="28"/>
       <w:szCs w:val="28"/>
@@ -574,11 +1067,15 @@
     <w:name w:val="heading 4"/>
     <w:basedOn w:val="Normal"/>
     <w:next w:val="Normal"/>
+    <w:uiPriority w:val="9"/>
+    <w:semiHidden/>
+    <w:unhideWhenUsed/>
+    <w:qFormat/>
     <w:pPr>
-      <w:keepNext w:val="1"/>
-      <w:keepLines w:val="1"/>
-      <w:pageBreakBefore w:val="0"/>
-      <w:spacing w:after="80" w:before="280" w:lineRule="auto"/>
+      <w:keepNext/>
+      <w:keepLines/>
+      <w:spacing w:before="280" w:after="80"/>
+      <w:outlineLvl w:val="3"/>
     </w:pPr>
     <w:rPr>
       <w:color w:val="666666"/>
@@ -590,45 +1087,88 @@
     <w:name w:val="heading 5"/>
     <w:basedOn w:val="Normal"/>
     <w:next w:val="Normal"/>
+    <w:uiPriority w:val="9"/>
+    <w:semiHidden/>
+    <w:unhideWhenUsed/>
+    <w:qFormat/>
     <w:pPr>
-      <w:keepNext w:val="1"/>
-      <w:keepLines w:val="1"/>
-      <w:pageBreakBefore w:val="0"/>
-      <w:spacing w:after="80" w:before="240" w:lineRule="auto"/>
+      <w:keepNext/>
+      <w:keepLines/>
+      <w:spacing w:before="240" w:after="80"/>
+      <w:outlineLvl w:val="4"/>
     </w:pPr>
     <w:rPr>
       <w:color w:val="666666"/>
-      <w:sz w:val="22"/>
-      <w:szCs w:val="22"/>
     </w:rPr>
   </w:style>
   <w:style w:type="paragraph" w:styleId="Heading6">
     <w:name w:val="heading 6"/>
     <w:basedOn w:val="Normal"/>
     <w:next w:val="Normal"/>
+    <w:uiPriority w:val="9"/>
+    <w:semiHidden/>
+    <w:unhideWhenUsed/>
+    <w:qFormat/>
     <w:pPr>
-      <w:keepNext w:val="1"/>
-      <w:keepLines w:val="1"/>
-      <w:pageBreakBefore w:val="0"/>
-      <w:spacing w:after="80" w:before="240" w:lineRule="auto"/>
+      <w:keepNext/>
+      <w:keepLines/>
+      <w:spacing w:before="240" w:after="80"/>
+      <w:outlineLvl w:val="5"/>
     </w:pPr>
     <w:rPr>
-      <w:i w:val="1"/>
-      <w:iCs w:val="1"/>
+      <w:i/>
+      <w:iCs/>
       <w:color w:val="666666"/>
-      <w:sz w:val="22"/>
-      <w:szCs w:val="22"/>
     </w:rPr>
+  </w:style>
+  <w:style w:type="character" w:default="1" w:styleId="DefaultParagraphFont">
+    <w:name w:val="Default Paragraph Font"/>
+    <w:uiPriority w:val="1"/>
+    <w:semiHidden/>
+    <w:unhideWhenUsed/>
+  </w:style>
+  <w:style w:type="table" w:default="1" w:styleId="TableNormal">
+    <w:name w:val="Normal Table"/>
+    <w:uiPriority w:val="99"/>
+    <w:semiHidden/>
+    <w:unhideWhenUsed/>
+    <w:tblPr>
+      <w:tblInd w:w="0" w:type="dxa"/>
+      <w:tblCellMar>
+        <w:top w:w="0" w:type="dxa"/>
+        <w:left w:w="108" w:type="dxa"/>
+        <w:bottom w:w="0" w:type="dxa"/>
+        <w:right w:w="108" w:type="dxa"/>
+      </w:tblCellMar>
+    </w:tblPr>
+  </w:style>
+  <w:style w:type="numbering" w:default="1" w:styleId="NoList">
+    <w:name w:val="No List"/>
+    <w:uiPriority w:val="99"/>
+    <w:semiHidden/>
+    <w:unhideWhenUsed/>
+  </w:style>
+  <w:style w:type="table" w:customStyle="1" w:styleId="TableNormal0">
+    <w:name w:val="TableNormal"/>
+    <w:tblPr>
+      <w:tblCellMar>
+        <w:top w:w="100" w:type="dxa"/>
+        <w:left w:w="100" w:type="dxa"/>
+        <w:bottom w:w="100" w:type="dxa"/>
+        <w:right w:w="100" w:type="dxa"/>
+      </w:tblCellMar>
+    </w:tblPr>
   </w:style>
   <w:style w:type="paragraph" w:styleId="Title">
     <w:name w:val="Title"/>
     <w:basedOn w:val="Normal"/>
     <w:next w:val="Normal"/>
+    <w:uiPriority w:val="10"/>
+    <w:qFormat/>
     <w:pPr>
-      <w:keepNext w:val="1"/>
-      <w:keepLines w:val="1"/>
-      <w:pageBreakBefore w:val="0"/>
-      <w:spacing w:after="60" w:before="0" w:lineRule="auto"/>
+      <w:keepNext/>
+      <w:keepLines/>
+      <w:spacing w:after="60"/>
     </w:pPr>
     <w:rPr>
       <w:sz w:val="52"/>
@@ -639,16 +1179,14 @@
     <w:name w:val="Subtitle"/>
     <w:basedOn w:val="Normal"/>
     <w:next w:val="Normal"/>
+    <w:uiPriority w:val="11"/>
+    <w:qFormat/>
     <w:pPr>
-      <w:keepNext w:val="1"/>
-      <w:keepLines w:val="1"/>
-      <w:pageBreakBefore w:val="0"/>
-      <w:spacing w:after="320" w:before="0" w:lineRule="auto"/>
+      <w:keepNext/>
+      <w:keepLines/>
+      <w:spacing w:after="320"/>
     </w:pPr>
     <w:rPr>
-      <w:rFonts w:ascii="Arial" w:cs="Arial" w:eastAsia="Arial" w:hAnsi="Arial"/>
-      <w:i w:val="0"/>
-      <w:iCs w:val="0"/>
       <w:color w:val="666666"/>
       <w:sz w:val="30"/>
       <w:szCs w:val="30"/>

--- a/docs/Reporting Platform.docx
+++ b/docs/Reporting Platform.docx
@@ -408,10 +408,10 @@
           <w:szCs w:val="28"/>
         </w:rPr>
         <w:drawing>
-          <wp:inline distT="0" distB="0" distL="0" distR="0" wp14:anchorId="0DB94B24" wp14:editId="36F0D817">
-            <wp:extent cx="5932170" cy="2127885"/>
-            <wp:effectExtent l="0" t="0" r="0" b="5715"/>
-            <wp:docPr id="617845915" name="Picture 3"/>
+          <wp:inline distT="0" distB="0" distL="0" distR="0" wp14:anchorId="7AB0826D" wp14:editId="5E3AC69E">
+            <wp:extent cx="5937885" cy="5468620"/>
+            <wp:effectExtent l="0" t="0" r="5715" b="0"/>
+            <wp:docPr id="229105981" name="Picture 1"/>
             <wp:cNvGraphicFramePr>
               <a:graphicFrameLocks xmlns:a="http://schemas.openxmlformats.org/drawingml/2006/main" noChangeAspect="1"/>
             </wp:cNvGraphicFramePr>
@@ -419,13 +419,13 @@
               <a:graphicData uri="http://schemas.openxmlformats.org/drawingml/2006/picture">
                 <pic:pic xmlns:pic="http://schemas.openxmlformats.org/drawingml/2006/picture">
                   <pic:nvPicPr>
-                    <pic:cNvPr id="0" name="Picture 3"/>
+                    <pic:cNvPr id="0" name="Picture 1"/>
                     <pic:cNvPicPr>
                       <a:picLocks noChangeAspect="1" noChangeArrowheads="1"/>
                     </pic:cNvPicPr>
                   </pic:nvPicPr>
                   <pic:blipFill>
-                    <a:blip r:embed="rId5" cstate="print">
+                    <a:blip r:embed="rId5">
                       <a:extLst>
                         <a:ext uri="{28A0092B-C50C-407E-A947-70E740481C1C}">
                           <a14:useLocalDpi xmlns:a14="http://schemas.microsoft.com/office/drawing/2010/main" val="0"/>
@@ -440,7 +440,7 @@
                   <pic:spPr bwMode="auto">
                     <a:xfrm>
                       <a:off x="0" y="0"/>
-                      <a:ext cx="5932170" cy="2127885"/>
+                      <a:ext cx="5937885" cy="5468620"/>
                     </a:xfrm>
                     <a:prstGeom prst="rect">
                       <a:avLst/>
@@ -548,6 +548,7 @@
           <w:sz w:val="28"/>
           <w:szCs w:val="28"/>
         </w:rPr>
+        <w:lastRenderedPageBreak/>
         <w:drawing>
           <wp:inline distT="0" distB="0" distL="0" distR="0" wp14:anchorId="305C85E4" wp14:editId="53852BDE">
             <wp:extent cx="5920154" cy="2033856"/>

--- a/docs/Reporting Platform.docx
+++ b/docs/Reporting Platform.docx
@@ -527,6 +527,27 @@
           <w:szCs w:val="28"/>
         </w:rPr>
         <w:t xml:space="preserve">Presentation Layer Reporting Views: </w:t>
+      </w:r>
+    </w:p>
+    <w:p>
+      <w:pPr>
+        <w:rPr>
+          <w:rFonts w:ascii="Cambria" w:eastAsia="Cambria" w:hAnsi="Cambria" w:cs="Cambria"/>
+          <w:b/>
+          <w:bCs/>
+          <w:sz w:val="28"/>
+          <w:szCs w:val="28"/>
+        </w:rPr>
+      </w:pPr>
+      <w:r>
+        <w:rPr>
+          <w:rFonts w:ascii="Cambria" w:eastAsia="Cambria" w:hAnsi="Cambria" w:cs="Cambria"/>
+          <w:b/>
+          <w:bCs/>
+          <w:sz w:val="28"/>
+          <w:szCs w:val="28"/>
+        </w:rPr>
+        <w:t>The views are created to read data from transform layer to extract relevant data to support the reporting layer</w:t>
       </w:r>
     </w:p>
     <w:p>

--- a/docs/Reporting Platform.docx
+++ b/docs/Reporting Platform.docx
@@ -547,19 +547,9 @@
           <w:sz w:val="28"/>
           <w:szCs w:val="28"/>
         </w:rPr>
-        <w:t>The views are created to read data from transform layer to extract relevant data to support the reporting layer</w:t>
-      </w:r>
-    </w:p>
-    <w:p>
-      <w:pPr>
-        <w:rPr>
-          <w:rFonts w:ascii="Cambria" w:eastAsia="Cambria" w:hAnsi="Cambria" w:cs="Cambria"/>
-          <w:b/>
-          <w:bCs/>
-          <w:sz w:val="28"/>
-          <w:szCs w:val="28"/>
-        </w:rPr>
-      </w:pPr>
+        <w:lastRenderedPageBreak/>
+        <w:t>The views are designed to read data from the transform layer and extract the relevant information required by the reporting layer.</w:t>
+      </w:r>
       <w:r>
         <w:rPr>
           <w:rFonts w:ascii="Cambria" w:eastAsia="Cambria" w:hAnsi="Cambria" w:cs="Cambria"/>
@@ -569,7 +559,6 @@
           <w:sz w:val="28"/>
           <w:szCs w:val="28"/>
         </w:rPr>
-        <w:lastRenderedPageBreak/>
         <w:drawing>
           <wp:inline distT="0" distB="0" distL="0" distR="0" wp14:anchorId="305C85E4" wp14:editId="53852BDE">
             <wp:extent cx="5920154" cy="2033856"/>
@@ -1146,7 +1135,6 @@
   <w:style w:type="character" w:default="1" w:styleId="DefaultParagraphFont">
     <w:name w:val="Default Paragraph Font"/>
     <w:uiPriority w:val="1"/>
-    <w:semiHidden/>
     <w:unhideWhenUsed/>
   </w:style>
   <w:style w:type="table" w:default="1" w:styleId="TableNormal">

--- a/docs/Reporting Platform.docx
+++ b/docs/Reporting Platform.docx
@@ -98,8 +98,2880 @@
           <w:sz w:val="28"/>
           <w:szCs w:val="28"/>
         </w:rPr>
-        <w:t>Data Pipeline - End to End Solution Component:</w:t>
-      </w:r>
+        <w:t>Functional Requirement</w:t>
+      </w:r>
+    </w:p>
+    <w:p>
+      <w:pPr>
+        <w:ind w:firstLine="360"/>
+        <w:rPr>
+          <w:rFonts w:ascii="Cambria" w:eastAsia="Cambria" w:hAnsi="Cambria" w:cs="Cambria"/>
+          <w:sz w:val="24"/>
+          <w:szCs w:val="24"/>
+        </w:rPr>
+      </w:pPr>
+      <w:r>
+        <w:rPr>
+          <w:rFonts w:ascii="Cambria" w:eastAsia="Cambria" w:hAnsi="Cambria" w:cs="Cambria"/>
+          <w:sz w:val="24"/>
+          <w:szCs w:val="24"/>
+        </w:rPr>
+        <w:t>The customer wants to track the outcomes of the following use cases to help them run the organization more efficiently:</w:t>
+      </w:r>
+    </w:p>
+    <w:p>
+      <w:pPr>
+        <w:rPr>
+          <w:rFonts w:ascii="Cambria" w:eastAsia="Cambria" w:hAnsi="Cambria" w:cs="Cambria"/>
+          <w:sz w:val="24"/>
+          <w:szCs w:val="24"/>
+        </w:rPr>
+      </w:pPr>
+    </w:p>
+    <w:p>
+      <w:pPr>
+        <w:pStyle w:val="ListParagraph"/>
+        <w:numPr>
+          <w:ilvl w:val="0"/>
+          <w:numId w:val="2"/>
+        </w:numPr>
+        <w:rPr>
+          <w:rFonts w:ascii="Cambria" w:eastAsia="Cambria" w:hAnsi="Cambria" w:cs="Cambria"/>
+          <w:b/>
+          <w:bCs/>
+          <w:sz w:val="24"/>
+          <w:szCs w:val="24"/>
+        </w:rPr>
+      </w:pPr>
+      <w:r>
+        <w:rPr>
+          <w:rFonts w:ascii="Cambria" w:eastAsia="Cambria" w:hAnsi="Cambria" w:cs="Cambria"/>
+          <w:b/>
+          <w:bCs/>
+          <w:sz w:val="24"/>
+          <w:szCs w:val="24"/>
+        </w:rPr>
+        <w:t>Sponsor Transaction Capture &amp; Monthly Contribution Reporting</w:t>
+      </w:r>
+    </w:p>
+    <w:p>
+      <w:pPr>
+        <w:rPr>
+          <w:rFonts w:ascii="Cambria" w:eastAsia="Cambria" w:hAnsi="Cambria" w:cs="Cambria"/>
+          <w:sz w:val="24"/>
+          <w:szCs w:val="24"/>
+        </w:rPr>
+      </w:pPr>
+    </w:p>
+    <w:p>
+      <w:pPr>
+        <w:ind w:left="720"/>
+        <w:rPr>
+          <w:rFonts w:ascii="Cambria" w:eastAsia="Cambria" w:hAnsi="Cambria" w:cs="Cambria"/>
+          <w:sz w:val="24"/>
+          <w:szCs w:val="24"/>
+          <w:lang w:val="en-AU"/>
+        </w:rPr>
+      </w:pPr>
+      <w:r>
+        <w:rPr>
+          <w:rFonts w:ascii="Cambria" w:eastAsia="Cambria" w:hAnsi="Cambria" w:cs="Cambria"/>
+          <w:b/>
+          <w:bCs/>
+          <w:sz w:val="24"/>
+          <w:szCs w:val="24"/>
+          <w:lang w:val="en-AU"/>
+        </w:rPr>
+        <w:t>FR</w:t>
+      </w:r>
+      <w:r>
+        <w:rPr>
+          <w:rFonts w:ascii="Cambria" w:eastAsia="Cambria" w:hAnsi="Cambria" w:cs="Cambria"/>
+          <w:b/>
+          <w:bCs/>
+          <w:sz w:val="24"/>
+          <w:szCs w:val="24"/>
+          <w:lang w:val="en-AU"/>
+        </w:rPr>
+        <w:noBreakHyphen/>
+        <w:t>1</w:t>
+      </w:r>
+      <w:r>
+        <w:rPr>
+          <w:rFonts w:ascii="Cambria" w:eastAsia="Cambria" w:hAnsi="Cambria" w:cs="Cambria"/>
+          <w:b/>
+          <w:bCs/>
+          <w:sz w:val="24"/>
+          <w:szCs w:val="24"/>
+          <w:lang w:val="en-AU"/>
+        </w:rPr>
+        <w:t>.1</w:t>
+      </w:r>
+      <w:r>
+        <w:rPr>
+          <w:rFonts w:ascii="Cambria" w:eastAsia="Cambria" w:hAnsi="Cambria" w:cs="Cambria"/>
+          <w:b/>
+          <w:bCs/>
+          <w:sz w:val="24"/>
+          <w:szCs w:val="24"/>
+          <w:lang w:val="en-AU"/>
+        </w:rPr>
+        <w:t>: Daily Sponsor Transaction Ingestion</w:t>
+      </w:r>
+    </w:p>
+    <w:p>
+      <w:pPr>
+        <w:ind w:left="720" w:firstLine="720"/>
+        <w:rPr>
+          <w:rFonts w:ascii="Cambria" w:eastAsia="Cambria" w:hAnsi="Cambria" w:cs="Cambria"/>
+          <w:sz w:val="24"/>
+          <w:szCs w:val="24"/>
+          <w:lang w:val="en-AU"/>
+        </w:rPr>
+      </w:pPr>
+      <w:r>
+        <w:rPr>
+          <w:rFonts w:ascii="Cambria" w:eastAsia="Cambria" w:hAnsi="Cambria" w:cs="Cambria"/>
+          <w:sz w:val="24"/>
+          <w:szCs w:val="24"/>
+          <w:lang w:val="en-AU"/>
+        </w:rPr>
+        <w:t xml:space="preserve">The system must ingest sponsor transaction data </w:t>
+      </w:r>
+      <w:r>
+        <w:rPr>
+          <w:rFonts w:ascii="Cambria" w:eastAsia="Cambria" w:hAnsi="Cambria" w:cs="Cambria"/>
+          <w:b/>
+          <w:bCs/>
+          <w:sz w:val="24"/>
+          <w:szCs w:val="24"/>
+          <w:lang w:val="en-AU"/>
+        </w:rPr>
+        <w:t>daily</w:t>
+      </w:r>
+      <w:r>
+        <w:rPr>
+          <w:rFonts w:ascii="Cambria" w:eastAsia="Cambria" w:hAnsi="Cambria" w:cs="Cambria"/>
+          <w:sz w:val="24"/>
+          <w:szCs w:val="24"/>
+          <w:lang w:val="en-AU"/>
+        </w:rPr>
+        <w:t xml:space="preserve"> from source files (CSV, API, or manual upload).</w:t>
+      </w:r>
+    </w:p>
+    <w:p>
+      <w:pPr>
+        <w:ind w:left="720"/>
+        <w:rPr>
+          <w:rFonts w:ascii="Cambria" w:eastAsia="Cambria" w:hAnsi="Cambria" w:cs="Cambria"/>
+          <w:b/>
+          <w:bCs/>
+          <w:sz w:val="24"/>
+          <w:szCs w:val="24"/>
+          <w:lang w:val="en-AU"/>
+        </w:rPr>
+      </w:pPr>
+    </w:p>
+    <w:p>
+      <w:pPr>
+        <w:ind w:left="720"/>
+        <w:rPr>
+          <w:rFonts w:ascii="Cambria" w:eastAsia="Cambria" w:hAnsi="Cambria" w:cs="Cambria"/>
+          <w:sz w:val="24"/>
+          <w:szCs w:val="24"/>
+          <w:lang w:val="en-AU"/>
+        </w:rPr>
+      </w:pPr>
+      <w:r>
+        <w:rPr>
+          <w:rFonts w:ascii="Cambria" w:eastAsia="Cambria" w:hAnsi="Cambria" w:cs="Cambria"/>
+          <w:b/>
+          <w:bCs/>
+          <w:sz w:val="24"/>
+          <w:szCs w:val="24"/>
+          <w:lang w:val="en-AU"/>
+        </w:rPr>
+        <w:t>FR</w:t>
+      </w:r>
+      <w:r>
+        <w:rPr>
+          <w:rFonts w:ascii="Cambria" w:eastAsia="Cambria" w:hAnsi="Cambria" w:cs="Cambria"/>
+          <w:b/>
+          <w:bCs/>
+          <w:sz w:val="24"/>
+          <w:szCs w:val="24"/>
+          <w:lang w:val="en-AU"/>
+        </w:rPr>
+        <w:noBreakHyphen/>
+      </w:r>
+      <w:r>
+        <w:rPr>
+          <w:rFonts w:ascii="Cambria" w:eastAsia="Cambria" w:hAnsi="Cambria" w:cs="Cambria"/>
+          <w:b/>
+          <w:bCs/>
+          <w:sz w:val="24"/>
+          <w:szCs w:val="24"/>
+          <w:lang w:val="en-AU"/>
+        </w:rPr>
+        <w:t>1.</w:t>
+      </w:r>
+      <w:r>
+        <w:rPr>
+          <w:rFonts w:ascii="Cambria" w:eastAsia="Cambria" w:hAnsi="Cambria" w:cs="Cambria"/>
+          <w:b/>
+          <w:bCs/>
+          <w:sz w:val="24"/>
+          <w:szCs w:val="24"/>
+          <w:lang w:val="en-AU"/>
+        </w:rPr>
+        <w:t>2: Data Validation</w:t>
+      </w:r>
+    </w:p>
+    <w:p>
+      <w:pPr>
+        <w:ind w:left="720" w:firstLine="360"/>
+        <w:rPr>
+          <w:rFonts w:ascii="Cambria" w:eastAsia="Cambria" w:hAnsi="Cambria" w:cs="Cambria"/>
+          <w:sz w:val="24"/>
+          <w:szCs w:val="24"/>
+          <w:lang w:val="en-AU"/>
+        </w:rPr>
+      </w:pPr>
+      <w:r>
+        <w:rPr>
+          <w:rFonts w:ascii="Cambria" w:eastAsia="Cambria" w:hAnsi="Cambria" w:cs="Cambria"/>
+          <w:sz w:val="24"/>
+          <w:szCs w:val="24"/>
+          <w:lang w:val="en-AU"/>
+        </w:rPr>
+        <w:t>The system must validate each transaction for:</w:t>
+      </w:r>
+    </w:p>
+    <w:p>
+      <w:pPr>
+        <w:numPr>
+          <w:ilvl w:val="0"/>
+          <w:numId w:val="3"/>
+        </w:numPr>
+        <w:tabs>
+          <w:tab w:val="clear" w:pos="1080"/>
+          <w:tab w:val="num" w:pos="1440"/>
+        </w:tabs>
+        <w:ind w:left="1800"/>
+        <w:rPr>
+          <w:rFonts w:ascii="Cambria" w:eastAsia="Cambria" w:hAnsi="Cambria" w:cs="Cambria"/>
+          <w:sz w:val="24"/>
+          <w:szCs w:val="24"/>
+          <w:lang w:val="en-AU"/>
+        </w:rPr>
+      </w:pPr>
+      <w:r>
+        <w:rPr>
+          <w:rFonts w:ascii="Cambria" w:eastAsia="Cambria" w:hAnsi="Cambria" w:cs="Cambria"/>
+          <w:sz w:val="24"/>
+          <w:szCs w:val="24"/>
+          <w:lang w:val="en-AU"/>
+        </w:rPr>
+        <w:t>Sponsor ID</w:t>
+      </w:r>
+    </w:p>
+    <w:p>
+      <w:pPr>
+        <w:numPr>
+          <w:ilvl w:val="0"/>
+          <w:numId w:val="3"/>
+        </w:numPr>
+        <w:tabs>
+          <w:tab w:val="clear" w:pos="1080"/>
+          <w:tab w:val="num" w:pos="1440"/>
+        </w:tabs>
+        <w:ind w:left="1800"/>
+        <w:rPr>
+          <w:rFonts w:ascii="Cambria" w:eastAsia="Cambria" w:hAnsi="Cambria" w:cs="Cambria"/>
+          <w:sz w:val="24"/>
+          <w:szCs w:val="24"/>
+          <w:lang w:val="en-AU"/>
+        </w:rPr>
+      </w:pPr>
+      <w:r>
+        <w:rPr>
+          <w:rFonts w:ascii="Cambria" w:eastAsia="Cambria" w:hAnsi="Cambria" w:cs="Cambria"/>
+          <w:sz w:val="24"/>
+          <w:szCs w:val="24"/>
+          <w:lang w:val="en-AU"/>
+        </w:rPr>
+        <w:t>Transaction date</w:t>
+      </w:r>
+    </w:p>
+    <w:p>
+      <w:pPr>
+        <w:numPr>
+          <w:ilvl w:val="0"/>
+          <w:numId w:val="3"/>
+        </w:numPr>
+        <w:tabs>
+          <w:tab w:val="clear" w:pos="1080"/>
+          <w:tab w:val="num" w:pos="1440"/>
+        </w:tabs>
+        <w:ind w:left="1800"/>
+        <w:rPr>
+          <w:rFonts w:ascii="Cambria" w:eastAsia="Cambria" w:hAnsi="Cambria" w:cs="Cambria"/>
+          <w:sz w:val="24"/>
+          <w:szCs w:val="24"/>
+          <w:lang w:val="en-AU"/>
+        </w:rPr>
+      </w:pPr>
+      <w:r>
+        <w:rPr>
+          <w:rFonts w:ascii="Cambria" w:eastAsia="Cambria" w:hAnsi="Cambria" w:cs="Cambria"/>
+          <w:sz w:val="24"/>
+          <w:szCs w:val="24"/>
+          <w:lang w:val="en-AU"/>
+        </w:rPr>
+        <w:t>Amount</w:t>
+      </w:r>
+    </w:p>
+    <w:p>
+      <w:pPr>
+        <w:numPr>
+          <w:ilvl w:val="0"/>
+          <w:numId w:val="3"/>
+        </w:numPr>
+        <w:tabs>
+          <w:tab w:val="clear" w:pos="1080"/>
+          <w:tab w:val="num" w:pos="1440"/>
+        </w:tabs>
+        <w:ind w:left="1800"/>
+        <w:rPr>
+          <w:rFonts w:ascii="Cambria" w:eastAsia="Cambria" w:hAnsi="Cambria" w:cs="Cambria"/>
+          <w:sz w:val="24"/>
+          <w:szCs w:val="24"/>
+          <w:lang w:val="en-AU"/>
+        </w:rPr>
+      </w:pPr>
+      <w:r>
+        <w:rPr>
+          <w:rFonts w:ascii="Cambria" w:eastAsia="Cambria" w:hAnsi="Cambria" w:cs="Cambria"/>
+          <w:sz w:val="24"/>
+          <w:szCs w:val="24"/>
+          <w:lang w:val="en-AU"/>
+        </w:rPr>
+        <w:t>Program/campaign code</w:t>
+      </w:r>
+    </w:p>
+    <w:p>
+      <w:pPr>
+        <w:ind w:left="1440"/>
+        <w:rPr>
+          <w:rFonts w:ascii="Cambria" w:eastAsia="Cambria" w:hAnsi="Cambria" w:cs="Cambria"/>
+          <w:sz w:val="24"/>
+          <w:szCs w:val="24"/>
+          <w:lang w:val="en-AU"/>
+        </w:rPr>
+      </w:pPr>
+      <w:r>
+        <w:rPr>
+          <w:rFonts w:ascii="Cambria" w:eastAsia="Cambria" w:hAnsi="Cambria" w:cs="Cambria"/>
+          <w:sz w:val="24"/>
+          <w:szCs w:val="24"/>
+          <w:lang w:val="en-AU"/>
+        </w:rPr>
+        <w:t xml:space="preserve"> </w:t>
+      </w:r>
+    </w:p>
+    <w:p>
+      <w:pPr>
+        <w:ind w:left="720"/>
+        <w:rPr>
+          <w:rFonts w:ascii="Cambria" w:eastAsia="Cambria" w:hAnsi="Cambria" w:cs="Cambria"/>
+          <w:sz w:val="24"/>
+          <w:szCs w:val="24"/>
+          <w:lang w:val="en-AU"/>
+        </w:rPr>
+      </w:pPr>
+      <w:r>
+        <w:rPr>
+          <w:rFonts w:ascii="Cambria" w:eastAsia="Cambria" w:hAnsi="Cambria" w:cs="Cambria"/>
+          <w:b/>
+          <w:bCs/>
+          <w:sz w:val="24"/>
+          <w:szCs w:val="24"/>
+          <w:lang w:val="en-AU"/>
+        </w:rPr>
+        <w:t>FR</w:t>
+      </w:r>
+      <w:r>
+        <w:rPr>
+          <w:rFonts w:ascii="Cambria" w:eastAsia="Cambria" w:hAnsi="Cambria" w:cs="Cambria"/>
+          <w:b/>
+          <w:bCs/>
+          <w:sz w:val="24"/>
+          <w:szCs w:val="24"/>
+          <w:lang w:val="en-AU"/>
+        </w:rPr>
+        <w:noBreakHyphen/>
+      </w:r>
+      <w:r>
+        <w:rPr>
+          <w:rFonts w:ascii="Cambria" w:eastAsia="Cambria" w:hAnsi="Cambria" w:cs="Cambria"/>
+          <w:b/>
+          <w:bCs/>
+          <w:sz w:val="24"/>
+          <w:szCs w:val="24"/>
+          <w:lang w:val="en-AU"/>
+        </w:rPr>
+        <w:t>1.</w:t>
+      </w:r>
+      <w:r>
+        <w:rPr>
+          <w:rFonts w:ascii="Cambria" w:eastAsia="Cambria" w:hAnsi="Cambria" w:cs="Cambria"/>
+          <w:b/>
+          <w:bCs/>
+          <w:sz w:val="24"/>
+          <w:szCs w:val="24"/>
+          <w:lang w:val="en-AU"/>
+        </w:rPr>
+        <w:t>3: Transaction Storage</w:t>
+      </w:r>
+    </w:p>
+    <w:p>
+      <w:pPr>
+        <w:ind w:left="1440"/>
+        <w:rPr>
+          <w:rFonts w:ascii="Cambria" w:eastAsia="Cambria" w:hAnsi="Cambria" w:cs="Cambria"/>
+          <w:sz w:val="24"/>
+          <w:szCs w:val="24"/>
+          <w:lang w:val="en-AU"/>
+        </w:rPr>
+      </w:pPr>
+      <w:r>
+        <w:rPr>
+          <w:rFonts w:ascii="Cambria" w:eastAsia="Cambria" w:hAnsi="Cambria" w:cs="Cambria"/>
+          <w:sz w:val="24"/>
+          <w:szCs w:val="24"/>
+          <w:lang w:val="en-AU"/>
+        </w:rPr>
+        <w:t xml:space="preserve">The system must store validated transactions in the </w:t>
+      </w:r>
+      <w:r>
+        <w:rPr>
+          <w:rFonts w:ascii="Cambria" w:eastAsia="Cambria" w:hAnsi="Cambria" w:cs="Cambria"/>
+          <w:b/>
+          <w:bCs/>
+          <w:sz w:val="24"/>
+          <w:szCs w:val="24"/>
+          <w:lang w:val="en-AU"/>
+        </w:rPr>
+        <w:t>core</w:t>
+      </w:r>
+      <w:r>
+        <w:rPr>
+          <w:rFonts w:ascii="Cambria" w:eastAsia="Cambria" w:hAnsi="Cambria" w:cs="Cambria"/>
+          <w:b/>
+          <w:bCs/>
+          <w:sz w:val="24"/>
+          <w:szCs w:val="24"/>
+          <w:lang w:val="en-AU"/>
+        </w:rPr>
+        <w:t xml:space="preserve"> layer</w:t>
+      </w:r>
+      <w:r>
+        <w:rPr>
+          <w:rFonts w:ascii="Cambria" w:eastAsia="Cambria" w:hAnsi="Cambria" w:cs="Cambria"/>
+          <w:sz w:val="24"/>
+          <w:szCs w:val="24"/>
+          <w:lang w:val="en-AU"/>
+        </w:rPr>
+        <w:t xml:space="preserve"> and maintain historical records.</w:t>
+      </w:r>
+    </w:p>
+    <w:p>
+      <w:pPr>
+        <w:ind w:left="720"/>
+        <w:rPr>
+          <w:rFonts w:ascii="Cambria" w:eastAsia="Cambria" w:hAnsi="Cambria" w:cs="Cambria"/>
+          <w:b/>
+          <w:bCs/>
+          <w:sz w:val="24"/>
+          <w:szCs w:val="24"/>
+          <w:lang w:val="en-AU"/>
+        </w:rPr>
+      </w:pPr>
+    </w:p>
+    <w:p>
+      <w:pPr>
+        <w:ind w:left="720"/>
+        <w:rPr>
+          <w:rFonts w:ascii="Cambria" w:eastAsia="Cambria" w:hAnsi="Cambria" w:cs="Cambria"/>
+          <w:sz w:val="24"/>
+          <w:szCs w:val="24"/>
+          <w:lang w:val="en-AU"/>
+        </w:rPr>
+      </w:pPr>
+      <w:r>
+        <w:rPr>
+          <w:rFonts w:ascii="Cambria" w:eastAsia="Cambria" w:hAnsi="Cambria" w:cs="Cambria"/>
+          <w:b/>
+          <w:bCs/>
+          <w:sz w:val="24"/>
+          <w:szCs w:val="24"/>
+          <w:lang w:val="en-AU"/>
+        </w:rPr>
+        <w:t>FR</w:t>
+      </w:r>
+      <w:r>
+        <w:rPr>
+          <w:rFonts w:ascii="Cambria" w:eastAsia="Cambria" w:hAnsi="Cambria" w:cs="Cambria"/>
+          <w:b/>
+          <w:bCs/>
+          <w:sz w:val="24"/>
+          <w:szCs w:val="24"/>
+          <w:lang w:val="en-AU"/>
+        </w:rPr>
+        <w:noBreakHyphen/>
+      </w:r>
+      <w:r>
+        <w:rPr>
+          <w:rFonts w:ascii="Cambria" w:eastAsia="Cambria" w:hAnsi="Cambria" w:cs="Cambria"/>
+          <w:b/>
+          <w:bCs/>
+          <w:sz w:val="24"/>
+          <w:szCs w:val="24"/>
+          <w:lang w:val="en-AU"/>
+        </w:rPr>
+        <w:t>1.</w:t>
+      </w:r>
+      <w:r>
+        <w:rPr>
+          <w:rFonts w:ascii="Cambria" w:eastAsia="Cambria" w:hAnsi="Cambria" w:cs="Cambria"/>
+          <w:b/>
+          <w:bCs/>
+          <w:sz w:val="24"/>
+          <w:szCs w:val="24"/>
+          <w:lang w:val="en-AU"/>
+        </w:rPr>
+        <w:t>4: Monthly Contribution Aggregation</w:t>
+      </w:r>
+    </w:p>
+    <w:p>
+      <w:pPr>
+        <w:ind w:left="1440"/>
+        <w:rPr>
+          <w:rFonts w:ascii="Cambria" w:eastAsia="Cambria" w:hAnsi="Cambria" w:cs="Cambria"/>
+          <w:sz w:val="24"/>
+          <w:szCs w:val="24"/>
+          <w:lang w:val="en-AU"/>
+        </w:rPr>
+      </w:pPr>
+      <w:r>
+        <w:rPr>
+          <w:rFonts w:ascii="Cambria" w:eastAsia="Cambria" w:hAnsi="Cambria" w:cs="Cambria"/>
+          <w:sz w:val="24"/>
+          <w:szCs w:val="24"/>
+          <w:lang w:val="en-AU"/>
+        </w:rPr>
+        <w:t xml:space="preserve">The system must automatically aggregate sponsor contributions </w:t>
+      </w:r>
+      <w:r>
+        <w:rPr>
+          <w:rFonts w:ascii="Cambria" w:eastAsia="Cambria" w:hAnsi="Cambria" w:cs="Cambria"/>
+          <w:b/>
+          <w:bCs/>
+          <w:sz w:val="24"/>
+          <w:szCs w:val="24"/>
+          <w:lang w:val="en-AU"/>
+        </w:rPr>
+        <w:t>monthly</w:t>
+      </w:r>
+      <w:r>
+        <w:rPr>
+          <w:rFonts w:ascii="Cambria" w:eastAsia="Cambria" w:hAnsi="Cambria" w:cs="Cambria"/>
+          <w:sz w:val="24"/>
+          <w:szCs w:val="24"/>
+          <w:lang w:val="en-AU"/>
+        </w:rPr>
+        <w:t xml:space="preserve"> </w:t>
+      </w:r>
+      <w:r>
+        <w:rPr>
+          <w:rFonts w:ascii="Cambria" w:eastAsia="Cambria" w:hAnsi="Cambria" w:cs="Cambria"/>
+          <w:sz w:val="24"/>
+          <w:szCs w:val="24"/>
+          <w:lang w:val="en-AU"/>
+        </w:rPr>
+        <w:t xml:space="preserve">in reporting layer </w:t>
+      </w:r>
+      <w:r>
+        <w:rPr>
+          <w:rFonts w:ascii="Cambria" w:eastAsia="Cambria" w:hAnsi="Cambria" w:cs="Cambria"/>
+          <w:sz w:val="24"/>
+          <w:szCs w:val="24"/>
+          <w:lang w:val="en-AU"/>
+        </w:rPr>
+        <w:t>to produce:</w:t>
+      </w:r>
+    </w:p>
+    <w:p>
+      <w:pPr>
+        <w:numPr>
+          <w:ilvl w:val="0"/>
+          <w:numId w:val="4"/>
+        </w:numPr>
+        <w:tabs>
+          <w:tab w:val="num" w:pos="720"/>
+        </w:tabs>
+        <w:rPr>
+          <w:rFonts w:ascii="Cambria" w:eastAsia="Cambria" w:hAnsi="Cambria" w:cs="Cambria"/>
+          <w:sz w:val="24"/>
+          <w:szCs w:val="24"/>
+          <w:lang w:val="en-AU"/>
+        </w:rPr>
+      </w:pPr>
+      <w:r>
+        <w:rPr>
+          <w:rFonts w:ascii="Cambria" w:eastAsia="Cambria" w:hAnsi="Cambria" w:cs="Cambria"/>
+          <w:sz w:val="24"/>
+          <w:szCs w:val="24"/>
+          <w:lang w:val="en-AU"/>
+        </w:rPr>
+        <w:t>Total current sponsor contributions</w:t>
+      </w:r>
+    </w:p>
+    <w:p>
+      <w:pPr>
+        <w:numPr>
+          <w:ilvl w:val="0"/>
+          <w:numId w:val="4"/>
+        </w:numPr>
+        <w:tabs>
+          <w:tab w:val="num" w:pos="720"/>
+        </w:tabs>
+        <w:rPr>
+          <w:rFonts w:ascii="Cambria" w:eastAsia="Cambria" w:hAnsi="Cambria" w:cs="Cambria"/>
+          <w:sz w:val="24"/>
+          <w:szCs w:val="24"/>
+          <w:lang w:val="en-AU"/>
+        </w:rPr>
+      </w:pPr>
+      <w:r>
+        <w:rPr>
+          <w:rFonts w:ascii="Cambria" w:eastAsia="Cambria" w:hAnsi="Cambria" w:cs="Cambria"/>
+          <w:sz w:val="24"/>
+          <w:szCs w:val="24"/>
+          <w:lang w:val="en-AU"/>
+        </w:rPr>
+        <w:t>Financial year</w:t>
+      </w:r>
+      <w:r>
+        <w:rPr>
+          <w:rFonts w:ascii="Cambria" w:eastAsia="Cambria" w:hAnsi="Cambria" w:cs="Cambria"/>
+          <w:sz w:val="24"/>
+          <w:szCs w:val="24"/>
+          <w:lang w:val="en-AU"/>
+        </w:rPr>
+        <w:noBreakHyphen/>
+        <w:t>to</w:t>
+      </w:r>
+      <w:r>
+        <w:rPr>
+          <w:rFonts w:ascii="Cambria" w:eastAsia="Cambria" w:hAnsi="Cambria" w:cs="Cambria"/>
+          <w:sz w:val="24"/>
+          <w:szCs w:val="24"/>
+          <w:lang w:val="en-AU"/>
+        </w:rPr>
+        <w:noBreakHyphen/>
+        <w:t>date contributions</w:t>
+      </w:r>
+    </w:p>
+    <w:p>
+      <w:pPr>
+        <w:numPr>
+          <w:ilvl w:val="0"/>
+          <w:numId w:val="4"/>
+        </w:numPr>
+        <w:tabs>
+          <w:tab w:val="num" w:pos="720"/>
+        </w:tabs>
+        <w:rPr>
+          <w:rFonts w:ascii="Cambria" w:eastAsia="Cambria" w:hAnsi="Cambria" w:cs="Cambria"/>
+          <w:sz w:val="24"/>
+          <w:szCs w:val="24"/>
+          <w:lang w:val="en-AU"/>
+        </w:rPr>
+      </w:pPr>
+      <w:r>
+        <w:rPr>
+          <w:rFonts w:ascii="Cambria" w:eastAsia="Cambria" w:hAnsi="Cambria" w:cs="Cambria"/>
+          <w:sz w:val="24"/>
+          <w:szCs w:val="24"/>
+          <w:lang w:val="en-AU"/>
+        </w:rPr>
+        <w:t>Total number of sponsors</w:t>
+      </w:r>
+    </w:p>
+    <w:p>
+      <w:pPr>
+        <w:numPr>
+          <w:ilvl w:val="0"/>
+          <w:numId w:val="4"/>
+        </w:numPr>
+        <w:tabs>
+          <w:tab w:val="num" w:pos="720"/>
+        </w:tabs>
+        <w:rPr>
+          <w:rFonts w:ascii="Cambria" w:eastAsia="Cambria" w:hAnsi="Cambria" w:cs="Cambria"/>
+          <w:sz w:val="24"/>
+          <w:szCs w:val="24"/>
+          <w:lang w:val="en-AU"/>
+        </w:rPr>
+      </w:pPr>
+      <w:r>
+        <w:rPr>
+          <w:rFonts w:ascii="Cambria" w:eastAsia="Cambria" w:hAnsi="Cambria" w:cs="Cambria"/>
+          <w:sz w:val="24"/>
+          <w:szCs w:val="24"/>
+          <w:lang w:val="en-AU"/>
+        </w:rPr>
+        <w:lastRenderedPageBreak/>
+        <w:t>Number of sponsors year</w:t>
+      </w:r>
+      <w:r>
+        <w:rPr>
+          <w:rFonts w:ascii="Cambria" w:eastAsia="Cambria" w:hAnsi="Cambria" w:cs="Cambria"/>
+          <w:sz w:val="24"/>
+          <w:szCs w:val="24"/>
+          <w:lang w:val="en-AU"/>
+        </w:rPr>
+        <w:noBreakHyphen/>
+        <w:t>to</w:t>
+      </w:r>
+      <w:r>
+        <w:rPr>
+          <w:rFonts w:ascii="Cambria" w:eastAsia="Cambria" w:hAnsi="Cambria" w:cs="Cambria"/>
+          <w:sz w:val="24"/>
+          <w:szCs w:val="24"/>
+          <w:lang w:val="en-AU"/>
+        </w:rPr>
+        <w:noBreakHyphen/>
+        <w:t>date</w:t>
+      </w:r>
+    </w:p>
+    <w:p>
+      <w:pPr>
+        <w:ind w:left="720"/>
+        <w:rPr>
+          <w:rFonts w:ascii="Cambria" w:eastAsia="Cambria" w:hAnsi="Cambria" w:cs="Cambria"/>
+          <w:sz w:val="24"/>
+          <w:szCs w:val="24"/>
+          <w:lang w:val="en-AU"/>
+        </w:rPr>
+      </w:pPr>
+      <w:r>
+        <w:rPr>
+          <w:rFonts w:ascii="Cambria" w:eastAsia="Cambria" w:hAnsi="Cambria" w:cs="Cambria"/>
+          <w:b/>
+          <w:bCs/>
+          <w:sz w:val="24"/>
+          <w:szCs w:val="24"/>
+          <w:lang w:val="en-AU"/>
+        </w:rPr>
+        <w:t>FR</w:t>
+      </w:r>
+      <w:r>
+        <w:rPr>
+          <w:rFonts w:ascii="Cambria" w:eastAsia="Cambria" w:hAnsi="Cambria" w:cs="Cambria"/>
+          <w:b/>
+          <w:bCs/>
+          <w:sz w:val="24"/>
+          <w:szCs w:val="24"/>
+          <w:lang w:val="en-AU"/>
+        </w:rPr>
+        <w:noBreakHyphen/>
+        <w:t>5: Sponsor Classification</w:t>
+      </w:r>
+    </w:p>
+    <w:p>
+      <w:pPr>
+        <w:ind w:left="720" w:firstLine="720"/>
+        <w:rPr>
+          <w:rFonts w:ascii="Cambria" w:eastAsia="Cambria" w:hAnsi="Cambria" w:cs="Cambria"/>
+          <w:sz w:val="24"/>
+          <w:szCs w:val="24"/>
+          <w:lang w:val="en-AU"/>
+        </w:rPr>
+      </w:pPr>
+      <w:r>
+        <w:rPr>
+          <w:rFonts w:ascii="Cambria" w:eastAsia="Cambria" w:hAnsi="Cambria" w:cs="Cambria"/>
+          <w:sz w:val="24"/>
+          <w:szCs w:val="24"/>
+          <w:lang w:val="en-AU"/>
+        </w:rPr>
+        <w:t>The system must classify sponsors as:</w:t>
+      </w:r>
+    </w:p>
+    <w:p>
+      <w:pPr>
+        <w:numPr>
+          <w:ilvl w:val="0"/>
+          <w:numId w:val="5"/>
+        </w:numPr>
+        <w:tabs>
+          <w:tab w:val="num" w:pos="720"/>
+        </w:tabs>
+        <w:rPr>
+          <w:rFonts w:ascii="Cambria" w:eastAsia="Cambria" w:hAnsi="Cambria" w:cs="Cambria"/>
+          <w:sz w:val="24"/>
+          <w:szCs w:val="24"/>
+          <w:lang w:val="en-AU"/>
+        </w:rPr>
+      </w:pPr>
+      <w:r>
+        <w:rPr>
+          <w:rFonts w:ascii="Cambria" w:eastAsia="Cambria" w:hAnsi="Cambria" w:cs="Cambria"/>
+          <w:sz w:val="24"/>
+          <w:szCs w:val="24"/>
+          <w:lang w:val="en-AU"/>
+        </w:rPr>
+        <w:t>Active</w:t>
+      </w:r>
+    </w:p>
+    <w:p>
+      <w:pPr>
+        <w:numPr>
+          <w:ilvl w:val="0"/>
+          <w:numId w:val="5"/>
+        </w:numPr>
+        <w:tabs>
+          <w:tab w:val="num" w:pos="720"/>
+        </w:tabs>
+        <w:rPr>
+          <w:rFonts w:ascii="Cambria" w:eastAsia="Cambria" w:hAnsi="Cambria" w:cs="Cambria"/>
+          <w:sz w:val="24"/>
+          <w:szCs w:val="24"/>
+          <w:lang w:val="en-AU"/>
+        </w:rPr>
+      </w:pPr>
+      <w:r>
+        <w:rPr>
+          <w:rFonts w:ascii="Cambria" w:eastAsia="Cambria" w:hAnsi="Cambria" w:cs="Cambria"/>
+          <w:sz w:val="24"/>
+          <w:szCs w:val="24"/>
+          <w:lang w:val="en-AU"/>
+        </w:rPr>
+        <w:t>Repeat</w:t>
+      </w:r>
+    </w:p>
+    <w:p>
+      <w:pPr>
+        <w:numPr>
+          <w:ilvl w:val="0"/>
+          <w:numId w:val="5"/>
+        </w:numPr>
+        <w:tabs>
+          <w:tab w:val="num" w:pos="720"/>
+        </w:tabs>
+        <w:rPr>
+          <w:rFonts w:ascii="Cambria" w:eastAsia="Cambria" w:hAnsi="Cambria" w:cs="Cambria"/>
+          <w:sz w:val="24"/>
+          <w:szCs w:val="24"/>
+          <w:lang w:val="en-AU"/>
+        </w:rPr>
+      </w:pPr>
+      <w:r>
+        <w:rPr>
+          <w:rFonts w:ascii="Cambria" w:eastAsia="Cambria" w:hAnsi="Cambria" w:cs="Cambria"/>
+          <w:sz w:val="24"/>
+          <w:szCs w:val="24"/>
+          <w:lang w:val="en-AU"/>
+        </w:rPr>
+        <w:t>New</w:t>
+      </w:r>
+    </w:p>
+    <w:p>
+      <w:pPr>
+        <w:numPr>
+          <w:ilvl w:val="0"/>
+          <w:numId w:val="5"/>
+        </w:numPr>
+        <w:tabs>
+          <w:tab w:val="num" w:pos="720"/>
+        </w:tabs>
+        <w:rPr>
+          <w:rFonts w:ascii="Cambria" w:eastAsia="Cambria" w:hAnsi="Cambria" w:cs="Cambria"/>
+          <w:sz w:val="24"/>
+          <w:szCs w:val="24"/>
+          <w:lang w:val="en-AU"/>
+        </w:rPr>
+      </w:pPr>
+      <w:r>
+        <w:rPr>
+          <w:rFonts w:ascii="Cambria" w:eastAsia="Cambria" w:hAnsi="Cambria" w:cs="Cambria"/>
+          <w:sz w:val="24"/>
+          <w:szCs w:val="24"/>
+          <w:lang w:val="en-AU"/>
+        </w:rPr>
+        <w:t>Inactive</w:t>
+      </w:r>
+    </w:p>
+    <w:p>
+      <w:pPr>
+        <w:ind w:left="720"/>
+        <w:rPr>
+          <w:rFonts w:ascii="Cambria" w:eastAsia="Cambria" w:hAnsi="Cambria" w:cs="Cambria"/>
+          <w:sz w:val="24"/>
+          <w:szCs w:val="24"/>
+          <w:lang w:val="en-AU"/>
+        </w:rPr>
+      </w:pPr>
+      <w:r>
+        <w:rPr>
+          <w:rFonts w:ascii="Cambria" w:eastAsia="Cambria" w:hAnsi="Cambria" w:cs="Cambria"/>
+          <w:b/>
+          <w:bCs/>
+          <w:sz w:val="24"/>
+          <w:szCs w:val="24"/>
+          <w:lang w:val="en-AU"/>
+        </w:rPr>
+        <w:t>FR</w:t>
+      </w:r>
+      <w:r>
+        <w:rPr>
+          <w:rFonts w:ascii="Cambria" w:eastAsia="Cambria" w:hAnsi="Cambria" w:cs="Cambria"/>
+          <w:b/>
+          <w:bCs/>
+          <w:sz w:val="24"/>
+          <w:szCs w:val="24"/>
+          <w:lang w:val="en-AU"/>
+        </w:rPr>
+        <w:noBreakHyphen/>
+        <w:t>6: Growth Rate Calculation</w:t>
+      </w:r>
+    </w:p>
+    <w:p>
+      <w:pPr>
+        <w:ind w:left="1440"/>
+        <w:rPr>
+          <w:rFonts w:ascii="Cambria" w:eastAsia="Cambria" w:hAnsi="Cambria" w:cs="Cambria"/>
+          <w:sz w:val="24"/>
+          <w:szCs w:val="24"/>
+          <w:lang w:val="en-AU"/>
+        </w:rPr>
+      </w:pPr>
+      <w:r>
+        <w:rPr>
+          <w:rFonts w:ascii="Cambria" w:eastAsia="Cambria" w:hAnsi="Cambria" w:cs="Cambria"/>
+          <w:sz w:val="24"/>
+          <w:szCs w:val="24"/>
+          <w:lang w:val="en-AU"/>
+        </w:rPr>
+        <w:t>The system must calculate month</w:t>
+      </w:r>
+      <w:r>
+        <w:rPr>
+          <w:rFonts w:ascii="Cambria" w:eastAsia="Cambria" w:hAnsi="Cambria" w:cs="Cambria"/>
+          <w:sz w:val="24"/>
+          <w:szCs w:val="24"/>
+          <w:lang w:val="en-AU"/>
+        </w:rPr>
+        <w:noBreakHyphen/>
+        <w:t>over</w:t>
+      </w:r>
+      <w:r>
+        <w:rPr>
+          <w:rFonts w:ascii="Cambria" w:eastAsia="Cambria" w:hAnsi="Cambria" w:cs="Cambria"/>
+          <w:sz w:val="24"/>
+          <w:szCs w:val="24"/>
+          <w:lang w:val="en-AU"/>
+        </w:rPr>
+        <w:noBreakHyphen/>
+        <w:t>month and year</w:t>
+      </w:r>
+      <w:r>
+        <w:rPr>
+          <w:rFonts w:ascii="Cambria" w:eastAsia="Cambria" w:hAnsi="Cambria" w:cs="Cambria"/>
+          <w:sz w:val="24"/>
+          <w:szCs w:val="24"/>
+          <w:lang w:val="en-AU"/>
+        </w:rPr>
+        <w:noBreakHyphen/>
+        <w:t>to</w:t>
+      </w:r>
+      <w:r>
+        <w:rPr>
+          <w:rFonts w:ascii="Cambria" w:eastAsia="Cambria" w:hAnsi="Cambria" w:cs="Cambria"/>
+          <w:sz w:val="24"/>
+          <w:szCs w:val="24"/>
+          <w:lang w:val="en-AU"/>
+        </w:rPr>
+        <w:noBreakHyphen/>
+        <w:t xml:space="preserve">date </w:t>
+      </w:r>
+      <w:r>
+        <w:rPr>
+          <w:rFonts w:ascii="Cambria" w:eastAsia="Cambria" w:hAnsi="Cambria" w:cs="Cambria"/>
+          <w:b/>
+          <w:bCs/>
+          <w:sz w:val="24"/>
+          <w:szCs w:val="24"/>
+          <w:lang w:val="en-AU"/>
+        </w:rPr>
+        <w:t>growth rates</w:t>
+      </w:r>
+      <w:r>
+        <w:rPr>
+          <w:rFonts w:ascii="Cambria" w:eastAsia="Cambria" w:hAnsi="Cambria" w:cs="Cambria"/>
+          <w:sz w:val="24"/>
+          <w:szCs w:val="24"/>
+          <w:lang w:val="en-AU"/>
+        </w:rPr>
+        <w:t>.</w:t>
+      </w:r>
+    </w:p>
+    <w:p>
+      <w:pPr>
+        <w:ind w:left="720"/>
+        <w:rPr>
+          <w:rFonts w:ascii="Cambria" w:eastAsia="Cambria" w:hAnsi="Cambria" w:cs="Cambria"/>
+          <w:sz w:val="24"/>
+          <w:szCs w:val="24"/>
+          <w:lang w:val="en-AU"/>
+        </w:rPr>
+      </w:pPr>
+      <w:r>
+        <w:rPr>
+          <w:rFonts w:ascii="Cambria" w:eastAsia="Cambria" w:hAnsi="Cambria" w:cs="Cambria"/>
+          <w:b/>
+          <w:bCs/>
+          <w:sz w:val="24"/>
+          <w:szCs w:val="24"/>
+          <w:lang w:val="en-AU"/>
+        </w:rPr>
+        <w:t>FR</w:t>
+      </w:r>
+      <w:r>
+        <w:rPr>
+          <w:rFonts w:ascii="Cambria" w:eastAsia="Cambria" w:hAnsi="Cambria" w:cs="Cambria"/>
+          <w:b/>
+          <w:bCs/>
+          <w:sz w:val="24"/>
+          <w:szCs w:val="24"/>
+          <w:lang w:val="en-AU"/>
+        </w:rPr>
+        <w:noBreakHyphen/>
+        <w:t>7: Contribution by Sponsor Type</w:t>
+      </w:r>
+      <w:r>
+        <w:rPr>
+          <w:rFonts w:ascii="Cambria" w:eastAsia="Cambria" w:hAnsi="Cambria" w:cs="Cambria"/>
+          <w:b/>
+          <w:bCs/>
+          <w:sz w:val="24"/>
+          <w:szCs w:val="24"/>
+          <w:lang w:val="en-AU"/>
+        </w:rPr>
+        <w:t xml:space="preserve"> - Q</w:t>
+      </w:r>
+    </w:p>
+    <w:p>
+      <w:pPr>
+        <w:ind w:left="720" w:firstLine="720"/>
+        <w:rPr>
+          <w:rFonts w:ascii="Cambria" w:eastAsia="Cambria" w:hAnsi="Cambria" w:cs="Cambria"/>
+          <w:sz w:val="24"/>
+          <w:szCs w:val="24"/>
+          <w:lang w:val="en-AU"/>
+        </w:rPr>
+      </w:pPr>
+      <w:r>
+        <w:rPr>
+          <w:rFonts w:ascii="Cambria" w:eastAsia="Cambria" w:hAnsi="Cambria" w:cs="Cambria"/>
+          <w:sz w:val="24"/>
+          <w:szCs w:val="24"/>
+          <w:lang w:val="en-AU"/>
+        </w:rPr>
+        <w:t>The system must generate contribution summaries by sponsor type:</w:t>
+      </w:r>
+    </w:p>
+    <w:p>
+      <w:pPr>
+        <w:numPr>
+          <w:ilvl w:val="0"/>
+          <w:numId w:val="6"/>
+        </w:numPr>
+        <w:tabs>
+          <w:tab w:val="num" w:pos="720"/>
+        </w:tabs>
+        <w:rPr>
+          <w:rFonts w:ascii="Cambria" w:eastAsia="Cambria" w:hAnsi="Cambria" w:cs="Cambria"/>
+          <w:sz w:val="24"/>
+          <w:szCs w:val="24"/>
+          <w:lang w:val="en-AU"/>
+        </w:rPr>
+      </w:pPr>
+      <w:r>
+        <w:rPr>
+          <w:rFonts w:ascii="Cambria" w:eastAsia="Cambria" w:hAnsi="Cambria" w:cs="Cambria"/>
+          <w:sz w:val="24"/>
+          <w:szCs w:val="24"/>
+          <w:lang w:val="en-AU"/>
+        </w:rPr>
+        <w:t>Individual</w:t>
+      </w:r>
+    </w:p>
+    <w:p>
+      <w:pPr>
+        <w:numPr>
+          <w:ilvl w:val="0"/>
+          <w:numId w:val="6"/>
+        </w:numPr>
+        <w:tabs>
+          <w:tab w:val="num" w:pos="720"/>
+        </w:tabs>
+        <w:rPr>
+          <w:rFonts w:ascii="Cambria" w:eastAsia="Cambria" w:hAnsi="Cambria" w:cs="Cambria"/>
+          <w:sz w:val="24"/>
+          <w:szCs w:val="24"/>
+          <w:lang w:val="en-AU"/>
+        </w:rPr>
+      </w:pPr>
+      <w:r>
+        <w:rPr>
+          <w:rFonts w:ascii="Cambria" w:eastAsia="Cambria" w:hAnsi="Cambria" w:cs="Cambria"/>
+          <w:sz w:val="24"/>
+          <w:szCs w:val="24"/>
+          <w:lang w:val="en-AU"/>
+        </w:rPr>
+        <w:t>Corporate</w:t>
+      </w:r>
+    </w:p>
+    <w:p>
+      <w:pPr>
+        <w:numPr>
+          <w:ilvl w:val="0"/>
+          <w:numId w:val="6"/>
+        </w:numPr>
+        <w:tabs>
+          <w:tab w:val="num" w:pos="720"/>
+        </w:tabs>
+        <w:rPr>
+          <w:rFonts w:ascii="Cambria" w:eastAsia="Cambria" w:hAnsi="Cambria" w:cs="Cambria"/>
+          <w:sz w:val="24"/>
+          <w:szCs w:val="24"/>
+          <w:lang w:val="en-AU"/>
+        </w:rPr>
+      </w:pPr>
+      <w:r>
+        <w:rPr>
+          <w:rFonts w:ascii="Cambria" w:eastAsia="Cambria" w:hAnsi="Cambria" w:cs="Cambria"/>
+          <w:sz w:val="24"/>
+          <w:szCs w:val="24"/>
+          <w:lang w:val="en-AU"/>
+        </w:rPr>
+        <w:t>Government</w:t>
+      </w:r>
+    </w:p>
+    <w:p>
+      <w:pPr>
+        <w:numPr>
+          <w:ilvl w:val="0"/>
+          <w:numId w:val="6"/>
+        </w:numPr>
+        <w:tabs>
+          <w:tab w:val="num" w:pos="720"/>
+        </w:tabs>
+        <w:rPr>
+          <w:rFonts w:ascii="Cambria" w:eastAsia="Cambria" w:hAnsi="Cambria" w:cs="Cambria"/>
+          <w:sz w:val="24"/>
+          <w:szCs w:val="24"/>
+          <w:lang w:val="en-AU"/>
+        </w:rPr>
+      </w:pPr>
+      <w:r>
+        <w:rPr>
+          <w:rFonts w:ascii="Cambria" w:eastAsia="Cambria" w:hAnsi="Cambria" w:cs="Cambria"/>
+          <w:sz w:val="24"/>
+          <w:szCs w:val="24"/>
+          <w:lang w:val="en-AU"/>
+        </w:rPr>
+        <w:t>Community groups</w:t>
+      </w:r>
+    </w:p>
+    <w:p>
+      <w:pPr>
+        <w:pStyle w:val="ListParagraph"/>
+        <w:rPr>
+          <w:rFonts w:ascii="Cambria" w:eastAsia="Cambria" w:hAnsi="Cambria" w:cs="Cambria"/>
+          <w:b/>
+          <w:bCs/>
+          <w:sz w:val="24"/>
+          <w:szCs w:val="24"/>
+        </w:rPr>
+      </w:pPr>
+    </w:p>
+    <w:p>
+      <w:pPr>
+        <w:pStyle w:val="ListParagraph"/>
+        <w:numPr>
+          <w:ilvl w:val="0"/>
+          <w:numId w:val="2"/>
+        </w:numPr>
+        <w:rPr>
+          <w:rFonts w:ascii="Cambria" w:eastAsia="Cambria" w:hAnsi="Cambria" w:cs="Cambria"/>
+          <w:b/>
+          <w:bCs/>
+          <w:sz w:val="24"/>
+          <w:szCs w:val="24"/>
+        </w:rPr>
+      </w:pPr>
+      <w:r>
+        <w:rPr>
+          <w:rFonts w:ascii="Cambria" w:eastAsia="Cambria" w:hAnsi="Cambria" w:cs="Cambria"/>
+          <w:b/>
+          <w:bCs/>
+          <w:sz w:val="24"/>
+          <w:szCs w:val="24"/>
+        </w:rPr>
+        <w:t>Financial Utilization Reporting</w:t>
+      </w:r>
+    </w:p>
+    <w:p>
+      <w:pPr>
+        <w:ind w:left="720"/>
+        <w:rPr>
+          <w:rFonts w:ascii="Cambria" w:eastAsia="Cambria" w:hAnsi="Cambria" w:cs="Cambria"/>
+          <w:sz w:val="24"/>
+          <w:szCs w:val="24"/>
+        </w:rPr>
+      </w:pPr>
+    </w:p>
+    <w:p>
+      <w:pPr>
+        <w:ind w:left="720"/>
+        <w:rPr>
+          <w:rFonts w:ascii="Cambria" w:eastAsia="Cambria" w:hAnsi="Cambria" w:cs="Cambria"/>
+          <w:sz w:val="24"/>
+          <w:szCs w:val="24"/>
+          <w:lang w:val="en-AU"/>
+        </w:rPr>
+      </w:pPr>
+      <w:r>
+        <w:rPr>
+          <w:rFonts w:ascii="Cambria" w:eastAsia="Cambria" w:hAnsi="Cambria" w:cs="Cambria"/>
+          <w:b/>
+          <w:bCs/>
+          <w:sz w:val="24"/>
+          <w:szCs w:val="24"/>
+          <w:lang w:val="en-AU"/>
+        </w:rPr>
+        <w:t>FR</w:t>
+      </w:r>
+      <w:r>
+        <w:rPr>
+          <w:rFonts w:ascii="Cambria" w:eastAsia="Cambria" w:hAnsi="Cambria" w:cs="Cambria"/>
+          <w:b/>
+          <w:bCs/>
+          <w:sz w:val="24"/>
+          <w:szCs w:val="24"/>
+          <w:lang w:val="en-AU"/>
+        </w:rPr>
+        <w:noBreakHyphen/>
+      </w:r>
+      <w:r>
+        <w:rPr>
+          <w:rFonts w:ascii="Cambria" w:eastAsia="Cambria" w:hAnsi="Cambria" w:cs="Cambria"/>
+          <w:b/>
+          <w:bCs/>
+          <w:sz w:val="24"/>
+          <w:szCs w:val="24"/>
+          <w:lang w:val="en-AU"/>
+        </w:rPr>
+        <w:t>2.1</w:t>
+      </w:r>
+      <w:r>
+        <w:rPr>
+          <w:rFonts w:ascii="Cambria" w:eastAsia="Cambria" w:hAnsi="Cambria" w:cs="Cambria"/>
+          <w:b/>
+          <w:bCs/>
+          <w:sz w:val="24"/>
+          <w:szCs w:val="24"/>
+          <w:lang w:val="en-AU"/>
+        </w:rPr>
+        <w:t>: Program &amp; Campaign Data Integration</w:t>
+      </w:r>
+    </w:p>
+    <w:p>
+      <w:pPr>
+        <w:ind w:left="720" w:firstLine="720"/>
+        <w:rPr>
+          <w:rFonts w:ascii="Cambria" w:eastAsia="Cambria" w:hAnsi="Cambria" w:cs="Cambria"/>
+          <w:sz w:val="24"/>
+          <w:szCs w:val="24"/>
+          <w:lang w:val="en-AU"/>
+        </w:rPr>
+      </w:pPr>
+      <w:r>
+        <w:rPr>
+          <w:rFonts w:ascii="Cambria" w:eastAsia="Cambria" w:hAnsi="Cambria" w:cs="Cambria"/>
+          <w:sz w:val="24"/>
+          <w:szCs w:val="24"/>
+          <w:lang w:val="en-AU"/>
+        </w:rPr>
+        <w:t>The system must integrate program/campaign data including:</w:t>
+      </w:r>
+    </w:p>
+    <w:p>
+      <w:pPr>
+        <w:numPr>
+          <w:ilvl w:val="0"/>
+          <w:numId w:val="7"/>
+        </w:numPr>
+        <w:tabs>
+          <w:tab w:val="num" w:pos="720"/>
+        </w:tabs>
+        <w:rPr>
+          <w:rFonts w:ascii="Cambria" w:eastAsia="Cambria" w:hAnsi="Cambria" w:cs="Cambria"/>
+          <w:sz w:val="24"/>
+          <w:szCs w:val="24"/>
+          <w:lang w:val="en-AU"/>
+        </w:rPr>
+      </w:pPr>
+      <w:r>
+        <w:rPr>
+          <w:rFonts w:ascii="Cambria" w:eastAsia="Cambria" w:hAnsi="Cambria" w:cs="Cambria"/>
+          <w:sz w:val="24"/>
+          <w:szCs w:val="24"/>
+          <w:lang w:val="en-AU"/>
+        </w:rPr>
+        <w:t>Program name</w:t>
+      </w:r>
+    </w:p>
+    <w:p>
+      <w:pPr>
+        <w:numPr>
+          <w:ilvl w:val="0"/>
+          <w:numId w:val="7"/>
+        </w:numPr>
+        <w:tabs>
+          <w:tab w:val="num" w:pos="720"/>
+        </w:tabs>
+        <w:rPr>
+          <w:rFonts w:ascii="Cambria" w:eastAsia="Cambria" w:hAnsi="Cambria" w:cs="Cambria"/>
+          <w:sz w:val="24"/>
+          <w:szCs w:val="24"/>
+          <w:lang w:val="en-AU"/>
+        </w:rPr>
+      </w:pPr>
+      <w:r>
+        <w:rPr>
+          <w:rFonts w:ascii="Cambria" w:eastAsia="Cambria" w:hAnsi="Cambria" w:cs="Cambria"/>
+          <w:sz w:val="24"/>
+          <w:szCs w:val="24"/>
+          <w:lang w:val="en-AU"/>
+        </w:rPr>
+        <w:t>Start/end dates</w:t>
+      </w:r>
+    </w:p>
+    <w:p>
+      <w:pPr>
+        <w:numPr>
+          <w:ilvl w:val="0"/>
+          <w:numId w:val="7"/>
+        </w:numPr>
+        <w:tabs>
+          <w:tab w:val="num" w:pos="720"/>
+        </w:tabs>
+        <w:rPr>
+          <w:rFonts w:ascii="Cambria" w:eastAsia="Cambria" w:hAnsi="Cambria" w:cs="Cambria"/>
+          <w:sz w:val="24"/>
+          <w:szCs w:val="24"/>
+          <w:lang w:val="en-AU"/>
+        </w:rPr>
+      </w:pPr>
+      <w:r>
+        <w:rPr>
+          <w:rFonts w:ascii="Cambria" w:eastAsia="Cambria" w:hAnsi="Cambria" w:cs="Cambria"/>
+          <w:sz w:val="24"/>
+          <w:szCs w:val="24"/>
+          <w:lang w:val="en-AU"/>
+        </w:rPr>
+        <w:t>Activities conducted</w:t>
+      </w:r>
+    </w:p>
+    <w:p>
+      <w:pPr>
+        <w:ind w:left="720"/>
+        <w:rPr>
+          <w:rFonts w:ascii="Cambria" w:eastAsia="Cambria" w:hAnsi="Cambria" w:cs="Cambria"/>
+          <w:sz w:val="24"/>
+          <w:szCs w:val="24"/>
+          <w:lang w:val="en-AU"/>
+        </w:rPr>
+      </w:pPr>
+      <w:r>
+        <w:rPr>
+          <w:rFonts w:ascii="Cambria" w:eastAsia="Cambria" w:hAnsi="Cambria" w:cs="Cambria"/>
+          <w:b/>
+          <w:bCs/>
+          <w:sz w:val="24"/>
+          <w:szCs w:val="24"/>
+          <w:lang w:val="en-AU"/>
+        </w:rPr>
+        <w:t>FR</w:t>
+      </w:r>
+      <w:r>
+        <w:rPr>
+          <w:rFonts w:ascii="Cambria" w:eastAsia="Cambria" w:hAnsi="Cambria" w:cs="Cambria"/>
+          <w:b/>
+          <w:bCs/>
+          <w:sz w:val="24"/>
+          <w:szCs w:val="24"/>
+          <w:lang w:val="en-AU"/>
+        </w:rPr>
+        <w:noBreakHyphen/>
+      </w:r>
+      <w:r>
+        <w:rPr>
+          <w:rFonts w:ascii="Cambria" w:eastAsia="Cambria" w:hAnsi="Cambria" w:cs="Cambria"/>
+          <w:b/>
+          <w:bCs/>
+          <w:sz w:val="24"/>
+          <w:szCs w:val="24"/>
+          <w:lang w:val="en-AU"/>
+        </w:rPr>
+        <w:t>2.2</w:t>
+      </w:r>
+      <w:r>
+        <w:rPr>
+          <w:rFonts w:ascii="Cambria" w:eastAsia="Cambria" w:hAnsi="Cambria" w:cs="Cambria"/>
+          <w:b/>
+          <w:bCs/>
+          <w:sz w:val="24"/>
+          <w:szCs w:val="24"/>
+          <w:lang w:val="en-AU"/>
+        </w:rPr>
+        <w:t>: Sponsor Onboarding Count</w:t>
+      </w:r>
+    </w:p>
+    <w:p>
+      <w:pPr>
+        <w:ind w:left="720" w:firstLine="720"/>
+        <w:rPr>
+          <w:rFonts w:ascii="Cambria" w:eastAsia="Cambria" w:hAnsi="Cambria" w:cs="Cambria"/>
+          <w:sz w:val="24"/>
+          <w:szCs w:val="24"/>
+          <w:lang w:val="en-AU"/>
+        </w:rPr>
+      </w:pPr>
+      <w:r>
+        <w:rPr>
+          <w:rFonts w:ascii="Cambria" w:eastAsia="Cambria" w:hAnsi="Cambria" w:cs="Cambria"/>
+          <w:sz w:val="24"/>
+          <w:szCs w:val="24"/>
+          <w:lang w:val="en-AU"/>
+        </w:rPr>
+        <w:t>The system must calculate the number of sponsors onboarded per program.</w:t>
+      </w:r>
+    </w:p>
+    <w:p>
+      <w:pPr>
+        <w:ind w:left="720"/>
+        <w:rPr>
+          <w:rFonts w:ascii="Cambria" w:eastAsia="Cambria" w:hAnsi="Cambria" w:cs="Cambria"/>
+          <w:b/>
+          <w:bCs/>
+          <w:sz w:val="24"/>
+          <w:szCs w:val="24"/>
+          <w:lang w:val="en-AU"/>
+        </w:rPr>
+      </w:pPr>
+    </w:p>
+    <w:p>
+      <w:pPr>
+        <w:ind w:left="720"/>
+        <w:rPr>
+          <w:rFonts w:ascii="Cambria" w:eastAsia="Cambria" w:hAnsi="Cambria" w:cs="Cambria"/>
+          <w:sz w:val="24"/>
+          <w:szCs w:val="24"/>
+          <w:lang w:val="en-AU"/>
+        </w:rPr>
+      </w:pPr>
+      <w:r>
+        <w:rPr>
+          <w:rFonts w:ascii="Cambria" w:eastAsia="Cambria" w:hAnsi="Cambria" w:cs="Cambria"/>
+          <w:b/>
+          <w:bCs/>
+          <w:sz w:val="24"/>
+          <w:szCs w:val="24"/>
+          <w:lang w:val="en-AU"/>
+        </w:rPr>
+        <w:t>FR</w:t>
+      </w:r>
+      <w:r>
+        <w:rPr>
+          <w:rFonts w:ascii="Cambria" w:eastAsia="Cambria" w:hAnsi="Cambria" w:cs="Cambria"/>
+          <w:b/>
+          <w:bCs/>
+          <w:sz w:val="24"/>
+          <w:szCs w:val="24"/>
+          <w:lang w:val="en-AU"/>
+        </w:rPr>
+        <w:noBreakHyphen/>
+      </w:r>
+      <w:r>
+        <w:rPr>
+          <w:rFonts w:ascii="Cambria" w:eastAsia="Cambria" w:hAnsi="Cambria" w:cs="Cambria"/>
+          <w:b/>
+          <w:bCs/>
+          <w:sz w:val="24"/>
+          <w:szCs w:val="24"/>
+          <w:lang w:val="en-AU"/>
+        </w:rPr>
+        <w:t>2.3</w:t>
+      </w:r>
+      <w:r>
+        <w:rPr>
+          <w:rFonts w:ascii="Cambria" w:eastAsia="Cambria" w:hAnsi="Cambria" w:cs="Cambria"/>
+          <w:b/>
+          <w:bCs/>
+          <w:sz w:val="24"/>
+          <w:szCs w:val="24"/>
+          <w:lang w:val="en-AU"/>
+        </w:rPr>
+        <w:t>: Program Contribution Summary</w:t>
+      </w:r>
+    </w:p>
+    <w:p>
+      <w:pPr>
+        <w:ind w:left="720" w:firstLine="720"/>
+        <w:rPr>
+          <w:rFonts w:ascii="Cambria" w:eastAsia="Cambria" w:hAnsi="Cambria" w:cs="Cambria"/>
+          <w:sz w:val="24"/>
+          <w:szCs w:val="24"/>
+          <w:lang w:val="en-AU"/>
+        </w:rPr>
+      </w:pPr>
+      <w:r>
+        <w:rPr>
+          <w:rFonts w:ascii="Cambria" w:eastAsia="Cambria" w:hAnsi="Cambria" w:cs="Cambria"/>
+          <w:sz w:val="24"/>
+          <w:szCs w:val="24"/>
+          <w:lang w:val="en-AU"/>
+        </w:rPr>
+        <w:t>The system must aggregate:</w:t>
+      </w:r>
+    </w:p>
+    <w:p>
+      <w:pPr>
+        <w:numPr>
+          <w:ilvl w:val="0"/>
+          <w:numId w:val="8"/>
+        </w:numPr>
+        <w:tabs>
+          <w:tab w:val="num" w:pos="720"/>
+        </w:tabs>
+        <w:rPr>
+          <w:rFonts w:ascii="Cambria" w:eastAsia="Cambria" w:hAnsi="Cambria" w:cs="Cambria"/>
+          <w:sz w:val="24"/>
+          <w:szCs w:val="24"/>
+          <w:lang w:val="en-AU"/>
+        </w:rPr>
+      </w:pPr>
+      <w:r>
+        <w:rPr>
+          <w:rFonts w:ascii="Cambria" w:eastAsia="Cambria" w:hAnsi="Cambria" w:cs="Cambria"/>
+          <w:sz w:val="24"/>
+          <w:szCs w:val="24"/>
+          <w:lang w:val="en-AU"/>
+        </w:rPr>
+        <w:t>Total sponsor contributions per program</w:t>
+      </w:r>
+    </w:p>
+    <w:p>
+      <w:pPr>
+        <w:numPr>
+          <w:ilvl w:val="0"/>
+          <w:numId w:val="8"/>
+        </w:numPr>
+        <w:tabs>
+          <w:tab w:val="num" w:pos="720"/>
+        </w:tabs>
+        <w:rPr>
+          <w:rFonts w:ascii="Cambria" w:eastAsia="Cambria" w:hAnsi="Cambria" w:cs="Cambria"/>
+          <w:sz w:val="24"/>
+          <w:szCs w:val="24"/>
+          <w:lang w:val="en-AU"/>
+        </w:rPr>
+      </w:pPr>
+      <w:r>
+        <w:rPr>
+          <w:rFonts w:ascii="Cambria" w:eastAsia="Cambria" w:hAnsi="Cambria" w:cs="Cambria"/>
+          <w:sz w:val="24"/>
+          <w:szCs w:val="24"/>
+          <w:lang w:val="en-AU"/>
+        </w:rPr>
+        <w:t>Total expenses incurred</w:t>
+      </w:r>
+    </w:p>
+    <w:p>
+      <w:pPr>
+        <w:ind w:left="720"/>
+        <w:rPr>
+          <w:rFonts w:ascii="Cambria" w:eastAsia="Cambria" w:hAnsi="Cambria" w:cs="Cambria"/>
+          <w:sz w:val="24"/>
+          <w:szCs w:val="24"/>
+          <w:lang w:val="en-AU"/>
+        </w:rPr>
+      </w:pPr>
+      <w:r>
+        <w:rPr>
+          <w:rFonts w:ascii="Cambria" w:eastAsia="Cambria" w:hAnsi="Cambria" w:cs="Cambria"/>
+          <w:b/>
+          <w:bCs/>
+          <w:sz w:val="24"/>
+          <w:szCs w:val="24"/>
+          <w:lang w:val="en-AU"/>
+        </w:rPr>
+        <w:t>FR</w:t>
+      </w:r>
+      <w:r>
+        <w:rPr>
+          <w:rFonts w:ascii="Cambria" w:eastAsia="Cambria" w:hAnsi="Cambria" w:cs="Cambria"/>
+          <w:b/>
+          <w:bCs/>
+          <w:sz w:val="24"/>
+          <w:szCs w:val="24"/>
+          <w:lang w:val="en-AU"/>
+        </w:rPr>
+        <w:noBreakHyphen/>
+      </w:r>
+      <w:r>
+        <w:rPr>
+          <w:rFonts w:ascii="Cambria" w:eastAsia="Cambria" w:hAnsi="Cambria" w:cs="Cambria"/>
+          <w:b/>
+          <w:bCs/>
+          <w:sz w:val="24"/>
+          <w:szCs w:val="24"/>
+          <w:lang w:val="en-AU"/>
+        </w:rPr>
+        <w:t>2.4</w:t>
+      </w:r>
+      <w:r>
+        <w:rPr>
+          <w:rFonts w:ascii="Cambria" w:eastAsia="Cambria" w:hAnsi="Cambria" w:cs="Cambria"/>
+          <w:b/>
+          <w:bCs/>
+          <w:sz w:val="24"/>
+          <w:szCs w:val="24"/>
+          <w:lang w:val="en-AU"/>
+        </w:rPr>
+        <w:t>: Financial Utilization Chart</w:t>
+      </w:r>
+    </w:p>
+    <w:p>
+      <w:pPr>
+        <w:ind w:left="720" w:firstLine="720"/>
+        <w:rPr>
+          <w:rFonts w:ascii="Cambria" w:eastAsia="Cambria" w:hAnsi="Cambria" w:cs="Cambria"/>
+          <w:sz w:val="24"/>
+          <w:szCs w:val="24"/>
+          <w:lang w:val="en-AU"/>
+        </w:rPr>
+      </w:pPr>
+      <w:r>
+        <w:rPr>
+          <w:rFonts w:ascii="Cambria" w:eastAsia="Cambria" w:hAnsi="Cambria" w:cs="Cambria"/>
+          <w:sz w:val="24"/>
+          <w:szCs w:val="24"/>
+          <w:lang w:val="en-AU"/>
+        </w:rPr>
+        <w:t xml:space="preserve">The system must generate a </w:t>
+      </w:r>
+      <w:r>
+        <w:rPr>
+          <w:rFonts w:ascii="Cambria" w:eastAsia="Cambria" w:hAnsi="Cambria" w:cs="Cambria"/>
+          <w:b/>
+          <w:bCs/>
+          <w:sz w:val="24"/>
+          <w:szCs w:val="24"/>
+          <w:lang w:val="en-AU"/>
+        </w:rPr>
+        <w:t>Financial Utilization Chart</w:t>
+      </w:r>
+      <w:r>
+        <w:rPr>
+          <w:rFonts w:ascii="Cambria" w:eastAsia="Cambria" w:hAnsi="Cambria" w:cs="Cambria"/>
+          <w:sz w:val="24"/>
+          <w:szCs w:val="24"/>
+          <w:lang w:val="en-AU"/>
+        </w:rPr>
+        <w:t xml:space="preserve"> showing:</w:t>
+      </w:r>
+    </w:p>
+    <w:p>
+      <w:pPr>
+        <w:numPr>
+          <w:ilvl w:val="0"/>
+          <w:numId w:val="9"/>
+        </w:numPr>
+        <w:tabs>
+          <w:tab w:val="num" w:pos="720"/>
+        </w:tabs>
+        <w:rPr>
+          <w:rFonts w:ascii="Cambria" w:eastAsia="Cambria" w:hAnsi="Cambria" w:cs="Cambria"/>
+          <w:sz w:val="24"/>
+          <w:szCs w:val="24"/>
+          <w:lang w:val="en-AU"/>
+        </w:rPr>
+      </w:pPr>
+      <w:r>
+        <w:rPr>
+          <w:rFonts w:ascii="Cambria" w:eastAsia="Cambria" w:hAnsi="Cambria" w:cs="Cambria"/>
+          <w:sz w:val="24"/>
+          <w:szCs w:val="24"/>
+          <w:lang w:val="en-AU"/>
+        </w:rPr>
+        <w:t>Funds received</w:t>
+      </w:r>
+    </w:p>
+    <w:p>
+      <w:pPr>
+        <w:numPr>
+          <w:ilvl w:val="0"/>
+          <w:numId w:val="9"/>
+        </w:numPr>
+        <w:tabs>
+          <w:tab w:val="num" w:pos="720"/>
+        </w:tabs>
+        <w:rPr>
+          <w:rFonts w:ascii="Cambria" w:eastAsia="Cambria" w:hAnsi="Cambria" w:cs="Cambria"/>
+          <w:sz w:val="24"/>
+          <w:szCs w:val="24"/>
+          <w:lang w:val="en-AU"/>
+        </w:rPr>
+      </w:pPr>
+      <w:r>
+        <w:rPr>
+          <w:rFonts w:ascii="Cambria" w:eastAsia="Cambria" w:hAnsi="Cambria" w:cs="Cambria"/>
+          <w:sz w:val="24"/>
+          <w:szCs w:val="24"/>
+          <w:lang w:val="en-AU"/>
+        </w:rPr>
+        <w:t>Funds spent</w:t>
+      </w:r>
+    </w:p>
+    <w:p>
+      <w:pPr>
+        <w:numPr>
+          <w:ilvl w:val="0"/>
+          <w:numId w:val="9"/>
+        </w:numPr>
+        <w:tabs>
+          <w:tab w:val="num" w:pos="720"/>
+        </w:tabs>
+        <w:rPr>
+          <w:rFonts w:ascii="Cambria" w:eastAsia="Cambria" w:hAnsi="Cambria" w:cs="Cambria"/>
+          <w:sz w:val="24"/>
+          <w:szCs w:val="24"/>
+          <w:lang w:val="en-AU"/>
+        </w:rPr>
+      </w:pPr>
+      <w:r>
+        <w:rPr>
+          <w:rFonts w:ascii="Cambria" w:eastAsia="Cambria" w:hAnsi="Cambria" w:cs="Cambria"/>
+          <w:sz w:val="24"/>
+          <w:szCs w:val="24"/>
+          <w:lang w:val="en-AU"/>
+        </w:rPr>
+        <w:t>Remaining balance</w:t>
+      </w:r>
+    </w:p>
+    <w:p>
+      <w:pPr>
+        <w:numPr>
+          <w:ilvl w:val="0"/>
+          <w:numId w:val="9"/>
+        </w:numPr>
+        <w:tabs>
+          <w:tab w:val="num" w:pos="720"/>
+        </w:tabs>
+        <w:rPr>
+          <w:rFonts w:ascii="Cambria" w:eastAsia="Cambria" w:hAnsi="Cambria" w:cs="Cambria"/>
+          <w:sz w:val="24"/>
+          <w:szCs w:val="24"/>
+          <w:lang w:val="en-AU"/>
+        </w:rPr>
+      </w:pPr>
+      <w:r>
+        <w:rPr>
+          <w:rFonts w:ascii="Cambria" w:eastAsia="Cambria" w:hAnsi="Cambria" w:cs="Cambria"/>
+          <w:sz w:val="24"/>
+          <w:szCs w:val="24"/>
+          <w:lang w:val="en-AU"/>
+        </w:rPr>
+        <w:t>Utilization percentage</w:t>
+      </w:r>
+    </w:p>
+    <w:p>
+      <w:pPr>
+        <w:ind w:left="720"/>
+        <w:rPr>
+          <w:rFonts w:ascii="Cambria" w:eastAsia="Cambria" w:hAnsi="Cambria" w:cs="Cambria"/>
+          <w:b/>
+          <w:bCs/>
+          <w:sz w:val="24"/>
+          <w:szCs w:val="24"/>
+          <w:lang w:val="en-AU"/>
+        </w:rPr>
+      </w:pPr>
+    </w:p>
+    <w:p>
+      <w:pPr>
+        <w:ind w:left="720"/>
+        <w:rPr>
+          <w:rFonts w:ascii="Cambria" w:eastAsia="Cambria" w:hAnsi="Cambria" w:cs="Cambria"/>
+          <w:sz w:val="24"/>
+          <w:szCs w:val="24"/>
+          <w:lang w:val="en-AU"/>
+        </w:rPr>
+      </w:pPr>
+      <w:r>
+        <w:rPr>
+          <w:rFonts w:ascii="Cambria" w:eastAsia="Cambria" w:hAnsi="Cambria" w:cs="Cambria"/>
+          <w:b/>
+          <w:bCs/>
+          <w:sz w:val="24"/>
+          <w:szCs w:val="24"/>
+          <w:lang w:val="en-AU"/>
+        </w:rPr>
+        <w:t>FR</w:t>
+      </w:r>
+      <w:r>
+        <w:rPr>
+          <w:rFonts w:ascii="Cambria" w:eastAsia="Cambria" w:hAnsi="Cambria" w:cs="Cambria"/>
+          <w:b/>
+          <w:bCs/>
+          <w:sz w:val="24"/>
+          <w:szCs w:val="24"/>
+          <w:lang w:val="en-AU"/>
+        </w:rPr>
+        <w:noBreakHyphen/>
+      </w:r>
+      <w:r>
+        <w:rPr>
+          <w:rFonts w:ascii="Cambria" w:eastAsia="Cambria" w:hAnsi="Cambria" w:cs="Cambria"/>
+          <w:b/>
+          <w:bCs/>
+          <w:sz w:val="24"/>
+          <w:szCs w:val="24"/>
+          <w:lang w:val="en-AU"/>
+        </w:rPr>
+        <w:t>2.5</w:t>
+      </w:r>
+      <w:r>
+        <w:rPr>
+          <w:rFonts w:ascii="Cambria" w:eastAsia="Cambria" w:hAnsi="Cambria" w:cs="Cambria"/>
+          <w:b/>
+          <w:bCs/>
+          <w:sz w:val="24"/>
+          <w:szCs w:val="24"/>
+          <w:lang w:val="en-AU"/>
+        </w:rPr>
+        <w:t>: Drill</w:t>
+      </w:r>
+      <w:r>
+        <w:rPr>
+          <w:rFonts w:ascii="Cambria" w:eastAsia="Cambria" w:hAnsi="Cambria" w:cs="Cambria"/>
+          <w:b/>
+          <w:bCs/>
+          <w:sz w:val="24"/>
+          <w:szCs w:val="24"/>
+          <w:lang w:val="en-AU"/>
+        </w:rPr>
+        <w:noBreakHyphen/>
+        <w:t>Down Capability</w:t>
+      </w:r>
+    </w:p>
+    <w:p>
+      <w:pPr>
+        <w:ind w:left="720" w:firstLine="720"/>
+        <w:rPr>
+          <w:rFonts w:ascii="Cambria" w:eastAsia="Cambria" w:hAnsi="Cambria" w:cs="Cambria"/>
+          <w:sz w:val="24"/>
+          <w:szCs w:val="24"/>
+          <w:lang w:val="en-AU"/>
+        </w:rPr>
+      </w:pPr>
+      <w:r>
+        <w:rPr>
+          <w:rFonts w:ascii="Cambria" w:eastAsia="Cambria" w:hAnsi="Cambria" w:cs="Cambria"/>
+          <w:sz w:val="24"/>
+          <w:szCs w:val="24"/>
+          <w:lang w:val="en-AU"/>
+        </w:rPr>
+        <w:t>Users must be able to drill down into:</w:t>
+      </w:r>
+    </w:p>
+    <w:p>
+      <w:pPr>
+        <w:numPr>
+          <w:ilvl w:val="0"/>
+          <w:numId w:val="10"/>
+        </w:numPr>
+        <w:tabs>
+          <w:tab w:val="clear" w:pos="1800"/>
+          <w:tab w:val="num" w:pos="720"/>
+        </w:tabs>
+        <w:rPr>
+          <w:rFonts w:ascii="Cambria" w:eastAsia="Cambria" w:hAnsi="Cambria" w:cs="Cambria"/>
+          <w:sz w:val="24"/>
+          <w:szCs w:val="24"/>
+          <w:lang w:val="en-AU"/>
+        </w:rPr>
+      </w:pPr>
+      <w:r>
+        <w:rPr>
+          <w:rFonts w:ascii="Cambria" w:eastAsia="Cambria" w:hAnsi="Cambria" w:cs="Cambria"/>
+          <w:sz w:val="24"/>
+          <w:szCs w:val="24"/>
+          <w:lang w:val="en-AU"/>
+        </w:rPr>
+        <w:lastRenderedPageBreak/>
+        <w:t>Program level</w:t>
+      </w:r>
+    </w:p>
+    <w:p>
+      <w:pPr>
+        <w:numPr>
+          <w:ilvl w:val="0"/>
+          <w:numId w:val="10"/>
+        </w:numPr>
+        <w:tabs>
+          <w:tab w:val="clear" w:pos="1800"/>
+          <w:tab w:val="num" w:pos="720"/>
+        </w:tabs>
+        <w:rPr>
+          <w:rFonts w:ascii="Cambria" w:eastAsia="Cambria" w:hAnsi="Cambria" w:cs="Cambria"/>
+          <w:sz w:val="24"/>
+          <w:szCs w:val="24"/>
+          <w:lang w:val="en-AU"/>
+        </w:rPr>
+      </w:pPr>
+      <w:r>
+        <w:rPr>
+          <w:rFonts w:ascii="Cambria" w:eastAsia="Cambria" w:hAnsi="Cambria" w:cs="Cambria"/>
+          <w:sz w:val="24"/>
+          <w:szCs w:val="24"/>
+          <w:lang w:val="en-AU"/>
+        </w:rPr>
+        <w:t>Campaign level</w:t>
+      </w:r>
+    </w:p>
+    <w:p>
+      <w:pPr>
+        <w:numPr>
+          <w:ilvl w:val="0"/>
+          <w:numId w:val="10"/>
+        </w:numPr>
+        <w:tabs>
+          <w:tab w:val="clear" w:pos="1800"/>
+          <w:tab w:val="num" w:pos="720"/>
+        </w:tabs>
+        <w:rPr>
+          <w:rFonts w:ascii="Cambria" w:eastAsia="Cambria" w:hAnsi="Cambria" w:cs="Cambria"/>
+          <w:sz w:val="24"/>
+          <w:szCs w:val="24"/>
+          <w:lang w:val="en-AU"/>
+        </w:rPr>
+      </w:pPr>
+      <w:r>
+        <w:rPr>
+          <w:rFonts w:ascii="Cambria" w:eastAsia="Cambria" w:hAnsi="Cambria" w:cs="Cambria"/>
+          <w:sz w:val="24"/>
+          <w:szCs w:val="24"/>
+          <w:lang w:val="en-AU"/>
+        </w:rPr>
+        <w:t>Sponsor level</w:t>
+      </w:r>
+    </w:p>
+    <w:p>
+      <w:pPr>
+        <w:ind w:left="720"/>
+        <w:rPr>
+          <w:rFonts w:ascii="Cambria" w:eastAsia="Cambria" w:hAnsi="Cambria" w:cs="Cambria"/>
+          <w:sz w:val="24"/>
+          <w:szCs w:val="24"/>
+        </w:rPr>
+      </w:pPr>
+    </w:p>
+    <w:p>
+      <w:pPr>
+        <w:pStyle w:val="ListParagraph"/>
+        <w:numPr>
+          <w:ilvl w:val="0"/>
+          <w:numId w:val="2"/>
+        </w:numPr>
+        <w:rPr>
+          <w:rFonts w:ascii="Cambria" w:eastAsia="Cambria" w:hAnsi="Cambria" w:cs="Cambria"/>
+          <w:b/>
+          <w:bCs/>
+          <w:sz w:val="24"/>
+          <w:szCs w:val="24"/>
+        </w:rPr>
+      </w:pPr>
+      <w:r>
+        <w:rPr>
+          <w:rFonts w:ascii="Cambria" w:eastAsia="Cambria" w:hAnsi="Cambria" w:cs="Cambria"/>
+          <w:b/>
+          <w:bCs/>
+          <w:sz w:val="24"/>
+          <w:szCs w:val="24"/>
+        </w:rPr>
+        <w:t>Beneficiary Metrics Reporting</w:t>
+      </w:r>
+    </w:p>
+    <w:p>
+      <w:pPr>
+        <w:ind w:left="720"/>
+        <w:rPr>
+          <w:rFonts w:ascii="Cambria" w:eastAsia="Cambria" w:hAnsi="Cambria" w:cs="Cambria"/>
+          <w:b/>
+          <w:bCs/>
+          <w:sz w:val="24"/>
+          <w:szCs w:val="24"/>
+          <w:lang w:val="en-AU"/>
+        </w:rPr>
+      </w:pPr>
+    </w:p>
+    <w:p>
+      <w:pPr>
+        <w:ind w:left="720"/>
+        <w:rPr>
+          <w:rFonts w:ascii="Cambria" w:eastAsia="Cambria" w:hAnsi="Cambria" w:cs="Cambria"/>
+          <w:sz w:val="24"/>
+          <w:szCs w:val="24"/>
+          <w:lang w:val="en-AU"/>
+        </w:rPr>
+      </w:pPr>
+      <w:r>
+        <w:rPr>
+          <w:rFonts w:ascii="Cambria" w:eastAsia="Cambria" w:hAnsi="Cambria" w:cs="Cambria"/>
+          <w:b/>
+          <w:bCs/>
+          <w:sz w:val="24"/>
+          <w:szCs w:val="24"/>
+          <w:lang w:val="en-AU"/>
+        </w:rPr>
+        <w:t>FR</w:t>
+      </w:r>
+      <w:r>
+        <w:rPr>
+          <w:rFonts w:ascii="Cambria" w:eastAsia="Cambria" w:hAnsi="Cambria" w:cs="Cambria"/>
+          <w:b/>
+          <w:bCs/>
+          <w:sz w:val="24"/>
+          <w:szCs w:val="24"/>
+          <w:lang w:val="en-AU"/>
+        </w:rPr>
+        <w:noBreakHyphen/>
+      </w:r>
+      <w:r>
+        <w:rPr>
+          <w:rFonts w:ascii="Cambria" w:eastAsia="Cambria" w:hAnsi="Cambria" w:cs="Cambria"/>
+          <w:b/>
+          <w:bCs/>
+          <w:sz w:val="24"/>
+          <w:szCs w:val="24"/>
+          <w:lang w:val="en-AU"/>
+        </w:rPr>
+        <w:t>3.1</w:t>
+      </w:r>
+      <w:r>
+        <w:rPr>
+          <w:rFonts w:ascii="Cambria" w:eastAsia="Cambria" w:hAnsi="Cambria" w:cs="Cambria"/>
+          <w:b/>
+          <w:bCs/>
+          <w:sz w:val="24"/>
+          <w:szCs w:val="24"/>
+          <w:lang w:val="en-AU"/>
+        </w:rPr>
+        <w:t>: Beneficiary Data Capture</w:t>
+      </w:r>
+    </w:p>
+    <w:p>
+      <w:pPr>
+        <w:ind w:left="360" w:firstLine="720"/>
+        <w:rPr>
+          <w:rFonts w:ascii="Cambria" w:eastAsia="Cambria" w:hAnsi="Cambria" w:cs="Cambria"/>
+          <w:sz w:val="24"/>
+          <w:szCs w:val="24"/>
+          <w:lang w:val="en-AU"/>
+        </w:rPr>
+      </w:pPr>
+      <w:r>
+        <w:rPr>
+          <w:rFonts w:ascii="Cambria" w:eastAsia="Cambria" w:hAnsi="Cambria" w:cs="Cambria"/>
+          <w:sz w:val="24"/>
+          <w:szCs w:val="24"/>
+          <w:lang w:val="en-AU"/>
+        </w:rPr>
+        <w:t>The system must capture beneficiary details including:</w:t>
+      </w:r>
+    </w:p>
+    <w:p>
+      <w:pPr>
+        <w:numPr>
+          <w:ilvl w:val="0"/>
+          <w:numId w:val="11"/>
+        </w:numPr>
+        <w:tabs>
+          <w:tab w:val="num" w:pos="1440"/>
+        </w:tabs>
+        <w:ind w:left="1800"/>
+        <w:rPr>
+          <w:rFonts w:ascii="Cambria" w:eastAsia="Cambria" w:hAnsi="Cambria" w:cs="Cambria"/>
+          <w:sz w:val="24"/>
+          <w:szCs w:val="24"/>
+          <w:lang w:val="en-AU"/>
+        </w:rPr>
+      </w:pPr>
+      <w:r>
+        <w:rPr>
+          <w:rFonts w:ascii="Cambria" w:eastAsia="Cambria" w:hAnsi="Cambria" w:cs="Cambria"/>
+          <w:sz w:val="24"/>
+          <w:szCs w:val="24"/>
+          <w:lang w:val="en-AU"/>
+        </w:rPr>
+        <w:t>Age</w:t>
+      </w:r>
+    </w:p>
+    <w:p>
+      <w:pPr>
+        <w:numPr>
+          <w:ilvl w:val="0"/>
+          <w:numId w:val="11"/>
+        </w:numPr>
+        <w:tabs>
+          <w:tab w:val="num" w:pos="1440"/>
+        </w:tabs>
+        <w:ind w:left="1800"/>
+        <w:rPr>
+          <w:rFonts w:ascii="Cambria" w:eastAsia="Cambria" w:hAnsi="Cambria" w:cs="Cambria"/>
+          <w:sz w:val="24"/>
+          <w:szCs w:val="24"/>
+          <w:lang w:val="en-AU"/>
+        </w:rPr>
+      </w:pPr>
+      <w:r>
+        <w:rPr>
+          <w:rFonts w:ascii="Cambria" w:eastAsia="Cambria" w:hAnsi="Cambria" w:cs="Cambria"/>
+          <w:sz w:val="24"/>
+          <w:szCs w:val="24"/>
+          <w:lang w:val="en-AU"/>
+        </w:rPr>
+        <w:t>Gender</w:t>
+      </w:r>
+    </w:p>
+    <w:p>
+      <w:pPr>
+        <w:numPr>
+          <w:ilvl w:val="0"/>
+          <w:numId w:val="11"/>
+        </w:numPr>
+        <w:tabs>
+          <w:tab w:val="num" w:pos="1440"/>
+        </w:tabs>
+        <w:ind w:left="1800"/>
+        <w:rPr>
+          <w:rFonts w:ascii="Cambria" w:eastAsia="Cambria" w:hAnsi="Cambria" w:cs="Cambria"/>
+          <w:sz w:val="24"/>
+          <w:szCs w:val="24"/>
+          <w:lang w:val="en-AU"/>
+        </w:rPr>
+      </w:pPr>
+      <w:r>
+        <w:rPr>
+          <w:rFonts w:ascii="Cambria" w:eastAsia="Cambria" w:hAnsi="Cambria" w:cs="Cambria"/>
+          <w:sz w:val="24"/>
+          <w:szCs w:val="24"/>
+          <w:lang w:val="en-AU"/>
+        </w:rPr>
+        <w:t>Location</w:t>
+      </w:r>
+    </w:p>
+    <w:p>
+      <w:pPr>
+        <w:numPr>
+          <w:ilvl w:val="0"/>
+          <w:numId w:val="11"/>
+        </w:numPr>
+        <w:tabs>
+          <w:tab w:val="num" w:pos="1440"/>
+        </w:tabs>
+        <w:ind w:left="1800"/>
+        <w:rPr>
+          <w:rFonts w:ascii="Cambria" w:eastAsia="Cambria" w:hAnsi="Cambria" w:cs="Cambria"/>
+          <w:sz w:val="24"/>
+          <w:szCs w:val="24"/>
+          <w:lang w:val="en-AU"/>
+        </w:rPr>
+      </w:pPr>
+      <w:r>
+        <w:rPr>
+          <w:rFonts w:ascii="Cambria" w:eastAsia="Cambria" w:hAnsi="Cambria" w:cs="Cambria"/>
+          <w:sz w:val="24"/>
+          <w:szCs w:val="24"/>
+          <w:lang w:val="en-AU"/>
+        </w:rPr>
+        <w:t>Type of support received</w:t>
+      </w:r>
+    </w:p>
+    <w:p>
+      <w:pPr>
+        <w:ind w:left="720"/>
+        <w:rPr>
+          <w:rFonts w:ascii="Cambria" w:eastAsia="Cambria" w:hAnsi="Cambria" w:cs="Cambria"/>
+          <w:b/>
+          <w:bCs/>
+          <w:sz w:val="24"/>
+          <w:szCs w:val="24"/>
+          <w:lang w:val="en-AU"/>
+        </w:rPr>
+      </w:pPr>
+    </w:p>
+    <w:p>
+      <w:pPr>
+        <w:ind w:left="720"/>
+        <w:rPr>
+          <w:rFonts w:ascii="Cambria" w:eastAsia="Cambria" w:hAnsi="Cambria" w:cs="Cambria"/>
+          <w:sz w:val="24"/>
+          <w:szCs w:val="24"/>
+          <w:lang w:val="en-AU"/>
+        </w:rPr>
+      </w:pPr>
+      <w:r>
+        <w:rPr>
+          <w:rFonts w:ascii="Cambria" w:eastAsia="Cambria" w:hAnsi="Cambria" w:cs="Cambria"/>
+          <w:b/>
+          <w:bCs/>
+          <w:sz w:val="24"/>
+          <w:szCs w:val="24"/>
+          <w:lang w:val="en-AU"/>
+        </w:rPr>
+        <w:t>FR</w:t>
+      </w:r>
+      <w:r>
+        <w:rPr>
+          <w:rFonts w:ascii="Cambria" w:eastAsia="Cambria" w:hAnsi="Cambria" w:cs="Cambria"/>
+          <w:b/>
+          <w:bCs/>
+          <w:sz w:val="24"/>
+          <w:szCs w:val="24"/>
+          <w:lang w:val="en-AU"/>
+        </w:rPr>
+        <w:noBreakHyphen/>
+      </w:r>
+      <w:r>
+        <w:rPr>
+          <w:rFonts w:ascii="Cambria" w:eastAsia="Cambria" w:hAnsi="Cambria" w:cs="Cambria"/>
+          <w:b/>
+          <w:bCs/>
+          <w:sz w:val="24"/>
+          <w:szCs w:val="24"/>
+          <w:lang w:val="en-AU"/>
+        </w:rPr>
+        <w:t>3.2</w:t>
+      </w:r>
+      <w:r>
+        <w:rPr>
+          <w:rFonts w:ascii="Cambria" w:eastAsia="Cambria" w:hAnsi="Cambria" w:cs="Cambria"/>
+          <w:b/>
+          <w:bCs/>
+          <w:sz w:val="24"/>
+          <w:szCs w:val="24"/>
+          <w:lang w:val="en-AU"/>
+        </w:rPr>
+        <w:t>: Beneficiary Data Validation</w:t>
+      </w:r>
+    </w:p>
+    <w:p>
+      <w:pPr>
+        <w:ind w:left="1440"/>
+        <w:rPr>
+          <w:rFonts w:ascii="Cambria" w:eastAsia="Cambria" w:hAnsi="Cambria" w:cs="Cambria"/>
+          <w:sz w:val="24"/>
+          <w:szCs w:val="24"/>
+          <w:lang w:val="en-AU"/>
+        </w:rPr>
+      </w:pPr>
+      <w:r>
+        <w:rPr>
+          <w:rFonts w:ascii="Cambria" w:eastAsia="Cambria" w:hAnsi="Cambria" w:cs="Cambria"/>
+          <w:sz w:val="24"/>
+          <w:szCs w:val="24"/>
+          <w:lang w:val="en-AU"/>
+        </w:rPr>
+        <w:t>The system must validate mandatory fields and flag missing or inconsistent data.</w:t>
+      </w:r>
+    </w:p>
+    <w:p>
+      <w:pPr>
+        <w:ind w:left="720"/>
+        <w:rPr>
+          <w:rFonts w:ascii="Cambria" w:eastAsia="Cambria" w:hAnsi="Cambria" w:cs="Cambria"/>
+          <w:sz w:val="24"/>
+          <w:szCs w:val="24"/>
+          <w:lang w:val="en-AU"/>
+        </w:rPr>
+      </w:pPr>
+      <w:r>
+        <w:rPr>
+          <w:rFonts w:ascii="Cambria" w:eastAsia="Cambria" w:hAnsi="Cambria" w:cs="Cambria"/>
+          <w:b/>
+          <w:bCs/>
+          <w:sz w:val="24"/>
+          <w:szCs w:val="24"/>
+          <w:lang w:val="en-AU"/>
+        </w:rPr>
+        <w:t>FR</w:t>
+      </w:r>
+      <w:r>
+        <w:rPr>
+          <w:rFonts w:ascii="Cambria" w:eastAsia="Cambria" w:hAnsi="Cambria" w:cs="Cambria"/>
+          <w:b/>
+          <w:bCs/>
+          <w:sz w:val="24"/>
+          <w:szCs w:val="24"/>
+          <w:lang w:val="en-AU"/>
+        </w:rPr>
+        <w:noBreakHyphen/>
+      </w:r>
+      <w:r>
+        <w:rPr>
+          <w:rFonts w:ascii="Cambria" w:eastAsia="Cambria" w:hAnsi="Cambria" w:cs="Cambria"/>
+          <w:b/>
+          <w:bCs/>
+          <w:sz w:val="24"/>
+          <w:szCs w:val="24"/>
+          <w:lang w:val="en-AU"/>
+        </w:rPr>
+        <w:t>3.3</w:t>
+      </w:r>
+      <w:r>
+        <w:rPr>
+          <w:rFonts w:ascii="Cambria" w:eastAsia="Cambria" w:hAnsi="Cambria" w:cs="Cambria"/>
+          <w:b/>
+          <w:bCs/>
+          <w:sz w:val="24"/>
+          <w:szCs w:val="24"/>
+          <w:lang w:val="en-AU"/>
+        </w:rPr>
+        <w:t>: Beneficiary Demographic Aggregation</w:t>
+      </w:r>
+    </w:p>
+    <w:p>
+      <w:pPr>
+        <w:ind w:left="720" w:firstLine="720"/>
+        <w:rPr>
+          <w:rFonts w:ascii="Cambria" w:eastAsia="Cambria" w:hAnsi="Cambria" w:cs="Cambria"/>
+          <w:sz w:val="24"/>
+          <w:szCs w:val="24"/>
+          <w:lang w:val="en-AU"/>
+        </w:rPr>
+      </w:pPr>
+      <w:r>
+        <w:rPr>
+          <w:rFonts w:ascii="Cambria" w:eastAsia="Cambria" w:hAnsi="Cambria" w:cs="Cambria"/>
+          <w:sz w:val="24"/>
+          <w:szCs w:val="24"/>
+          <w:lang w:val="en-AU"/>
+        </w:rPr>
+        <w:t>The system must aggregate beneficiaries by:</w:t>
+      </w:r>
+    </w:p>
+    <w:p>
+      <w:pPr>
+        <w:numPr>
+          <w:ilvl w:val="0"/>
+          <w:numId w:val="12"/>
+        </w:numPr>
+        <w:tabs>
+          <w:tab w:val="num" w:pos="720"/>
+        </w:tabs>
+        <w:rPr>
+          <w:rFonts w:ascii="Cambria" w:eastAsia="Cambria" w:hAnsi="Cambria" w:cs="Cambria"/>
+          <w:sz w:val="24"/>
+          <w:szCs w:val="24"/>
+          <w:lang w:val="en-AU"/>
+        </w:rPr>
+      </w:pPr>
+      <w:r>
+        <w:rPr>
+          <w:rFonts w:ascii="Cambria" w:eastAsia="Cambria" w:hAnsi="Cambria" w:cs="Cambria"/>
+          <w:sz w:val="24"/>
+          <w:szCs w:val="24"/>
+          <w:lang w:val="en-AU"/>
+        </w:rPr>
+        <w:t>Age groups</w:t>
+      </w:r>
+    </w:p>
+    <w:p>
+      <w:pPr>
+        <w:numPr>
+          <w:ilvl w:val="0"/>
+          <w:numId w:val="12"/>
+        </w:numPr>
+        <w:tabs>
+          <w:tab w:val="num" w:pos="720"/>
+        </w:tabs>
+        <w:rPr>
+          <w:rFonts w:ascii="Cambria" w:eastAsia="Cambria" w:hAnsi="Cambria" w:cs="Cambria"/>
+          <w:sz w:val="24"/>
+          <w:szCs w:val="24"/>
+          <w:lang w:val="en-AU"/>
+        </w:rPr>
+      </w:pPr>
+      <w:r>
+        <w:rPr>
+          <w:rFonts w:ascii="Cambria" w:eastAsia="Cambria" w:hAnsi="Cambria" w:cs="Cambria"/>
+          <w:sz w:val="24"/>
+          <w:szCs w:val="24"/>
+          <w:lang w:val="en-AU"/>
+        </w:rPr>
+        <w:t>Gender</w:t>
+      </w:r>
+    </w:p>
+    <w:p>
+      <w:pPr>
+        <w:numPr>
+          <w:ilvl w:val="0"/>
+          <w:numId w:val="12"/>
+        </w:numPr>
+        <w:tabs>
+          <w:tab w:val="num" w:pos="720"/>
+        </w:tabs>
+        <w:rPr>
+          <w:rFonts w:ascii="Cambria" w:eastAsia="Cambria" w:hAnsi="Cambria" w:cs="Cambria"/>
+          <w:sz w:val="24"/>
+          <w:szCs w:val="24"/>
+          <w:lang w:val="en-AU"/>
+        </w:rPr>
+      </w:pPr>
+      <w:r>
+        <w:rPr>
+          <w:rFonts w:ascii="Cambria" w:eastAsia="Cambria" w:hAnsi="Cambria" w:cs="Cambria"/>
+          <w:sz w:val="24"/>
+          <w:szCs w:val="24"/>
+          <w:lang w:val="en-AU"/>
+        </w:rPr>
+        <w:t>Location</w:t>
+      </w:r>
+    </w:p>
+    <w:p>
+      <w:pPr>
+        <w:ind w:left="720"/>
+        <w:rPr>
+          <w:rFonts w:ascii="Cambria" w:eastAsia="Cambria" w:hAnsi="Cambria" w:cs="Cambria"/>
+          <w:sz w:val="24"/>
+          <w:szCs w:val="24"/>
+          <w:lang w:val="en-AU"/>
+        </w:rPr>
+      </w:pPr>
+      <w:r>
+        <w:rPr>
+          <w:rFonts w:ascii="Cambria" w:eastAsia="Cambria" w:hAnsi="Cambria" w:cs="Cambria"/>
+          <w:b/>
+          <w:bCs/>
+          <w:sz w:val="24"/>
+          <w:szCs w:val="24"/>
+          <w:lang w:val="en-AU"/>
+        </w:rPr>
+        <w:t>FR</w:t>
+      </w:r>
+      <w:r>
+        <w:rPr>
+          <w:rFonts w:ascii="Cambria" w:eastAsia="Cambria" w:hAnsi="Cambria" w:cs="Cambria"/>
+          <w:b/>
+          <w:bCs/>
+          <w:sz w:val="24"/>
+          <w:szCs w:val="24"/>
+          <w:lang w:val="en-AU"/>
+        </w:rPr>
+        <w:noBreakHyphen/>
+      </w:r>
+      <w:r>
+        <w:rPr>
+          <w:rFonts w:ascii="Cambria" w:eastAsia="Cambria" w:hAnsi="Cambria" w:cs="Cambria"/>
+          <w:b/>
+          <w:bCs/>
+          <w:sz w:val="24"/>
+          <w:szCs w:val="24"/>
+          <w:lang w:val="en-AU"/>
+        </w:rPr>
+        <w:t>3.4</w:t>
+      </w:r>
+      <w:r>
+        <w:rPr>
+          <w:rFonts w:ascii="Cambria" w:eastAsia="Cambria" w:hAnsi="Cambria" w:cs="Cambria"/>
+          <w:b/>
+          <w:bCs/>
+          <w:sz w:val="24"/>
+          <w:szCs w:val="24"/>
+          <w:lang w:val="en-AU"/>
+        </w:rPr>
+        <w:t>: Support Type Reporting</w:t>
+      </w:r>
+    </w:p>
+    <w:p>
+      <w:pPr>
+        <w:ind w:left="720" w:firstLine="720"/>
+        <w:rPr>
+          <w:rFonts w:ascii="Cambria" w:eastAsia="Cambria" w:hAnsi="Cambria" w:cs="Cambria"/>
+          <w:sz w:val="24"/>
+          <w:szCs w:val="24"/>
+          <w:lang w:val="en-AU"/>
+        </w:rPr>
+      </w:pPr>
+      <w:r>
+        <w:rPr>
+          <w:rFonts w:ascii="Cambria" w:eastAsia="Cambria" w:hAnsi="Cambria" w:cs="Cambria"/>
+          <w:sz w:val="24"/>
+          <w:szCs w:val="24"/>
+          <w:lang w:val="en-AU"/>
+        </w:rPr>
+        <w:t>The system must generate reports showing:</w:t>
+      </w:r>
+    </w:p>
+    <w:p>
+      <w:pPr>
+        <w:numPr>
+          <w:ilvl w:val="0"/>
+          <w:numId w:val="13"/>
+        </w:numPr>
+        <w:tabs>
+          <w:tab w:val="num" w:pos="720"/>
+        </w:tabs>
+        <w:rPr>
+          <w:rFonts w:ascii="Cambria" w:eastAsia="Cambria" w:hAnsi="Cambria" w:cs="Cambria"/>
+          <w:sz w:val="24"/>
+          <w:szCs w:val="24"/>
+          <w:lang w:val="en-AU"/>
+        </w:rPr>
+      </w:pPr>
+      <w:r>
+        <w:rPr>
+          <w:rFonts w:ascii="Cambria" w:eastAsia="Cambria" w:hAnsi="Cambria" w:cs="Cambria"/>
+          <w:sz w:val="24"/>
+          <w:szCs w:val="24"/>
+          <w:lang w:val="en-AU"/>
+        </w:rPr>
+        <w:t>Number of beneficiaries per support type</w:t>
+      </w:r>
+    </w:p>
+    <w:p>
+      <w:pPr>
+        <w:numPr>
+          <w:ilvl w:val="0"/>
+          <w:numId w:val="13"/>
+        </w:numPr>
+        <w:tabs>
+          <w:tab w:val="num" w:pos="720"/>
+        </w:tabs>
+        <w:rPr>
+          <w:rFonts w:ascii="Cambria" w:eastAsia="Cambria" w:hAnsi="Cambria" w:cs="Cambria"/>
+          <w:sz w:val="24"/>
+          <w:szCs w:val="24"/>
+          <w:lang w:val="en-AU"/>
+        </w:rPr>
+      </w:pPr>
+      <w:r>
+        <w:rPr>
+          <w:rFonts w:ascii="Cambria" w:eastAsia="Cambria" w:hAnsi="Cambria" w:cs="Cambria"/>
+          <w:sz w:val="24"/>
+          <w:szCs w:val="24"/>
+          <w:lang w:val="en-AU"/>
+        </w:rPr>
+        <w:t>Frequency of support</w:t>
+      </w:r>
+    </w:p>
+    <w:p>
+      <w:pPr>
+        <w:numPr>
+          <w:ilvl w:val="0"/>
+          <w:numId w:val="13"/>
+        </w:numPr>
+        <w:tabs>
+          <w:tab w:val="num" w:pos="720"/>
+        </w:tabs>
+        <w:rPr>
+          <w:rFonts w:ascii="Cambria" w:eastAsia="Cambria" w:hAnsi="Cambria" w:cs="Cambria"/>
+          <w:sz w:val="24"/>
+          <w:szCs w:val="24"/>
+          <w:lang w:val="en-AU"/>
+        </w:rPr>
+      </w:pPr>
+      <w:r>
+        <w:rPr>
+          <w:rFonts w:ascii="Cambria" w:eastAsia="Cambria" w:hAnsi="Cambria" w:cs="Cambria"/>
+          <w:sz w:val="24"/>
+          <w:szCs w:val="24"/>
+          <w:lang w:val="en-AU"/>
+        </w:rPr>
+        <w:t>Program</w:t>
+      </w:r>
+      <w:r>
+        <w:rPr>
+          <w:rFonts w:ascii="Cambria" w:eastAsia="Cambria" w:hAnsi="Cambria" w:cs="Cambria"/>
+          <w:sz w:val="24"/>
+          <w:szCs w:val="24"/>
+          <w:lang w:val="en-AU"/>
+        </w:rPr>
+        <w:noBreakHyphen/>
+        <w:t>wise beneficiary distribution</w:t>
+      </w:r>
+    </w:p>
+    <w:p>
+      <w:pPr>
+        <w:ind w:left="720"/>
+        <w:rPr>
+          <w:rFonts w:ascii="Cambria" w:eastAsia="Cambria" w:hAnsi="Cambria" w:cs="Cambria"/>
+          <w:sz w:val="24"/>
+          <w:szCs w:val="24"/>
+          <w:lang w:val="en-AU"/>
+        </w:rPr>
+      </w:pPr>
+      <w:r>
+        <w:rPr>
+          <w:rFonts w:ascii="Cambria" w:eastAsia="Cambria" w:hAnsi="Cambria" w:cs="Cambria"/>
+          <w:b/>
+          <w:bCs/>
+          <w:sz w:val="24"/>
+          <w:szCs w:val="24"/>
+          <w:lang w:val="en-AU"/>
+        </w:rPr>
+        <w:t>FR</w:t>
+      </w:r>
+      <w:r>
+        <w:rPr>
+          <w:rFonts w:ascii="Cambria" w:eastAsia="Cambria" w:hAnsi="Cambria" w:cs="Cambria"/>
+          <w:b/>
+          <w:bCs/>
+          <w:sz w:val="24"/>
+          <w:szCs w:val="24"/>
+          <w:lang w:val="en-AU"/>
+        </w:rPr>
+        <w:noBreakHyphen/>
+      </w:r>
+      <w:r>
+        <w:rPr>
+          <w:rFonts w:ascii="Cambria" w:eastAsia="Cambria" w:hAnsi="Cambria" w:cs="Cambria"/>
+          <w:b/>
+          <w:bCs/>
+          <w:sz w:val="24"/>
+          <w:szCs w:val="24"/>
+          <w:lang w:val="en-AU"/>
+        </w:rPr>
+        <w:t>3.5</w:t>
+      </w:r>
+      <w:r>
+        <w:rPr>
+          <w:rFonts w:ascii="Cambria" w:eastAsia="Cambria" w:hAnsi="Cambria" w:cs="Cambria"/>
+          <w:b/>
+          <w:bCs/>
+          <w:sz w:val="24"/>
+          <w:szCs w:val="24"/>
+          <w:lang w:val="en-AU"/>
+        </w:rPr>
+        <w:t>: Beneficiary Metrics Dashboard</w:t>
+      </w:r>
+    </w:p>
+    <w:p>
+      <w:pPr>
+        <w:ind w:left="720" w:firstLine="720"/>
+        <w:rPr>
+          <w:rFonts w:ascii="Cambria" w:eastAsia="Cambria" w:hAnsi="Cambria" w:cs="Cambria"/>
+          <w:sz w:val="24"/>
+          <w:szCs w:val="24"/>
+          <w:lang w:val="en-AU"/>
+        </w:rPr>
+      </w:pPr>
+      <w:r>
+        <w:rPr>
+          <w:rFonts w:ascii="Cambria" w:eastAsia="Cambria" w:hAnsi="Cambria" w:cs="Cambria"/>
+          <w:sz w:val="24"/>
+          <w:szCs w:val="24"/>
+          <w:lang w:val="en-AU"/>
+        </w:rPr>
+        <w:t>The system must provide a dashboard summarizing:</w:t>
+      </w:r>
+    </w:p>
+    <w:p>
+      <w:pPr>
+        <w:numPr>
+          <w:ilvl w:val="0"/>
+          <w:numId w:val="14"/>
+        </w:numPr>
+        <w:tabs>
+          <w:tab w:val="num" w:pos="720"/>
+        </w:tabs>
+        <w:rPr>
+          <w:rFonts w:ascii="Cambria" w:eastAsia="Cambria" w:hAnsi="Cambria" w:cs="Cambria"/>
+          <w:sz w:val="24"/>
+          <w:szCs w:val="24"/>
+          <w:lang w:val="en-AU"/>
+        </w:rPr>
+      </w:pPr>
+      <w:r>
+        <w:rPr>
+          <w:rFonts w:ascii="Cambria" w:eastAsia="Cambria" w:hAnsi="Cambria" w:cs="Cambria"/>
+          <w:sz w:val="24"/>
+          <w:szCs w:val="24"/>
+          <w:lang w:val="en-AU"/>
+        </w:rPr>
+        <w:t>Total beneficiaries</w:t>
+      </w:r>
+    </w:p>
+    <w:p>
+      <w:pPr>
+        <w:numPr>
+          <w:ilvl w:val="0"/>
+          <w:numId w:val="14"/>
+        </w:numPr>
+        <w:tabs>
+          <w:tab w:val="num" w:pos="720"/>
+        </w:tabs>
+        <w:rPr>
+          <w:rFonts w:ascii="Cambria" w:eastAsia="Cambria" w:hAnsi="Cambria" w:cs="Cambria"/>
+          <w:sz w:val="24"/>
+          <w:szCs w:val="24"/>
+          <w:lang w:val="en-AU"/>
+        </w:rPr>
+      </w:pPr>
+      <w:r>
+        <w:rPr>
+          <w:rFonts w:ascii="Cambria" w:eastAsia="Cambria" w:hAnsi="Cambria" w:cs="Cambria"/>
+          <w:sz w:val="24"/>
+          <w:szCs w:val="24"/>
+          <w:lang w:val="en-AU"/>
+        </w:rPr>
+        <w:t>Demographic breakdown</w:t>
+      </w:r>
+    </w:p>
+    <w:p>
+      <w:pPr>
+        <w:numPr>
+          <w:ilvl w:val="0"/>
+          <w:numId w:val="14"/>
+        </w:numPr>
+        <w:tabs>
+          <w:tab w:val="num" w:pos="720"/>
+        </w:tabs>
+        <w:rPr>
+          <w:rFonts w:ascii="Cambria" w:eastAsia="Cambria" w:hAnsi="Cambria" w:cs="Cambria"/>
+          <w:sz w:val="24"/>
+          <w:szCs w:val="24"/>
+          <w:lang w:val="en-AU"/>
+        </w:rPr>
+      </w:pPr>
+      <w:r>
+        <w:rPr>
+          <w:rFonts w:ascii="Cambria" w:eastAsia="Cambria" w:hAnsi="Cambria" w:cs="Cambria"/>
+          <w:sz w:val="24"/>
+          <w:szCs w:val="24"/>
+          <w:lang w:val="en-AU"/>
+        </w:rPr>
+        <w:t>Support categories</w:t>
+      </w:r>
+    </w:p>
+    <w:p>
+      <w:pPr>
+        <w:rPr>
+          <w:rFonts w:ascii="Cambria" w:eastAsia="Cambria" w:hAnsi="Cambria" w:cs="Cambria"/>
+          <w:sz w:val="24"/>
+          <w:szCs w:val="24"/>
+        </w:rPr>
+      </w:pPr>
+    </w:p>
+    <w:p>
+      <w:pPr>
+        <w:rPr>
+          <w:rFonts w:ascii="Cambria" w:eastAsia="Cambria" w:hAnsi="Cambria" w:cs="Cambria"/>
+          <w:sz w:val="24"/>
+          <w:szCs w:val="24"/>
+        </w:rPr>
+      </w:pPr>
+    </w:p>
+    <w:p>
+      <w:pPr>
+        <w:rPr>
+          <w:rFonts w:ascii="Cambria" w:eastAsia="Cambria" w:hAnsi="Cambria" w:cs="Cambria"/>
+          <w:sz w:val="24"/>
+          <w:szCs w:val="24"/>
+        </w:rPr>
+      </w:pPr>
+    </w:p>
+    <w:p>
+      <w:pPr>
+        <w:rPr>
+          <w:rFonts w:ascii="Cambria" w:eastAsia="Cambria" w:hAnsi="Cambria" w:cs="Cambria"/>
+          <w:sz w:val="24"/>
+          <w:szCs w:val="24"/>
+        </w:rPr>
+      </w:pPr>
+    </w:p>
+    <w:p>
+      <w:pPr>
+        <w:rPr>
+          <w:rFonts w:ascii="Cambria" w:eastAsia="Cambria" w:hAnsi="Cambria" w:cs="Cambria"/>
+          <w:sz w:val="24"/>
+          <w:szCs w:val="24"/>
+        </w:rPr>
+      </w:pPr>
+    </w:p>
+    <w:p>
+      <w:pPr>
+        <w:rPr>
+          <w:rFonts w:ascii="Cambria" w:eastAsia="Cambria" w:hAnsi="Cambria" w:cs="Cambria"/>
+          <w:sz w:val="24"/>
+          <w:szCs w:val="24"/>
+        </w:rPr>
+      </w:pPr>
+    </w:p>
+    <w:p>
+      <w:pPr>
+        <w:rPr>
+          <w:rFonts w:ascii="Cambria" w:eastAsia="Cambria" w:hAnsi="Cambria" w:cs="Cambria"/>
+          <w:sz w:val="24"/>
+          <w:szCs w:val="24"/>
+        </w:rPr>
+      </w:pPr>
+    </w:p>
+    <w:p>
+      <w:pPr>
+        <w:rPr>
+          <w:rFonts w:ascii="Cambria" w:eastAsia="Cambria" w:hAnsi="Cambria" w:cs="Cambria"/>
+          <w:sz w:val="24"/>
+          <w:szCs w:val="24"/>
+        </w:rPr>
+      </w:pPr>
+    </w:p>
+    <w:p>
+      <w:pPr>
+        <w:rPr>
+          <w:rFonts w:ascii="Cambria" w:eastAsia="Cambria" w:hAnsi="Cambria" w:cs="Cambria"/>
+          <w:sz w:val="24"/>
+          <w:szCs w:val="24"/>
+        </w:rPr>
+      </w:pPr>
+    </w:p>
+    <w:p>
+      <w:pPr>
+        <w:rPr>
+          <w:rFonts w:ascii="Cambria" w:eastAsia="Cambria" w:hAnsi="Cambria" w:cs="Cambria"/>
+          <w:sz w:val="24"/>
+          <w:szCs w:val="24"/>
+        </w:rPr>
+      </w:pPr>
     </w:p>
     <w:p>
       <w:pPr>
@@ -119,36 +2991,62 @@
           <w:sz w:val="28"/>
           <w:szCs w:val="28"/>
         </w:rPr>
-        <w:t xml:space="preserve">Data Pipeline Stages </w:t>
-      </w:r>
-      <w:r>
-        <w:rPr>
+        <w:t>Data Pipeline - End to End Solution Component:</w:t>
+      </w:r>
+    </w:p>
+    <w:p>
+      <w:pPr>
+        <w:rPr>
+          <w:rFonts w:ascii="Cambria" w:eastAsia="Cambria" w:hAnsi="Cambria" w:cs="Cambria"/>
+          <w:b/>
+          <w:bCs/>
+          <w:sz w:val="28"/>
+          <w:szCs w:val="28"/>
+        </w:rPr>
+      </w:pPr>
+    </w:p>
+    <w:p>
+      <w:pPr>
+        <w:rPr>
+          <w:rFonts w:ascii="Cambria" w:eastAsia="Cambria" w:hAnsi="Cambria" w:cs="Cambria"/>
+          <w:b/>
+          <w:bCs/>
+          <w:sz w:val="28"/>
+          <w:szCs w:val="28"/>
+        </w:rPr>
+      </w:pPr>
+      <w:r>
+        <w:rPr>
+          <w:rFonts w:ascii="Cambria" w:eastAsia="Cambria" w:hAnsi="Cambria" w:cs="Cambria"/>
+          <w:b/>
+          <w:bCs/>
           <w:noProof/>
+          <w:sz w:val="28"/>
+          <w:szCs w:val="28"/>
         </w:rPr>
         <w:drawing>
-          <wp:anchor distT="114300" distB="114300" distL="114300" distR="114300" simplePos="0" relativeHeight="251658240" behindDoc="0" locked="0" layoutInCell="1" hidden="0" allowOverlap="1" wp14:anchorId="13E2F9DE" wp14:editId="0598839B">
-            <wp:simplePos x="0" y="0"/>
-            <wp:positionH relativeFrom="column">
-              <wp:posOffset>1</wp:posOffset>
-            </wp:positionH>
-            <wp:positionV relativeFrom="paragraph">
-              <wp:posOffset>249238</wp:posOffset>
-            </wp:positionV>
-            <wp:extent cx="5943600" cy="1676400"/>
-            <wp:effectExtent l="0" t="0" r="0" b="0"/>
-            <wp:wrapSquare wrapText="bothSides" distT="114300" distB="114300" distL="114300" distR="114300"/>
-            <wp:docPr id="1" name="image1.png"/>
-            <wp:cNvGraphicFramePr/>
+          <wp:inline distT="0" distB="0" distL="0" distR="0" wp14:anchorId="063571E6" wp14:editId="664B30CF">
+            <wp:extent cx="5943600" cy="1591945"/>
+            <wp:effectExtent l="0" t="0" r="0" b="8255"/>
+            <wp:docPr id="989031422" name="Picture 1"/>
+            <wp:cNvGraphicFramePr>
+              <a:graphicFrameLocks xmlns:a="http://schemas.openxmlformats.org/drawingml/2006/main" noChangeAspect="1"/>
+            </wp:cNvGraphicFramePr>
             <a:graphic xmlns:a="http://schemas.openxmlformats.org/drawingml/2006/main">
               <a:graphicData uri="http://schemas.openxmlformats.org/drawingml/2006/picture">
                 <pic:pic xmlns:pic="http://schemas.openxmlformats.org/drawingml/2006/picture">
                   <pic:nvPicPr>
-                    <pic:cNvPr id="0" name="image1.png"/>
-                    <pic:cNvPicPr preferRelativeResize="0"/>
+                    <pic:cNvPr id="989031422" name="Picture 989031422"/>
+                    <pic:cNvPicPr/>
                   </pic:nvPicPr>
                   <pic:blipFill>
-                    <a:blip r:embed="rId4"/>
-                    <a:srcRect/>
+                    <a:blip r:embed="rId5" cstate="print">
+                      <a:extLst>
+                        <a:ext uri="{28A0092B-C50C-407E-A947-70E740481C1C}">
+                          <a14:useLocalDpi xmlns:a14="http://schemas.microsoft.com/office/drawing/2010/main" val="0"/>
+                        </a:ext>
+                      </a:extLst>
+                    </a:blip>
                     <a:stretch>
                       <a:fillRect/>
                     </a:stretch>
@@ -156,29 +3054,21 @@
                   <pic:spPr>
                     <a:xfrm>
                       <a:off x="0" y="0"/>
-                      <a:ext cx="5943600" cy="1676400"/>
+                      <a:ext cx="5943600" cy="1591945"/>
                     </a:xfrm>
                     <a:prstGeom prst="rect">
                       <a:avLst/>
                     </a:prstGeom>
-                    <a:ln/>
                   </pic:spPr>
                 </pic:pic>
               </a:graphicData>
             </a:graphic>
-          </wp:anchor>
+          </wp:inline>
         </w:drawing>
       </w:r>
     </w:p>
     <w:p>
       <w:pPr>
-        <w:rPr>
-          <w:rFonts w:ascii="Cambria" w:eastAsia="Cambria" w:hAnsi="Cambria" w:cs="Cambria"/>
-          <w:sz w:val="24"/>
-          <w:szCs w:val="24"/>
-        </w:rPr>
-      </w:pPr>
-      <w:r>
         <w:rPr>
           <w:rFonts w:ascii="Cambria" w:eastAsia="Cambria" w:hAnsi="Cambria" w:cs="Cambria"/>
           <w:b/>
@@ -186,35 +3076,10 @@
           <w:sz w:val="28"/>
           <w:szCs w:val="28"/>
         </w:rPr>
-        <w:t xml:space="preserve">Stage 1: </w:t>
-      </w:r>
-      <w:r>
-        <w:rPr>
-          <w:rFonts w:ascii="Cambria" w:eastAsia="Cambria" w:hAnsi="Cambria" w:cs="Cambria"/>
-          <w:sz w:val="24"/>
-          <w:szCs w:val="24"/>
-        </w:rPr>
-        <w:t xml:space="preserve">The user places the three source data files into the input folder (csv file with | delimiter). </w:t>
-      </w:r>
-    </w:p>
-    <w:p>
-      <w:pPr>
-        <w:rPr>
-          <w:rFonts w:ascii="Cambria" w:eastAsia="Cambria" w:hAnsi="Cambria" w:cs="Cambria"/>
-          <w:sz w:val="24"/>
-          <w:szCs w:val="24"/>
-        </w:rPr>
-      </w:pPr>
-    </w:p>
-    <w:p>
-      <w:pPr>
-        <w:rPr>
-          <w:rFonts w:ascii="Cambria" w:eastAsia="Cambria" w:hAnsi="Cambria" w:cs="Cambria"/>
-          <w:sz w:val="24"/>
-          <w:szCs w:val="24"/>
-        </w:rPr>
-      </w:pPr>
-      <w:r>
+      </w:pPr>
+    </w:p>
+    <w:p>
+      <w:pPr>
         <w:rPr>
           <w:rFonts w:ascii="Cambria" w:eastAsia="Cambria" w:hAnsi="Cambria" w:cs="Cambria"/>
           <w:b/>
@@ -222,51 +3087,6 @@
           <w:sz w:val="28"/>
           <w:szCs w:val="28"/>
         </w:rPr>
-        <w:t xml:space="preserve">Stage 2: </w:t>
-      </w:r>
-      <w:r>
-        <w:rPr>
-          <w:rFonts w:ascii="Cambria" w:eastAsia="Cambria" w:hAnsi="Cambria" w:cs="Cambria"/>
-          <w:sz w:val="24"/>
-          <w:szCs w:val="24"/>
-        </w:rPr>
-        <w:t xml:space="preserve">Each file is loaded into its corresponding staging table through a one‑to‑one Python ingestion process. The file name contains the business date, which is added as a column in the staging table to indicate the ‘as‑on’ date of the data. If the load fails, the process triggers </w:t>
-      </w:r>
-      <w:proofErr w:type="spellStart"/>
-      <w:r>
-        <w:rPr>
-          <w:rFonts w:ascii="Cambria" w:eastAsia="Cambria" w:hAnsi="Cambria" w:cs="Cambria"/>
-          <w:sz w:val="24"/>
-          <w:szCs w:val="24"/>
-        </w:rPr>
-        <w:t>notify_logger</w:t>
-      </w:r>
-      <w:proofErr w:type="spellEnd"/>
-      <w:r>
-        <w:rPr>
-          <w:rFonts w:ascii="Cambria" w:eastAsia="Cambria" w:hAnsi="Cambria" w:cs="Cambria"/>
-          <w:sz w:val="24"/>
-          <w:szCs w:val="24"/>
-        </w:rPr>
-        <w:t xml:space="preserve"> to send the appropriate message to the support team.</w:t>
-      </w:r>
-    </w:p>
-    <w:p>
-      <w:pPr>
-        <w:rPr>
-          <w:rFonts w:ascii="Cambria" w:eastAsia="Cambria" w:hAnsi="Cambria" w:cs="Cambria"/>
-          <w:sz w:val="24"/>
-          <w:szCs w:val="24"/>
-        </w:rPr>
-      </w:pPr>
-    </w:p>
-    <w:p>
-      <w:pPr>
-        <w:rPr>
-          <w:rFonts w:ascii="Cambria" w:eastAsia="Cambria" w:hAnsi="Cambria" w:cs="Cambria"/>
-          <w:sz w:val="24"/>
-          <w:szCs w:val="24"/>
-        </w:rPr>
       </w:pPr>
       <w:r>
         <w:rPr>
@@ -276,25 +3096,8 @@
           <w:sz w:val="28"/>
           <w:szCs w:val="28"/>
         </w:rPr>
-        <w:t xml:space="preserve">Stage 3: </w:t>
-      </w:r>
-      <w:r>
-        <w:rPr>
-          <w:rFonts w:ascii="Cambria" w:eastAsia="Cambria" w:hAnsi="Cambria" w:cs="Cambria"/>
-          <w:sz w:val="24"/>
-          <w:szCs w:val="24"/>
-        </w:rPr>
-        <w:t xml:space="preserve">The staging tables (e.g., customer, account, address) are integrated and transformed into a consolidated dataset in the transformation layer. This is required to load directly to the target table in a sequential manner. </w:t>
-      </w:r>
-    </w:p>
-    <w:p>
-      <w:pPr>
-        <w:rPr>
-          <w:rFonts w:ascii="Cambria" w:eastAsia="Cambria" w:hAnsi="Cambria" w:cs="Cambria"/>
-          <w:sz w:val="24"/>
-          <w:szCs w:val="24"/>
-        </w:rPr>
-      </w:pPr>
+        <w:t xml:space="preserve">Data Pipeline Stages </w:t>
+      </w:r>
     </w:p>
     <w:p>
       <w:pPr>
@@ -312,34 +3115,8 @@
           <w:sz w:val="28"/>
           <w:szCs w:val="28"/>
         </w:rPr>
-        <w:t xml:space="preserve">Stage 4: </w:t>
-      </w:r>
-      <w:r>
-        <w:rPr>
-          <w:rFonts w:ascii="Cambria" w:eastAsia="Cambria" w:hAnsi="Cambria" w:cs="Cambria"/>
-          <w:sz w:val="24"/>
-          <w:szCs w:val="24"/>
-        </w:rPr>
-        <w:t>The consolidated dataset is then loaded one‑to‑one into the target platform, which is structured using a normalized data model.</w:t>
-      </w:r>
-    </w:p>
-    <w:p>
-      <w:pPr>
-        <w:rPr>
-          <w:rFonts w:ascii="Cambria" w:eastAsia="Cambria" w:hAnsi="Cambria" w:cs="Cambria"/>
-          <w:sz w:val="24"/>
-          <w:szCs w:val="24"/>
-        </w:rPr>
-      </w:pPr>
-    </w:p>
-    <w:p>
-      <w:pPr>
-        <w:rPr>
-          <w:rFonts w:ascii="Cambria" w:eastAsia="Cambria" w:hAnsi="Cambria" w:cs="Cambria"/>
-          <w:sz w:val="24"/>
-          <w:szCs w:val="24"/>
-        </w:rPr>
-      </w:pPr>
+        <w:t>Stage 1</w:t>
+      </w:r>
       <w:r>
         <w:rPr>
           <w:rFonts w:ascii="Cambria" w:eastAsia="Cambria" w:hAnsi="Cambria" w:cs="Cambria"/>
@@ -348,24 +3125,450 @@
           <w:sz w:val="28"/>
           <w:szCs w:val="28"/>
         </w:rPr>
-        <w:lastRenderedPageBreak/>
-        <w:t>Stage 5:</w:t>
-      </w:r>
-      <w:r>
-        <w:rPr>
-          <w:rFonts w:ascii="Cambria" w:eastAsia="Cambria" w:hAnsi="Cambria" w:cs="Cambria"/>
-          <w:sz w:val="24"/>
-          <w:szCs w:val="24"/>
-        </w:rPr>
-        <w:t xml:space="preserve"> End users generate reports from the dataset stored in the data analytics platform using their preferred reporting tools. The tool selection is currently being finalized.</w:t>
-      </w:r>
-    </w:p>
-    <w:p>
-      <w:pPr>
-        <w:rPr>
-          <w:rFonts w:ascii="Cambria" w:eastAsia="Cambria" w:hAnsi="Cambria" w:cs="Cambria"/>
-          <w:sz w:val="24"/>
-          <w:szCs w:val="24"/>
+        <w:t>.1</w:t>
+      </w:r>
+      <w:r>
+        <w:rPr>
+          <w:rFonts w:ascii="Cambria" w:eastAsia="Cambria" w:hAnsi="Cambria" w:cs="Cambria"/>
+          <w:b/>
+          <w:bCs/>
+          <w:sz w:val="28"/>
+          <w:szCs w:val="28"/>
+        </w:rPr>
+        <w:t xml:space="preserve">: </w:t>
+      </w:r>
+      <w:r>
+        <w:rPr>
+          <w:rFonts w:ascii="Cambria" w:eastAsia="Cambria" w:hAnsi="Cambria" w:cs="Cambria"/>
+          <w:sz w:val="24"/>
+          <w:szCs w:val="24"/>
+        </w:rPr>
+        <w:t>The NPO Web App captures sponsor registration, sponsor transfer, and beneficiary information through the user interface provided by the frontend.</w:t>
+      </w:r>
+      <w:r>
+        <w:rPr>
+          <w:rFonts w:ascii="Cambria" w:eastAsia="Cambria" w:hAnsi="Cambria" w:cs="Cambria"/>
+          <w:sz w:val="24"/>
+          <w:szCs w:val="24"/>
+        </w:rPr>
+        <w:t xml:space="preserve"> </w:t>
+      </w:r>
+      <w:r>
+        <w:rPr>
+          <w:rFonts w:ascii="Cambria" w:eastAsia="Cambria" w:hAnsi="Cambria" w:cs="Cambria"/>
+          <w:sz w:val="24"/>
+          <w:szCs w:val="24"/>
+        </w:rPr>
+        <w:t>The NPO system generates pipe</w:t>
+      </w:r>
+      <w:r>
+        <w:rPr>
+          <w:rFonts w:ascii="Cambria" w:eastAsia="Cambria" w:hAnsi="Cambria" w:cs="Cambria"/>
+          <w:sz w:val="24"/>
+          <w:szCs w:val="24"/>
+        </w:rPr>
+        <w:noBreakHyphen/>
+        <w:t>delimited CSV files through its extraction process and transfers them to the downstream Reporting Platform via a secure SFTP process.</w:t>
+      </w:r>
+      <w:r>
+        <w:rPr>
+          <w:rFonts w:ascii="Cambria" w:eastAsia="Cambria" w:hAnsi="Cambria" w:cs="Cambria"/>
+          <w:sz w:val="24"/>
+          <w:szCs w:val="24"/>
+        </w:rPr>
+        <w:t xml:space="preserve"> </w:t>
+      </w:r>
+    </w:p>
+    <w:p>
+      <w:pPr>
+        <w:rPr>
+          <w:rFonts w:ascii="Cambria" w:eastAsia="Cambria" w:hAnsi="Cambria" w:cs="Cambria"/>
+          <w:sz w:val="24"/>
+          <w:szCs w:val="24"/>
+        </w:rPr>
+      </w:pPr>
+    </w:p>
+    <w:p>
+      <w:pPr>
+        <w:rPr>
+          <w:rFonts w:ascii="Cambria" w:eastAsia="Cambria" w:hAnsi="Cambria" w:cs="Cambria"/>
+          <w:sz w:val="24"/>
+          <w:szCs w:val="24"/>
+        </w:rPr>
+      </w:pPr>
+      <w:r>
+        <w:rPr>
+          <w:rFonts w:ascii="Cambria" w:eastAsia="Cambria" w:hAnsi="Cambria" w:cs="Cambria"/>
+          <w:b/>
+          <w:bCs/>
+          <w:sz w:val="28"/>
+          <w:szCs w:val="28"/>
+        </w:rPr>
+        <w:t xml:space="preserve">Stage </w:t>
+      </w:r>
+      <w:r>
+        <w:rPr>
+          <w:rFonts w:ascii="Cambria" w:eastAsia="Cambria" w:hAnsi="Cambria" w:cs="Cambria"/>
+          <w:b/>
+          <w:bCs/>
+          <w:sz w:val="28"/>
+          <w:szCs w:val="28"/>
+        </w:rPr>
+        <w:t>1.</w:t>
+      </w:r>
+      <w:r>
+        <w:rPr>
+          <w:rFonts w:ascii="Cambria" w:eastAsia="Cambria" w:hAnsi="Cambria" w:cs="Cambria"/>
+          <w:b/>
+          <w:bCs/>
+          <w:sz w:val="28"/>
+          <w:szCs w:val="28"/>
+        </w:rPr>
+        <w:t xml:space="preserve">2: </w:t>
+      </w:r>
+      <w:r>
+        <w:rPr>
+          <w:rFonts w:ascii="Cambria" w:eastAsia="Cambria" w:hAnsi="Cambria" w:cs="Cambria"/>
+          <w:sz w:val="24"/>
+          <w:szCs w:val="24"/>
+        </w:rPr>
+        <w:t xml:space="preserve">Each file is loaded into its corresponding staging table through a one‑to‑one Python ingestion process. The file name contains the business date, which is added as a column in the staging table to indicate the ‘as‑on’ date of the data. If the load fails, the process triggers </w:t>
+      </w:r>
+      <w:proofErr w:type="spellStart"/>
+      <w:r>
+        <w:rPr>
+          <w:rFonts w:ascii="Cambria" w:eastAsia="Cambria" w:hAnsi="Cambria" w:cs="Cambria"/>
+          <w:sz w:val="24"/>
+          <w:szCs w:val="24"/>
+        </w:rPr>
+        <w:t>notify_logger</w:t>
+      </w:r>
+      <w:proofErr w:type="spellEnd"/>
+      <w:r>
+        <w:rPr>
+          <w:rFonts w:ascii="Cambria" w:eastAsia="Cambria" w:hAnsi="Cambria" w:cs="Cambria"/>
+          <w:sz w:val="24"/>
+          <w:szCs w:val="24"/>
+        </w:rPr>
+        <w:t xml:space="preserve"> to send the appropriate message to the support team.</w:t>
+      </w:r>
+    </w:p>
+    <w:p>
+      <w:pPr>
+        <w:rPr>
+          <w:rFonts w:ascii="Cambria" w:eastAsia="Cambria" w:hAnsi="Cambria" w:cs="Cambria"/>
+          <w:sz w:val="24"/>
+          <w:szCs w:val="24"/>
+        </w:rPr>
+      </w:pPr>
+    </w:p>
+    <w:p>
+      <w:pPr>
+        <w:rPr>
+          <w:rFonts w:ascii="Cambria" w:eastAsia="Cambria" w:hAnsi="Cambria" w:cs="Cambria"/>
+          <w:sz w:val="24"/>
+          <w:szCs w:val="24"/>
+        </w:rPr>
+      </w:pPr>
+      <w:r>
+        <w:rPr>
+          <w:rFonts w:ascii="Cambria" w:eastAsia="Cambria" w:hAnsi="Cambria" w:cs="Cambria"/>
+          <w:b/>
+          <w:bCs/>
+          <w:sz w:val="28"/>
+          <w:szCs w:val="28"/>
+        </w:rPr>
+        <w:t xml:space="preserve">Stage </w:t>
+      </w:r>
+      <w:r>
+        <w:rPr>
+          <w:rFonts w:ascii="Cambria" w:eastAsia="Cambria" w:hAnsi="Cambria" w:cs="Cambria"/>
+          <w:b/>
+          <w:bCs/>
+          <w:sz w:val="28"/>
+          <w:szCs w:val="28"/>
+        </w:rPr>
+        <w:t>1.</w:t>
+      </w:r>
+      <w:r>
+        <w:rPr>
+          <w:rFonts w:ascii="Cambria" w:eastAsia="Cambria" w:hAnsi="Cambria" w:cs="Cambria"/>
+          <w:b/>
+          <w:bCs/>
+          <w:sz w:val="28"/>
+          <w:szCs w:val="28"/>
+        </w:rPr>
+        <w:t xml:space="preserve">3: </w:t>
+      </w:r>
+      <w:r>
+        <w:rPr>
+          <w:rFonts w:ascii="Cambria" w:eastAsia="Cambria" w:hAnsi="Cambria" w:cs="Cambria"/>
+          <w:sz w:val="24"/>
+          <w:szCs w:val="24"/>
+        </w:rPr>
+        <w:t>The staging tables (such as sponsor, account, address, fund transfer, and beneficiary) are consolidated and transformed into a normalized structure within the core layer.</w:t>
+      </w:r>
+    </w:p>
+    <w:p>
+      <w:pPr>
+        <w:rPr>
+          <w:rFonts w:ascii="Cambria" w:eastAsia="Cambria" w:hAnsi="Cambria" w:cs="Cambria"/>
+          <w:sz w:val="24"/>
+          <w:szCs w:val="24"/>
+        </w:rPr>
+      </w:pPr>
+    </w:p>
+    <w:p>
+      <w:pPr>
+        <w:rPr>
+          <w:rFonts w:ascii="Cambria" w:eastAsia="Cambria" w:hAnsi="Cambria" w:cs="Cambria"/>
+          <w:sz w:val="24"/>
+          <w:szCs w:val="24"/>
+        </w:rPr>
+      </w:pPr>
+      <w:r>
+        <w:rPr>
+          <w:rFonts w:ascii="Cambria" w:eastAsia="Cambria" w:hAnsi="Cambria" w:cs="Cambria"/>
+          <w:b/>
+          <w:bCs/>
+          <w:sz w:val="28"/>
+          <w:szCs w:val="28"/>
+        </w:rPr>
+        <w:t xml:space="preserve">Stage </w:t>
+      </w:r>
+      <w:r>
+        <w:rPr>
+          <w:rFonts w:ascii="Cambria" w:eastAsia="Cambria" w:hAnsi="Cambria" w:cs="Cambria"/>
+          <w:b/>
+          <w:bCs/>
+          <w:sz w:val="28"/>
+          <w:szCs w:val="28"/>
+        </w:rPr>
+        <w:t>1.</w:t>
+      </w:r>
+      <w:r>
+        <w:rPr>
+          <w:rFonts w:ascii="Cambria" w:eastAsia="Cambria" w:hAnsi="Cambria" w:cs="Cambria"/>
+          <w:b/>
+          <w:bCs/>
+          <w:sz w:val="28"/>
+          <w:szCs w:val="28"/>
+        </w:rPr>
+        <w:t>4:</w:t>
+      </w:r>
+      <w:r>
+        <w:rPr>
+          <w:rFonts w:ascii="Cambria" w:eastAsia="Cambria" w:hAnsi="Cambria" w:cs="Cambria"/>
+          <w:b/>
+          <w:bCs/>
+          <w:sz w:val="28"/>
+          <w:szCs w:val="28"/>
+        </w:rPr>
+        <w:t xml:space="preserve"> </w:t>
+      </w:r>
+      <w:r>
+        <w:rPr>
+          <w:rFonts w:ascii="Cambria" w:eastAsia="Cambria" w:hAnsi="Cambria" w:cs="Cambria"/>
+          <w:sz w:val="24"/>
+          <w:szCs w:val="24"/>
+        </w:rPr>
+        <w:t xml:space="preserve">The views are designed to read data from the </w:t>
+      </w:r>
+      <w:r>
+        <w:rPr>
+          <w:rFonts w:ascii="Cambria" w:eastAsia="Cambria" w:hAnsi="Cambria" w:cs="Cambria"/>
+          <w:sz w:val="24"/>
+          <w:szCs w:val="24"/>
+        </w:rPr>
+        <w:t xml:space="preserve">core </w:t>
+      </w:r>
+      <w:r>
+        <w:rPr>
+          <w:rFonts w:ascii="Cambria" w:eastAsia="Cambria" w:hAnsi="Cambria" w:cs="Cambria"/>
+          <w:sz w:val="24"/>
+          <w:szCs w:val="24"/>
+        </w:rPr>
+        <w:t xml:space="preserve">layer and </w:t>
+      </w:r>
+      <w:r>
+        <w:rPr>
+          <w:rFonts w:ascii="Cambria" w:eastAsia="Cambria" w:hAnsi="Cambria" w:cs="Cambria"/>
+          <w:sz w:val="24"/>
+          <w:szCs w:val="24"/>
+        </w:rPr>
+        <w:t xml:space="preserve">fetch </w:t>
+      </w:r>
+      <w:r>
+        <w:rPr>
+          <w:rFonts w:ascii="Cambria" w:eastAsia="Cambria" w:hAnsi="Cambria" w:cs="Cambria"/>
+          <w:sz w:val="24"/>
+          <w:szCs w:val="24"/>
+        </w:rPr>
+        <w:t xml:space="preserve">the relevant information required </w:t>
+      </w:r>
+      <w:r>
+        <w:rPr>
+          <w:rFonts w:ascii="Cambria" w:eastAsia="Cambria" w:hAnsi="Cambria" w:cs="Cambria"/>
+          <w:sz w:val="24"/>
+          <w:szCs w:val="24"/>
+        </w:rPr>
+        <w:t>for</w:t>
+      </w:r>
+      <w:r>
+        <w:rPr>
+          <w:rFonts w:ascii="Cambria" w:eastAsia="Cambria" w:hAnsi="Cambria" w:cs="Cambria"/>
+          <w:sz w:val="24"/>
+          <w:szCs w:val="24"/>
+        </w:rPr>
+        <w:t xml:space="preserve"> the reporting layer</w:t>
+      </w:r>
+      <w:r>
+        <w:rPr>
+          <w:rFonts w:ascii="Cambria" w:eastAsia="Cambria" w:hAnsi="Cambria" w:cs="Cambria"/>
+          <w:sz w:val="24"/>
+          <w:szCs w:val="24"/>
+        </w:rPr>
+        <w:t>.</w:t>
+      </w:r>
+    </w:p>
+    <w:p>
+      <w:pPr>
+        <w:rPr>
+          <w:rFonts w:ascii="Cambria" w:eastAsia="Cambria" w:hAnsi="Cambria" w:cs="Cambria"/>
+          <w:sz w:val="24"/>
+          <w:szCs w:val="24"/>
+        </w:rPr>
+      </w:pPr>
+    </w:p>
+    <w:p>
+      <w:pPr>
+        <w:rPr>
+          <w:rFonts w:ascii="Cambria" w:eastAsia="Cambria" w:hAnsi="Cambria" w:cs="Cambria"/>
+          <w:b/>
+          <w:bCs/>
+          <w:sz w:val="28"/>
+          <w:szCs w:val="28"/>
+        </w:rPr>
+      </w:pPr>
+      <w:r>
+        <w:rPr>
+          <w:rFonts w:ascii="Cambria" w:eastAsia="Cambria" w:hAnsi="Cambria" w:cs="Cambria"/>
+          <w:b/>
+          <w:bCs/>
+          <w:sz w:val="28"/>
+          <w:szCs w:val="28"/>
+        </w:rPr>
+        <w:t xml:space="preserve">Stage </w:t>
+      </w:r>
+      <w:r>
+        <w:rPr>
+          <w:rFonts w:ascii="Cambria" w:eastAsia="Cambria" w:hAnsi="Cambria" w:cs="Cambria"/>
+          <w:b/>
+          <w:bCs/>
+          <w:sz w:val="28"/>
+          <w:szCs w:val="28"/>
+        </w:rPr>
+        <w:t>1.</w:t>
+      </w:r>
+      <w:r>
+        <w:rPr>
+          <w:rFonts w:ascii="Cambria" w:eastAsia="Cambria" w:hAnsi="Cambria" w:cs="Cambria"/>
+          <w:b/>
+          <w:bCs/>
+          <w:sz w:val="28"/>
+          <w:szCs w:val="28"/>
+        </w:rPr>
+        <w:t>5:</w:t>
+      </w:r>
+      <w:r>
+        <w:rPr>
+          <w:rFonts w:ascii="Cambria" w:eastAsia="Cambria" w:hAnsi="Cambria" w:cs="Cambria"/>
+          <w:sz w:val="24"/>
+          <w:szCs w:val="24"/>
+        </w:rPr>
+        <w:t xml:space="preserve"> </w:t>
+      </w:r>
+      <w:r>
+        <w:rPr>
+          <w:rFonts w:ascii="Cambria" w:eastAsia="Cambria" w:hAnsi="Cambria" w:cs="Cambria"/>
+          <w:sz w:val="24"/>
+          <w:szCs w:val="24"/>
+        </w:rPr>
+        <w:t>End users generate reports from the presentation</w:t>
+      </w:r>
+      <w:r>
+        <w:rPr>
+          <w:rFonts w:ascii="Cambria" w:eastAsia="Cambria" w:hAnsi="Cambria" w:cs="Cambria"/>
+          <w:sz w:val="24"/>
+          <w:szCs w:val="24"/>
+        </w:rPr>
+        <w:noBreakHyphen/>
+        <w:t>layer views using their preferred reporting tools. The selection of the reporting tool is currently being finalized</w:t>
+      </w:r>
+    </w:p>
+    <w:p>
+      <w:pPr>
+        <w:rPr>
+          <w:rFonts w:ascii="Cambria" w:eastAsia="Cambria" w:hAnsi="Cambria" w:cs="Cambria"/>
+          <w:b/>
+          <w:bCs/>
+          <w:sz w:val="28"/>
+          <w:szCs w:val="28"/>
+        </w:rPr>
+      </w:pPr>
+    </w:p>
+    <w:p>
+      <w:pPr>
+        <w:rPr>
+          <w:rFonts w:ascii="Cambria" w:eastAsia="Cambria" w:hAnsi="Cambria" w:cs="Cambria"/>
+          <w:b/>
+          <w:bCs/>
+          <w:sz w:val="28"/>
+          <w:szCs w:val="28"/>
+        </w:rPr>
+      </w:pPr>
+    </w:p>
+    <w:p>
+      <w:pPr>
+        <w:rPr>
+          <w:rFonts w:ascii="Cambria" w:eastAsia="Cambria" w:hAnsi="Cambria" w:cs="Cambria"/>
+          <w:b/>
+          <w:bCs/>
+          <w:sz w:val="28"/>
+          <w:szCs w:val="28"/>
+        </w:rPr>
+      </w:pPr>
+    </w:p>
+    <w:p>
+      <w:pPr>
+        <w:rPr>
+          <w:rFonts w:ascii="Cambria" w:eastAsia="Cambria" w:hAnsi="Cambria" w:cs="Cambria"/>
+          <w:b/>
+          <w:bCs/>
+          <w:sz w:val="28"/>
+          <w:szCs w:val="28"/>
+        </w:rPr>
+      </w:pPr>
+    </w:p>
+    <w:p>
+      <w:pPr>
+        <w:rPr>
+          <w:rFonts w:ascii="Cambria" w:eastAsia="Cambria" w:hAnsi="Cambria" w:cs="Cambria"/>
+          <w:b/>
+          <w:bCs/>
+          <w:sz w:val="28"/>
+          <w:szCs w:val="28"/>
+        </w:rPr>
+      </w:pPr>
+    </w:p>
+    <w:p>
+      <w:pPr>
+        <w:rPr>
+          <w:rFonts w:ascii="Cambria" w:eastAsia="Cambria" w:hAnsi="Cambria" w:cs="Cambria"/>
+          <w:b/>
+          <w:bCs/>
+          <w:sz w:val="28"/>
+          <w:szCs w:val="28"/>
         </w:rPr>
       </w:pPr>
     </w:p>
@@ -425,7 +3628,7 @@
                     </pic:cNvPicPr>
                   </pic:nvPicPr>
                   <pic:blipFill>
-                    <a:blip r:embed="rId5">
+                    <a:blip r:embed="rId6">
                       <a:extLst>
                         <a:ext uri="{28A0092B-C50C-407E-A947-70E740481C1C}">
                           <a14:useLocalDpi xmlns:a14="http://schemas.microsoft.com/office/drawing/2010/main" val="0"/>
@@ -465,6 +3668,23 @@
           <w:szCs w:val="26"/>
         </w:rPr>
       </w:pPr>
+      <w:r>
+        <w:rPr>
+          <w:rFonts w:ascii="Cambria" w:eastAsia="Cambria" w:hAnsi="Cambria" w:cs="Cambria"/>
+          <w:sz w:val="26"/>
+          <w:szCs w:val="26"/>
+        </w:rPr>
+        <w:br w:type="page"/>
+      </w:r>
+    </w:p>
+    <w:p>
+      <w:pPr>
+        <w:rPr>
+          <w:rFonts w:ascii="Cambria" w:eastAsia="Cambria" w:hAnsi="Cambria" w:cs="Cambria"/>
+          <w:sz w:val="26"/>
+          <w:szCs w:val="26"/>
+        </w:rPr>
+      </w:pPr>
     </w:p>
     <w:p>
       <w:pPr>
@@ -494,9 +3714,3094 @@
           <w:sz w:val="28"/>
           <w:szCs w:val="28"/>
         </w:rPr>
-        <w:t xml:space="preserve"> TO BE DONE. </w:t>
-      </w:r>
-    </w:p>
+        <w:t xml:space="preserve"> </w:t>
+      </w:r>
+    </w:p>
+    <w:tbl>
+      <w:tblPr>
+        <w:tblStyle w:val="TableGrid"/>
+        <w:tblW w:w="9634" w:type="dxa"/>
+        <w:tblLook w:val="04A0" w:firstRow="1" w:lastRow="0" w:firstColumn="1" w:lastColumn="0" w:noHBand="0" w:noVBand="1"/>
+      </w:tblPr>
+      <w:tblGrid>
+        <w:gridCol w:w="877"/>
+        <w:gridCol w:w="1167"/>
+        <w:gridCol w:w="2053"/>
+        <w:gridCol w:w="883"/>
+        <w:gridCol w:w="1944"/>
+        <w:gridCol w:w="2710"/>
+      </w:tblGrid>
+      <w:tr>
+        <w:tc>
+          <w:tcPr>
+            <w:tcW w:w="877" w:type="dxa"/>
+            <w:tcBorders>
+              <w:bottom w:val="single" w:sz="4" w:space="0" w:color="8DB3E2" w:themeColor="text2" w:themeTint="66"/>
+            </w:tcBorders>
+          </w:tcPr>
+          <w:p>
+            <w:pPr>
+              <w:rPr>
+                <w:rFonts w:ascii="Cambria" w:eastAsia="Cambria" w:hAnsi="Cambria" w:cs="Cambria"/>
+                <w:sz w:val="20"/>
+                <w:szCs w:val="20"/>
+              </w:rPr>
+            </w:pPr>
+            <w:r>
+              <w:rPr>
+                <w:rFonts w:ascii="Cambria" w:eastAsia="Cambria" w:hAnsi="Cambria" w:cs="Cambria"/>
+                <w:sz w:val="20"/>
+                <w:szCs w:val="20"/>
+              </w:rPr>
+              <w:t>Version</w:t>
+            </w:r>
+          </w:p>
+        </w:tc>
+        <w:tc>
+          <w:tcPr>
+            <w:tcW w:w="1167" w:type="dxa"/>
+            <w:tcBorders>
+              <w:bottom w:val="single" w:sz="4" w:space="0" w:color="8DB3E2" w:themeColor="text2" w:themeTint="66"/>
+            </w:tcBorders>
+          </w:tcPr>
+          <w:p>
+            <w:pPr>
+              <w:rPr>
+                <w:rFonts w:ascii="Cambria" w:eastAsia="Cambria" w:hAnsi="Cambria" w:cs="Cambria"/>
+                <w:sz w:val="20"/>
+                <w:szCs w:val="20"/>
+              </w:rPr>
+            </w:pPr>
+            <w:r>
+              <w:rPr>
+                <w:rFonts w:ascii="Cambria" w:eastAsia="Cambria" w:hAnsi="Cambria" w:cs="Cambria"/>
+                <w:sz w:val="20"/>
+                <w:szCs w:val="20"/>
+              </w:rPr>
+              <w:t>Source Table</w:t>
+            </w:r>
+          </w:p>
+        </w:tc>
+        <w:tc>
+          <w:tcPr>
+            <w:tcW w:w="2053" w:type="dxa"/>
+            <w:tcBorders>
+              <w:bottom w:val="single" w:sz="4" w:space="0" w:color="8DB3E2" w:themeColor="text2" w:themeTint="66"/>
+            </w:tcBorders>
+          </w:tcPr>
+          <w:p>
+            <w:pPr>
+              <w:rPr>
+                <w:rFonts w:ascii="Cambria" w:eastAsia="Cambria" w:hAnsi="Cambria" w:cs="Cambria"/>
+                <w:sz w:val="20"/>
+                <w:szCs w:val="20"/>
+              </w:rPr>
+            </w:pPr>
+            <w:r>
+              <w:rPr>
+                <w:rFonts w:ascii="Cambria" w:eastAsia="Cambria" w:hAnsi="Cambria" w:cs="Cambria"/>
+                <w:sz w:val="20"/>
+                <w:szCs w:val="20"/>
+              </w:rPr>
+              <w:t>Source Field</w:t>
+            </w:r>
+          </w:p>
+        </w:tc>
+        <w:tc>
+          <w:tcPr>
+            <w:tcW w:w="883" w:type="dxa"/>
+            <w:tcBorders>
+              <w:bottom w:val="single" w:sz="4" w:space="0" w:color="8DB3E2" w:themeColor="text2" w:themeTint="66"/>
+            </w:tcBorders>
+          </w:tcPr>
+          <w:p>
+            <w:pPr>
+              <w:rPr>
+                <w:rFonts w:ascii="Cambria" w:eastAsia="Cambria" w:hAnsi="Cambria" w:cs="Cambria"/>
+                <w:sz w:val="20"/>
+                <w:szCs w:val="20"/>
+              </w:rPr>
+            </w:pPr>
+            <w:r>
+              <w:rPr>
+                <w:rFonts w:ascii="Cambria" w:eastAsia="Cambria" w:hAnsi="Cambria" w:cs="Cambria"/>
+                <w:sz w:val="20"/>
+                <w:szCs w:val="20"/>
+              </w:rPr>
+              <w:t xml:space="preserve">Target Table </w:t>
+            </w:r>
+          </w:p>
+        </w:tc>
+        <w:tc>
+          <w:tcPr>
+            <w:tcW w:w="1944" w:type="dxa"/>
+            <w:tcBorders>
+              <w:bottom w:val="single" w:sz="4" w:space="0" w:color="8DB3E2" w:themeColor="text2" w:themeTint="66"/>
+            </w:tcBorders>
+          </w:tcPr>
+          <w:p>
+            <w:pPr>
+              <w:rPr>
+                <w:rFonts w:ascii="Cambria" w:eastAsia="Cambria" w:hAnsi="Cambria" w:cs="Cambria"/>
+                <w:sz w:val="20"/>
+                <w:szCs w:val="20"/>
+              </w:rPr>
+            </w:pPr>
+            <w:r>
+              <w:rPr>
+                <w:rFonts w:ascii="Cambria" w:eastAsia="Cambria" w:hAnsi="Cambria" w:cs="Cambria"/>
+                <w:sz w:val="20"/>
+                <w:szCs w:val="20"/>
+              </w:rPr>
+              <w:t>Target Field</w:t>
+            </w:r>
+          </w:p>
+        </w:tc>
+        <w:tc>
+          <w:tcPr>
+            <w:tcW w:w="2710" w:type="dxa"/>
+            <w:tcBorders>
+              <w:bottom w:val="single" w:sz="4" w:space="0" w:color="8DB3E2" w:themeColor="text2" w:themeTint="66"/>
+            </w:tcBorders>
+          </w:tcPr>
+          <w:p>
+            <w:pPr>
+              <w:rPr>
+                <w:rFonts w:ascii="Cambria" w:eastAsia="Cambria" w:hAnsi="Cambria" w:cs="Cambria"/>
+                <w:sz w:val="20"/>
+                <w:szCs w:val="20"/>
+              </w:rPr>
+            </w:pPr>
+            <w:r>
+              <w:rPr>
+                <w:rFonts w:ascii="Cambria" w:eastAsia="Cambria" w:hAnsi="Cambria" w:cs="Cambria"/>
+                <w:sz w:val="20"/>
+                <w:szCs w:val="20"/>
+              </w:rPr>
+              <w:t>Transformation Logic</w:t>
+            </w:r>
+          </w:p>
+        </w:tc>
+      </w:tr>
+      <w:tr>
+        <w:tc>
+          <w:tcPr>
+            <w:tcW w:w="877" w:type="dxa"/>
+            <w:tcBorders>
+              <w:top w:val="single" w:sz="4" w:space="0" w:color="8DB3E2" w:themeColor="text2" w:themeTint="66"/>
+              <w:left w:val="single" w:sz="4" w:space="0" w:color="8DB3E2" w:themeColor="text2" w:themeTint="66"/>
+              <w:bottom w:val="single" w:sz="4" w:space="0" w:color="8DB3E2" w:themeColor="text2" w:themeTint="66"/>
+              <w:right w:val="single" w:sz="4" w:space="0" w:color="8DB3E2" w:themeColor="text2" w:themeTint="66"/>
+            </w:tcBorders>
+          </w:tcPr>
+          <w:p>
+            <w:pPr>
+              <w:rPr>
+                <w:rFonts w:ascii="Cambria" w:eastAsia="Cambria" w:hAnsi="Cambria" w:cs="Cambria"/>
+                <w:sz w:val="16"/>
+                <w:szCs w:val="16"/>
+              </w:rPr>
+            </w:pPr>
+            <w:r>
+              <w:rPr>
+                <w:rFonts w:ascii="Cambria" w:eastAsia="Cambria" w:hAnsi="Cambria" w:cs="Cambria"/>
+                <w:sz w:val="16"/>
+                <w:szCs w:val="16"/>
+              </w:rPr>
+              <w:t>1</w:t>
+            </w:r>
+          </w:p>
+        </w:tc>
+        <w:tc>
+          <w:tcPr>
+            <w:tcW w:w="1167" w:type="dxa"/>
+            <w:tcBorders>
+              <w:top w:val="single" w:sz="4" w:space="0" w:color="8DB3E2" w:themeColor="text2" w:themeTint="66"/>
+              <w:left w:val="single" w:sz="4" w:space="0" w:color="8DB3E2" w:themeColor="text2" w:themeTint="66"/>
+              <w:bottom w:val="single" w:sz="4" w:space="0" w:color="8DB3E2" w:themeColor="text2" w:themeTint="66"/>
+              <w:right w:val="single" w:sz="4" w:space="0" w:color="8DB3E2" w:themeColor="text2" w:themeTint="66"/>
+            </w:tcBorders>
+          </w:tcPr>
+          <w:p>
+            <w:pPr>
+              <w:rPr>
+                <w:rFonts w:ascii="Cambria" w:eastAsia="Cambria" w:hAnsi="Cambria" w:cs="Cambria"/>
+                <w:sz w:val="16"/>
+                <w:szCs w:val="16"/>
+              </w:rPr>
+            </w:pPr>
+            <w:proofErr w:type="spellStart"/>
+            <w:r>
+              <w:rPr>
+                <w:rFonts w:ascii="Cambria" w:eastAsia="Cambria" w:hAnsi="Cambria" w:cs="Cambria"/>
+                <w:sz w:val="16"/>
+                <w:szCs w:val="16"/>
+              </w:rPr>
+              <w:t>stg_sponsor</w:t>
+            </w:r>
+            <w:proofErr w:type="spellEnd"/>
+          </w:p>
+        </w:tc>
+        <w:tc>
+          <w:tcPr>
+            <w:tcW w:w="2053" w:type="dxa"/>
+            <w:tcBorders>
+              <w:top w:val="single" w:sz="4" w:space="0" w:color="8DB3E2" w:themeColor="text2" w:themeTint="66"/>
+              <w:left w:val="single" w:sz="4" w:space="0" w:color="8DB3E2" w:themeColor="text2" w:themeTint="66"/>
+              <w:bottom w:val="single" w:sz="4" w:space="0" w:color="8DB3E2" w:themeColor="text2" w:themeTint="66"/>
+              <w:right w:val="single" w:sz="4" w:space="0" w:color="8DB3E2" w:themeColor="text2" w:themeTint="66"/>
+            </w:tcBorders>
+          </w:tcPr>
+          <w:p>
+            <w:pPr>
+              <w:rPr>
+                <w:rFonts w:ascii="Cambria" w:eastAsia="Cambria" w:hAnsi="Cambria" w:cs="Cambria"/>
+                <w:sz w:val="16"/>
+                <w:szCs w:val="16"/>
+              </w:rPr>
+            </w:pPr>
+          </w:p>
+        </w:tc>
+        <w:tc>
+          <w:tcPr>
+            <w:tcW w:w="883" w:type="dxa"/>
+            <w:tcBorders>
+              <w:top w:val="single" w:sz="4" w:space="0" w:color="8DB3E2" w:themeColor="text2" w:themeTint="66"/>
+              <w:left w:val="single" w:sz="4" w:space="0" w:color="8DB3E2" w:themeColor="text2" w:themeTint="66"/>
+              <w:bottom w:val="single" w:sz="4" w:space="0" w:color="8DB3E2" w:themeColor="text2" w:themeTint="66"/>
+              <w:right w:val="single" w:sz="4" w:space="0" w:color="8DB3E2" w:themeColor="text2" w:themeTint="66"/>
+            </w:tcBorders>
+          </w:tcPr>
+          <w:p>
+            <w:pPr>
+              <w:rPr>
+                <w:rFonts w:ascii="Cambria" w:eastAsia="Cambria" w:hAnsi="Cambria" w:cs="Cambria"/>
+                <w:sz w:val="16"/>
+                <w:szCs w:val="16"/>
+              </w:rPr>
+            </w:pPr>
+            <w:r>
+              <w:rPr>
+                <w:rFonts w:ascii="Cambria" w:eastAsia="Cambria" w:hAnsi="Cambria" w:cs="Cambria"/>
+                <w:sz w:val="16"/>
+                <w:szCs w:val="16"/>
+              </w:rPr>
+              <w:t>Sponsor</w:t>
+            </w:r>
+          </w:p>
+        </w:tc>
+        <w:tc>
+          <w:tcPr>
+            <w:tcW w:w="1944" w:type="dxa"/>
+            <w:tcBorders>
+              <w:top w:val="single" w:sz="4" w:space="0" w:color="8DB3E2" w:themeColor="text2" w:themeTint="66"/>
+              <w:left w:val="single" w:sz="4" w:space="0" w:color="8DB3E2" w:themeColor="text2" w:themeTint="66"/>
+              <w:bottom w:val="single" w:sz="4" w:space="0" w:color="8DB3E2" w:themeColor="text2" w:themeTint="66"/>
+              <w:right w:val="single" w:sz="4" w:space="0" w:color="8DB3E2" w:themeColor="text2" w:themeTint="66"/>
+            </w:tcBorders>
+          </w:tcPr>
+          <w:p>
+            <w:pPr>
+              <w:rPr>
+                <w:rFonts w:ascii="Cambria" w:eastAsia="Cambria" w:hAnsi="Cambria" w:cs="Cambria"/>
+                <w:sz w:val="16"/>
+                <w:szCs w:val="16"/>
+              </w:rPr>
+            </w:pPr>
+            <w:proofErr w:type="spellStart"/>
+            <w:r>
+              <w:rPr>
+                <w:rFonts w:ascii="Cambria" w:eastAsia="Cambria" w:hAnsi="Cambria" w:cs="Cambria"/>
+                <w:sz w:val="16"/>
+                <w:szCs w:val="16"/>
+              </w:rPr>
+              <w:t>Sponsor_Id</w:t>
+            </w:r>
+            <w:proofErr w:type="spellEnd"/>
+          </w:p>
+        </w:tc>
+        <w:tc>
+          <w:tcPr>
+            <w:tcW w:w="2710" w:type="dxa"/>
+            <w:tcBorders>
+              <w:top w:val="single" w:sz="4" w:space="0" w:color="8DB3E2" w:themeColor="text2" w:themeTint="66"/>
+              <w:left w:val="single" w:sz="4" w:space="0" w:color="8DB3E2" w:themeColor="text2" w:themeTint="66"/>
+              <w:bottom w:val="single" w:sz="4" w:space="0" w:color="8DB3E2" w:themeColor="text2" w:themeTint="66"/>
+              <w:right w:val="single" w:sz="4" w:space="0" w:color="8DB3E2" w:themeColor="text2" w:themeTint="66"/>
+            </w:tcBorders>
+          </w:tcPr>
+          <w:p>
+            <w:pPr>
+              <w:rPr>
+                <w:rFonts w:ascii="Cambria" w:eastAsia="Cambria" w:hAnsi="Cambria" w:cs="Cambria"/>
+                <w:sz w:val="16"/>
+                <w:szCs w:val="16"/>
+              </w:rPr>
+            </w:pPr>
+            <w:r>
+              <w:rPr>
+                <w:rFonts w:ascii="Cambria" w:eastAsia="Cambria" w:hAnsi="Cambria" w:cs="Cambria"/>
+                <w:sz w:val="16"/>
+                <w:szCs w:val="16"/>
+              </w:rPr>
+              <w:t xml:space="preserve">Compare </w:t>
+            </w:r>
+            <w:proofErr w:type="spellStart"/>
+            <w:r>
+              <w:rPr>
+                <w:rFonts w:ascii="Cambria" w:eastAsia="Cambria" w:hAnsi="Cambria" w:cs="Cambria"/>
+                <w:sz w:val="16"/>
+                <w:szCs w:val="16"/>
+              </w:rPr>
+              <w:t>source_registrd_number</w:t>
+            </w:r>
+            <w:proofErr w:type="spellEnd"/>
+            <w:r>
+              <w:rPr>
+                <w:rFonts w:ascii="Cambria" w:eastAsia="Cambria" w:hAnsi="Cambria" w:cs="Cambria"/>
+                <w:sz w:val="16"/>
+                <w:szCs w:val="16"/>
+              </w:rPr>
+              <w:t xml:space="preserve"> against </w:t>
+            </w:r>
+            <w:proofErr w:type="spellStart"/>
+            <w:r>
+              <w:rPr>
+                <w:rFonts w:ascii="Cambria" w:eastAsia="Cambria" w:hAnsi="Cambria" w:cs="Cambria"/>
+                <w:sz w:val="16"/>
+                <w:szCs w:val="16"/>
+              </w:rPr>
+              <w:t>Source_sponsor_Num</w:t>
+            </w:r>
+            <w:proofErr w:type="spellEnd"/>
+            <w:r>
+              <w:rPr>
+                <w:rFonts w:ascii="Cambria" w:eastAsia="Cambria" w:hAnsi="Cambria" w:cs="Cambria"/>
+                <w:sz w:val="16"/>
+                <w:szCs w:val="16"/>
+              </w:rPr>
+              <w:t xml:space="preserve">, if not exist, create auto increment number else update the non key fields. </w:t>
+            </w:r>
+          </w:p>
+        </w:tc>
+      </w:tr>
+      <w:tr>
+        <w:tc>
+          <w:tcPr>
+            <w:tcW w:w="877" w:type="dxa"/>
+            <w:tcBorders>
+              <w:top w:val="single" w:sz="4" w:space="0" w:color="8DB3E2" w:themeColor="text2" w:themeTint="66"/>
+            </w:tcBorders>
+          </w:tcPr>
+          <w:p>
+            <w:pPr>
+              <w:rPr>
+                <w:rFonts w:ascii="Cambria" w:eastAsia="Cambria" w:hAnsi="Cambria" w:cs="Cambria"/>
+                <w:sz w:val="16"/>
+                <w:szCs w:val="16"/>
+              </w:rPr>
+            </w:pPr>
+            <w:r>
+              <w:rPr>
+                <w:rFonts w:ascii="Cambria" w:eastAsia="Cambria" w:hAnsi="Cambria" w:cs="Cambria"/>
+                <w:sz w:val="16"/>
+                <w:szCs w:val="16"/>
+              </w:rPr>
+              <w:t>1</w:t>
+            </w:r>
+          </w:p>
+        </w:tc>
+        <w:tc>
+          <w:tcPr>
+            <w:tcW w:w="1167" w:type="dxa"/>
+            <w:tcBorders>
+              <w:top w:val="single" w:sz="4" w:space="0" w:color="8DB3E2" w:themeColor="text2" w:themeTint="66"/>
+            </w:tcBorders>
+          </w:tcPr>
+          <w:p>
+            <w:pPr>
+              <w:rPr>
+                <w:rFonts w:ascii="Cambria" w:eastAsia="Cambria" w:hAnsi="Cambria" w:cs="Cambria"/>
+                <w:sz w:val="16"/>
+                <w:szCs w:val="16"/>
+              </w:rPr>
+            </w:pPr>
+            <w:proofErr w:type="spellStart"/>
+            <w:r>
+              <w:rPr>
+                <w:rFonts w:ascii="Cambria" w:eastAsia="Cambria" w:hAnsi="Cambria" w:cs="Cambria"/>
+                <w:sz w:val="16"/>
+                <w:szCs w:val="16"/>
+              </w:rPr>
+              <w:t>stg_sponsor</w:t>
+            </w:r>
+            <w:proofErr w:type="spellEnd"/>
+          </w:p>
+        </w:tc>
+        <w:tc>
+          <w:tcPr>
+            <w:tcW w:w="2053" w:type="dxa"/>
+            <w:tcBorders>
+              <w:top w:val="single" w:sz="4" w:space="0" w:color="8DB3E2" w:themeColor="text2" w:themeTint="66"/>
+            </w:tcBorders>
+          </w:tcPr>
+          <w:p>
+            <w:pPr>
+              <w:rPr>
+                <w:rFonts w:ascii="Cambria" w:eastAsia="Cambria" w:hAnsi="Cambria" w:cs="Cambria"/>
+                <w:sz w:val="16"/>
+                <w:szCs w:val="16"/>
+              </w:rPr>
+            </w:pPr>
+            <w:proofErr w:type="spellStart"/>
+            <w:r>
+              <w:rPr>
+                <w:rFonts w:ascii="Cambria" w:eastAsia="Cambria" w:hAnsi="Cambria" w:cs="Cambria"/>
+                <w:sz w:val="16"/>
+                <w:szCs w:val="16"/>
+              </w:rPr>
+              <w:t>sponsor_registred_number</w:t>
+            </w:r>
+            <w:proofErr w:type="spellEnd"/>
+          </w:p>
+        </w:tc>
+        <w:tc>
+          <w:tcPr>
+            <w:tcW w:w="883" w:type="dxa"/>
+            <w:tcBorders>
+              <w:top w:val="single" w:sz="4" w:space="0" w:color="8DB3E2" w:themeColor="text2" w:themeTint="66"/>
+            </w:tcBorders>
+          </w:tcPr>
+          <w:p>
+            <w:pPr>
+              <w:rPr>
+                <w:rFonts w:ascii="Cambria" w:eastAsia="Cambria" w:hAnsi="Cambria" w:cs="Cambria"/>
+                <w:sz w:val="16"/>
+                <w:szCs w:val="16"/>
+              </w:rPr>
+            </w:pPr>
+            <w:r>
+              <w:rPr>
+                <w:rFonts w:ascii="Cambria" w:eastAsia="Cambria" w:hAnsi="Cambria" w:cs="Cambria"/>
+                <w:sz w:val="16"/>
+                <w:szCs w:val="16"/>
+              </w:rPr>
+              <w:t>Sponsor</w:t>
+            </w:r>
+          </w:p>
+        </w:tc>
+        <w:tc>
+          <w:tcPr>
+            <w:tcW w:w="1944" w:type="dxa"/>
+            <w:tcBorders>
+              <w:top w:val="single" w:sz="4" w:space="0" w:color="8DB3E2" w:themeColor="text2" w:themeTint="66"/>
+            </w:tcBorders>
+          </w:tcPr>
+          <w:p>
+            <w:pPr>
+              <w:rPr>
+                <w:rFonts w:ascii="Cambria" w:eastAsia="Cambria" w:hAnsi="Cambria" w:cs="Cambria"/>
+                <w:sz w:val="16"/>
+                <w:szCs w:val="16"/>
+              </w:rPr>
+            </w:pPr>
+            <w:proofErr w:type="spellStart"/>
+            <w:r>
+              <w:rPr>
+                <w:rFonts w:ascii="Cambria" w:eastAsia="Cambria" w:hAnsi="Cambria" w:cs="Cambria"/>
+                <w:sz w:val="16"/>
+                <w:szCs w:val="16"/>
+              </w:rPr>
+              <w:t>Source_</w:t>
+            </w:r>
+            <w:r>
+              <w:rPr>
+                <w:rFonts w:ascii="Cambria" w:eastAsia="Cambria" w:hAnsi="Cambria" w:cs="Cambria"/>
+                <w:sz w:val="16"/>
+                <w:szCs w:val="16"/>
+              </w:rPr>
+              <w:t>sponsor</w:t>
+            </w:r>
+            <w:r>
+              <w:rPr>
+                <w:rFonts w:ascii="Cambria" w:eastAsia="Cambria" w:hAnsi="Cambria" w:cs="Cambria"/>
+                <w:sz w:val="16"/>
+                <w:szCs w:val="16"/>
+              </w:rPr>
+              <w:t>_Num</w:t>
+            </w:r>
+            <w:proofErr w:type="spellEnd"/>
+          </w:p>
+        </w:tc>
+        <w:tc>
+          <w:tcPr>
+            <w:tcW w:w="2710" w:type="dxa"/>
+            <w:tcBorders>
+              <w:top w:val="single" w:sz="4" w:space="0" w:color="8DB3E2" w:themeColor="text2" w:themeTint="66"/>
+            </w:tcBorders>
+          </w:tcPr>
+          <w:p>
+            <w:pPr>
+              <w:rPr>
+                <w:rFonts w:ascii="Cambria" w:eastAsia="Cambria" w:hAnsi="Cambria" w:cs="Cambria"/>
+                <w:sz w:val="16"/>
+                <w:szCs w:val="16"/>
+              </w:rPr>
+            </w:pPr>
+            <w:r>
+              <w:rPr>
+                <w:rFonts w:ascii="Cambria" w:eastAsia="Cambria" w:hAnsi="Cambria" w:cs="Cambria"/>
+                <w:sz w:val="16"/>
+                <w:szCs w:val="16"/>
+              </w:rPr>
+              <w:t>Direct Mapping</w:t>
+            </w:r>
+          </w:p>
+        </w:tc>
+      </w:tr>
+      <w:tr>
+        <w:tc>
+          <w:tcPr>
+            <w:tcW w:w="877" w:type="dxa"/>
+          </w:tcPr>
+          <w:p>
+            <w:pPr>
+              <w:rPr>
+                <w:rFonts w:ascii="Cambria" w:eastAsia="Cambria" w:hAnsi="Cambria" w:cs="Cambria"/>
+                <w:sz w:val="16"/>
+                <w:szCs w:val="16"/>
+              </w:rPr>
+            </w:pPr>
+            <w:r>
+              <w:rPr>
+                <w:rFonts w:ascii="Cambria" w:eastAsia="Cambria" w:hAnsi="Cambria" w:cs="Cambria"/>
+                <w:sz w:val="16"/>
+                <w:szCs w:val="16"/>
+              </w:rPr>
+              <w:t>1</w:t>
+            </w:r>
+          </w:p>
+        </w:tc>
+        <w:tc>
+          <w:tcPr>
+            <w:tcW w:w="1167" w:type="dxa"/>
+          </w:tcPr>
+          <w:p>
+            <w:pPr>
+              <w:rPr>
+                <w:rFonts w:ascii="Cambria" w:eastAsia="Cambria" w:hAnsi="Cambria" w:cs="Cambria"/>
+                <w:sz w:val="16"/>
+                <w:szCs w:val="16"/>
+              </w:rPr>
+            </w:pPr>
+            <w:proofErr w:type="spellStart"/>
+            <w:r>
+              <w:rPr>
+                <w:rFonts w:ascii="Cambria" w:eastAsia="Cambria" w:hAnsi="Cambria" w:cs="Cambria"/>
+                <w:sz w:val="16"/>
+                <w:szCs w:val="16"/>
+              </w:rPr>
+              <w:t>stg_sponsor</w:t>
+            </w:r>
+            <w:proofErr w:type="spellEnd"/>
+          </w:p>
+        </w:tc>
+        <w:tc>
+          <w:tcPr>
+            <w:tcW w:w="2053" w:type="dxa"/>
+          </w:tcPr>
+          <w:p>
+            <w:pPr>
+              <w:rPr>
+                <w:rFonts w:ascii="Cambria" w:eastAsia="Cambria" w:hAnsi="Cambria" w:cs="Cambria"/>
+                <w:sz w:val="16"/>
+                <w:szCs w:val="16"/>
+              </w:rPr>
+            </w:pPr>
+            <w:proofErr w:type="spellStart"/>
+            <w:r>
+              <w:rPr>
+                <w:rFonts w:ascii="Cambria" w:eastAsia="Cambria" w:hAnsi="Cambria" w:cs="Cambria"/>
+                <w:sz w:val="16"/>
+                <w:szCs w:val="16"/>
+              </w:rPr>
+              <w:t>sponsor_name</w:t>
+            </w:r>
+            <w:proofErr w:type="spellEnd"/>
+          </w:p>
+        </w:tc>
+        <w:tc>
+          <w:tcPr>
+            <w:tcW w:w="883" w:type="dxa"/>
+          </w:tcPr>
+          <w:p>
+            <w:pPr>
+              <w:rPr>
+                <w:rFonts w:ascii="Cambria" w:eastAsia="Cambria" w:hAnsi="Cambria" w:cs="Cambria"/>
+                <w:sz w:val="16"/>
+                <w:szCs w:val="16"/>
+              </w:rPr>
+            </w:pPr>
+            <w:r>
+              <w:rPr>
+                <w:rFonts w:ascii="Cambria" w:eastAsia="Cambria" w:hAnsi="Cambria" w:cs="Cambria"/>
+                <w:sz w:val="16"/>
+                <w:szCs w:val="16"/>
+              </w:rPr>
+              <w:t>Sponsor</w:t>
+            </w:r>
+          </w:p>
+        </w:tc>
+        <w:tc>
+          <w:tcPr>
+            <w:tcW w:w="1944" w:type="dxa"/>
+          </w:tcPr>
+          <w:p>
+            <w:pPr>
+              <w:rPr>
+                <w:rFonts w:ascii="Cambria" w:eastAsia="Cambria" w:hAnsi="Cambria" w:cs="Cambria"/>
+                <w:sz w:val="16"/>
+                <w:szCs w:val="16"/>
+              </w:rPr>
+            </w:pPr>
+            <w:proofErr w:type="spellStart"/>
+            <w:r>
+              <w:rPr>
+                <w:rFonts w:ascii="Cambria" w:eastAsia="Cambria" w:hAnsi="Cambria" w:cs="Cambria"/>
+                <w:sz w:val="16"/>
+                <w:szCs w:val="16"/>
+              </w:rPr>
+              <w:t>Sponsor_Name</w:t>
+            </w:r>
+            <w:proofErr w:type="spellEnd"/>
+          </w:p>
+        </w:tc>
+        <w:tc>
+          <w:tcPr>
+            <w:tcW w:w="2710" w:type="dxa"/>
+          </w:tcPr>
+          <w:p>
+            <w:pPr>
+              <w:rPr>
+                <w:rFonts w:ascii="Cambria" w:eastAsia="Cambria" w:hAnsi="Cambria" w:cs="Cambria"/>
+                <w:sz w:val="16"/>
+                <w:szCs w:val="16"/>
+              </w:rPr>
+            </w:pPr>
+            <w:r>
+              <w:rPr>
+                <w:rFonts w:ascii="Cambria" w:eastAsia="Cambria" w:hAnsi="Cambria" w:cs="Cambria"/>
+                <w:sz w:val="16"/>
+                <w:szCs w:val="16"/>
+              </w:rPr>
+              <w:t>Direct Mapping</w:t>
+            </w:r>
+          </w:p>
+        </w:tc>
+      </w:tr>
+      <w:tr>
+        <w:tc>
+          <w:tcPr>
+            <w:tcW w:w="877" w:type="dxa"/>
+          </w:tcPr>
+          <w:p>
+            <w:pPr>
+              <w:rPr>
+                <w:rFonts w:ascii="Cambria" w:eastAsia="Cambria" w:hAnsi="Cambria" w:cs="Cambria"/>
+                <w:sz w:val="16"/>
+                <w:szCs w:val="16"/>
+              </w:rPr>
+            </w:pPr>
+            <w:r>
+              <w:rPr>
+                <w:rFonts w:ascii="Cambria" w:eastAsia="Cambria" w:hAnsi="Cambria" w:cs="Cambria"/>
+                <w:sz w:val="16"/>
+                <w:szCs w:val="16"/>
+              </w:rPr>
+              <w:t>1</w:t>
+            </w:r>
+          </w:p>
+        </w:tc>
+        <w:tc>
+          <w:tcPr>
+            <w:tcW w:w="1167" w:type="dxa"/>
+          </w:tcPr>
+          <w:p>
+            <w:pPr>
+              <w:rPr>
+                <w:rFonts w:ascii="Cambria" w:eastAsia="Cambria" w:hAnsi="Cambria" w:cs="Cambria"/>
+                <w:sz w:val="16"/>
+                <w:szCs w:val="16"/>
+              </w:rPr>
+            </w:pPr>
+            <w:proofErr w:type="spellStart"/>
+            <w:r>
+              <w:rPr>
+                <w:rFonts w:ascii="Cambria" w:eastAsia="Cambria" w:hAnsi="Cambria" w:cs="Cambria"/>
+                <w:sz w:val="16"/>
+                <w:szCs w:val="16"/>
+              </w:rPr>
+              <w:t>stg_sponsor</w:t>
+            </w:r>
+            <w:proofErr w:type="spellEnd"/>
+          </w:p>
+        </w:tc>
+        <w:tc>
+          <w:tcPr>
+            <w:tcW w:w="2053" w:type="dxa"/>
+          </w:tcPr>
+          <w:p>
+            <w:pPr>
+              <w:rPr>
+                <w:rFonts w:ascii="Cambria" w:eastAsia="Cambria" w:hAnsi="Cambria" w:cs="Cambria"/>
+                <w:sz w:val="16"/>
+                <w:szCs w:val="16"/>
+              </w:rPr>
+            </w:pPr>
+            <w:proofErr w:type="spellStart"/>
+            <w:r>
+              <w:rPr>
+                <w:rFonts w:ascii="Cambria" w:eastAsia="Cambria" w:hAnsi="Cambria" w:cs="Cambria"/>
+                <w:sz w:val="16"/>
+                <w:szCs w:val="16"/>
+              </w:rPr>
+              <w:t>sponsor_dob</w:t>
+            </w:r>
+            <w:proofErr w:type="spellEnd"/>
+          </w:p>
+        </w:tc>
+        <w:tc>
+          <w:tcPr>
+            <w:tcW w:w="883" w:type="dxa"/>
+          </w:tcPr>
+          <w:p>
+            <w:pPr>
+              <w:rPr>
+                <w:rFonts w:ascii="Cambria" w:eastAsia="Cambria" w:hAnsi="Cambria" w:cs="Cambria"/>
+                <w:sz w:val="16"/>
+                <w:szCs w:val="16"/>
+              </w:rPr>
+            </w:pPr>
+            <w:r>
+              <w:rPr>
+                <w:rFonts w:ascii="Cambria" w:eastAsia="Cambria" w:hAnsi="Cambria" w:cs="Cambria"/>
+                <w:sz w:val="16"/>
+                <w:szCs w:val="16"/>
+              </w:rPr>
+              <w:t>Sponsor</w:t>
+            </w:r>
+          </w:p>
+        </w:tc>
+        <w:tc>
+          <w:tcPr>
+            <w:tcW w:w="1944" w:type="dxa"/>
+          </w:tcPr>
+          <w:p>
+            <w:pPr>
+              <w:rPr>
+                <w:rFonts w:ascii="Cambria" w:eastAsia="Cambria" w:hAnsi="Cambria" w:cs="Cambria"/>
+                <w:sz w:val="16"/>
+                <w:szCs w:val="16"/>
+              </w:rPr>
+            </w:pPr>
+            <w:proofErr w:type="spellStart"/>
+            <w:r>
+              <w:rPr>
+                <w:rFonts w:ascii="Cambria" w:eastAsia="Cambria" w:hAnsi="Cambria" w:cs="Cambria"/>
+                <w:sz w:val="16"/>
+                <w:szCs w:val="16"/>
+              </w:rPr>
+              <w:t>Sponsor_</w:t>
+            </w:r>
+            <w:r>
+              <w:rPr>
+                <w:rFonts w:ascii="Cambria" w:eastAsia="Cambria" w:hAnsi="Cambria" w:cs="Cambria"/>
+                <w:sz w:val="16"/>
+                <w:szCs w:val="16"/>
+              </w:rPr>
+              <w:t>DOB</w:t>
+            </w:r>
+            <w:proofErr w:type="spellEnd"/>
+          </w:p>
+        </w:tc>
+        <w:tc>
+          <w:tcPr>
+            <w:tcW w:w="2710" w:type="dxa"/>
+          </w:tcPr>
+          <w:p>
+            <w:pPr>
+              <w:rPr>
+                <w:rFonts w:ascii="Cambria" w:eastAsia="Cambria" w:hAnsi="Cambria" w:cs="Cambria"/>
+                <w:sz w:val="16"/>
+                <w:szCs w:val="16"/>
+              </w:rPr>
+            </w:pPr>
+            <w:r>
+              <w:rPr>
+                <w:rFonts w:ascii="Cambria" w:eastAsia="Cambria" w:hAnsi="Cambria" w:cs="Cambria"/>
+                <w:sz w:val="16"/>
+                <w:szCs w:val="16"/>
+              </w:rPr>
+              <w:t>Date Validation</w:t>
+            </w:r>
+          </w:p>
+        </w:tc>
+      </w:tr>
+      <w:tr>
+        <w:tc>
+          <w:tcPr>
+            <w:tcW w:w="877" w:type="dxa"/>
+          </w:tcPr>
+          <w:p>
+            <w:pPr>
+              <w:rPr>
+                <w:rFonts w:ascii="Cambria" w:eastAsia="Cambria" w:hAnsi="Cambria" w:cs="Cambria"/>
+                <w:sz w:val="16"/>
+                <w:szCs w:val="16"/>
+              </w:rPr>
+            </w:pPr>
+            <w:r>
+              <w:rPr>
+                <w:rFonts w:ascii="Cambria" w:eastAsia="Cambria" w:hAnsi="Cambria" w:cs="Cambria"/>
+                <w:sz w:val="16"/>
+                <w:szCs w:val="16"/>
+              </w:rPr>
+              <w:t>1</w:t>
+            </w:r>
+          </w:p>
+        </w:tc>
+        <w:tc>
+          <w:tcPr>
+            <w:tcW w:w="1167" w:type="dxa"/>
+          </w:tcPr>
+          <w:p>
+            <w:pPr>
+              <w:rPr>
+                <w:rFonts w:ascii="Cambria" w:eastAsia="Cambria" w:hAnsi="Cambria" w:cs="Cambria"/>
+                <w:sz w:val="16"/>
+                <w:szCs w:val="16"/>
+              </w:rPr>
+            </w:pPr>
+            <w:proofErr w:type="spellStart"/>
+            <w:r>
+              <w:rPr>
+                <w:rFonts w:ascii="Cambria" w:eastAsia="Cambria" w:hAnsi="Cambria" w:cs="Cambria"/>
+                <w:sz w:val="16"/>
+                <w:szCs w:val="16"/>
+              </w:rPr>
+              <w:t>stg_sponsor</w:t>
+            </w:r>
+            <w:proofErr w:type="spellEnd"/>
+          </w:p>
+        </w:tc>
+        <w:tc>
+          <w:tcPr>
+            <w:tcW w:w="2053" w:type="dxa"/>
+          </w:tcPr>
+          <w:p>
+            <w:pPr>
+              <w:rPr>
+                <w:rFonts w:ascii="Cambria" w:eastAsia="Cambria" w:hAnsi="Cambria" w:cs="Cambria"/>
+                <w:sz w:val="16"/>
+                <w:szCs w:val="16"/>
+              </w:rPr>
+            </w:pPr>
+            <w:proofErr w:type="spellStart"/>
+            <w:r>
+              <w:rPr>
+                <w:rFonts w:ascii="Cambria" w:eastAsia="Cambria" w:hAnsi="Cambria" w:cs="Cambria"/>
+                <w:sz w:val="16"/>
+                <w:szCs w:val="16"/>
+              </w:rPr>
+              <w:t>sponsor_start_dt</w:t>
+            </w:r>
+            <w:proofErr w:type="spellEnd"/>
+          </w:p>
+        </w:tc>
+        <w:tc>
+          <w:tcPr>
+            <w:tcW w:w="883" w:type="dxa"/>
+          </w:tcPr>
+          <w:p>
+            <w:pPr>
+              <w:rPr>
+                <w:rFonts w:ascii="Cambria" w:eastAsia="Cambria" w:hAnsi="Cambria" w:cs="Cambria"/>
+                <w:sz w:val="16"/>
+                <w:szCs w:val="16"/>
+              </w:rPr>
+            </w:pPr>
+            <w:r>
+              <w:rPr>
+                <w:rFonts w:ascii="Cambria" w:eastAsia="Cambria" w:hAnsi="Cambria" w:cs="Cambria"/>
+                <w:sz w:val="16"/>
+                <w:szCs w:val="16"/>
+              </w:rPr>
+              <w:t>Sponsor</w:t>
+            </w:r>
+          </w:p>
+        </w:tc>
+        <w:tc>
+          <w:tcPr>
+            <w:tcW w:w="1944" w:type="dxa"/>
+          </w:tcPr>
+          <w:p>
+            <w:pPr>
+              <w:rPr>
+                <w:rFonts w:ascii="Cambria" w:eastAsia="Cambria" w:hAnsi="Cambria" w:cs="Cambria"/>
+                <w:sz w:val="16"/>
+                <w:szCs w:val="16"/>
+              </w:rPr>
+            </w:pPr>
+            <w:proofErr w:type="spellStart"/>
+            <w:r>
+              <w:rPr>
+                <w:rFonts w:ascii="Cambria" w:eastAsia="Cambria" w:hAnsi="Cambria" w:cs="Cambria"/>
+                <w:sz w:val="16"/>
+                <w:szCs w:val="16"/>
+              </w:rPr>
+              <w:t>Sponsor_Start_Dt</w:t>
+            </w:r>
+            <w:proofErr w:type="spellEnd"/>
+          </w:p>
+        </w:tc>
+        <w:tc>
+          <w:tcPr>
+            <w:tcW w:w="2710" w:type="dxa"/>
+          </w:tcPr>
+          <w:p>
+            <w:pPr>
+              <w:rPr>
+                <w:rFonts w:ascii="Cambria" w:eastAsia="Cambria" w:hAnsi="Cambria" w:cs="Cambria"/>
+                <w:sz w:val="16"/>
+                <w:szCs w:val="16"/>
+              </w:rPr>
+            </w:pPr>
+            <w:r>
+              <w:rPr>
+                <w:rFonts w:ascii="Cambria" w:eastAsia="Cambria" w:hAnsi="Cambria" w:cs="Cambria"/>
+                <w:sz w:val="16"/>
+                <w:szCs w:val="16"/>
+              </w:rPr>
+              <w:t>Direct Mapping</w:t>
+            </w:r>
+          </w:p>
+        </w:tc>
+      </w:tr>
+      <w:tr>
+        <w:tc>
+          <w:tcPr>
+            <w:tcW w:w="877" w:type="dxa"/>
+          </w:tcPr>
+          <w:p>
+            <w:pPr>
+              <w:rPr>
+                <w:rFonts w:ascii="Cambria" w:eastAsia="Cambria" w:hAnsi="Cambria" w:cs="Cambria"/>
+                <w:sz w:val="16"/>
+                <w:szCs w:val="16"/>
+              </w:rPr>
+            </w:pPr>
+            <w:r>
+              <w:rPr>
+                <w:rFonts w:ascii="Cambria" w:eastAsia="Cambria" w:hAnsi="Cambria" w:cs="Cambria"/>
+                <w:sz w:val="16"/>
+                <w:szCs w:val="16"/>
+              </w:rPr>
+              <w:t>1</w:t>
+            </w:r>
+          </w:p>
+        </w:tc>
+        <w:tc>
+          <w:tcPr>
+            <w:tcW w:w="1167" w:type="dxa"/>
+          </w:tcPr>
+          <w:p>
+            <w:pPr>
+              <w:rPr>
+                <w:rFonts w:ascii="Cambria" w:eastAsia="Cambria" w:hAnsi="Cambria" w:cs="Cambria"/>
+                <w:sz w:val="16"/>
+                <w:szCs w:val="16"/>
+              </w:rPr>
+            </w:pPr>
+            <w:proofErr w:type="spellStart"/>
+            <w:r>
+              <w:rPr>
+                <w:rFonts w:ascii="Cambria" w:eastAsia="Cambria" w:hAnsi="Cambria" w:cs="Cambria"/>
+                <w:sz w:val="16"/>
+                <w:szCs w:val="16"/>
+              </w:rPr>
+              <w:t>stg_sponsor</w:t>
+            </w:r>
+            <w:proofErr w:type="spellEnd"/>
+          </w:p>
+        </w:tc>
+        <w:tc>
+          <w:tcPr>
+            <w:tcW w:w="2053" w:type="dxa"/>
+          </w:tcPr>
+          <w:p>
+            <w:pPr>
+              <w:rPr>
+                <w:rFonts w:ascii="Cambria" w:eastAsia="Cambria" w:hAnsi="Cambria" w:cs="Cambria"/>
+                <w:sz w:val="16"/>
+                <w:szCs w:val="16"/>
+              </w:rPr>
+            </w:pPr>
+            <w:proofErr w:type="spellStart"/>
+            <w:r>
+              <w:rPr>
+                <w:rFonts w:ascii="Cambria" w:eastAsia="Cambria" w:hAnsi="Cambria" w:cs="Cambria"/>
+                <w:sz w:val="16"/>
+                <w:szCs w:val="16"/>
+              </w:rPr>
+              <w:t>sponsor_email_val</w:t>
+            </w:r>
+            <w:proofErr w:type="spellEnd"/>
+          </w:p>
+        </w:tc>
+        <w:tc>
+          <w:tcPr>
+            <w:tcW w:w="883" w:type="dxa"/>
+          </w:tcPr>
+          <w:p>
+            <w:pPr>
+              <w:rPr>
+                <w:rFonts w:ascii="Cambria" w:eastAsia="Cambria" w:hAnsi="Cambria" w:cs="Cambria"/>
+                <w:sz w:val="16"/>
+                <w:szCs w:val="16"/>
+              </w:rPr>
+            </w:pPr>
+            <w:r>
+              <w:rPr>
+                <w:rFonts w:ascii="Cambria" w:eastAsia="Cambria" w:hAnsi="Cambria" w:cs="Cambria"/>
+                <w:sz w:val="16"/>
+                <w:szCs w:val="16"/>
+              </w:rPr>
+              <w:t>Sponsor</w:t>
+            </w:r>
+          </w:p>
+        </w:tc>
+        <w:tc>
+          <w:tcPr>
+            <w:tcW w:w="1944" w:type="dxa"/>
+          </w:tcPr>
+          <w:p>
+            <w:pPr>
+              <w:rPr>
+                <w:rFonts w:ascii="Cambria" w:eastAsia="Cambria" w:hAnsi="Cambria" w:cs="Cambria"/>
+                <w:sz w:val="16"/>
+                <w:szCs w:val="16"/>
+              </w:rPr>
+            </w:pPr>
+            <w:proofErr w:type="spellStart"/>
+            <w:r>
+              <w:rPr>
+                <w:rFonts w:ascii="Cambria" w:eastAsia="Cambria" w:hAnsi="Cambria" w:cs="Cambria"/>
+                <w:sz w:val="16"/>
+                <w:szCs w:val="16"/>
+              </w:rPr>
+              <w:t>Sponsor_Email_Val</w:t>
+            </w:r>
+            <w:proofErr w:type="spellEnd"/>
+          </w:p>
+        </w:tc>
+        <w:tc>
+          <w:tcPr>
+            <w:tcW w:w="2710" w:type="dxa"/>
+          </w:tcPr>
+          <w:p>
+            <w:pPr>
+              <w:rPr>
+                <w:rFonts w:ascii="Cambria" w:eastAsia="Cambria" w:hAnsi="Cambria" w:cs="Cambria"/>
+                <w:sz w:val="16"/>
+                <w:szCs w:val="16"/>
+              </w:rPr>
+            </w:pPr>
+            <w:r>
+              <w:rPr>
+                <w:rFonts w:ascii="Cambria" w:eastAsia="Cambria" w:hAnsi="Cambria" w:cs="Cambria"/>
+                <w:sz w:val="16"/>
+                <w:szCs w:val="16"/>
+              </w:rPr>
+              <w:t>Direct Mapping</w:t>
+            </w:r>
+          </w:p>
+        </w:tc>
+      </w:tr>
+      <w:tr>
+        <w:tc>
+          <w:tcPr>
+            <w:tcW w:w="877" w:type="dxa"/>
+          </w:tcPr>
+          <w:p>
+            <w:pPr>
+              <w:rPr>
+                <w:rFonts w:ascii="Cambria" w:eastAsia="Cambria" w:hAnsi="Cambria" w:cs="Cambria"/>
+                <w:sz w:val="16"/>
+                <w:szCs w:val="16"/>
+              </w:rPr>
+            </w:pPr>
+            <w:r>
+              <w:rPr>
+                <w:rFonts w:ascii="Cambria" w:eastAsia="Cambria" w:hAnsi="Cambria" w:cs="Cambria"/>
+                <w:sz w:val="16"/>
+                <w:szCs w:val="16"/>
+              </w:rPr>
+              <w:t>1</w:t>
+            </w:r>
+          </w:p>
+        </w:tc>
+        <w:tc>
+          <w:tcPr>
+            <w:tcW w:w="1167" w:type="dxa"/>
+          </w:tcPr>
+          <w:p>
+            <w:pPr>
+              <w:rPr>
+                <w:rFonts w:ascii="Cambria" w:eastAsia="Cambria" w:hAnsi="Cambria" w:cs="Cambria"/>
+                <w:sz w:val="16"/>
+                <w:szCs w:val="16"/>
+              </w:rPr>
+            </w:pPr>
+            <w:proofErr w:type="spellStart"/>
+            <w:r>
+              <w:rPr>
+                <w:rFonts w:ascii="Cambria" w:eastAsia="Cambria" w:hAnsi="Cambria" w:cs="Cambria"/>
+                <w:sz w:val="16"/>
+                <w:szCs w:val="16"/>
+              </w:rPr>
+              <w:t>stg_sponsor</w:t>
+            </w:r>
+            <w:proofErr w:type="spellEnd"/>
+          </w:p>
+        </w:tc>
+        <w:tc>
+          <w:tcPr>
+            <w:tcW w:w="2053" w:type="dxa"/>
+          </w:tcPr>
+          <w:p>
+            <w:pPr>
+              <w:rPr>
+                <w:rFonts w:ascii="Cambria" w:eastAsia="Cambria" w:hAnsi="Cambria" w:cs="Cambria"/>
+                <w:sz w:val="16"/>
+                <w:szCs w:val="16"/>
+              </w:rPr>
+            </w:pPr>
+            <w:proofErr w:type="spellStart"/>
+            <w:r>
+              <w:rPr>
+                <w:rFonts w:ascii="Cambria" w:eastAsia="Cambria" w:hAnsi="Cambria" w:cs="Cambria"/>
+                <w:sz w:val="16"/>
+                <w:szCs w:val="16"/>
+              </w:rPr>
+              <w:t>sponsor_abn_val</w:t>
+            </w:r>
+            <w:proofErr w:type="spellEnd"/>
+          </w:p>
+        </w:tc>
+        <w:tc>
+          <w:tcPr>
+            <w:tcW w:w="883" w:type="dxa"/>
+          </w:tcPr>
+          <w:p>
+            <w:pPr>
+              <w:rPr>
+                <w:rFonts w:ascii="Cambria" w:eastAsia="Cambria" w:hAnsi="Cambria" w:cs="Cambria"/>
+                <w:sz w:val="16"/>
+                <w:szCs w:val="16"/>
+              </w:rPr>
+            </w:pPr>
+            <w:r>
+              <w:rPr>
+                <w:rFonts w:ascii="Cambria" w:eastAsia="Cambria" w:hAnsi="Cambria" w:cs="Cambria"/>
+                <w:sz w:val="16"/>
+                <w:szCs w:val="16"/>
+              </w:rPr>
+              <w:t>Sponsor</w:t>
+            </w:r>
+          </w:p>
+        </w:tc>
+        <w:tc>
+          <w:tcPr>
+            <w:tcW w:w="1944" w:type="dxa"/>
+          </w:tcPr>
+          <w:p>
+            <w:pPr>
+              <w:rPr>
+                <w:rFonts w:ascii="Cambria" w:eastAsia="Cambria" w:hAnsi="Cambria" w:cs="Cambria"/>
+                <w:sz w:val="16"/>
+                <w:szCs w:val="16"/>
+              </w:rPr>
+            </w:pPr>
+            <w:proofErr w:type="spellStart"/>
+            <w:r>
+              <w:rPr>
+                <w:rFonts w:ascii="Cambria" w:eastAsia="Cambria" w:hAnsi="Cambria" w:cs="Cambria"/>
+                <w:sz w:val="16"/>
+                <w:szCs w:val="16"/>
+              </w:rPr>
+              <w:t>Sponsor_</w:t>
+            </w:r>
+            <w:r>
+              <w:rPr>
+                <w:rFonts w:ascii="Cambria" w:eastAsia="Cambria" w:hAnsi="Cambria" w:cs="Cambria"/>
+                <w:sz w:val="16"/>
+                <w:szCs w:val="16"/>
+              </w:rPr>
+              <w:t>ABN</w:t>
+            </w:r>
+            <w:r>
+              <w:rPr>
+                <w:rFonts w:ascii="Cambria" w:eastAsia="Cambria" w:hAnsi="Cambria" w:cs="Cambria"/>
+                <w:sz w:val="16"/>
+                <w:szCs w:val="16"/>
+              </w:rPr>
+              <w:t>_Val</w:t>
+            </w:r>
+            <w:proofErr w:type="spellEnd"/>
+          </w:p>
+        </w:tc>
+        <w:tc>
+          <w:tcPr>
+            <w:tcW w:w="2710" w:type="dxa"/>
+          </w:tcPr>
+          <w:p>
+            <w:pPr>
+              <w:rPr>
+                <w:rFonts w:ascii="Cambria" w:eastAsia="Cambria" w:hAnsi="Cambria" w:cs="Cambria"/>
+                <w:sz w:val="16"/>
+                <w:szCs w:val="16"/>
+              </w:rPr>
+            </w:pPr>
+            <w:r>
+              <w:rPr>
+                <w:rFonts w:ascii="Cambria" w:eastAsia="Cambria" w:hAnsi="Cambria" w:cs="Cambria"/>
+                <w:sz w:val="16"/>
+                <w:szCs w:val="16"/>
+              </w:rPr>
+              <w:t>Direct Mapping</w:t>
+            </w:r>
+          </w:p>
+        </w:tc>
+      </w:tr>
+      <w:tr>
+        <w:trPr>
+          <w:trHeight w:val="373"/>
+        </w:trPr>
+        <w:tc>
+          <w:tcPr>
+            <w:tcW w:w="877" w:type="dxa"/>
+          </w:tcPr>
+          <w:p>
+            <w:pPr>
+              <w:rPr>
+                <w:rFonts w:ascii="Cambria" w:eastAsia="Cambria" w:hAnsi="Cambria" w:cs="Cambria"/>
+                <w:sz w:val="16"/>
+                <w:szCs w:val="16"/>
+              </w:rPr>
+            </w:pPr>
+            <w:r>
+              <w:rPr>
+                <w:rFonts w:ascii="Cambria" w:eastAsia="Cambria" w:hAnsi="Cambria" w:cs="Cambria"/>
+                <w:sz w:val="16"/>
+                <w:szCs w:val="16"/>
+              </w:rPr>
+              <w:t>1</w:t>
+            </w:r>
+          </w:p>
+        </w:tc>
+        <w:tc>
+          <w:tcPr>
+            <w:tcW w:w="1167" w:type="dxa"/>
+          </w:tcPr>
+          <w:p>
+            <w:pPr>
+              <w:rPr>
+                <w:rFonts w:ascii="Cambria" w:eastAsia="Cambria" w:hAnsi="Cambria" w:cs="Cambria"/>
+                <w:sz w:val="16"/>
+                <w:szCs w:val="16"/>
+              </w:rPr>
+            </w:pPr>
+            <w:proofErr w:type="spellStart"/>
+            <w:r>
+              <w:rPr>
+                <w:rFonts w:ascii="Cambria" w:eastAsia="Cambria" w:hAnsi="Cambria" w:cs="Cambria"/>
+                <w:sz w:val="16"/>
+                <w:szCs w:val="16"/>
+              </w:rPr>
+              <w:t>stg_sponsor</w:t>
+            </w:r>
+            <w:proofErr w:type="spellEnd"/>
+          </w:p>
+        </w:tc>
+        <w:tc>
+          <w:tcPr>
+            <w:tcW w:w="2053" w:type="dxa"/>
+          </w:tcPr>
+          <w:p>
+            <w:pPr>
+              <w:rPr>
+                <w:rFonts w:ascii="Cambria" w:eastAsia="Cambria" w:hAnsi="Cambria" w:cs="Cambria"/>
+                <w:sz w:val="16"/>
+                <w:szCs w:val="16"/>
+              </w:rPr>
+            </w:pPr>
+            <w:proofErr w:type="spellStart"/>
+            <w:r>
+              <w:rPr>
+                <w:rFonts w:ascii="Cambria" w:eastAsia="Cambria" w:hAnsi="Cambria" w:cs="Cambria"/>
+                <w:sz w:val="16"/>
+                <w:szCs w:val="16"/>
+              </w:rPr>
+              <w:t>sponsor_type</w:t>
+            </w:r>
+            <w:proofErr w:type="spellEnd"/>
+            <w:r>
+              <w:rPr>
+                <w:rFonts w:ascii="Cambria" w:eastAsia="Cambria" w:hAnsi="Cambria" w:cs="Cambria"/>
+                <w:sz w:val="16"/>
+                <w:szCs w:val="16"/>
+              </w:rPr>
+              <w:t xml:space="preserve"> </w:t>
+            </w:r>
+          </w:p>
+          <w:p>
+            <w:pPr>
+              <w:rPr>
+                <w:rFonts w:ascii="Cambria" w:eastAsia="Cambria" w:hAnsi="Cambria" w:cs="Cambria"/>
+                <w:sz w:val="16"/>
+                <w:szCs w:val="16"/>
+              </w:rPr>
+            </w:pPr>
+          </w:p>
+        </w:tc>
+        <w:tc>
+          <w:tcPr>
+            <w:tcW w:w="883" w:type="dxa"/>
+          </w:tcPr>
+          <w:p>
+            <w:pPr>
+              <w:rPr>
+                <w:rFonts w:ascii="Cambria" w:eastAsia="Cambria" w:hAnsi="Cambria" w:cs="Cambria"/>
+                <w:sz w:val="16"/>
+                <w:szCs w:val="16"/>
+              </w:rPr>
+            </w:pPr>
+            <w:r>
+              <w:rPr>
+                <w:rFonts w:ascii="Cambria" w:eastAsia="Cambria" w:hAnsi="Cambria" w:cs="Cambria"/>
+                <w:sz w:val="16"/>
+                <w:szCs w:val="16"/>
+              </w:rPr>
+              <w:t>Sponsor</w:t>
+            </w:r>
+          </w:p>
+        </w:tc>
+        <w:tc>
+          <w:tcPr>
+            <w:tcW w:w="1944" w:type="dxa"/>
+          </w:tcPr>
+          <w:p>
+            <w:pPr>
+              <w:rPr>
+                <w:rFonts w:ascii="Cambria" w:eastAsia="Cambria" w:hAnsi="Cambria" w:cs="Cambria"/>
+                <w:sz w:val="16"/>
+                <w:szCs w:val="16"/>
+              </w:rPr>
+            </w:pPr>
+            <w:r>
+              <w:rPr>
+                <w:rFonts w:ascii="Cambria" w:eastAsia="Cambria" w:hAnsi="Cambria" w:cs="Cambria"/>
+                <w:sz w:val="16"/>
+                <w:szCs w:val="16"/>
+              </w:rPr>
+              <w:t>Sponsor Type Cd</w:t>
+            </w:r>
+          </w:p>
+        </w:tc>
+        <w:tc>
+          <w:tcPr>
+            <w:tcW w:w="2710" w:type="dxa"/>
+          </w:tcPr>
+          <w:p>
+            <w:pPr>
+              <w:rPr>
+                <w:rFonts w:ascii="Cambria" w:eastAsia="Cambria" w:hAnsi="Cambria" w:cs="Cambria"/>
+                <w:sz w:val="16"/>
+                <w:szCs w:val="16"/>
+              </w:rPr>
+            </w:pPr>
+            <w:r>
+              <w:rPr>
+                <w:rFonts w:ascii="Cambria" w:eastAsia="Cambria" w:hAnsi="Cambria" w:cs="Cambria"/>
+                <w:sz w:val="16"/>
+                <w:szCs w:val="16"/>
+              </w:rPr>
+              <w:t xml:space="preserve">If </w:t>
+            </w:r>
+            <w:proofErr w:type="spellStart"/>
+            <w:r>
+              <w:rPr>
+                <w:rFonts w:ascii="Cambria" w:eastAsia="Cambria" w:hAnsi="Cambria" w:cs="Cambria"/>
+                <w:sz w:val="16"/>
+                <w:szCs w:val="16"/>
+              </w:rPr>
+              <w:t>sponsor_type</w:t>
+            </w:r>
+            <w:proofErr w:type="spellEnd"/>
+            <w:r>
+              <w:rPr>
+                <w:rFonts w:ascii="Cambria" w:eastAsia="Cambria" w:hAnsi="Cambria" w:cs="Cambria"/>
+                <w:sz w:val="16"/>
+                <w:szCs w:val="16"/>
+              </w:rPr>
+              <w:t xml:space="preserve"> </w:t>
+            </w:r>
+            <w:r>
+              <w:rPr>
+                <w:rFonts w:ascii="Cambria" w:eastAsia="Cambria" w:hAnsi="Cambria" w:cs="Cambria"/>
+                <w:sz w:val="16"/>
+                <w:szCs w:val="16"/>
+              </w:rPr>
+              <w:t>= “</w:t>
+            </w:r>
+            <w:proofErr w:type="spellStart"/>
+            <w:r>
+              <w:rPr>
+                <w:rFonts w:ascii="Cambria" w:eastAsia="Cambria" w:hAnsi="Cambria" w:cs="Cambria"/>
+                <w:sz w:val="16"/>
+                <w:szCs w:val="16"/>
+              </w:rPr>
+              <w:t>i</w:t>
+            </w:r>
+            <w:proofErr w:type="spellEnd"/>
+            <w:r>
+              <w:rPr>
+                <w:rFonts w:ascii="Cambria" w:eastAsia="Cambria" w:hAnsi="Cambria" w:cs="Cambria"/>
+                <w:sz w:val="16"/>
+                <w:szCs w:val="16"/>
+              </w:rPr>
+              <w:t>” then 1</w:t>
+            </w:r>
+          </w:p>
+          <w:p>
+            <w:pPr>
+              <w:rPr>
+                <w:rFonts w:ascii="Cambria" w:eastAsia="Cambria" w:hAnsi="Cambria" w:cs="Cambria"/>
+                <w:sz w:val="16"/>
+                <w:szCs w:val="16"/>
+              </w:rPr>
+            </w:pPr>
+            <w:r>
+              <w:rPr>
+                <w:rFonts w:ascii="Cambria" w:eastAsia="Cambria" w:hAnsi="Cambria" w:cs="Cambria"/>
+                <w:sz w:val="16"/>
+                <w:szCs w:val="16"/>
+              </w:rPr>
+              <w:t xml:space="preserve">Else if </w:t>
+            </w:r>
+            <w:proofErr w:type="spellStart"/>
+            <w:r>
+              <w:rPr>
+                <w:rFonts w:ascii="Cambria" w:eastAsia="Cambria" w:hAnsi="Cambria" w:cs="Cambria"/>
+                <w:sz w:val="16"/>
+                <w:szCs w:val="16"/>
+              </w:rPr>
+              <w:t>sponsor_type</w:t>
+            </w:r>
+            <w:proofErr w:type="spellEnd"/>
+            <w:r>
+              <w:rPr>
+                <w:rFonts w:ascii="Cambria" w:eastAsia="Cambria" w:hAnsi="Cambria" w:cs="Cambria"/>
+                <w:sz w:val="16"/>
+                <w:szCs w:val="16"/>
+              </w:rPr>
+              <w:t xml:space="preserve"> </w:t>
+            </w:r>
+            <w:r>
+              <w:rPr>
+                <w:rFonts w:ascii="Cambria" w:eastAsia="Cambria" w:hAnsi="Cambria" w:cs="Cambria"/>
+                <w:sz w:val="16"/>
+                <w:szCs w:val="16"/>
+              </w:rPr>
+              <w:t>= “</w:t>
+            </w:r>
+            <w:r>
+              <w:rPr>
+                <w:rFonts w:ascii="Cambria" w:eastAsia="Cambria" w:hAnsi="Cambria" w:cs="Cambria"/>
+                <w:sz w:val="16"/>
+                <w:szCs w:val="16"/>
+              </w:rPr>
+              <w:t>o</w:t>
+            </w:r>
+            <w:r>
+              <w:rPr>
+                <w:rFonts w:ascii="Cambria" w:eastAsia="Cambria" w:hAnsi="Cambria" w:cs="Cambria"/>
+                <w:sz w:val="16"/>
+                <w:szCs w:val="16"/>
+              </w:rPr>
+              <w:t xml:space="preserve">” then </w:t>
+            </w:r>
+            <w:r>
+              <w:rPr>
+                <w:rFonts w:ascii="Cambria" w:eastAsia="Cambria" w:hAnsi="Cambria" w:cs="Cambria"/>
+                <w:sz w:val="16"/>
+                <w:szCs w:val="16"/>
+              </w:rPr>
+              <w:t>2</w:t>
+            </w:r>
+          </w:p>
+          <w:p>
+            <w:pPr>
+              <w:rPr>
+                <w:rFonts w:ascii="Cambria" w:eastAsia="Cambria" w:hAnsi="Cambria" w:cs="Cambria"/>
+                <w:sz w:val="16"/>
+                <w:szCs w:val="16"/>
+              </w:rPr>
+            </w:pPr>
+            <w:r>
+              <w:rPr>
+                <w:rFonts w:ascii="Cambria" w:eastAsia="Cambria" w:hAnsi="Cambria" w:cs="Cambria"/>
+                <w:sz w:val="16"/>
+                <w:szCs w:val="16"/>
+              </w:rPr>
+              <w:t xml:space="preserve">Else </w:t>
+            </w:r>
+            <w:proofErr w:type="spellStart"/>
+            <w:r>
+              <w:rPr>
+                <w:rFonts w:ascii="Cambria" w:eastAsia="Cambria" w:hAnsi="Cambria" w:cs="Cambria"/>
+                <w:sz w:val="16"/>
+                <w:szCs w:val="16"/>
+              </w:rPr>
+              <w:t>sponsor_type</w:t>
+            </w:r>
+            <w:proofErr w:type="spellEnd"/>
+            <w:r>
+              <w:rPr>
+                <w:rFonts w:ascii="Cambria" w:eastAsia="Cambria" w:hAnsi="Cambria" w:cs="Cambria"/>
+                <w:sz w:val="16"/>
+                <w:szCs w:val="16"/>
+              </w:rPr>
+              <w:t xml:space="preserve"> </w:t>
+            </w:r>
+            <w:r>
+              <w:rPr>
+                <w:rFonts w:ascii="Cambria" w:eastAsia="Cambria" w:hAnsi="Cambria" w:cs="Cambria"/>
+                <w:sz w:val="16"/>
+                <w:szCs w:val="16"/>
+              </w:rPr>
+              <w:t>= “</w:t>
+            </w:r>
+            <w:r>
+              <w:rPr>
+                <w:rFonts w:ascii="Cambria" w:eastAsia="Cambria" w:hAnsi="Cambria" w:cs="Cambria"/>
+                <w:sz w:val="16"/>
+                <w:szCs w:val="16"/>
+              </w:rPr>
+              <w:t>g</w:t>
+            </w:r>
+            <w:r>
+              <w:rPr>
+                <w:rFonts w:ascii="Cambria" w:eastAsia="Cambria" w:hAnsi="Cambria" w:cs="Cambria"/>
+                <w:sz w:val="16"/>
+                <w:szCs w:val="16"/>
+              </w:rPr>
+              <w:t xml:space="preserve">” then </w:t>
+            </w:r>
+            <w:r>
+              <w:rPr>
+                <w:rFonts w:ascii="Cambria" w:eastAsia="Cambria" w:hAnsi="Cambria" w:cs="Cambria"/>
+                <w:sz w:val="16"/>
+                <w:szCs w:val="16"/>
+              </w:rPr>
+              <w:t>3</w:t>
+            </w:r>
+          </w:p>
+          <w:p>
+            <w:pPr>
+              <w:rPr>
+                <w:rFonts w:ascii="Cambria" w:eastAsia="Cambria" w:hAnsi="Cambria" w:cs="Cambria"/>
+                <w:sz w:val="16"/>
+                <w:szCs w:val="16"/>
+              </w:rPr>
+            </w:pPr>
+            <w:r>
+              <w:rPr>
+                <w:rFonts w:ascii="Cambria" w:eastAsia="Cambria" w:hAnsi="Cambria" w:cs="Cambria"/>
+                <w:sz w:val="16"/>
+                <w:szCs w:val="16"/>
+              </w:rPr>
+              <w:t>**refer reference data section below</w:t>
+            </w:r>
+          </w:p>
+        </w:tc>
+      </w:tr>
+      <w:tr>
+        <w:tc>
+          <w:tcPr>
+            <w:tcW w:w="877" w:type="dxa"/>
+          </w:tcPr>
+          <w:p>
+            <w:pPr>
+              <w:rPr>
+                <w:rFonts w:ascii="Cambria" w:eastAsia="Cambria" w:hAnsi="Cambria" w:cs="Cambria"/>
+                <w:sz w:val="16"/>
+                <w:szCs w:val="16"/>
+              </w:rPr>
+            </w:pPr>
+            <w:r>
+              <w:rPr>
+                <w:rFonts w:ascii="Cambria" w:eastAsia="Cambria" w:hAnsi="Cambria" w:cs="Cambria"/>
+                <w:sz w:val="16"/>
+                <w:szCs w:val="16"/>
+              </w:rPr>
+              <w:t>1</w:t>
+            </w:r>
+          </w:p>
+        </w:tc>
+        <w:tc>
+          <w:tcPr>
+            <w:tcW w:w="1167" w:type="dxa"/>
+          </w:tcPr>
+          <w:p>
+            <w:pPr>
+              <w:rPr>
+                <w:rFonts w:ascii="Cambria" w:eastAsia="Cambria" w:hAnsi="Cambria" w:cs="Cambria"/>
+                <w:sz w:val="16"/>
+                <w:szCs w:val="16"/>
+              </w:rPr>
+            </w:pPr>
+            <w:proofErr w:type="spellStart"/>
+            <w:r>
+              <w:rPr>
+                <w:rFonts w:ascii="Cambria" w:eastAsia="Cambria" w:hAnsi="Cambria" w:cs="Cambria"/>
+                <w:sz w:val="16"/>
+                <w:szCs w:val="16"/>
+              </w:rPr>
+              <w:t>stg_sponsor</w:t>
+            </w:r>
+            <w:proofErr w:type="spellEnd"/>
+          </w:p>
+        </w:tc>
+        <w:tc>
+          <w:tcPr>
+            <w:tcW w:w="2053" w:type="dxa"/>
+          </w:tcPr>
+          <w:p>
+            <w:pPr>
+              <w:rPr>
+                <w:rFonts w:ascii="Cambria" w:eastAsia="Cambria" w:hAnsi="Cambria" w:cs="Cambria"/>
+                <w:sz w:val="16"/>
+                <w:szCs w:val="16"/>
+              </w:rPr>
+            </w:pPr>
+            <w:proofErr w:type="spellStart"/>
+            <w:r>
+              <w:rPr>
+                <w:rFonts w:ascii="Cambria" w:eastAsia="Cambria" w:hAnsi="Cambria" w:cs="Cambria"/>
+                <w:sz w:val="16"/>
+                <w:szCs w:val="16"/>
+              </w:rPr>
+              <w:t>contact_number</w:t>
+            </w:r>
+            <w:proofErr w:type="spellEnd"/>
+          </w:p>
+        </w:tc>
+        <w:tc>
+          <w:tcPr>
+            <w:tcW w:w="883" w:type="dxa"/>
+          </w:tcPr>
+          <w:p>
+            <w:pPr>
+              <w:rPr>
+                <w:rFonts w:ascii="Cambria" w:eastAsia="Cambria" w:hAnsi="Cambria" w:cs="Cambria"/>
+                <w:sz w:val="16"/>
+                <w:szCs w:val="16"/>
+              </w:rPr>
+            </w:pPr>
+            <w:r>
+              <w:rPr>
+                <w:rFonts w:ascii="Cambria" w:eastAsia="Cambria" w:hAnsi="Cambria" w:cs="Cambria"/>
+                <w:sz w:val="16"/>
+                <w:szCs w:val="16"/>
+              </w:rPr>
+              <w:t>Sponsor</w:t>
+            </w:r>
+          </w:p>
+        </w:tc>
+        <w:tc>
+          <w:tcPr>
+            <w:tcW w:w="1944" w:type="dxa"/>
+          </w:tcPr>
+          <w:p>
+            <w:pPr>
+              <w:rPr>
+                <w:rFonts w:ascii="Cambria" w:eastAsia="Cambria" w:hAnsi="Cambria" w:cs="Cambria"/>
+                <w:sz w:val="16"/>
+                <w:szCs w:val="16"/>
+              </w:rPr>
+            </w:pPr>
+            <w:proofErr w:type="spellStart"/>
+            <w:r>
+              <w:rPr>
+                <w:rFonts w:ascii="Cambria" w:eastAsia="Cambria" w:hAnsi="Cambria" w:cs="Cambria"/>
+                <w:sz w:val="16"/>
+                <w:szCs w:val="16"/>
+              </w:rPr>
+              <w:t>Sponsor</w:t>
+            </w:r>
+            <w:r>
+              <w:rPr>
+                <w:rFonts w:ascii="Cambria" w:eastAsia="Cambria" w:hAnsi="Cambria" w:cs="Cambria"/>
+                <w:sz w:val="16"/>
+                <w:szCs w:val="16"/>
+              </w:rPr>
+              <w:t>_Mobile_Num</w:t>
+            </w:r>
+            <w:proofErr w:type="spellEnd"/>
+          </w:p>
+        </w:tc>
+        <w:tc>
+          <w:tcPr>
+            <w:tcW w:w="2710" w:type="dxa"/>
+          </w:tcPr>
+          <w:p>
+            <w:pPr>
+              <w:rPr>
+                <w:rFonts w:ascii="Cambria" w:eastAsia="Cambria" w:hAnsi="Cambria" w:cs="Cambria"/>
+                <w:sz w:val="16"/>
+                <w:szCs w:val="16"/>
+              </w:rPr>
+            </w:pPr>
+            <w:r>
+              <w:rPr>
+                <w:rFonts w:ascii="Cambria" w:eastAsia="Cambria" w:hAnsi="Cambria" w:cs="Cambria"/>
+                <w:sz w:val="16"/>
+                <w:szCs w:val="16"/>
+              </w:rPr>
+              <w:t>Mobile Num Validation</w:t>
+            </w:r>
+          </w:p>
+          <w:p>
+            <w:pPr>
+              <w:rPr>
+                <w:rFonts w:ascii="Cambria" w:eastAsia="Cambria" w:hAnsi="Cambria" w:cs="Cambria"/>
+                <w:sz w:val="16"/>
+                <w:szCs w:val="16"/>
+              </w:rPr>
+            </w:pPr>
+          </w:p>
+        </w:tc>
+      </w:tr>
+      <w:tr>
+        <w:tc>
+          <w:tcPr>
+            <w:tcW w:w="877" w:type="dxa"/>
+            <w:shd w:val="clear" w:color="auto" w:fill="C0504D" w:themeFill="accent2"/>
+          </w:tcPr>
+          <w:p>
+            <w:pPr>
+              <w:rPr>
+                <w:rFonts w:ascii="Cambria" w:eastAsia="Cambria" w:hAnsi="Cambria" w:cs="Cambria"/>
+                <w:sz w:val="16"/>
+                <w:szCs w:val="16"/>
+              </w:rPr>
+            </w:pPr>
+          </w:p>
+        </w:tc>
+        <w:tc>
+          <w:tcPr>
+            <w:tcW w:w="1167" w:type="dxa"/>
+            <w:shd w:val="clear" w:color="auto" w:fill="C0504D" w:themeFill="accent2"/>
+          </w:tcPr>
+          <w:p>
+            <w:pPr>
+              <w:rPr>
+                <w:rFonts w:ascii="Cambria" w:eastAsia="Cambria" w:hAnsi="Cambria" w:cs="Cambria"/>
+                <w:sz w:val="16"/>
+                <w:szCs w:val="16"/>
+              </w:rPr>
+            </w:pPr>
+          </w:p>
+        </w:tc>
+        <w:tc>
+          <w:tcPr>
+            <w:tcW w:w="2053" w:type="dxa"/>
+            <w:shd w:val="clear" w:color="auto" w:fill="C0504D" w:themeFill="accent2"/>
+          </w:tcPr>
+          <w:p>
+            <w:pPr>
+              <w:rPr>
+                <w:rFonts w:ascii="Cambria" w:eastAsia="Cambria" w:hAnsi="Cambria" w:cs="Cambria"/>
+                <w:sz w:val="16"/>
+                <w:szCs w:val="16"/>
+              </w:rPr>
+            </w:pPr>
+          </w:p>
+        </w:tc>
+        <w:tc>
+          <w:tcPr>
+            <w:tcW w:w="883" w:type="dxa"/>
+            <w:shd w:val="clear" w:color="auto" w:fill="C0504D" w:themeFill="accent2"/>
+          </w:tcPr>
+          <w:p>
+            <w:pPr>
+              <w:rPr>
+                <w:rFonts w:ascii="Cambria" w:eastAsia="Cambria" w:hAnsi="Cambria" w:cs="Cambria"/>
+                <w:sz w:val="16"/>
+                <w:szCs w:val="16"/>
+              </w:rPr>
+            </w:pPr>
+          </w:p>
+        </w:tc>
+        <w:tc>
+          <w:tcPr>
+            <w:tcW w:w="1944" w:type="dxa"/>
+            <w:shd w:val="clear" w:color="auto" w:fill="C0504D" w:themeFill="accent2"/>
+          </w:tcPr>
+          <w:p>
+            <w:pPr>
+              <w:rPr>
+                <w:rFonts w:ascii="Cambria" w:eastAsia="Cambria" w:hAnsi="Cambria" w:cs="Cambria"/>
+                <w:sz w:val="16"/>
+                <w:szCs w:val="16"/>
+              </w:rPr>
+            </w:pPr>
+          </w:p>
+        </w:tc>
+        <w:tc>
+          <w:tcPr>
+            <w:tcW w:w="2710" w:type="dxa"/>
+            <w:shd w:val="clear" w:color="auto" w:fill="C0504D" w:themeFill="accent2"/>
+          </w:tcPr>
+          <w:p>
+            <w:pPr>
+              <w:rPr>
+                <w:rFonts w:ascii="Cambria" w:eastAsia="Cambria" w:hAnsi="Cambria" w:cs="Cambria"/>
+                <w:sz w:val="16"/>
+                <w:szCs w:val="16"/>
+              </w:rPr>
+            </w:pPr>
+          </w:p>
+        </w:tc>
+      </w:tr>
+      <w:tr>
+        <w:tc>
+          <w:tcPr>
+            <w:tcW w:w="877" w:type="dxa"/>
+          </w:tcPr>
+          <w:p>
+            <w:pPr>
+              <w:rPr>
+                <w:rFonts w:ascii="Cambria" w:eastAsia="Cambria" w:hAnsi="Cambria" w:cs="Cambria"/>
+                <w:sz w:val="16"/>
+                <w:szCs w:val="16"/>
+              </w:rPr>
+            </w:pPr>
+            <w:r>
+              <w:rPr>
+                <w:rFonts w:ascii="Cambria" w:eastAsia="Cambria" w:hAnsi="Cambria" w:cs="Cambria"/>
+                <w:sz w:val="16"/>
+                <w:szCs w:val="16"/>
+              </w:rPr>
+              <w:t>1</w:t>
+            </w:r>
+          </w:p>
+        </w:tc>
+        <w:tc>
+          <w:tcPr>
+            <w:tcW w:w="1167" w:type="dxa"/>
+          </w:tcPr>
+          <w:p>
+            <w:pPr>
+              <w:rPr>
+                <w:rFonts w:ascii="Cambria" w:eastAsia="Cambria" w:hAnsi="Cambria" w:cs="Cambria"/>
+                <w:sz w:val="16"/>
+                <w:szCs w:val="16"/>
+              </w:rPr>
+            </w:pPr>
+          </w:p>
+        </w:tc>
+        <w:tc>
+          <w:tcPr>
+            <w:tcW w:w="2053" w:type="dxa"/>
+          </w:tcPr>
+          <w:p>
+            <w:pPr>
+              <w:rPr>
+                <w:rFonts w:ascii="Cambria" w:eastAsia="Cambria" w:hAnsi="Cambria" w:cs="Cambria"/>
+                <w:sz w:val="16"/>
+                <w:szCs w:val="16"/>
+              </w:rPr>
+            </w:pPr>
+          </w:p>
+        </w:tc>
+        <w:tc>
+          <w:tcPr>
+            <w:tcW w:w="883" w:type="dxa"/>
+          </w:tcPr>
+          <w:p>
+            <w:pPr>
+              <w:rPr>
+                <w:rFonts w:ascii="Cambria" w:eastAsia="Cambria" w:hAnsi="Cambria" w:cs="Cambria"/>
+                <w:sz w:val="16"/>
+                <w:szCs w:val="16"/>
+              </w:rPr>
+            </w:pPr>
+            <w:r>
+              <w:rPr>
+                <w:rFonts w:ascii="Cambria" w:eastAsia="Cambria" w:hAnsi="Cambria" w:cs="Cambria"/>
+                <w:sz w:val="16"/>
+                <w:szCs w:val="16"/>
+              </w:rPr>
+              <w:t>Account</w:t>
+            </w:r>
+          </w:p>
+        </w:tc>
+        <w:tc>
+          <w:tcPr>
+            <w:tcW w:w="1944" w:type="dxa"/>
+          </w:tcPr>
+          <w:p>
+            <w:pPr>
+              <w:rPr>
+                <w:rFonts w:ascii="Cambria" w:eastAsia="Cambria" w:hAnsi="Cambria" w:cs="Cambria"/>
+                <w:sz w:val="16"/>
+                <w:szCs w:val="16"/>
+              </w:rPr>
+            </w:pPr>
+            <w:r>
+              <w:rPr>
+                <w:rFonts w:ascii="Cambria" w:eastAsia="Cambria" w:hAnsi="Cambria" w:cs="Cambria"/>
+                <w:sz w:val="16"/>
+                <w:szCs w:val="16"/>
+              </w:rPr>
+              <w:t>Account id</w:t>
+            </w:r>
+          </w:p>
+        </w:tc>
+        <w:tc>
+          <w:tcPr>
+            <w:tcW w:w="2710" w:type="dxa"/>
+          </w:tcPr>
+          <w:p>
+            <w:pPr>
+              <w:rPr>
+                <w:rFonts w:ascii="Cambria" w:eastAsia="Cambria" w:hAnsi="Cambria" w:cs="Cambria"/>
+                <w:sz w:val="16"/>
+                <w:szCs w:val="16"/>
+              </w:rPr>
+            </w:pPr>
+            <w:r>
+              <w:rPr>
+                <w:rFonts w:ascii="Cambria" w:eastAsia="Cambria" w:hAnsi="Cambria" w:cs="Cambria"/>
+                <w:sz w:val="16"/>
+                <w:szCs w:val="16"/>
+              </w:rPr>
+              <w:t xml:space="preserve">Compare </w:t>
+            </w:r>
+            <w:proofErr w:type="spellStart"/>
+            <w:r>
+              <w:rPr>
+                <w:rFonts w:ascii="Cambria" w:eastAsia="Cambria" w:hAnsi="Cambria" w:cs="Cambria"/>
+                <w:sz w:val="16"/>
+                <w:szCs w:val="16"/>
+              </w:rPr>
+              <w:t>bank_account_bsb</w:t>
+            </w:r>
+            <w:proofErr w:type="spellEnd"/>
+            <w:r>
+              <w:rPr>
+                <w:rFonts w:ascii="Cambria" w:eastAsia="Cambria" w:hAnsi="Cambria" w:cs="Cambria"/>
+                <w:sz w:val="16"/>
+                <w:szCs w:val="16"/>
+              </w:rPr>
+              <w:t xml:space="preserve"> </w:t>
+            </w:r>
+            <w:r>
+              <w:rPr>
+                <w:rFonts w:ascii="Cambria" w:eastAsia="Cambria" w:hAnsi="Cambria" w:cs="Cambria"/>
+                <w:sz w:val="16"/>
+                <w:szCs w:val="16"/>
+              </w:rPr>
+              <w:t xml:space="preserve">and </w:t>
+            </w:r>
+            <w:proofErr w:type="spellStart"/>
+            <w:r>
+              <w:rPr>
+                <w:rFonts w:ascii="Cambria" w:eastAsia="Cambria" w:hAnsi="Cambria" w:cs="Cambria"/>
+                <w:sz w:val="16"/>
+                <w:szCs w:val="16"/>
+              </w:rPr>
+              <w:t>bank_account_number</w:t>
+            </w:r>
+            <w:proofErr w:type="spellEnd"/>
+            <w:r>
+              <w:rPr>
+                <w:rFonts w:ascii="Cambria" w:eastAsia="Cambria" w:hAnsi="Cambria" w:cs="Cambria"/>
+                <w:sz w:val="16"/>
+                <w:szCs w:val="16"/>
+              </w:rPr>
+              <w:t xml:space="preserve"> </w:t>
+            </w:r>
+            <w:r>
+              <w:rPr>
+                <w:rFonts w:ascii="Cambria" w:eastAsia="Cambria" w:hAnsi="Cambria" w:cs="Cambria"/>
+                <w:sz w:val="16"/>
+                <w:szCs w:val="16"/>
+              </w:rPr>
+              <w:t>against</w:t>
+            </w:r>
+            <w:r>
+              <w:rPr>
+                <w:rFonts w:ascii="Cambria" w:eastAsia="Cambria" w:hAnsi="Cambria" w:cs="Cambria"/>
+                <w:sz w:val="16"/>
+                <w:szCs w:val="16"/>
+              </w:rPr>
+              <w:t xml:space="preserve"> </w:t>
+            </w:r>
+            <w:proofErr w:type="spellStart"/>
+            <w:r>
+              <w:rPr>
+                <w:rFonts w:ascii="Cambria" w:eastAsia="Cambria" w:hAnsi="Cambria" w:cs="Cambria"/>
+                <w:sz w:val="16"/>
+                <w:szCs w:val="16"/>
+              </w:rPr>
+              <w:t>Source_Account_Num</w:t>
+            </w:r>
+            <w:proofErr w:type="spellEnd"/>
+            <w:r>
+              <w:rPr>
+                <w:rFonts w:ascii="Cambria" w:eastAsia="Cambria" w:hAnsi="Cambria" w:cs="Cambria"/>
+                <w:sz w:val="16"/>
+                <w:szCs w:val="16"/>
+              </w:rPr>
+              <w:t xml:space="preserve">, if not exist, create auto increment number else update the non key fields. </w:t>
+            </w:r>
+          </w:p>
+        </w:tc>
+      </w:tr>
+      <w:tr>
+        <w:tc>
+          <w:tcPr>
+            <w:tcW w:w="877" w:type="dxa"/>
+          </w:tcPr>
+          <w:p>
+            <w:pPr>
+              <w:rPr>
+                <w:rFonts w:ascii="Cambria" w:eastAsia="Cambria" w:hAnsi="Cambria" w:cs="Cambria"/>
+                <w:sz w:val="16"/>
+                <w:szCs w:val="16"/>
+              </w:rPr>
+            </w:pPr>
+            <w:r>
+              <w:rPr>
+                <w:rFonts w:ascii="Cambria" w:eastAsia="Cambria" w:hAnsi="Cambria" w:cs="Cambria"/>
+                <w:sz w:val="16"/>
+                <w:szCs w:val="16"/>
+              </w:rPr>
+              <w:t>1</w:t>
+            </w:r>
+          </w:p>
+        </w:tc>
+        <w:tc>
+          <w:tcPr>
+            <w:tcW w:w="1167" w:type="dxa"/>
+          </w:tcPr>
+          <w:p>
+            <w:pPr>
+              <w:rPr>
+                <w:rFonts w:ascii="Cambria" w:eastAsia="Cambria" w:hAnsi="Cambria" w:cs="Cambria"/>
+                <w:sz w:val="16"/>
+                <w:szCs w:val="16"/>
+              </w:rPr>
+            </w:pPr>
+            <w:proofErr w:type="spellStart"/>
+            <w:r>
+              <w:rPr>
+                <w:rFonts w:ascii="Cambria" w:eastAsia="Cambria" w:hAnsi="Cambria" w:cs="Cambria"/>
+                <w:sz w:val="16"/>
+                <w:szCs w:val="16"/>
+              </w:rPr>
+              <w:t>stg_sponsor</w:t>
+            </w:r>
+            <w:proofErr w:type="spellEnd"/>
+          </w:p>
+        </w:tc>
+        <w:tc>
+          <w:tcPr>
+            <w:tcW w:w="2053" w:type="dxa"/>
+          </w:tcPr>
+          <w:p>
+            <w:pPr>
+              <w:rPr>
+                <w:rFonts w:ascii="Cambria" w:eastAsia="Cambria" w:hAnsi="Cambria" w:cs="Cambria"/>
+                <w:sz w:val="16"/>
+                <w:szCs w:val="16"/>
+              </w:rPr>
+            </w:pPr>
+            <w:proofErr w:type="spellStart"/>
+            <w:r>
+              <w:rPr>
+                <w:rFonts w:ascii="Cambria" w:eastAsia="Cambria" w:hAnsi="Cambria" w:cs="Cambria"/>
+                <w:sz w:val="16"/>
+                <w:szCs w:val="16"/>
+              </w:rPr>
+              <w:t>bank_account_bsb</w:t>
+            </w:r>
+            <w:proofErr w:type="spellEnd"/>
+            <w:r>
+              <w:rPr>
+                <w:rFonts w:ascii="Cambria" w:eastAsia="Cambria" w:hAnsi="Cambria" w:cs="Cambria"/>
+                <w:sz w:val="16"/>
+                <w:szCs w:val="16"/>
+              </w:rPr>
+              <w:t xml:space="preserve"> </w:t>
+            </w:r>
+            <w:proofErr w:type="spellStart"/>
+            <w:r>
+              <w:rPr>
+                <w:rFonts w:ascii="Cambria" w:eastAsia="Cambria" w:hAnsi="Cambria" w:cs="Cambria"/>
+                <w:sz w:val="16"/>
+                <w:szCs w:val="16"/>
+              </w:rPr>
+              <w:t>bank_account_number</w:t>
+            </w:r>
+            <w:proofErr w:type="spellEnd"/>
+          </w:p>
+        </w:tc>
+        <w:tc>
+          <w:tcPr>
+            <w:tcW w:w="883" w:type="dxa"/>
+          </w:tcPr>
+          <w:p>
+            <w:pPr>
+              <w:rPr>
+                <w:rFonts w:ascii="Cambria" w:eastAsia="Cambria" w:hAnsi="Cambria" w:cs="Cambria"/>
+                <w:sz w:val="16"/>
+                <w:szCs w:val="16"/>
+              </w:rPr>
+            </w:pPr>
+            <w:r>
+              <w:rPr>
+                <w:rFonts w:ascii="Cambria" w:eastAsia="Cambria" w:hAnsi="Cambria" w:cs="Cambria"/>
+                <w:sz w:val="16"/>
+                <w:szCs w:val="16"/>
+              </w:rPr>
+              <w:t>Account</w:t>
+            </w:r>
+          </w:p>
+        </w:tc>
+        <w:tc>
+          <w:tcPr>
+            <w:tcW w:w="1944" w:type="dxa"/>
+          </w:tcPr>
+          <w:p>
+            <w:pPr>
+              <w:rPr>
+                <w:rFonts w:ascii="Cambria" w:eastAsia="Cambria" w:hAnsi="Cambria" w:cs="Cambria"/>
+                <w:sz w:val="16"/>
+                <w:szCs w:val="16"/>
+              </w:rPr>
+            </w:pPr>
+            <w:proofErr w:type="spellStart"/>
+            <w:r>
+              <w:rPr>
+                <w:rFonts w:ascii="Cambria" w:eastAsia="Cambria" w:hAnsi="Cambria" w:cs="Cambria"/>
+                <w:sz w:val="16"/>
+                <w:szCs w:val="16"/>
+              </w:rPr>
+              <w:t>Source_Account_Num</w:t>
+            </w:r>
+            <w:proofErr w:type="spellEnd"/>
+          </w:p>
+        </w:tc>
+        <w:tc>
+          <w:tcPr>
+            <w:tcW w:w="2710" w:type="dxa"/>
+          </w:tcPr>
+          <w:p>
+            <w:pPr>
+              <w:rPr>
+                <w:rFonts w:ascii="Cambria" w:eastAsia="Cambria" w:hAnsi="Cambria" w:cs="Cambria"/>
+                <w:sz w:val="16"/>
+                <w:szCs w:val="16"/>
+              </w:rPr>
+            </w:pPr>
+            <w:r>
+              <w:rPr>
+                <w:rFonts w:ascii="Cambria" w:eastAsia="Cambria" w:hAnsi="Cambria" w:cs="Cambria"/>
+                <w:sz w:val="16"/>
+                <w:szCs w:val="16"/>
+              </w:rPr>
+              <w:t>Concernate both and map it to target</w:t>
+            </w:r>
+          </w:p>
+        </w:tc>
+      </w:tr>
+      <w:tr>
+        <w:tc>
+          <w:tcPr>
+            <w:tcW w:w="877" w:type="dxa"/>
+          </w:tcPr>
+          <w:p>
+            <w:pPr>
+              <w:rPr>
+                <w:rFonts w:ascii="Cambria" w:eastAsia="Cambria" w:hAnsi="Cambria" w:cs="Cambria"/>
+                <w:sz w:val="16"/>
+                <w:szCs w:val="16"/>
+              </w:rPr>
+            </w:pPr>
+            <w:r>
+              <w:rPr>
+                <w:rFonts w:ascii="Cambria" w:eastAsia="Cambria" w:hAnsi="Cambria" w:cs="Cambria"/>
+                <w:sz w:val="16"/>
+                <w:szCs w:val="16"/>
+              </w:rPr>
+              <w:t>1</w:t>
+            </w:r>
+          </w:p>
+        </w:tc>
+        <w:tc>
+          <w:tcPr>
+            <w:tcW w:w="1167" w:type="dxa"/>
+          </w:tcPr>
+          <w:p>
+            <w:pPr>
+              <w:rPr>
+                <w:rFonts w:ascii="Cambria" w:eastAsia="Cambria" w:hAnsi="Cambria" w:cs="Cambria"/>
+                <w:sz w:val="16"/>
+                <w:szCs w:val="16"/>
+              </w:rPr>
+            </w:pPr>
+          </w:p>
+        </w:tc>
+        <w:tc>
+          <w:tcPr>
+            <w:tcW w:w="2053" w:type="dxa"/>
+          </w:tcPr>
+          <w:p>
+            <w:pPr>
+              <w:rPr>
+                <w:rFonts w:ascii="Cambria" w:eastAsia="Cambria" w:hAnsi="Cambria" w:cs="Cambria"/>
+                <w:sz w:val="16"/>
+                <w:szCs w:val="16"/>
+              </w:rPr>
+            </w:pPr>
+          </w:p>
+        </w:tc>
+        <w:tc>
+          <w:tcPr>
+            <w:tcW w:w="883" w:type="dxa"/>
+          </w:tcPr>
+          <w:p>
+            <w:pPr>
+              <w:rPr>
+                <w:rFonts w:ascii="Cambria" w:eastAsia="Cambria" w:hAnsi="Cambria" w:cs="Cambria"/>
+                <w:sz w:val="16"/>
+                <w:szCs w:val="16"/>
+              </w:rPr>
+            </w:pPr>
+            <w:r>
+              <w:rPr>
+                <w:rFonts w:ascii="Cambria" w:eastAsia="Cambria" w:hAnsi="Cambria" w:cs="Cambria"/>
+                <w:sz w:val="16"/>
+                <w:szCs w:val="16"/>
+              </w:rPr>
+              <w:t>Account</w:t>
+            </w:r>
+          </w:p>
+        </w:tc>
+        <w:tc>
+          <w:tcPr>
+            <w:tcW w:w="1944" w:type="dxa"/>
+          </w:tcPr>
+          <w:p>
+            <w:pPr>
+              <w:rPr>
+                <w:rFonts w:ascii="Cambria" w:eastAsia="Cambria" w:hAnsi="Cambria" w:cs="Cambria"/>
+                <w:sz w:val="16"/>
+                <w:szCs w:val="16"/>
+              </w:rPr>
+            </w:pPr>
+            <w:proofErr w:type="spellStart"/>
+            <w:r>
+              <w:rPr>
+                <w:rFonts w:ascii="Cambria" w:eastAsia="Cambria" w:hAnsi="Cambria" w:cs="Cambria"/>
+                <w:sz w:val="16"/>
+                <w:szCs w:val="16"/>
+              </w:rPr>
+              <w:t>Acccount_Active_Flag</w:t>
+            </w:r>
+            <w:proofErr w:type="spellEnd"/>
+          </w:p>
+        </w:tc>
+        <w:tc>
+          <w:tcPr>
+            <w:tcW w:w="2710" w:type="dxa"/>
+          </w:tcPr>
+          <w:p>
+            <w:pPr>
+              <w:rPr>
+                <w:rFonts w:ascii="Cambria" w:eastAsia="Cambria" w:hAnsi="Cambria" w:cs="Cambria"/>
+                <w:sz w:val="16"/>
+                <w:szCs w:val="16"/>
+              </w:rPr>
+            </w:pPr>
+            <w:r>
+              <w:rPr>
+                <w:rFonts w:ascii="Cambria" w:eastAsia="Cambria" w:hAnsi="Cambria" w:cs="Cambria"/>
+                <w:sz w:val="16"/>
+                <w:szCs w:val="16"/>
+              </w:rPr>
+              <w:t>Default to “y”</w:t>
+            </w:r>
+          </w:p>
+        </w:tc>
+      </w:tr>
+      <w:tr>
+        <w:tc>
+          <w:tcPr>
+            <w:tcW w:w="877" w:type="dxa"/>
+          </w:tcPr>
+          <w:p>
+            <w:pPr>
+              <w:rPr>
+                <w:rFonts w:ascii="Cambria" w:eastAsia="Cambria" w:hAnsi="Cambria" w:cs="Cambria"/>
+                <w:sz w:val="16"/>
+                <w:szCs w:val="16"/>
+              </w:rPr>
+            </w:pPr>
+            <w:r>
+              <w:rPr>
+                <w:rFonts w:ascii="Cambria" w:eastAsia="Cambria" w:hAnsi="Cambria" w:cs="Cambria"/>
+                <w:sz w:val="16"/>
+                <w:szCs w:val="16"/>
+              </w:rPr>
+              <w:t>1</w:t>
+            </w:r>
+          </w:p>
+        </w:tc>
+        <w:tc>
+          <w:tcPr>
+            <w:tcW w:w="1167" w:type="dxa"/>
+          </w:tcPr>
+          <w:p>
+            <w:pPr>
+              <w:rPr>
+                <w:rFonts w:ascii="Cambria" w:eastAsia="Cambria" w:hAnsi="Cambria" w:cs="Cambria"/>
+                <w:sz w:val="16"/>
+                <w:szCs w:val="16"/>
+              </w:rPr>
+            </w:pPr>
+            <w:proofErr w:type="spellStart"/>
+            <w:r>
+              <w:rPr>
+                <w:rFonts w:ascii="Cambria" w:eastAsia="Cambria" w:hAnsi="Cambria" w:cs="Cambria"/>
+                <w:sz w:val="16"/>
+                <w:szCs w:val="16"/>
+              </w:rPr>
+              <w:t>stg_sponsor</w:t>
+            </w:r>
+            <w:proofErr w:type="spellEnd"/>
+          </w:p>
+        </w:tc>
+        <w:tc>
+          <w:tcPr>
+            <w:tcW w:w="2053" w:type="dxa"/>
+          </w:tcPr>
+          <w:p>
+            <w:pPr>
+              <w:rPr>
+                <w:rFonts w:ascii="Cambria" w:eastAsia="Cambria" w:hAnsi="Cambria" w:cs="Cambria"/>
+                <w:sz w:val="16"/>
+                <w:szCs w:val="16"/>
+              </w:rPr>
+            </w:pPr>
+            <w:proofErr w:type="spellStart"/>
+            <w:r>
+              <w:rPr>
+                <w:rFonts w:ascii="Cambria" w:eastAsia="Cambria" w:hAnsi="Cambria" w:cs="Cambria"/>
+                <w:sz w:val="16"/>
+                <w:szCs w:val="16"/>
+              </w:rPr>
+              <w:t>businessdate</w:t>
+            </w:r>
+            <w:proofErr w:type="spellEnd"/>
+          </w:p>
+        </w:tc>
+        <w:tc>
+          <w:tcPr>
+            <w:tcW w:w="883" w:type="dxa"/>
+          </w:tcPr>
+          <w:p>
+            <w:pPr>
+              <w:rPr>
+                <w:rFonts w:ascii="Cambria" w:eastAsia="Cambria" w:hAnsi="Cambria" w:cs="Cambria"/>
+                <w:sz w:val="16"/>
+                <w:szCs w:val="16"/>
+              </w:rPr>
+            </w:pPr>
+            <w:r>
+              <w:rPr>
+                <w:rFonts w:ascii="Cambria" w:eastAsia="Cambria" w:hAnsi="Cambria" w:cs="Cambria"/>
+                <w:sz w:val="16"/>
+                <w:szCs w:val="16"/>
+              </w:rPr>
+              <w:t>Account</w:t>
+            </w:r>
+          </w:p>
+        </w:tc>
+        <w:tc>
+          <w:tcPr>
+            <w:tcW w:w="1944" w:type="dxa"/>
+          </w:tcPr>
+          <w:p>
+            <w:pPr>
+              <w:rPr>
+                <w:rFonts w:ascii="Cambria" w:eastAsia="Cambria" w:hAnsi="Cambria" w:cs="Cambria"/>
+                <w:sz w:val="16"/>
+                <w:szCs w:val="16"/>
+              </w:rPr>
+            </w:pPr>
+            <w:proofErr w:type="spellStart"/>
+            <w:r>
+              <w:rPr>
+                <w:rFonts w:ascii="Cambria" w:eastAsia="Cambria" w:hAnsi="Cambria" w:cs="Cambria"/>
+                <w:sz w:val="16"/>
+                <w:szCs w:val="16"/>
+              </w:rPr>
+              <w:t>Account_Created_Dttm</w:t>
+            </w:r>
+            <w:proofErr w:type="spellEnd"/>
+          </w:p>
+        </w:tc>
+        <w:tc>
+          <w:tcPr>
+            <w:tcW w:w="2710" w:type="dxa"/>
+          </w:tcPr>
+          <w:p>
+            <w:pPr>
+              <w:rPr>
+                <w:rFonts w:ascii="Cambria" w:eastAsia="Cambria" w:hAnsi="Cambria" w:cs="Cambria"/>
+                <w:sz w:val="16"/>
+                <w:szCs w:val="16"/>
+              </w:rPr>
+            </w:pPr>
+            <w:r>
+              <w:rPr>
+                <w:rFonts w:ascii="Cambria" w:eastAsia="Cambria" w:hAnsi="Cambria" w:cs="Cambria"/>
+                <w:sz w:val="16"/>
+                <w:szCs w:val="16"/>
+              </w:rPr>
+              <w:t>Date Validation</w:t>
+            </w:r>
+          </w:p>
+        </w:tc>
+      </w:tr>
+      <w:tr>
+        <w:tc>
+          <w:tcPr>
+            <w:tcW w:w="877" w:type="dxa"/>
+          </w:tcPr>
+          <w:p>
+            <w:pPr>
+              <w:rPr>
+                <w:rFonts w:ascii="Cambria" w:eastAsia="Cambria" w:hAnsi="Cambria" w:cs="Cambria"/>
+                <w:sz w:val="16"/>
+                <w:szCs w:val="16"/>
+              </w:rPr>
+            </w:pPr>
+            <w:r>
+              <w:rPr>
+                <w:rFonts w:ascii="Cambria" w:eastAsia="Cambria" w:hAnsi="Cambria" w:cs="Cambria"/>
+                <w:sz w:val="16"/>
+                <w:szCs w:val="16"/>
+              </w:rPr>
+              <w:t>1</w:t>
+            </w:r>
+          </w:p>
+        </w:tc>
+        <w:tc>
+          <w:tcPr>
+            <w:tcW w:w="1167" w:type="dxa"/>
+          </w:tcPr>
+          <w:p>
+            <w:pPr>
+              <w:rPr>
+                <w:rFonts w:ascii="Cambria" w:eastAsia="Cambria" w:hAnsi="Cambria" w:cs="Cambria"/>
+                <w:sz w:val="16"/>
+                <w:szCs w:val="16"/>
+              </w:rPr>
+            </w:pPr>
+          </w:p>
+        </w:tc>
+        <w:tc>
+          <w:tcPr>
+            <w:tcW w:w="2053" w:type="dxa"/>
+          </w:tcPr>
+          <w:p>
+            <w:pPr>
+              <w:rPr>
+                <w:rFonts w:ascii="Cambria" w:eastAsia="Cambria" w:hAnsi="Cambria" w:cs="Cambria"/>
+                <w:sz w:val="16"/>
+                <w:szCs w:val="16"/>
+              </w:rPr>
+            </w:pPr>
+          </w:p>
+        </w:tc>
+        <w:tc>
+          <w:tcPr>
+            <w:tcW w:w="883" w:type="dxa"/>
+          </w:tcPr>
+          <w:p>
+            <w:pPr>
+              <w:rPr>
+                <w:rFonts w:ascii="Cambria" w:eastAsia="Cambria" w:hAnsi="Cambria" w:cs="Cambria"/>
+                <w:sz w:val="16"/>
+                <w:szCs w:val="16"/>
+              </w:rPr>
+            </w:pPr>
+            <w:r>
+              <w:rPr>
+                <w:rFonts w:ascii="Cambria" w:eastAsia="Cambria" w:hAnsi="Cambria" w:cs="Cambria"/>
+                <w:sz w:val="16"/>
+                <w:szCs w:val="16"/>
+              </w:rPr>
+              <w:t>Account</w:t>
+            </w:r>
+          </w:p>
+        </w:tc>
+        <w:tc>
+          <w:tcPr>
+            <w:tcW w:w="1944" w:type="dxa"/>
+          </w:tcPr>
+          <w:p>
+            <w:pPr>
+              <w:rPr>
+                <w:rFonts w:ascii="Cambria" w:eastAsia="Cambria" w:hAnsi="Cambria" w:cs="Cambria"/>
+                <w:sz w:val="16"/>
+                <w:szCs w:val="16"/>
+              </w:rPr>
+            </w:pPr>
+            <w:proofErr w:type="spellStart"/>
+            <w:r>
+              <w:rPr>
+                <w:rFonts w:ascii="Cambria" w:eastAsia="Cambria" w:hAnsi="Cambria" w:cs="Cambria"/>
+                <w:sz w:val="16"/>
+                <w:szCs w:val="16"/>
+              </w:rPr>
+              <w:t>B</w:t>
+            </w:r>
+            <w:r>
+              <w:rPr>
+                <w:rFonts w:ascii="Cambria" w:eastAsia="Cambria" w:hAnsi="Cambria" w:cs="Cambria"/>
+                <w:sz w:val="16"/>
+                <w:szCs w:val="16"/>
+              </w:rPr>
+              <w:t>eneficiary</w:t>
+            </w:r>
+            <w:r>
+              <w:rPr>
+                <w:rFonts w:ascii="Cambria" w:eastAsia="Cambria" w:hAnsi="Cambria" w:cs="Cambria"/>
+                <w:sz w:val="16"/>
+                <w:szCs w:val="16"/>
+              </w:rPr>
+              <w:t>_id</w:t>
+            </w:r>
+            <w:proofErr w:type="spellEnd"/>
+          </w:p>
+        </w:tc>
+        <w:tc>
+          <w:tcPr>
+            <w:tcW w:w="2710" w:type="dxa"/>
+          </w:tcPr>
+          <w:p>
+            <w:pPr>
+              <w:rPr>
+                <w:rFonts w:ascii="Cambria" w:eastAsia="Cambria" w:hAnsi="Cambria" w:cs="Cambria"/>
+                <w:sz w:val="16"/>
+                <w:szCs w:val="16"/>
+              </w:rPr>
+            </w:pPr>
+            <w:r>
+              <w:rPr>
+                <w:rFonts w:ascii="Cambria" w:eastAsia="Cambria" w:hAnsi="Cambria" w:cs="Cambria"/>
+                <w:sz w:val="16"/>
+                <w:szCs w:val="16"/>
+              </w:rPr>
+              <w:t>Assign null</w:t>
+            </w:r>
+          </w:p>
+        </w:tc>
+      </w:tr>
+      <w:tr>
+        <w:tc>
+          <w:tcPr>
+            <w:tcW w:w="877" w:type="dxa"/>
+          </w:tcPr>
+          <w:p>
+            <w:pPr>
+              <w:rPr>
+                <w:rFonts w:ascii="Cambria" w:eastAsia="Cambria" w:hAnsi="Cambria" w:cs="Cambria"/>
+                <w:sz w:val="16"/>
+                <w:szCs w:val="16"/>
+              </w:rPr>
+            </w:pPr>
+            <w:r>
+              <w:rPr>
+                <w:rFonts w:ascii="Cambria" w:eastAsia="Cambria" w:hAnsi="Cambria" w:cs="Cambria"/>
+                <w:sz w:val="16"/>
+                <w:szCs w:val="16"/>
+              </w:rPr>
+              <w:t>1</w:t>
+            </w:r>
+          </w:p>
+        </w:tc>
+        <w:tc>
+          <w:tcPr>
+            <w:tcW w:w="1167" w:type="dxa"/>
+          </w:tcPr>
+          <w:p>
+            <w:pPr>
+              <w:rPr>
+                <w:rFonts w:ascii="Cambria" w:eastAsia="Cambria" w:hAnsi="Cambria" w:cs="Cambria"/>
+                <w:sz w:val="16"/>
+                <w:szCs w:val="16"/>
+              </w:rPr>
+            </w:pPr>
+            <w:proofErr w:type="spellStart"/>
+            <w:r>
+              <w:rPr>
+                <w:rFonts w:ascii="Cambria" w:eastAsia="Cambria" w:hAnsi="Cambria" w:cs="Cambria"/>
+                <w:sz w:val="16"/>
+                <w:szCs w:val="16"/>
+              </w:rPr>
+              <w:t>stg_sponsor</w:t>
+            </w:r>
+            <w:proofErr w:type="spellEnd"/>
+          </w:p>
+        </w:tc>
+        <w:tc>
+          <w:tcPr>
+            <w:tcW w:w="2053" w:type="dxa"/>
+          </w:tcPr>
+          <w:p>
+            <w:pPr>
+              <w:rPr>
+                <w:rFonts w:ascii="Cambria" w:eastAsia="Cambria" w:hAnsi="Cambria" w:cs="Cambria"/>
+                <w:sz w:val="16"/>
+                <w:szCs w:val="16"/>
+              </w:rPr>
+            </w:pPr>
+            <w:proofErr w:type="spellStart"/>
+            <w:r>
+              <w:rPr>
+                <w:rFonts w:ascii="Cambria" w:eastAsia="Cambria" w:hAnsi="Cambria" w:cs="Cambria"/>
+                <w:sz w:val="16"/>
+                <w:szCs w:val="16"/>
+              </w:rPr>
+              <w:t>sponsor_registred_number</w:t>
+            </w:r>
+            <w:proofErr w:type="spellEnd"/>
+          </w:p>
+        </w:tc>
+        <w:tc>
+          <w:tcPr>
+            <w:tcW w:w="883" w:type="dxa"/>
+          </w:tcPr>
+          <w:p>
+            <w:pPr>
+              <w:rPr>
+                <w:rFonts w:ascii="Cambria" w:eastAsia="Cambria" w:hAnsi="Cambria" w:cs="Cambria"/>
+                <w:sz w:val="16"/>
+                <w:szCs w:val="16"/>
+              </w:rPr>
+            </w:pPr>
+            <w:r>
+              <w:rPr>
+                <w:rFonts w:ascii="Cambria" w:eastAsia="Cambria" w:hAnsi="Cambria" w:cs="Cambria"/>
+                <w:sz w:val="16"/>
+                <w:szCs w:val="16"/>
+              </w:rPr>
+              <w:t>Account</w:t>
+            </w:r>
+          </w:p>
+        </w:tc>
+        <w:tc>
+          <w:tcPr>
+            <w:tcW w:w="1944" w:type="dxa"/>
+          </w:tcPr>
+          <w:p>
+            <w:pPr>
+              <w:rPr>
+                <w:rFonts w:ascii="Cambria" w:eastAsia="Cambria" w:hAnsi="Cambria" w:cs="Cambria"/>
+                <w:sz w:val="16"/>
+                <w:szCs w:val="16"/>
+              </w:rPr>
+            </w:pPr>
+            <w:proofErr w:type="spellStart"/>
+            <w:r>
+              <w:rPr>
+                <w:rFonts w:ascii="Cambria" w:eastAsia="Cambria" w:hAnsi="Cambria" w:cs="Cambria"/>
+                <w:sz w:val="16"/>
+                <w:szCs w:val="16"/>
+              </w:rPr>
+              <w:t>Sponsor_id</w:t>
+            </w:r>
+            <w:proofErr w:type="spellEnd"/>
+          </w:p>
+        </w:tc>
+        <w:tc>
+          <w:tcPr>
+            <w:tcW w:w="2710" w:type="dxa"/>
+          </w:tcPr>
+          <w:p>
+            <w:pPr>
+              <w:rPr>
+                <w:rFonts w:ascii="Cambria" w:eastAsia="Cambria" w:hAnsi="Cambria" w:cs="Cambria"/>
+                <w:sz w:val="16"/>
+                <w:szCs w:val="16"/>
+              </w:rPr>
+            </w:pPr>
+            <w:r>
+              <w:rPr>
+                <w:rFonts w:ascii="Cambria" w:eastAsia="Cambria" w:hAnsi="Cambria" w:cs="Cambria"/>
+                <w:sz w:val="16"/>
+                <w:szCs w:val="16"/>
+              </w:rPr>
+              <w:t xml:space="preserve">Pick up </w:t>
+            </w:r>
+            <w:proofErr w:type="spellStart"/>
+            <w:r>
+              <w:rPr>
+                <w:rFonts w:ascii="Cambria" w:eastAsia="Cambria" w:hAnsi="Cambria" w:cs="Cambria"/>
+                <w:sz w:val="16"/>
+                <w:szCs w:val="16"/>
+              </w:rPr>
+              <w:t>sponsor_id</w:t>
+            </w:r>
+            <w:proofErr w:type="spellEnd"/>
+            <w:r>
+              <w:rPr>
+                <w:rFonts w:ascii="Cambria" w:eastAsia="Cambria" w:hAnsi="Cambria" w:cs="Cambria"/>
+                <w:sz w:val="16"/>
+                <w:szCs w:val="16"/>
+              </w:rPr>
+              <w:t xml:space="preserve"> by Look up sponsor.</w:t>
+            </w:r>
+            <w:r>
+              <w:rPr>
+                <w:rFonts w:ascii="Cambria" w:eastAsia="Cambria" w:hAnsi="Cambria" w:cs="Cambria"/>
+                <w:sz w:val="16"/>
+                <w:szCs w:val="16"/>
+              </w:rPr>
+              <w:t xml:space="preserve"> </w:t>
+            </w:r>
+            <w:proofErr w:type="spellStart"/>
+            <w:r>
+              <w:rPr>
+                <w:rFonts w:ascii="Cambria" w:eastAsia="Cambria" w:hAnsi="Cambria" w:cs="Cambria"/>
+                <w:sz w:val="16"/>
+                <w:szCs w:val="16"/>
+              </w:rPr>
+              <w:t>Source_</w:t>
+            </w:r>
+            <w:r>
+              <w:rPr>
+                <w:rFonts w:ascii="Cambria" w:eastAsia="Cambria" w:hAnsi="Cambria" w:cs="Cambria"/>
+                <w:sz w:val="16"/>
+                <w:szCs w:val="16"/>
+              </w:rPr>
+              <w:t>sponsor</w:t>
+            </w:r>
+            <w:r>
+              <w:rPr>
+                <w:rFonts w:ascii="Cambria" w:eastAsia="Cambria" w:hAnsi="Cambria" w:cs="Cambria"/>
+                <w:sz w:val="16"/>
+                <w:szCs w:val="16"/>
+              </w:rPr>
+              <w:t>_Num</w:t>
+            </w:r>
+            <w:proofErr w:type="spellEnd"/>
+            <w:r>
+              <w:rPr>
+                <w:rFonts w:ascii="Cambria" w:eastAsia="Cambria" w:hAnsi="Cambria" w:cs="Cambria"/>
+                <w:sz w:val="16"/>
+                <w:szCs w:val="16"/>
+              </w:rPr>
+              <w:t xml:space="preserve"> </w:t>
+            </w:r>
+            <w:proofErr w:type="gramStart"/>
+            <w:r>
+              <w:rPr>
+                <w:rFonts w:ascii="Cambria" w:eastAsia="Cambria" w:hAnsi="Cambria" w:cs="Cambria"/>
+                <w:sz w:val="16"/>
+                <w:szCs w:val="16"/>
+              </w:rPr>
+              <w:t xml:space="preserve">by  </w:t>
+            </w:r>
+            <w:proofErr w:type="spellStart"/>
+            <w:r>
+              <w:rPr>
+                <w:rFonts w:ascii="Cambria" w:eastAsia="Cambria" w:hAnsi="Cambria" w:cs="Cambria"/>
+                <w:sz w:val="16"/>
+                <w:szCs w:val="16"/>
+              </w:rPr>
+              <w:t>sponsor</w:t>
+            </w:r>
+            <w:proofErr w:type="gramEnd"/>
+            <w:r>
+              <w:rPr>
+                <w:rFonts w:ascii="Cambria" w:eastAsia="Cambria" w:hAnsi="Cambria" w:cs="Cambria"/>
+                <w:sz w:val="16"/>
+                <w:szCs w:val="16"/>
+              </w:rPr>
+              <w:t>_registred_number</w:t>
+            </w:r>
+            <w:proofErr w:type="spellEnd"/>
+          </w:p>
+        </w:tc>
+      </w:tr>
+      <w:tr>
+        <w:tc>
+          <w:tcPr>
+            <w:tcW w:w="877" w:type="dxa"/>
+          </w:tcPr>
+          <w:p>
+            <w:pPr>
+              <w:rPr>
+                <w:rFonts w:ascii="Cambria" w:eastAsia="Cambria" w:hAnsi="Cambria" w:cs="Cambria"/>
+                <w:sz w:val="16"/>
+                <w:szCs w:val="16"/>
+              </w:rPr>
+            </w:pPr>
+            <w:r>
+              <w:rPr>
+                <w:rFonts w:ascii="Cambria" w:eastAsia="Cambria" w:hAnsi="Cambria" w:cs="Cambria"/>
+                <w:sz w:val="16"/>
+                <w:szCs w:val="16"/>
+              </w:rPr>
+              <w:t>1</w:t>
+            </w:r>
+          </w:p>
+        </w:tc>
+        <w:tc>
+          <w:tcPr>
+            <w:tcW w:w="1167" w:type="dxa"/>
+          </w:tcPr>
+          <w:p>
+            <w:pPr>
+              <w:rPr>
+                <w:rFonts w:ascii="Cambria" w:eastAsia="Cambria" w:hAnsi="Cambria" w:cs="Cambria"/>
+                <w:sz w:val="16"/>
+                <w:szCs w:val="16"/>
+              </w:rPr>
+            </w:pPr>
+          </w:p>
+        </w:tc>
+        <w:tc>
+          <w:tcPr>
+            <w:tcW w:w="2053" w:type="dxa"/>
+          </w:tcPr>
+          <w:p>
+            <w:pPr>
+              <w:rPr>
+                <w:rFonts w:ascii="Cambria" w:eastAsia="Cambria" w:hAnsi="Cambria" w:cs="Cambria"/>
+                <w:sz w:val="16"/>
+                <w:szCs w:val="16"/>
+              </w:rPr>
+            </w:pPr>
+          </w:p>
+        </w:tc>
+        <w:tc>
+          <w:tcPr>
+            <w:tcW w:w="883" w:type="dxa"/>
+          </w:tcPr>
+          <w:p>
+            <w:pPr>
+              <w:rPr>
+                <w:rFonts w:ascii="Cambria" w:eastAsia="Cambria" w:hAnsi="Cambria" w:cs="Cambria"/>
+                <w:sz w:val="16"/>
+                <w:szCs w:val="16"/>
+              </w:rPr>
+            </w:pPr>
+            <w:r>
+              <w:rPr>
+                <w:rFonts w:ascii="Cambria" w:eastAsia="Cambria" w:hAnsi="Cambria" w:cs="Cambria"/>
+                <w:sz w:val="16"/>
+                <w:szCs w:val="16"/>
+              </w:rPr>
+              <w:t>Account</w:t>
+            </w:r>
+          </w:p>
+        </w:tc>
+        <w:tc>
+          <w:tcPr>
+            <w:tcW w:w="1944" w:type="dxa"/>
+          </w:tcPr>
+          <w:p>
+            <w:pPr>
+              <w:rPr>
+                <w:rFonts w:ascii="Cambria" w:eastAsia="Cambria" w:hAnsi="Cambria" w:cs="Cambria"/>
+                <w:sz w:val="16"/>
+                <w:szCs w:val="16"/>
+              </w:rPr>
+            </w:pPr>
+            <w:proofErr w:type="spellStart"/>
+            <w:r>
+              <w:rPr>
+                <w:rFonts w:ascii="Cambria" w:eastAsia="Cambria" w:hAnsi="Cambria" w:cs="Cambria"/>
+                <w:sz w:val="16"/>
+                <w:szCs w:val="16"/>
+              </w:rPr>
+              <w:t>Account_Holder_Type_Cd</w:t>
+            </w:r>
+            <w:proofErr w:type="spellEnd"/>
+          </w:p>
+        </w:tc>
+        <w:tc>
+          <w:tcPr>
+            <w:tcW w:w="2710" w:type="dxa"/>
+          </w:tcPr>
+          <w:p>
+            <w:pPr>
+              <w:rPr>
+                <w:rFonts w:ascii="Cambria" w:eastAsia="Cambria" w:hAnsi="Cambria" w:cs="Cambria"/>
+                <w:sz w:val="16"/>
+                <w:szCs w:val="16"/>
+              </w:rPr>
+            </w:pPr>
+            <w:r>
+              <w:rPr>
+                <w:rFonts w:ascii="Cambria" w:eastAsia="Cambria" w:hAnsi="Cambria" w:cs="Cambria"/>
+                <w:sz w:val="16"/>
+                <w:szCs w:val="16"/>
+              </w:rPr>
+              <w:t>Assign to 1 because the file is Sponsor file. **refer reference data section below</w:t>
+            </w:r>
+          </w:p>
+        </w:tc>
+      </w:tr>
+      <w:tr>
+        <w:tc>
+          <w:tcPr>
+            <w:tcW w:w="877" w:type="dxa"/>
+          </w:tcPr>
+          <w:p>
+            <w:pPr>
+              <w:rPr>
+                <w:rFonts w:ascii="Cambria" w:eastAsia="Cambria" w:hAnsi="Cambria" w:cs="Cambria"/>
+                <w:sz w:val="16"/>
+                <w:szCs w:val="16"/>
+              </w:rPr>
+            </w:pPr>
+            <w:r>
+              <w:rPr>
+                <w:rFonts w:ascii="Cambria" w:eastAsia="Cambria" w:hAnsi="Cambria" w:cs="Cambria"/>
+                <w:sz w:val="16"/>
+                <w:szCs w:val="16"/>
+              </w:rPr>
+              <w:t>1</w:t>
+            </w:r>
+          </w:p>
+        </w:tc>
+        <w:tc>
+          <w:tcPr>
+            <w:tcW w:w="1167" w:type="dxa"/>
+          </w:tcPr>
+          <w:p>
+            <w:pPr>
+              <w:rPr>
+                <w:rFonts w:ascii="Cambria" w:eastAsia="Cambria" w:hAnsi="Cambria" w:cs="Cambria"/>
+                <w:sz w:val="16"/>
+                <w:szCs w:val="16"/>
+              </w:rPr>
+            </w:pPr>
+          </w:p>
+        </w:tc>
+        <w:tc>
+          <w:tcPr>
+            <w:tcW w:w="2053" w:type="dxa"/>
+          </w:tcPr>
+          <w:p>
+            <w:pPr>
+              <w:rPr>
+                <w:rFonts w:ascii="Cambria" w:eastAsia="Cambria" w:hAnsi="Cambria" w:cs="Cambria"/>
+                <w:sz w:val="16"/>
+                <w:szCs w:val="16"/>
+              </w:rPr>
+            </w:pPr>
+          </w:p>
+        </w:tc>
+        <w:tc>
+          <w:tcPr>
+            <w:tcW w:w="883" w:type="dxa"/>
+          </w:tcPr>
+          <w:p>
+            <w:pPr>
+              <w:rPr>
+                <w:rFonts w:ascii="Cambria" w:eastAsia="Cambria" w:hAnsi="Cambria" w:cs="Cambria"/>
+                <w:sz w:val="16"/>
+                <w:szCs w:val="16"/>
+              </w:rPr>
+            </w:pPr>
+            <w:r>
+              <w:rPr>
+                <w:rFonts w:ascii="Cambria" w:eastAsia="Cambria" w:hAnsi="Cambria" w:cs="Cambria"/>
+                <w:sz w:val="16"/>
+                <w:szCs w:val="16"/>
+              </w:rPr>
+              <w:t>Account</w:t>
+            </w:r>
+          </w:p>
+        </w:tc>
+        <w:tc>
+          <w:tcPr>
+            <w:tcW w:w="1944" w:type="dxa"/>
+          </w:tcPr>
+          <w:p>
+            <w:pPr>
+              <w:rPr>
+                <w:rFonts w:ascii="Cambria" w:eastAsia="Cambria" w:hAnsi="Cambria" w:cs="Cambria"/>
+                <w:sz w:val="16"/>
+                <w:szCs w:val="16"/>
+              </w:rPr>
+            </w:pPr>
+            <w:r>
+              <w:rPr>
+                <w:rFonts w:ascii="Cambria" w:eastAsia="Cambria" w:hAnsi="Cambria" w:cs="Cambria"/>
+                <w:sz w:val="16"/>
+                <w:szCs w:val="16"/>
+              </w:rPr>
+              <w:t>Account Name</w:t>
+            </w:r>
+          </w:p>
+        </w:tc>
+        <w:tc>
+          <w:tcPr>
+            <w:tcW w:w="2710" w:type="dxa"/>
+          </w:tcPr>
+          <w:p>
+            <w:pPr>
+              <w:rPr>
+                <w:rFonts w:ascii="Cambria" w:eastAsia="Cambria" w:hAnsi="Cambria" w:cs="Cambria"/>
+                <w:sz w:val="16"/>
+                <w:szCs w:val="16"/>
+              </w:rPr>
+            </w:pPr>
+            <w:r>
+              <w:rPr>
+                <w:rFonts w:ascii="Cambria" w:eastAsia="Cambria" w:hAnsi="Cambria" w:cs="Cambria"/>
+                <w:sz w:val="16"/>
+                <w:szCs w:val="16"/>
+              </w:rPr>
+              <w:t>--</w:t>
+            </w:r>
+          </w:p>
+        </w:tc>
+      </w:tr>
+    </w:tbl>
     <w:p>
       <w:pPr>
         <w:rPr>
@@ -518,7 +6823,9 @@
           <w:szCs w:val="28"/>
         </w:rPr>
       </w:pPr>
-      <w:r>
+    </w:p>
+    <w:p>
+      <w:pPr>
         <w:rPr>
           <w:rFonts w:ascii="Cambria" w:eastAsia="Cambria" w:hAnsi="Cambria" w:cs="Cambria"/>
           <w:b/>
@@ -526,8 +6833,7 @@
           <w:sz w:val="28"/>
           <w:szCs w:val="28"/>
         </w:rPr>
-        <w:t xml:space="preserve">Presentation Layer Reporting Views: </w:t>
-      </w:r>
+      </w:pPr>
     </w:p>
     <w:p>
       <w:pPr>
@@ -539,7 +6845,9 @@
           <w:szCs w:val="28"/>
         </w:rPr>
       </w:pPr>
-      <w:r>
+    </w:p>
+    <w:p>
+      <w:pPr>
         <w:rPr>
           <w:rFonts w:ascii="Cambria" w:eastAsia="Cambria" w:hAnsi="Cambria" w:cs="Cambria"/>
           <w:b/>
@@ -547,22 +6855,1103 @@
           <w:sz w:val="28"/>
           <w:szCs w:val="28"/>
         </w:rPr>
-        <w:lastRenderedPageBreak/>
-        <w:t>The views are designed to read data from the transform layer and extract the relevant information required by the reporting layer.</w:t>
-      </w:r>
-      <w:r>
-        <w:rPr>
-          <w:rFonts w:ascii="Cambria" w:eastAsia="Cambria" w:hAnsi="Cambria" w:cs="Cambria"/>
-          <w:b/>
-          <w:bCs/>
-          <w:noProof/>
+      </w:pPr>
+    </w:p>
+    <w:p>
+      <w:pPr>
+        <w:rPr>
+          <w:rFonts w:ascii="Cambria" w:eastAsia="Cambria" w:hAnsi="Cambria" w:cs="Cambria"/>
+          <w:b/>
+          <w:bCs/>
           <w:sz w:val="28"/>
           <w:szCs w:val="28"/>
         </w:rPr>
+      </w:pPr>
+      <w:r>
+        <w:rPr>
+          <w:rFonts w:ascii="Cambria" w:eastAsia="Cambria" w:hAnsi="Cambria" w:cs="Cambria"/>
+          <w:b/>
+          <w:bCs/>
+          <w:sz w:val="28"/>
+          <w:szCs w:val="28"/>
+        </w:rPr>
+        <w:br w:type="page"/>
+      </w:r>
+    </w:p>
+    <w:p>
+      <w:pPr>
+        <w:rPr>
+          <w:rFonts w:ascii="Cambria" w:eastAsia="Cambria" w:hAnsi="Cambria" w:cs="Cambria"/>
+          <w:b/>
+          <w:bCs/>
+          <w:sz w:val="28"/>
+          <w:szCs w:val="28"/>
+        </w:rPr>
+      </w:pPr>
+    </w:p>
+    <w:p>
+      <w:pPr>
+        <w:rPr>
+          <w:rFonts w:ascii="Cambria" w:eastAsia="Cambria" w:hAnsi="Cambria" w:cs="Cambria"/>
+          <w:b/>
+          <w:bCs/>
+          <w:sz w:val="28"/>
+          <w:szCs w:val="28"/>
+        </w:rPr>
+      </w:pPr>
+    </w:p>
+    <w:p>
+      <w:pPr>
+        <w:rPr>
+          <w:rFonts w:ascii="Cambria" w:eastAsia="Cambria" w:hAnsi="Cambria" w:cs="Cambria"/>
+          <w:b/>
+          <w:bCs/>
+          <w:sz w:val="28"/>
+          <w:szCs w:val="28"/>
+        </w:rPr>
+      </w:pPr>
+    </w:p>
+    <w:p>
+      <w:pPr>
+        <w:rPr>
+          <w:rFonts w:ascii="Cambria" w:eastAsia="Cambria" w:hAnsi="Cambria" w:cs="Cambria"/>
+          <w:b/>
+          <w:bCs/>
+          <w:sz w:val="28"/>
+          <w:szCs w:val="28"/>
+        </w:rPr>
+      </w:pPr>
+      <w:r>
+        <w:rPr>
+          <w:rFonts w:ascii="Cambria" w:eastAsia="Cambria" w:hAnsi="Cambria" w:cs="Cambria"/>
+          <w:b/>
+          <w:bCs/>
+          <w:sz w:val="28"/>
+          <w:szCs w:val="28"/>
+        </w:rPr>
+        <w:t xml:space="preserve">Reference Data: </w:t>
+      </w:r>
+    </w:p>
+    <w:p>
+      <w:pPr>
+        <w:rPr>
+          <w:rFonts w:ascii="Cambria" w:eastAsia="Cambria" w:hAnsi="Cambria" w:cs="Cambria"/>
+          <w:b/>
+          <w:bCs/>
+          <w:sz w:val="20"/>
+          <w:szCs w:val="20"/>
+        </w:rPr>
+      </w:pPr>
+      <w:proofErr w:type="spellStart"/>
+      <w:r>
+        <w:rPr>
+          <w:rFonts w:ascii="Cambria" w:eastAsia="Cambria" w:hAnsi="Cambria" w:cs="Cambria"/>
+          <w:b/>
+          <w:bCs/>
+          <w:sz w:val="20"/>
+          <w:szCs w:val="20"/>
+        </w:rPr>
+        <w:t>Sponsor_type</w:t>
+      </w:r>
+      <w:proofErr w:type="spellEnd"/>
+    </w:p>
+    <w:tbl>
+      <w:tblPr>
+        <w:tblStyle w:val="TableGrid"/>
+        <w:tblW w:w="0" w:type="auto"/>
+        <w:tblLook w:val="04A0" w:firstRow="1" w:lastRow="0" w:firstColumn="1" w:lastColumn="0" w:noHBand="0" w:noVBand="1"/>
+      </w:tblPr>
+      <w:tblGrid>
+        <w:gridCol w:w="1838"/>
+        <w:gridCol w:w="3402"/>
+        <w:gridCol w:w="4110"/>
+      </w:tblGrid>
+      <w:tr>
+        <w:tc>
+          <w:tcPr>
+            <w:tcW w:w="1838" w:type="dxa"/>
+          </w:tcPr>
+          <w:p>
+            <w:pPr>
+              <w:rPr>
+                <w:rFonts w:ascii="Cambria" w:eastAsia="Cambria" w:hAnsi="Cambria" w:cs="Cambria"/>
+                <w:b/>
+                <w:bCs/>
+                <w:sz w:val="16"/>
+                <w:szCs w:val="16"/>
+              </w:rPr>
+            </w:pPr>
+            <w:r>
+              <w:rPr>
+                <w:rFonts w:ascii="Cambria" w:eastAsia="Cambria" w:hAnsi="Cambria" w:cs="Cambria"/>
+                <w:b/>
+                <w:bCs/>
+                <w:sz w:val="16"/>
+                <w:szCs w:val="16"/>
+              </w:rPr>
+              <w:t>Sponsor type cd</w:t>
+            </w:r>
+          </w:p>
+        </w:tc>
+        <w:tc>
+          <w:tcPr>
+            <w:tcW w:w="3402" w:type="dxa"/>
+          </w:tcPr>
+          <w:p>
+            <w:pPr>
+              <w:rPr>
+                <w:rFonts w:ascii="Cambria" w:eastAsia="Cambria" w:hAnsi="Cambria" w:cs="Cambria"/>
+                <w:b/>
+                <w:bCs/>
+                <w:sz w:val="16"/>
+                <w:szCs w:val="16"/>
+              </w:rPr>
+            </w:pPr>
+            <w:r>
+              <w:rPr>
+                <w:rFonts w:ascii="Cambria" w:eastAsia="Cambria" w:hAnsi="Cambria" w:cs="Cambria"/>
+                <w:b/>
+                <w:bCs/>
+                <w:sz w:val="16"/>
+                <w:szCs w:val="16"/>
+              </w:rPr>
+              <w:t>Sponsor type name</w:t>
+            </w:r>
+          </w:p>
+        </w:tc>
+        <w:tc>
+          <w:tcPr>
+            <w:tcW w:w="4110" w:type="dxa"/>
+          </w:tcPr>
+          <w:p>
+            <w:pPr>
+              <w:rPr>
+                <w:rFonts w:ascii="Cambria" w:eastAsia="Cambria" w:hAnsi="Cambria" w:cs="Cambria"/>
+                <w:b/>
+                <w:bCs/>
+                <w:sz w:val="16"/>
+                <w:szCs w:val="16"/>
+              </w:rPr>
+            </w:pPr>
+            <w:r>
+              <w:rPr>
+                <w:rFonts w:ascii="Cambria" w:eastAsia="Cambria" w:hAnsi="Cambria" w:cs="Cambria"/>
+                <w:b/>
+                <w:bCs/>
+                <w:sz w:val="16"/>
+                <w:szCs w:val="16"/>
+              </w:rPr>
+              <w:t>Sponsor type desc</w:t>
+            </w:r>
+          </w:p>
+        </w:tc>
+      </w:tr>
+      <w:tr>
+        <w:tc>
+          <w:tcPr>
+            <w:tcW w:w="1838" w:type="dxa"/>
+          </w:tcPr>
+          <w:p>
+            <w:pPr>
+              <w:rPr>
+                <w:rFonts w:ascii="Cambria" w:eastAsia="Cambria" w:hAnsi="Cambria" w:cs="Cambria"/>
+                <w:b/>
+                <w:bCs/>
+                <w:sz w:val="16"/>
+                <w:szCs w:val="16"/>
+              </w:rPr>
+            </w:pPr>
+            <w:r>
+              <w:rPr>
+                <w:rFonts w:ascii="Cambria" w:eastAsia="Cambria" w:hAnsi="Cambria" w:cs="Cambria"/>
+                <w:b/>
+                <w:bCs/>
+                <w:sz w:val="16"/>
+                <w:szCs w:val="16"/>
+              </w:rPr>
+              <w:t>1</w:t>
+            </w:r>
+          </w:p>
+        </w:tc>
+        <w:tc>
+          <w:tcPr>
+            <w:tcW w:w="3402" w:type="dxa"/>
+          </w:tcPr>
+          <w:p>
+            <w:pPr>
+              <w:rPr>
+                <w:rFonts w:ascii="Cambria" w:eastAsia="Cambria" w:hAnsi="Cambria" w:cs="Cambria"/>
+                <w:b/>
+                <w:bCs/>
+                <w:sz w:val="16"/>
+                <w:szCs w:val="16"/>
+              </w:rPr>
+            </w:pPr>
+            <w:r>
+              <w:rPr>
+                <w:rFonts w:ascii="Cambria" w:eastAsia="Cambria" w:hAnsi="Cambria" w:cs="Cambria"/>
+                <w:b/>
+                <w:bCs/>
+                <w:sz w:val="16"/>
+                <w:szCs w:val="16"/>
+              </w:rPr>
+              <w:t xml:space="preserve">Individual </w:t>
+            </w:r>
+          </w:p>
+        </w:tc>
+        <w:tc>
+          <w:tcPr>
+            <w:tcW w:w="4110" w:type="dxa"/>
+          </w:tcPr>
+          <w:p>
+            <w:pPr>
+              <w:rPr>
+                <w:rFonts w:ascii="Cambria" w:eastAsia="Cambria" w:hAnsi="Cambria" w:cs="Cambria"/>
+                <w:b/>
+                <w:bCs/>
+                <w:sz w:val="16"/>
+                <w:szCs w:val="16"/>
+              </w:rPr>
+            </w:pPr>
+            <w:r>
+              <w:rPr>
+                <w:rFonts w:ascii="Cambria" w:eastAsia="Cambria" w:hAnsi="Cambria" w:cs="Cambria"/>
+                <w:b/>
+                <w:bCs/>
+                <w:sz w:val="16"/>
+                <w:szCs w:val="16"/>
+              </w:rPr>
+              <w:t>Individual sponsor</w:t>
+            </w:r>
+          </w:p>
+        </w:tc>
+      </w:tr>
+      <w:tr>
+        <w:tc>
+          <w:tcPr>
+            <w:tcW w:w="1838" w:type="dxa"/>
+          </w:tcPr>
+          <w:p>
+            <w:pPr>
+              <w:rPr>
+                <w:rFonts w:ascii="Cambria" w:eastAsia="Cambria" w:hAnsi="Cambria" w:cs="Cambria"/>
+                <w:b/>
+                <w:bCs/>
+                <w:sz w:val="16"/>
+                <w:szCs w:val="16"/>
+              </w:rPr>
+            </w:pPr>
+            <w:r>
+              <w:rPr>
+                <w:rFonts w:ascii="Cambria" w:eastAsia="Cambria" w:hAnsi="Cambria" w:cs="Cambria"/>
+                <w:b/>
+                <w:bCs/>
+                <w:sz w:val="16"/>
+                <w:szCs w:val="16"/>
+              </w:rPr>
+              <w:t>2</w:t>
+            </w:r>
+          </w:p>
+        </w:tc>
+        <w:tc>
+          <w:tcPr>
+            <w:tcW w:w="3402" w:type="dxa"/>
+          </w:tcPr>
+          <w:p>
+            <w:pPr>
+              <w:rPr>
+                <w:rFonts w:ascii="Cambria" w:eastAsia="Cambria" w:hAnsi="Cambria" w:cs="Cambria"/>
+                <w:b/>
+                <w:bCs/>
+                <w:sz w:val="16"/>
+                <w:szCs w:val="16"/>
+              </w:rPr>
+            </w:pPr>
+            <w:proofErr w:type="spellStart"/>
+            <w:r>
+              <w:rPr>
+                <w:rFonts w:ascii="Cambria" w:eastAsia="Cambria" w:hAnsi="Cambria" w:cs="Cambria"/>
+                <w:b/>
+                <w:bCs/>
+                <w:sz w:val="16"/>
+                <w:szCs w:val="16"/>
+              </w:rPr>
+              <w:t>Organisation</w:t>
+            </w:r>
+            <w:proofErr w:type="spellEnd"/>
+          </w:p>
+        </w:tc>
+        <w:tc>
+          <w:tcPr>
+            <w:tcW w:w="4110" w:type="dxa"/>
+          </w:tcPr>
+          <w:p>
+            <w:pPr>
+              <w:rPr>
+                <w:rFonts w:ascii="Cambria" w:eastAsia="Cambria" w:hAnsi="Cambria" w:cs="Cambria"/>
+                <w:b/>
+                <w:bCs/>
+                <w:sz w:val="16"/>
+                <w:szCs w:val="16"/>
+              </w:rPr>
+            </w:pPr>
+            <w:proofErr w:type="spellStart"/>
+            <w:r>
+              <w:rPr>
+                <w:rFonts w:ascii="Cambria" w:eastAsia="Cambria" w:hAnsi="Cambria" w:cs="Cambria"/>
+                <w:b/>
+                <w:bCs/>
+                <w:sz w:val="16"/>
+                <w:szCs w:val="16"/>
+              </w:rPr>
+              <w:t>Organisation</w:t>
+            </w:r>
+            <w:proofErr w:type="spellEnd"/>
+            <w:r>
+              <w:rPr>
+                <w:rFonts w:ascii="Cambria" w:eastAsia="Cambria" w:hAnsi="Cambria" w:cs="Cambria"/>
+                <w:b/>
+                <w:bCs/>
+                <w:sz w:val="16"/>
+                <w:szCs w:val="16"/>
+              </w:rPr>
+              <w:t xml:space="preserve"> sponsor</w:t>
+            </w:r>
+          </w:p>
+        </w:tc>
+      </w:tr>
+      <w:tr>
+        <w:tc>
+          <w:tcPr>
+            <w:tcW w:w="1838" w:type="dxa"/>
+          </w:tcPr>
+          <w:p>
+            <w:pPr>
+              <w:rPr>
+                <w:rFonts w:ascii="Cambria" w:eastAsia="Cambria" w:hAnsi="Cambria" w:cs="Cambria"/>
+                <w:b/>
+                <w:bCs/>
+                <w:sz w:val="16"/>
+                <w:szCs w:val="16"/>
+              </w:rPr>
+            </w:pPr>
+            <w:r>
+              <w:rPr>
+                <w:rFonts w:ascii="Cambria" w:eastAsia="Cambria" w:hAnsi="Cambria" w:cs="Cambria"/>
+                <w:b/>
+                <w:bCs/>
+                <w:sz w:val="16"/>
+                <w:szCs w:val="16"/>
+              </w:rPr>
+              <w:t>3</w:t>
+            </w:r>
+          </w:p>
+        </w:tc>
+        <w:tc>
+          <w:tcPr>
+            <w:tcW w:w="3402" w:type="dxa"/>
+          </w:tcPr>
+          <w:p>
+            <w:pPr>
+              <w:rPr>
+                <w:rFonts w:ascii="Cambria" w:eastAsia="Cambria" w:hAnsi="Cambria" w:cs="Cambria"/>
+                <w:b/>
+                <w:bCs/>
+                <w:sz w:val="16"/>
+                <w:szCs w:val="16"/>
+              </w:rPr>
+            </w:pPr>
+            <w:r>
+              <w:rPr>
+                <w:rFonts w:ascii="Cambria" w:eastAsia="Cambria" w:hAnsi="Cambria" w:cs="Cambria"/>
+                <w:b/>
+                <w:bCs/>
+                <w:sz w:val="16"/>
+                <w:szCs w:val="16"/>
+              </w:rPr>
+              <w:t>Government</w:t>
+            </w:r>
+          </w:p>
+        </w:tc>
+        <w:tc>
+          <w:tcPr>
+            <w:tcW w:w="4110" w:type="dxa"/>
+          </w:tcPr>
+          <w:p>
+            <w:pPr>
+              <w:rPr>
+                <w:rFonts w:ascii="Cambria" w:eastAsia="Cambria" w:hAnsi="Cambria" w:cs="Cambria"/>
+                <w:b/>
+                <w:bCs/>
+                <w:sz w:val="16"/>
+                <w:szCs w:val="16"/>
+              </w:rPr>
+            </w:pPr>
+            <w:r>
+              <w:rPr>
+                <w:rFonts w:ascii="Cambria" w:eastAsia="Cambria" w:hAnsi="Cambria" w:cs="Cambria"/>
+                <w:b/>
+                <w:bCs/>
+                <w:sz w:val="16"/>
+                <w:szCs w:val="16"/>
+              </w:rPr>
+              <w:t>Government sponsor</w:t>
+            </w:r>
+          </w:p>
+        </w:tc>
+      </w:tr>
+    </w:tbl>
+    <w:p>
+      <w:pPr>
+        <w:rPr>
+          <w:rFonts w:ascii="Cambria" w:eastAsia="Cambria" w:hAnsi="Cambria" w:cs="Cambria"/>
+          <w:b/>
+          <w:bCs/>
+          <w:sz w:val="20"/>
+          <w:szCs w:val="20"/>
+        </w:rPr>
+      </w:pPr>
+    </w:p>
+    <w:p>
+      <w:pPr>
+        <w:rPr>
+          <w:rFonts w:ascii="Cambria" w:eastAsia="Cambria" w:hAnsi="Cambria" w:cs="Cambria"/>
+          <w:b/>
+          <w:bCs/>
+          <w:sz w:val="20"/>
+          <w:szCs w:val="20"/>
+        </w:rPr>
+      </w:pPr>
+      <w:proofErr w:type="spellStart"/>
+      <w:r>
+        <w:rPr>
+          <w:rFonts w:ascii="Cambria" w:eastAsia="Cambria" w:hAnsi="Cambria" w:cs="Cambria"/>
+          <w:b/>
+          <w:bCs/>
+          <w:sz w:val="20"/>
+          <w:szCs w:val="20"/>
+        </w:rPr>
+        <w:t>Account_holder_type</w:t>
+      </w:r>
+      <w:proofErr w:type="spellEnd"/>
+    </w:p>
+    <w:tbl>
+      <w:tblPr>
+        <w:tblStyle w:val="TableGrid"/>
+        <w:tblW w:w="0" w:type="auto"/>
+        <w:tblLook w:val="04A0" w:firstRow="1" w:lastRow="0" w:firstColumn="1" w:lastColumn="0" w:noHBand="0" w:noVBand="1"/>
+      </w:tblPr>
+      <w:tblGrid>
+        <w:gridCol w:w="1975"/>
+        <w:gridCol w:w="3346"/>
+        <w:gridCol w:w="4029"/>
+      </w:tblGrid>
+      <w:tr>
+        <w:tc>
+          <w:tcPr>
+            <w:tcW w:w="1838" w:type="dxa"/>
+          </w:tcPr>
+          <w:p>
+            <w:pPr>
+              <w:rPr>
+                <w:rFonts w:ascii="Cambria" w:eastAsia="Cambria" w:hAnsi="Cambria" w:cs="Cambria"/>
+                <w:b/>
+                <w:bCs/>
+                <w:sz w:val="16"/>
+                <w:szCs w:val="16"/>
+              </w:rPr>
+            </w:pPr>
+            <w:proofErr w:type="spellStart"/>
+            <w:r>
+              <w:rPr>
+                <w:rFonts w:ascii="Cambria" w:eastAsia="Cambria" w:hAnsi="Cambria" w:cs="Cambria"/>
+                <w:b/>
+                <w:bCs/>
+                <w:sz w:val="16"/>
+                <w:szCs w:val="16"/>
+              </w:rPr>
+              <w:t>Account_holder_type</w:t>
+            </w:r>
+            <w:r>
+              <w:rPr>
+                <w:rFonts w:ascii="Cambria" w:eastAsia="Cambria" w:hAnsi="Cambria" w:cs="Cambria"/>
+                <w:b/>
+                <w:bCs/>
+                <w:sz w:val="16"/>
+                <w:szCs w:val="16"/>
+              </w:rPr>
+              <w:t>_cd</w:t>
+            </w:r>
+            <w:proofErr w:type="spellEnd"/>
+          </w:p>
+          <w:p>
+            <w:pPr>
+              <w:rPr>
+                <w:rFonts w:ascii="Cambria" w:eastAsia="Cambria" w:hAnsi="Cambria" w:cs="Cambria"/>
+                <w:b/>
+                <w:bCs/>
+                <w:sz w:val="16"/>
+                <w:szCs w:val="16"/>
+              </w:rPr>
+            </w:pPr>
+          </w:p>
+        </w:tc>
+        <w:tc>
+          <w:tcPr>
+            <w:tcW w:w="3402" w:type="dxa"/>
+          </w:tcPr>
+          <w:p>
+            <w:pPr>
+              <w:rPr>
+                <w:rFonts w:ascii="Cambria" w:eastAsia="Cambria" w:hAnsi="Cambria" w:cs="Cambria"/>
+                <w:b/>
+                <w:bCs/>
+                <w:sz w:val="16"/>
+                <w:szCs w:val="16"/>
+              </w:rPr>
+            </w:pPr>
+            <w:proofErr w:type="spellStart"/>
+            <w:r>
+              <w:rPr>
+                <w:rFonts w:ascii="Cambria" w:eastAsia="Cambria" w:hAnsi="Cambria" w:cs="Cambria"/>
+                <w:b/>
+                <w:bCs/>
+                <w:sz w:val="16"/>
+                <w:szCs w:val="16"/>
+              </w:rPr>
+              <w:t>Account_holder_type</w:t>
+            </w:r>
+            <w:proofErr w:type="spellEnd"/>
+            <w:r>
+              <w:rPr>
+                <w:rFonts w:ascii="Cambria" w:eastAsia="Cambria" w:hAnsi="Cambria" w:cs="Cambria"/>
+                <w:b/>
+                <w:bCs/>
+                <w:sz w:val="16"/>
+                <w:szCs w:val="16"/>
+              </w:rPr>
+              <w:t>_</w:t>
+            </w:r>
+          </w:p>
+          <w:p>
+            <w:pPr>
+              <w:rPr>
+                <w:rFonts w:ascii="Cambria" w:eastAsia="Cambria" w:hAnsi="Cambria" w:cs="Cambria"/>
+                <w:b/>
+                <w:bCs/>
+                <w:sz w:val="16"/>
+                <w:szCs w:val="16"/>
+              </w:rPr>
+            </w:pPr>
+            <w:r>
+              <w:rPr>
+                <w:rFonts w:ascii="Cambria" w:eastAsia="Cambria" w:hAnsi="Cambria" w:cs="Cambria"/>
+                <w:b/>
+                <w:bCs/>
+                <w:sz w:val="16"/>
+                <w:szCs w:val="16"/>
+              </w:rPr>
+              <w:t>name</w:t>
+            </w:r>
+          </w:p>
+        </w:tc>
+        <w:tc>
+          <w:tcPr>
+            <w:tcW w:w="4110" w:type="dxa"/>
+          </w:tcPr>
+          <w:p>
+            <w:pPr>
+              <w:rPr>
+                <w:rFonts w:ascii="Cambria" w:eastAsia="Cambria" w:hAnsi="Cambria" w:cs="Cambria"/>
+                <w:b/>
+                <w:bCs/>
+                <w:sz w:val="16"/>
+                <w:szCs w:val="16"/>
+              </w:rPr>
+            </w:pPr>
+            <w:proofErr w:type="spellStart"/>
+            <w:r>
+              <w:rPr>
+                <w:rFonts w:ascii="Cambria" w:eastAsia="Cambria" w:hAnsi="Cambria" w:cs="Cambria"/>
+                <w:b/>
+                <w:bCs/>
+                <w:sz w:val="16"/>
+                <w:szCs w:val="16"/>
+              </w:rPr>
+              <w:t>Account_holder_type</w:t>
+            </w:r>
+            <w:proofErr w:type="spellEnd"/>
+            <w:r>
+              <w:rPr>
+                <w:rFonts w:ascii="Cambria" w:eastAsia="Cambria" w:hAnsi="Cambria" w:cs="Cambria"/>
+                <w:b/>
+                <w:bCs/>
+                <w:sz w:val="16"/>
+                <w:szCs w:val="16"/>
+              </w:rPr>
+              <w:t>_</w:t>
+            </w:r>
+          </w:p>
+          <w:p>
+            <w:pPr>
+              <w:rPr>
+                <w:rFonts w:ascii="Cambria" w:eastAsia="Cambria" w:hAnsi="Cambria" w:cs="Cambria"/>
+                <w:b/>
+                <w:bCs/>
+                <w:sz w:val="16"/>
+                <w:szCs w:val="16"/>
+              </w:rPr>
+            </w:pPr>
+            <w:r>
+              <w:rPr>
+                <w:rFonts w:ascii="Cambria" w:eastAsia="Cambria" w:hAnsi="Cambria" w:cs="Cambria"/>
+                <w:b/>
+                <w:bCs/>
+                <w:sz w:val="16"/>
+                <w:szCs w:val="16"/>
+              </w:rPr>
+              <w:t>desc</w:t>
+            </w:r>
+          </w:p>
+        </w:tc>
+      </w:tr>
+      <w:tr>
+        <w:tc>
+          <w:tcPr>
+            <w:tcW w:w="1838" w:type="dxa"/>
+          </w:tcPr>
+          <w:p>
+            <w:pPr>
+              <w:rPr>
+                <w:rFonts w:ascii="Cambria" w:eastAsia="Cambria" w:hAnsi="Cambria" w:cs="Cambria"/>
+                <w:b/>
+                <w:bCs/>
+                <w:sz w:val="16"/>
+                <w:szCs w:val="16"/>
+              </w:rPr>
+            </w:pPr>
+            <w:r>
+              <w:rPr>
+                <w:rFonts w:ascii="Cambria" w:eastAsia="Cambria" w:hAnsi="Cambria" w:cs="Cambria"/>
+                <w:b/>
+                <w:bCs/>
+                <w:sz w:val="16"/>
+                <w:szCs w:val="16"/>
+              </w:rPr>
+              <w:t>1</w:t>
+            </w:r>
+          </w:p>
+        </w:tc>
+        <w:tc>
+          <w:tcPr>
+            <w:tcW w:w="3402" w:type="dxa"/>
+          </w:tcPr>
+          <w:p>
+            <w:pPr>
+              <w:rPr>
+                <w:rFonts w:ascii="Cambria" w:eastAsia="Cambria" w:hAnsi="Cambria" w:cs="Cambria"/>
+                <w:b/>
+                <w:bCs/>
+                <w:sz w:val="16"/>
+                <w:szCs w:val="16"/>
+              </w:rPr>
+            </w:pPr>
+            <w:r>
+              <w:rPr>
+                <w:rFonts w:ascii="Cambria" w:eastAsia="Cambria" w:hAnsi="Cambria" w:cs="Cambria"/>
+                <w:b/>
+                <w:bCs/>
+                <w:sz w:val="16"/>
+                <w:szCs w:val="16"/>
+              </w:rPr>
+              <w:t>Sponsor</w:t>
+            </w:r>
+          </w:p>
+        </w:tc>
+        <w:tc>
+          <w:tcPr>
+            <w:tcW w:w="4110" w:type="dxa"/>
+          </w:tcPr>
+          <w:p>
+            <w:pPr>
+              <w:rPr>
+                <w:rFonts w:ascii="Cambria" w:eastAsia="Cambria" w:hAnsi="Cambria" w:cs="Cambria"/>
+                <w:b/>
+                <w:bCs/>
+                <w:sz w:val="16"/>
+                <w:szCs w:val="16"/>
+              </w:rPr>
+            </w:pPr>
+            <w:r>
+              <w:rPr>
+                <w:rFonts w:ascii="Cambria" w:eastAsia="Cambria" w:hAnsi="Cambria" w:cs="Cambria"/>
+                <w:b/>
+                <w:bCs/>
+                <w:sz w:val="16"/>
+                <w:szCs w:val="16"/>
+              </w:rPr>
+              <w:t>Account belongs to sponsor</w:t>
+            </w:r>
+          </w:p>
+        </w:tc>
+      </w:tr>
+      <w:tr>
+        <w:tc>
+          <w:tcPr>
+            <w:tcW w:w="1838" w:type="dxa"/>
+          </w:tcPr>
+          <w:p>
+            <w:pPr>
+              <w:rPr>
+                <w:rFonts w:ascii="Cambria" w:eastAsia="Cambria" w:hAnsi="Cambria" w:cs="Cambria"/>
+                <w:b/>
+                <w:bCs/>
+                <w:sz w:val="16"/>
+                <w:szCs w:val="16"/>
+              </w:rPr>
+            </w:pPr>
+            <w:r>
+              <w:rPr>
+                <w:rFonts w:ascii="Cambria" w:eastAsia="Cambria" w:hAnsi="Cambria" w:cs="Cambria"/>
+                <w:b/>
+                <w:bCs/>
+                <w:sz w:val="16"/>
+                <w:szCs w:val="16"/>
+              </w:rPr>
+              <w:t>2</w:t>
+            </w:r>
+          </w:p>
+        </w:tc>
+        <w:tc>
+          <w:tcPr>
+            <w:tcW w:w="3402" w:type="dxa"/>
+          </w:tcPr>
+          <w:p>
+            <w:pPr>
+              <w:rPr>
+                <w:rFonts w:ascii="Cambria" w:eastAsia="Cambria" w:hAnsi="Cambria" w:cs="Cambria"/>
+                <w:b/>
+                <w:bCs/>
+                <w:sz w:val="16"/>
+                <w:szCs w:val="16"/>
+              </w:rPr>
+            </w:pPr>
+            <w:r>
+              <w:rPr>
+                <w:rFonts w:ascii="Cambria" w:eastAsia="Cambria" w:hAnsi="Cambria" w:cs="Cambria"/>
+                <w:b/>
+                <w:bCs/>
+                <w:sz w:val="16"/>
+                <w:szCs w:val="16"/>
+              </w:rPr>
+              <w:t>Beneficiary</w:t>
+            </w:r>
+          </w:p>
+        </w:tc>
+        <w:tc>
+          <w:tcPr>
+            <w:tcW w:w="4110" w:type="dxa"/>
+          </w:tcPr>
+          <w:p>
+            <w:pPr>
+              <w:rPr>
+                <w:rFonts w:ascii="Cambria" w:eastAsia="Cambria" w:hAnsi="Cambria" w:cs="Cambria"/>
+                <w:b/>
+                <w:bCs/>
+                <w:sz w:val="16"/>
+                <w:szCs w:val="16"/>
+              </w:rPr>
+            </w:pPr>
+            <w:r>
+              <w:rPr>
+                <w:rFonts w:ascii="Cambria" w:eastAsia="Cambria" w:hAnsi="Cambria" w:cs="Cambria"/>
+                <w:b/>
+                <w:bCs/>
+                <w:sz w:val="16"/>
+                <w:szCs w:val="16"/>
+              </w:rPr>
+              <w:t>Account belongs to Beneficiary</w:t>
+            </w:r>
+          </w:p>
+        </w:tc>
+      </w:tr>
+      <w:tr>
+        <w:tc>
+          <w:tcPr>
+            <w:tcW w:w="1838" w:type="dxa"/>
+          </w:tcPr>
+          <w:p>
+            <w:pPr>
+              <w:rPr>
+                <w:rFonts w:ascii="Cambria" w:eastAsia="Cambria" w:hAnsi="Cambria" w:cs="Cambria"/>
+                <w:b/>
+                <w:bCs/>
+                <w:sz w:val="16"/>
+                <w:szCs w:val="16"/>
+              </w:rPr>
+            </w:pPr>
+            <w:r>
+              <w:rPr>
+                <w:rFonts w:ascii="Cambria" w:eastAsia="Cambria" w:hAnsi="Cambria" w:cs="Cambria"/>
+                <w:b/>
+                <w:bCs/>
+                <w:sz w:val="16"/>
+                <w:szCs w:val="16"/>
+              </w:rPr>
+              <w:t>3</w:t>
+            </w:r>
+          </w:p>
+        </w:tc>
+        <w:tc>
+          <w:tcPr>
+            <w:tcW w:w="3402" w:type="dxa"/>
+          </w:tcPr>
+          <w:p>
+            <w:pPr>
+              <w:rPr>
+                <w:rFonts w:ascii="Cambria" w:eastAsia="Cambria" w:hAnsi="Cambria" w:cs="Cambria"/>
+                <w:b/>
+                <w:bCs/>
+                <w:sz w:val="16"/>
+                <w:szCs w:val="16"/>
+              </w:rPr>
+            </w:pPr>
+            <w:r>
+              <w:rPr>
+                <w:rFonts w:ascii="Cambria" w:eastAsia="Cambria" w:hAnsi="Cambria" w:cs="Cambria"/>
+                <w:b/>
+                <w:bCs/>
+                <w:sz w:val="16"/>
+                <w:szCs w:val="16"/>
+              </w:rPr>
+              <w:t>NPO</w:t>
+            </w:r>
+          </w:p>
+        </w:tc>
+        <w:tc>
+          <w:tcPr>
+            <w:tcW w:w="4110" w:type="dxa"/>
+          </w:tcPr>
+          <w:p>
+            <w:pPr>
+              <w:rPr>
+                <w:rFonts w:ascii="Cambria" w:eastAsia="Cambria" w:hAnsi="Cambria" w:cs="Cambria"/>
+                <w:b/>
+                <w:bCs/>
+                <w:sz w:val="16"/>
+                <w:szCs w:val="16"/>
+              </w:rPr>
+            </w:pPr>
+            <w:r>
+              <w:rPr>
+                <w:rFonts w:ascii="Cambria" w:eastAsia="Cambria" w:hAnsi="Cambria" w:cs="Cambria"/>
+                <w:b/>
+                <w:bCs/>
+                <w:sz w:val="16"/>
+                <w:szCs w:val="16"/>
+              </w:rPr>
+              <w:t xml:space="preserve">Account belongs to </w:t>
+            </w:r>
+            <w:r>
+              <w:rPr>
+                <w:rFonts w:ascii="Cambria" w:eastAsia="Cambria" w:hAnsi="Cambria" w:cs="Cambria"/>
+                <w:b/>
+                <w:bCs/>
+                <w:sz w:val="16"/>
+                <w:szCs w:val="16"/>
+              </w:rPr>
+              <w:t>N</w:t>
+            </w:r>
+            <w:r>
+              <w:rPr>
+                <w:rFonts w:ascii="Cambria" w:eastAsia="Cambria" w:hAnsi="Cambria" w:cs="Cambria"/>
+                <w:b/>
+                <w:bCs/>
+                <w:sz w:val="16"/>
+                <w:szCs w:val="16"/>
+              </w:rPr>
+              <w:t>on-Profit Organization</w:t>
+            </w:r>
+          </w:p>
+        </w:tc>
+      </w:tr>
+    </w:tbl>
+    <w:p>
+      <w:pPr>
+        <w:rPr>
+          <w:rFonts w:ascii="Cambria" w:eastAsia="Cambria" w:hAnsi="Cambria" w:cs="Cambria"/>
+          <w:b/>
+          <w:bCs/>
+          <w:sz w:val="28"/>
+          <w:szCs w:val="28"/>
+        </w:rPr>
+      </w:pPr>
+    </w:p>
+    <w:p>
+      <w:pPr>
+        <w:rPr>
+          <w:rFonts w:ascii="Cambria" w:eastAsia="Cambria" w:hAnsi="Cambria" w:cs="Cambria"/>
+          <w:b/>
+          <w:bCs/>
+          <w:sz w:val="28"/>
+          <w:szCs w:val="28"/>
+        </w:rPr>
+      </w:pPr>
+    </w:p>
+    <w:p>
+      <w:pPr>
+        <w:rPr>
+          <w:rFonts w:ascii="Cambria" w:eastAsia="Cambria" w:hAnsi="Cambria" w:cs="Cambria"/>
+          <w:b/>
+          <w:bCs/>
+          <w:sz w:val="28"/>
+          <w:szCs w:val="28"/>
+        </w:rPr>
+      </w:pPr>
+    </w:p>
+    <w:p>
+      <w:pPr>
+        <w:rPr>
+          <w:rFonts w:ascii="Cambria" w:eastAsia="Cambria" w:hAnsi="Cambria" w:cs="Cambria"/>
+          <w:b/>
+          <w:bCs/>
+          <w:sz w:val="28"/>
+          <w:szCs w:val="28"/>
+        </w:rPr>
+      </w:pPr>
+    </w:p>
+    <w:p>
+      <w:pPr>
+        <w:rPr>
+          <w:rFonts w:ascii="Cambria" w:eastAsia="Cambria" w:hAnsi="Cambria" w:cs="Cambria"/>
+          <w:b/>
+          <w:bCs/>
+          <w:sz w:val="28"/>
+          <w:szCs w:val="28"/>
+        </w:rPr>
+      </w:pPr>
+    </w:p>
+    <w:p>
+      <w:pPr>
+        <w:rPr>
+          <w:rFonts w:ascii="Cambria" w:eastAsia="Cambria" w:hAnsi="Cambria" w:cs="Cambria"/>
+          <w:b/>
+          <w:bCs/>
+          <w:sz w:val="28"/>
+          <w:szCs w:val="28"/>
+        </w:rPr>
+      </w:pPr>
+    </w:p>
+    <w:p>
+      <w:pPr>
+        <w:rPr>
+          <w:rFonts w:ascii="Cambria" w:eastAsia="Cambria" w:hAnsi="Cambria" w:cs="Cambria"/>
+          <w:b/>
+          <w:bCs/>
+          <w:sz w:val="28"/>
+          <w:szCs w:val="28"/>
+        </w:rPr>
+      </w:pPr>
+    </w:p>
+    <w:p>
+      <w:pPr>
+        <w:rPr>
+          <w:rFonts w:ascii="Cambria" w:eastAsia="Cambria" w:hAnsi="Cambria" w:cs="Cambria"/>
+          <w:b/>
+          <w:bCs/>
+          <w:sz w:val="28"/>
+          <w:szCs w:val="28"/>
+        </w:rPr>
+      </w:pPr>
+    </w:p>
+    <w:p>
+      <w:pPr>
+        <w:rPr>
+          <w:rFonts w:ascii="Cambria" w:eastAsia="Cambria" w:hAnsi="Cambria" w:cs="Cambria"/>
+          <w:b/>
+          <w:bCs/>
+          <w:sz w:val="28"/>
+          <w:szCs w:val="28"/>
+        </w:rPr>
+      </w:pPr>
+    </w:p>
+    <w:p>
+      <w:pPr>
+        <w:rPr>
+          <w:rFonts w:ascii="Cambria" w:eastAsia="Cambria" w:hAnsi="Cambria" w:cs="Cambria"/>
+          <w:b/>
+          <w:bCs/>
+          <w:sz w:val="28"/>
+          <w:szCs w:val="28"/>
+        </w:rPr>
+      </w:pPr>
+      <w:r>
+        <w:rPr>
+          <w:rFonts w:ascii="Cambria" w:eastAsia="Cambria" w:hAnsi="Cambria" w:cs="Cambria"/>
+          <w:b/>
+          <w:bCs/>
+          <w:sz w:val="28"/>
+          <w:szCs w:val="28"/>
+        </w:rPr>
+        <w:t xml:space="preserve">Presentation Layer Reporting Views: </w:t>
+      </w:r>
+    </w:p>
+    <w:p>
+      <w:pPr>
+        <w:ind w:firstLine="720"/>
+        <w:rPr>
+          <w:rFonts w:ascii="Cambria" w:eastAsia="Cambria" w:hAnsi="Cambria" w:cs="Cambria"/>
+          <w:sz w:val="24"/>
+          <w:szCs w:val="24"/>
+        </w:rPr>
+      </w:pPr>
+      <w:r>
+        <w:rPr>
+          <w:rFonts w:ascii="Cambria" w:eastAsia="Cambria" w:hAnsi="Cambria" w:cs="Cambria"/>
+          <w:sz w:val="24"/>
+          <w:szCs w:val="24"/>
+        </w:rPr>
+        <w:t xml:space="preserve">The views are designed to read data from the </w:t>
+      </w:r>
+      <w:proofErr w:type="gramStart"/>
+      <w:r>
+        <w:rPr>
+          <w:rFonts w:ascii="Cambria" w:eastAsia="Cambria" w:hAnsi="Cambria" w:cs="Cambria"/>
+          <w:sz w:val="24"/>
+          <w:szCs w:val="24"/>
+        </w:rPr>
+        <w:t>transform</w:t>
+      </w:r>
+      <w:proofErr w:type="gramEnd"/>
+      <w:r>
+        <w:rPr>
+          <w:rFonts w:ascii="Cambria" w:eastAsia="Cambria" w:hAnsi="Cambria" w:cs="Cambria"/>
+          <w:sz w:val="24"/>
+          <w:szCs w:val="24"/>
+        </w:rPr>
+        <w:t xml:space="preserve"> layer and extract the relevant information required by the reporting layer.</w:t>
+      </w:r>
+    </w:p>
+    <w:p>
+      <w:pPr>
+        <w:ind w:firstLine="720"/>
+        <w:rPr>
+          <w:rFonts w:ascii="Cambria" w:eastAsia="Cambria" w:hAnsi="Cambria" w:cs="Cambria"/>
+          <w:sz w:val="24"/>
+          <w:szCs w:val="24"/>
+        </w:rPr>
+      </w:pPr>
+      <w:r>
+        <w:rPr>
+          <w:rFonts w:ascii="Cambria" w:eastAsia="Cambria" w:hAnsi="Cambria" w:cs="Cambria"/>
+          <w:noProof/>
+          <w:sz w:val="24"/>
+          <w:szCs w:val="24"/>
+        </w:rPr>
         <w:drawing>
-          <wp:inline distT="0" distB="0" distL="0" distR="0" wp14:anchorId="305C85E4" wp14:editId="53852BDE">
-            <wp:extent cx="5920154" cy="2033856"/>
-            <wp:effectExtent l="0" t="0" r="0" b="5080"/>
+          <wp:inline distT="0" distB="0" distL="0" distR="0" wp14:anchorId="305C85E4" wp14:editId="05DEEC57">
+            <wp:extent cx="6166128" cy="2118360"/>
+            <wp:effectExtent l="0" t="0" r="0" b="0"/>
             <wp:docPr id="1851450558" name="Picture 2"/>
             <wp:cNvGraphicFramePr>
               <a:graphicFrameLocks xmlns:a="http://schemas.openxmlformats.org/drawingml/2006/main" noChangeAspect="1"/>
@@ -577,7 +7966,7 @@
                     </pic:cNvPicPr>
                   </pic:nvPicPr>
                   <pic:blipFill rotWithShape="1">
-                    <a:blip r:embed="rId6" cstate="print">
+                    <a:blip r:embed="rId7" cstate="print">
                       <a:extLst>
                         <a:ext uri="{28A0092B-C50C-407E-A947-70E740481C1C}">
                           <a14:useLocalDpi xmlns:a14="http://schemas.microsoft.com/office/drawing/2010/main" val="0"/>
@@ -592,7 +7981,7 @@
                   <pic:spPr bwMode="auto">
                     <a:xfrm>
                       <a:off x="0" y="0"/>
-                      <a:ext cx="5949649" cy="2043989"/>
+                      <a:ext cx="6202645" cy="2130905"/>
                     </a:xfrm>
                     <a:prstGeom prst="rect">
                       <a:avLst/>
@@ -617,6 +8006,2019 @@
     </w:sectPr>
   </w:body>
 </w:document>
+</file>
+
+<file path=word/numbering.xml><?xml version="1.0" encoding="utf-8"?>
+<w:numbering xmlns:wpc="http://schemas.microsoft.com/office/word/2010/wordprocessingCanvas" xmlns:cx="http://schemas.microsoft.com/office/drawing/2014/chartex" xmlns:cx1="http://schemas.microsoft.com/office/drawing/2015/9/8/chartex" xmlns:cx2="http://schemas.microsoft.com/office/drawing/2015/10/21/chartex" xmlns:cx3="http://schemas.microsoft.com/office/drawing/2016/5/9/chartex" xmlns:cx4="http://schemas.microsoft.com/office/drawing/2016/5/10/chartex" xmlns:cx5="http://schemas.microsoft.com/office/drawing/2016/5/11/chartex" xmlns:cx6="http://schemas.microsoft.com/office/drawing/2016/5/12/chartex" xmlns:cx7="http://schemas.microsoft.com/office/drawing/2016/5/13/chartex" xmlns:cx8="http://schemas.microsoft.com/office/drawing/2016/5/14/chartex" xmlns:mc="http://schemas.openxmlformats.org/markup-compatibility/2006" xmlns:aink="http://schemas.microsoft.com/office/drawing/2016/ink" xmlns:am3d="http://schemas.microsoft.com/office/drawing/2017/model3d" xmlns:o="urn:schemas-microsoft-com:office:office" xmlns:oel="http://schemas.microsoft.com/office/2019/extlst" xmlns:r="http://schemas.openxmlformats.org/officeDocument/2006/relationships" xmlns:m="http://schemas.openxmlformats.org/officeDocument/2006/math" xmlns:v="urn:schemas-microsoft-com:vml" xmlns:wp14="http://schemas.microsoft.com/office/word/2010/wordprocessingDrawing" xmlns:wp="http://schemas.openxmlformats.org/drawingml/2006/wordprocessingDrawing" xmlns:w10="urn:schemas-microsoft-com:office:word" xmlns:w="http://schemas.openxmlformats.org/wordprocessingml/2006/main" xmlns:w14="http://schemas.microsoft.com/office/word/2010/wordml" xmlns:w15="http://schemas.microsoft.com/office/word/2012/wordml" xmlns:w16cex="http://schemas.microsoft.com/office/word/2018/wordml/cex" xmlns:w16cid="http://schemas.microsoft.com/office/word/2016/wordml/cid" xmlns:w16="http://schemas.microsoft.com/office/word/2018/wordml" xmlns:w16du="http://schemas.microsoft.com/office/word/2023/wordml/word16du" xmlns:w16sdtdh="http://schemas.microsoft.com/office/word/2020/wordml/sdtdatahash" xmlns:w16sdtfl="http://schemas.microsoft.com/office/word/2024/wordml/sdtformatlock" xmlns:w16se="http://schemas.microsoft.com/office/word/2015/wordml/symex" xmlns:wpg="http://schemas.microsoft.com/office/word/2010/wordprocessingGroup" xmlns:wpi="http://schemas.microsoft.com/office/word/2010/wordprocessingInk" xmlns:wne="http://schemas.microsoft.com/office/word/2006/wordml" xmlns:wps="http://schemas.microsoft.com/office/word/2010/wordprocessingShape" mc:Ignorable="w14 w15 w16se w16cid w16 w16cex w16sdtdh w16sdtfl w16du wp14">
+  <w:abstractNum w:abstractNumId="0" w15:restartNumberingAfterBreak="0">
+    <w:nsid w:val="1A8B7704"/>
+    <w:multiLevelType w:val="multilevel"/>
+    <w:tmpl w:val="5B3C990C"/>
+    <w:lvl w:ilvl="0">
+      <w:start w:val="1"/>
+      <w:numFmt w:val="bullet"/>
+      <w:lvlText w:val=""/>
+      <w:lvlJc w:val="left"/>
+      <w:pPr>
+        <w:tabs>
+          <w:tab w:val="num" w:pos="2160"/>
+        </w:tabs>
+        <w:ind w:left="2160" w:hanging="360"/>
+      </w:pPr>
+      <w:rPr>
+        <w:rFonts w:ascii="Symbol" w:hAnsi="Symbol" w:hint="default"/>
+        <w:sz w:val="20"/>
+      </w:rPr>
+    </w:lvl>
+    <w:lvl w:ilvl="1" w:tentative="1">
+      <w:start w:val="1"/>
+      <w:numFmt w:val="bullet"/>
+      <w:lvlText w:val="o"/>
+      <w:lvlJc w:val="left"/>
+      <w:pPr>
+        <w:tabs>
+          <w:tab w:val="num" w:pos="2880"/>
+        </w:tabs>
+        <w:ind w:left="2880" w:hanging="360"/>
+      </w:pPr>
+      <w:rPr>
+        <w:rFonts w:ascii="Courier New" w:hAnsi="Courier New" w:hint="default"/>
+        <w:sz w:val="20"/>
+      </w:rPr>
+    </w:lvl>
+    <w:lvl w:ilvl="2" w:tentative="1">
+      <w:start w:val="1"/>
+      <w:numFmt w:val="bullet"/>
+      <w:lvlText w:val=""/>
+      <w:lvlJc w:val="left"/>
+      <w:pPr>
+        <w:tabs>
+          <w:tab w:val="num" w:pos="3600"/>
+        </w:tabs>
+        <w:ind w:left="3600" w:hanging="360"/>
+      </w:pPr>
+      <w:rPr>
+        <w:rFonts w:ascii="Wingdings" w:hAnsi="Wingdings" w:hint="default"/>
+        <w:sz w:val="20"/>
+      </w:rPr>
+    </w:lvl>
+    <w:lvl w:ilvl="3" w:tentative="1">
+      <w:start w:val="1"/>
+      <w:numFmt w:val="bullet"/>
+      <w:lvlText w:val=""/>
+      <w:lvlJc w:val="left"/>
+      <w:pPr>
+        <w:tabs>
+          <w:tab w:val="num" w:pos="4320"/>
+        </w:tabs>
+        <w:ind w:left="4320" w:hanging="360"/>
+      </w:pPr>
+      <w:rPr>
+        <w:rFonts w:ascii="Wingdings" w:hAnsi="Wingdings" w:hint="default"/>
+        <w:sz w:val="20"/>
+      </w:rPr>
+    </w:lvl>
+    <w:lvl w:ilvl="4" w:tentative="1">
+      <w:start w:val="1"/>
+      <w:numFmt w:val="bullet"/>
+      <w:lvlText w:val=""/>
+      <w:lvlJc w:val="left"/>
+      <w:pPr>
+        <w:tabs>
+          <w:tab w:val="num" w:pos="5040"/>
+        </w:tabs>
+        <w:ind w:left="5040" w:hanging="360"/>
+      </w:pPr>
+      <w:rPr>
+        <w:rFonts w:ascii="Wingdings" w:hAnsi="Wingdings" w:hint="default"/>
+        <w:sz w:val="20"/>
+      </w:rPr>
+    </w:lvl>
+    <w:lvl w:ilvl="5" w:tentative="1">
+      <w:start w:val="1"/>
+      <w:numFmt w:val="bullet"/>
+      <w:lvlText w:val=""/>
+      <w:lvlJc w:val="left"/>
+      <w:pPr>
+        <w:tabs>
+          <w:tab w:val="num" w:pos="5760"/>
+        </w:tabs>
+        <w:ind w:left="5760" w:hanging="360"/>
+      </w:pPr>
+      <w:rPr>
+        <w:rFonts w:ascii="Wingdings" w:hAnsi="Wingdings" w:hint="default"/>
+        <w:sz w:val="20"/>
+      </w:rPr>
+    </w:lvl>
+    <w:lvl w:ilvl="6" w:tentative="1">
+      <w:start w:val="1"/>
+      <w:numFmt w:val="bullet"/>
+      <w:lvlText w:val=""/>
+      <w:lvlJc w:val="left"/>
+      <w:pPr>
+        <w:tabs>
+          <w:tab w:val="num" w:pos="6480"/>
+        </w:tabs>
+        <w:ind w:left="6480" w:hanging="360"/>
+      </w:pPr>
+      <w:rPr>
+        <w:rFonts w:ascii="Wingdings" w:hAnsi="Wingdings" w:hint="default"/>
+        <w:sz w:val="20"/>
+      </w:rPr>
+    </w:lvl>
+    <w:lvl w:ilvl="7" w:tentative="1">
+      <w:start w:val="1"/>
+      <w:numFmt w:val="bullet"/>
+      <w:lvlText w:val=""/>
+      <w:lvlJc w:val="left"/>
+      <w:pPr>
+        <w:tabs>
+          <w:tab w:val="num" w:pos="7200"/>
+        </w:tabs>
+        <w:ind w:left="7200" w:hanging="360"/>
+      </w:pPr>
+      <w:rPr>
+        <w:rFonts w:ascii="Wingdings" w:hAnsi="Wingdings" w:hint="default"/>
+        <w:sz w:val="20"/>
+      </w:rPr>
+    </w:lvl>
+    <w:lvl w:ilvl="8" w:tentative="1">
+      <w:start w:val="1"/>
+      <w:numFmt w:val="bullet"/>
+      <w:lvlText w:val=""/>
+      <w:lvlJc w:val="left"/>
+      <w:pPr>
+        <w:tabs>
+          <w:tab w:val="num" w:pos="7920"/>
+        </w:tabs>
+        <w:ind w:left="7920" w:hanging="360"/>
+      </w:pPr>
+      <w:rPr>
+        <w:rFonts w:ascii="Wingdings" w:hAnsi="Wingdings" w:hint="default"/>
+        <w:sz w:val="20"/>
+      </w:rPr>
+    </w:lvl>
+  </w:abstractNum>
+  <w:abstractNum w:abstractNumId="1" w15:restartNumberingAfterBreak="0">
+    <w:nsid w:val="1CCB42F8"/>
+    <w:multiLevelType w:val="hybridMultilevel"/>
+    <w:tmpl w:val="1F1E16EE"/>
+    <w:lvl w:ilvl="0" w:tplc="0C09000F">
+      <w:start w:val="1"/>
+      <w:numFmt w:val="decimal"/>
+      <w:lvlText w:val="%1."/>
+      <w:lvlJc w:val="left"/>
+      <w:pPr>
+        <w:ind w:left="720" w:hanging="360"/>
+      </w:pPr>
+      <w:rPr>
+        <w:rFonts w:hint="default"/>
+      </w:rPr>
+    </w:lvl>
+    <w:lvl w:ilvl="1" w:tplc="0C090019" w:tentative="1">
+      <w:start w:val="1"/>
+      <w:numFmt w:val="lowerLetter"/>
+      <w:lvlText w:val="%2."/>
+      <w:lvlJc w:val="left"/>
+      <w:pPr>
+        <w:ind w:left="1440" w:hanging="360"/>
+      </w:pPr>
+    </w:lvl>
+    <w:lvl w:ilvl="2" w:tplc="0C09001B" w:tentative="1">
+      <w:start w:val="1"/>
+      <w:numFmt w:val="lowerRoman"/>
+      <w:lvlText w:val="%3."/>
+      <w:lvlJc w:val="right"/>
+      <w:pPr>
+        <w:ind w:left="2160" w:hanging="180"/>
+      </w:pPr>
+    </w:lvl>
+    <w:lvl w:ilvl="3" w:tplc="0C09000F" w:tentative="1">
+      <w:start w:val="1"/>
+      <w:numFmt w:val="decimal"/>
+      <w:lvlText w:val="%4."/>
+      <w:lvlJc w:val="left"/>
+      <w:pPr>
+        <w:ind w:left="2880" w:hanging="360"/>
+      </w:pPr>
+    </w:lvl>
+    <w:lvl w:ilvl="4" w:tplc="0C090019" w:tentative="1">
+      <w:start w:val="1"/>
+      <w:numFmt w:val="lowerLetter"/>
+      <w:lvlText w:val="%5."/>
+      <w:lvlJc w:val="left"/>
+      <w:pPr>
+        <w:ind w:left="3600" w:hanging="360"/>
+      </w:pPr>
+    </w:lvl>
+    <w:lvl w:ilvl="5" w:tplc="0C09001B" w:tentative="1">
+      <w:start w:val="1"/>
+      <w:numFmt w:val="lowerRoman"/>
+      <w:lvlText w:val="%6."/>
+      <w:lvlJc w:val="right"/>
+      <w:pPr>
+        <w:ind w:left="4320" w:hanging="180"/>
+      </w:pPr>
+    </w:lvl>
+    <w:lvl w:ilvl="6" w:tplc="0C09000F" w:tentative="1">
+      <w:start w:val="1"/>
+      <w:numFmt w:val="decimal"/>
+      <w:lvlText w:val="%7."/>
+      <w:lvlJc w:val="left"/>
+      <w:pPr>
+        <w:ind w:left="5040" w:hanging="360"/>
+      </w:pPr>
+    </w:lvl>
+    <w:lvl w:ilvl="7" w:tplc="0C090019" w:tentative="1">
+      <w:start w:val="1"/>
+      <w:numFmt w:val="lowerLetter"/>
+      <w:lvlText w:val="%8."/>
+      <w:lvlJc w:val="left"/>
+      <w:pPr>
+        <w:ind w:left="5760" w:hanging="360"/>
+      </w:pPr>
+    </w:lvl>
+    <w:lvl w:ilvl="8" w:tplc="0C09001B" w:tentative="1">
+      <w:start w:val="1"/>
+      <w:numFmt w:val="lowerRoman"/>
+      <w:lvlText w:val="%9."/>
+      <w:lvlJc w:val="right"/>
+      <w:pPr>
+        <w:ind w:left="6480" w:hanging="180"/>
+      </w:pPr>
+    </w:lvl>
+  </w:abstractNum>
+  <w:abstractNum w:abstractNumId="2" w15:restartNumberingAfterBreak="0">
+    <w:nsid w:val="345437C6"/>
+    <w:multiLevelType w:val="multilevel"/>
+    <w:tmpl w:val="EA869A9E"/>
+    <w:lvl w:ilvl="0">
+      <w:start w:val="1"/>
+      <w:numFmt w:val="bullet"/>
+      <w:lvlText w:val=""/>
+      <w:lvlJc w:val="left"/>
+      <w:pPr>
+        <w:tabs>
+          <w:tab w:val="num" w:pos="1080"/>
+        </w:tabs>
+        <w:ind w:left="1080" w:hanging="360"/>
+      </w:pPr>
+      <w:rPr>
+        <w:rFonts w:ascii="Symbol" w:hAnsi="Symbol" w:hint="default"/>
+        <w:sz w:val="20"/>
+      </w:rPr>
+    </w:lvl>
+    <w:lvl w:ilvl="1" w:tentative="1">
+      <w:start w:val="1"/>
+      <w:numFmt w:val="bullet"/>
+      <w:lvlText w:val="o"/>
+      <w:lvlJc w:val="left"/>
+      <w:pPr>
+        <w:tabs>
+          <w:tab w:val="num" w:pos="1800"/>
+        </w:tabs>
+        <w:ind w:left="1800" w:hanging="360"/>
+      </w:pPr>
+      <w:rPr>
+        <w:rFonts w:ascii="Courier New" w:hAnsi="Courier New" w:hint="default"/>
+        <w:sz w:val="20"/>
+      </w:rPr>
+    </w:lvl>
+    <w:lvl w:ilvl="2" w:tentative="1">
+      <w:start w:val="1"/>
+      <w:numFmt w:val="bullet"/>
+      <w:lvlText w:val=""/>
+      <w:lvlJc w:val="left"/>
+      <w:pPr>
+        <w:tabs>
+          <w:tab w:val="num" w:pos="2520"/>
+        </w:tabs>
+        <w:ind w:left="2520" w:hanging="360"/>
+      </w:pPr>
+      <w:rPr>
+        <w:rFonts w:ascii="Wingdings" w:hAnsi="Wingdings" w:hint="default"/>
+        <w:sz w:val="20"/>
+      </w:rPr>
+    </w:lvl>
+    <w:lvl w:ilvl="3" w:tentative="1">
+      <w:start w:val="1"/>
+      <w:numFmt w:val="bullet"/>
+      <w:lvlText w:val=""/>
+      <w:lvlJc w:val="left"/>
+      <w:pPr>
+        <w:tabs>
+          <w:tab w:val="num" w:pos="3240"/>
+        </w:tabs>
+        <w:ind w:left="3240" w:hanging="360"/>
+      </w:pPr>
+      <w:rPr>
+        <w:rFonts w:ascii="Wingdings" w:hAnsi="Wingdings" w:hint="default"/>
+        <w:sz w:val="20"/>
+      </w:rPr>
+    </w:lvl>
+    <w:lvl w:ilvl="4" w:tentative="1">
+      <w:start w:val="1"/>
+      <w:numFmt w:val="bullet"/>
+      <w:lvlText w:val=""/>
+      <w:lvlJc w:val="left"/>
+      <w:pPr>
+        <w:tabs>
+          <w:tab w:val="num" w:pos="3960"/>
+        </w:tabs>
+        <w:ind w:left="3960" w:hanging="360"/>
+      </w:pPr>
+      <w:rPr>
+        <w:rFonts w:ascii="Wingdings" w:hAnsi="Wingdings" w:hint="default"/>
+        <w:sz w:val="20"/>
+      </w:rPr>
+    </w:lvl>
+    <w:lvl w:ilvl="5" w:tentative="1">
+      <w:start w:val="1"/>
+      <w:numFmt w:val="bullet"/>
+      <w:lvlText w:val=""/>
+      <w:lvlJc w:val="left"/>
+      <w:pPr>
+        <w:tabs>
+          <w:tab w:val="num" w:pos="4680"/>
+        </w:tabs>
+        <w:ind w:left="4680" w:hanging="360"/>
+      </w:pPr>
+      <w:rPr>
+        <w:rFonts w:ascii="Wingdings" w:hAnsi="Wingdings" w:hint="default"/>
+        <w:sz w:val="20"/>
+      </w:rPr>
+    </w:lvl>
+    <w:lvl w:ilvl="6" w:tentative="1">
+      <w:start w:val="1"/>
+      <w:numFmt w:val="bullet"/>
+      <w:lvlText w:val=""/>
+      <w:lvlJc w:val="left"/>
+      <w:pPr>
+        <w:tabs>
+          <w:tab w:val="num" w:pos="5400"/>
+        </w:tabs>
+        <w:ind w:left="5400" w:hanging="360"/>
+      </w:pPr>
+      <w:rPr>
+        <w:rFonts w:ascii="Wingdings" w:hAnsi="Wingdings" w:hint="default"/>
+        <w:sz w:val="20"/>
+      </w:rPr>
+    </w:lvl>
+    <w:lvl w:ilvl="7" w:tentative="1">
+      <w:start w:val="1"/>
+      <w:numFmt w:val="bullet"/>
+      <w:lvlText w:val=""/>
+      <w:lvlJc w:val="left"/>
+      <w:pPr>
+        <w:tabs>
+          <w:tab w:val="num" w:pos="6120"/>
+        </w:tabs>
+        <w:ind w:left="6120" w:hanging="360"/>
+      </w:pPr>
+      <w:rPr>
+        <w:rFonts w:ascii="Wingdings" w:hAnsi="Wingdings" w:hint="default"/>
+        <w:sz w:val="20"/>
+      </w:rPr>
+    </w:lvl>
+    <w:lvl w:ilvl="8" w:tentative="1">
+      <w:start w:val="1"/>
+      <w:numFmt w:val="bullet"/>
+      <w:lvlText w:val=""/>
+      <w:lvlJc w:val="left"/>
+      <w:pPr>
+        <w:tabs>
+          <w:tab w:val="num" w:pos="6840"/>
+        </w:tabs>
+        <w:ind w:left="6840" w:hanging="360"/>
+      </w:pPr>
+      <w:rPr>
+        <w:rFonts w:ascii="Wingdings" w:hAnsi="Wingdings" w:hint="default"/>
+        <w:sz w:val="20"/>
+      </w:rPr>
+    </w:lvl>
+  </w:abstractNum>
+  <w:abstractNum w:abstractNumId="3" w15:restartNumberingAfterBreak="0">
+    <w:nsid w:val="39AC287B"/>
+    <w:multiLevelType w:val="multilevel"/>
+    <w:tmpl w:val="3EDAAC4A"/>
+    <w:lvl w:ilvl="0">
+      <w:start w:val="1"/>
+      <w:numFmt w:val="bullet"/>
+      <w:lvlText w:val=""/>
+      <w:lvlJc w:val="left"/>
+      <w:pPr>
+        <w:tabs>
+          <w:tab w:val="num" w:pos="1800"/>
+        </w:tabs>
+        <w:ind w:left="1800" w:hanging="360"/>
+      </w:pPr>
+      <w:rPr>
+        <w:rFonts w:ascii="Symbol" w:hAnsi="Symbol" w:hint="default"/>
+        <w:sz w:val="20"/>
+      </w:rPr>
+    </w:lvl>
+    <w:lvl w:ilvl="1" w:tentative="1">
+      <w:start w:val="1"/>
+      <w:numFmt w:val="bullet"/>
+      <w:lvlText w:val="o"/>
+      <w:lvlJc w:val="left"/>
+      <w:pPr>
+        <w:tabs>
+          <w:tab w:val="num" w:pos="2520"/>
+        </w:tabs>
+        <w:ind w:left="2520" w:hanging="360"/>
+      </w:pPr>
+      <w:rPr>
+        <w:rFonts w:ascii="Courier New" w:hAnsi="Courier New" w:hint="default"/>
+        <w:sz w:val="20"/>
+      </w:rPr>
+    </w:lvl>
+    <w:lvl w:ilvl="2" w:tentative="1">
+      <w:start w:val="1"/>
+      <w:numFmt w:val="bullet"/>
+      <w:lvlText w:val=""/>
+      <w:lvlJc w:val="left"/>
+      <w:pPr>
+        <w:tabs>
+          <w:tab w:val="num" w:pos="3240"/>
+        </w:tabs>
+        <w:ind w:left="3240" w:hanging="360"/>
+      </w:pPr>
+      <w:rPr>
+        <w:rFonts w:ascii="Wingdings" w:hAnsi="Wingdings" w:hint="default"/>
+        <w:sz w:val="20"/>
+      </w:rPr>
+    </w:lvl>
+    <w:lvl w:ilvl="3" w:tentative="1">
+      <w:start w:val="1"/>
+      <w:numFmt w:val="bullet"/>
+      <w:lvlText w:val=""/>
+      <w:lvlJc w:val="left"/>
+      <w:pPr>
+        <w:tabs>
+          <w:tab w:val="num" w:pos="3960"/>
+        </w:tabs>
+        <w:ind w:left="3960" w:hanging="360"/>
+      </w:pPr>
+      <w:rPr>
+        <w:rFonts w:ascii="Wingdings" w:hAnsi="Wingdings" w:hint="default"/>
+        <w:sz w:val="20"/>
+      </w:rPr>
+    </w:lvl>
+    <w:lvl w:ilvl="4" w:tentative="1">
+      <w:start w:val="1"/>
+      <w:numFmt w:val="bullet"/>
+      <w:lvlText w:val=""/>
+      <w:lvlJc w:val="left"/>
+      <w:pPr>
+        <w:tabs>
+          <w:tab w:val="num" w:pos="4680"/>
+        </w:tabs>
+        <w:ind w:left="4680" w:hanging="360"/>
+      </w:pPr>
+      <w:rPr>
+        <w:rFonts w:ascii="Wingdings" w:hAnsi="Wingdings" w:hint="default"/>
+        <w:sz w:val="20"/>
+      </w:rPr>
+    </w:lvl>
+    <w:lvl w:ilvl="5" w:tentative="1">
+      <w:start w:val="1"/>
+      <w:numFmt w:val="bullet"/>
+      <w:lvlText w:val=""/>
+      <w:lvlJc w:val="left"/>
+      <w:pPr>
+        <w:tabs>
+          <w:tab w:val="num" w:pos="5400"/>
+        </w:tabs>
+        <w:ind w:left="5400" w:hanging="360"/>
+      </w:pPr>
+      <w:rPr>
+        <w:rFonts w:ascii="Wingdings" w:hAnsi="Wingdings" w:hint="default"/>
+        <w:sz w:val="20"/>
+      </w:rPr>
+    </w:lvl>
+    <w:lvl w:ilvl="6" w:tentative="1">
+      <w:start w:val="1"/>
+      <w:numFmt w:val="bullet"/>
+      <w:lvlText w:val=""/>
+      <w:lvlJc w:val="left"/>
+      <w:pPr>
+        <w:tabs>
+          <w:tab w:val="num" w:pos="6120"/>
+        </w:tabs>
+        <w:ind w:left="6120" w:hanging="360"/>
+      </w:pPr>
+      <w:rPr>
+        <w:rFonts w:ascii="Wingdings" w:hAnsi="Wingdings" w:hint="default"/>
+        <w:sz w:val="20"/>
+      </w:rPr>
+    </w:lvl>
+    <w:lvl w:ilvl="7" w:tentative="1">
+      <w:start w:val="1"/>
+      <w:numFmt w:val="bullet"/>
+      <w:lvlText w:val=""/>
+      <w:lvlJc w:val="left"/>
+      <w:pPr>
+        <w:tabs>
+          <w:tab w:val="num" w:pos="6840"/>
+        </w:tabs>
+        <w:ind w:left="6840" w:hanging="360"/>
+      </w:pPr>
+      <w:rPr>
+        <w:rFonts w:ascii="Wingdings" w:hAnsi="Wingdings" w:hint="default"/>
+        <w:sz w:val="20"/>
+      </w:rPr>
+    </w:lvl>
+    <w:lvl w:ilvl="8" w:tentative="1">
+      <w:start w:val="1"/>
+      <w:numFmt w:val="bullet"/>
+      <w:lvlText w:val=""/>
+      <w:lvlJc w:val="left"/>
+      <w:pPr>
+        <w:tabs>
+          <w:tab w:val="num" w:pos="7560"/>
+        </w:tabs>
+        <w:ind w:left="7560" w:hanging="360"/>
+      </w:pPr>
+      <w:rPr>
+        <w:rFonts w:ascii="Wingdings" w:hAnsi="Wingdings" w:hint="default"/>
+        <w:sz w:val="20"/>
+      </w:rPr>
+    </w:lvl>
+  </w:abstractNum>
+  <w:abstractNum w:abstractNumId="4" w15:restartNumberingAfterBreak="0">
+    <w:nsid w:val="471D5576"/>
+    <w:multiLevelType w:val="multilevel"/>
+    <w:tmpl w:val="8DD6D15A"/>
+    <w:lvl w:ilvl="0">
+      <w:start w:val="1"/>
+      <w:numFmt w:val="bullet"/>
+      <w:lvlText w:val=""/>
+      <w:lvlJc w:val="left"/>
+      <w:pPr>
+        <w:tabs>
+          <w:tab w:val="num" w:pos="1800"/>
+        </w:tabs>
+        <w:ind w:left="1800" w:hanging="360"/>
+      </w:pPr>
+      <w:rPr>
+        <w:rFonts w:ascii="Symbol" w:hAnsi="Symbol" w:hint="default"/>
+        <w:sz w:val="20"/>
+      </w:rPr>
+    </w:lvl>
+    <w:lvl w:ilvl="1" w:tentative="1">
+      <w:start w:val="1"/>
+      <w:numFmt w:val="bullet"/>
+      <w:lvlText w:val="o"/>
+      <w:lvlJc w:val="left"/>
+      <w:pPr>
+        <w:tabs>
+          <w:tab w:val="num" w:pos="2520"/>
+        </w:tabs>
+        <w:ind w:left="2520" w:hanging="360"/>
+      </w:pPr>
+      <w:rPr>
+        <w:rFonts w:ascii="Courier New" w:hAnsi="Courier New" w:hint="default"/>
+        <w:sz w:val="20"/>
+      </w:rPr>
+    </w:lvl>
+    <w:lvl w:ilvl="2" w:tentative="1">
+      <w:start w:val="1"/>
+      <w:numFmt w:val="bullet"/>
+      <w:lvlText w:val=""/>
+      <w:lvlJc w:val="left"/>
+      <w:pPr>
+        <w:tabs>
+          <w:tab w:val="num" w:pos="3240"/>
+        </w:tabs>
+        <w:ind w:left="3240" w:hanging="360"/>
+      </w:pPr>
+      <w:rPr>
+        <w:rFonts w:ascii="Wingdings" w:hAnsi="Wingdings" w:hint="default"/>
+        <w:sz w:val="20"/>
+      </w:rPr>
+    </w:lvl>
+    <w:lvl w:ilvl="3" w:tentative="1">
+      <w:start w:val="1"/>
+      <w:numFmt w:val="bullet"/>
+      <w:lvlText w:val=""/>
+      <w:lvlJc w:val="left"/>
+      <w:pPr>
+        <w:tabs>
+          <w:tab w:val="num" w:pos="3960"/>
+        </w:tabs>
+        <w:ind w:left="3960" w:hanging="360"/>
+      </w:pPr>
+      <w:rPr>
+        <w:rFonts w:ascii="Wingdings" w:hAnsi="Wingdings" w:hint="default"/>
+        <w:sz w:val="20"/>
+      </w:rPr>
+    </w:lvl>
+    <w:lvl w:ilvl="4" w:tentative="1">
+      <w:start w:val="1"/>
+      <w:numFmt w:val="bullet"/>
+      <w:lvlText w:val=""/>
+      <w:lvlJc w:val="left"/>
+      <w:pPr>
+        <w:tabs>
+          <w:tab w:val="num" w:pos="4680"/>
+        </w:tabs>
+        <w:ind w:left="4680" w:hanging="360"/>
+      </w:pPr>
+      <w:rPr>
+        <w:rFonts w:ascii="Wingdings" w:hAnsi="Wingdings" w:hint="default"/>
+        <w:sz w:val="20"/>
+      </w:rPr>
+    </w:lvl>
+    <w:lvl w:ilvl="5" w:tentative="1">
+      <w:start w:val="1"/>
+      <w:numFmt w:val="bullet"/>
+      <w:lvlText w:val=""/>
+      <w:lvlJc w:val="left"/>
+      <w:pPr>
+        <w:tabs>
+          <w:tab w:val="num" w:pos="5400"/>
+        </w:tabs>
+        <w:ind w:left="5400" w:hanging="360"/>
+      </w:pPr>
+      <w:rPr>
+        <w:rFonts w:ascii="Wingdings" w:hAnsi="Wingdings" w:hint="default"/>
+        <w:sz w:val="20"/>
+      </w:rPr>
+    </w:lvl>
+    <w:lvl w:ilvl="6" w:tentative="1">
+      <w:start w:val="1"/>
+      <w:numFmt w:val="bullet"/>
+      <w:lvlText w:val=""/>
+      <w:lvlJc w:val="left"/>
+      <w:pPr>
+        <w:tabs>
+          <w:tab w:val="num" w:pos="6120"/>
+        </w:tabs>
+        <w:ind w:left="6120" w:hanging="360"/>
+      </w:pPr>
+      <w:rPr>
+        <w:rFonts w:ascii="Wingdings" w:hAnsi="Wingdings" w:hint="default"/>
+        <w:sz w:val="20"/>
+      </w:rPr>
+    </w:lvl>
+    <w:lvl w:ilvl="7" w:tentative="1">
+      <w:start w:val="1"/>
+      <w:numFmt w:val="bullet"/>
+      <w:lvlText w:val=""/>
+      <w:lvlJc w:val="left"/>
+      <w:pPr>
+        <w:tabs>
+          <w:tab w:val="num" w:pos="6840"/>
+        </w:tabs>
+        <w:ind w:left="6840" w:hanging="360"/>
+      </w:pPr>
+      <w:rPr>
+        <w:rFonts w:ascii="Wingdings" w:hAnsi="Wingdings" w:hint="default"/>
+        <w:sz w:val="20"/>
+      </w:rPr>
+    </w:lvl>
+    <w:lvl w:ilvl="8" w:tentative="1">
+      <w:start w:val="1"/>
+      <w:numFmt w:val="bullet"/>
+      <w:lvlText w:val=""/>
+      <w:lvlJc w:val="left"/>
+      <w:pPr>
+        <w:tabs>
+          <w:tab w:val="num" w:pos="7560"/>
+        </w:tabs>
+        <w:ind w:left="7560" w:hanging="360"/>
+      </w:pPr>
+      <w:rPr>
+        <w:rFonts w:ascii="Wingdings" w:hAnsi="Wingdings" w:hint="default"/>
+        <w:sz w:val="20"/>
+      </w:rPr>
+    </w:lvl>
+  </w:abstractNum>
+  <w:abstractNum w:abstractNumId="5" w15:restartNumberingAfterBreak="0">
+    <w:nsid w:val="4D9B70E4"/>
+    <w:multiLevelType w:val="multilevel"/>
+    <w:tmpl w:val="61FA38EC"/>
+    <w:lvl w:ilvl="0">
+      <w:start w:val="1"/>
+      <w:numFmt w:val="bullet"/>
+      <w:lvlText w:val=""/>
+      <w:lvlJc w:val="left"/>
+      <w:pPr>
+        <w:tabs>
+          <w:tab w:val="num" w:pos="1800"/>
+        </w:tabs>
+        <w:ind w:left="1800" w:hanging="360"/>
+      </w:pPr>
+      <w:rPr>
+        <w:rFonts w:ascii="Symbol" w:hAnsi="Symbol" w:hint="default"/>
+        <w:sz w:val="20"/>
+      </w:rPr>
+    </w:lvl>
+    <w:lvl w:ilvl="1" w:tentative="1">
+      <w:start w:val="1"/>
+      <w:numFmt w:val="bullet"/>
+      <w:lvlText w:val="o"/>
+      <w:lvlJc w:val="left"/>
+      <w:pPr>
+        <w:tabs>
+          <w:tab w:val="num" w:pos="2520"/>
+        </w:tabs>
+        <w:ind w:left="2520" w:hanging="360"/>
+      </w:pPr>
+      <w:rPr>
+        <w:rFonts w:ascii="Courier New" w:hAnsi="Courier New" w:hint="default"/>
+        <w:sz w:val="20"/>
+      </w:rPr>
+    </w:lvl>
+    <w:lvl w:ilvl="2" w:tentative="1">
+      <w:start w:val="1"/>
+      <w:numFmt w:val="bullet"/>
+      <w:lvlText w:val=""/>
+      <w:lvlJc w:val="left"/>
+      <w:pPr>
+        <w:tabs>
+          <w:tab w:val="num" w:pos="3240"/>
+        </w:tabs>
+        <w:ind w:left="3240" w:hanging="360"/>
+      </w:pPr>
+      <w:rPr>
+        <w:rFonts w:ascii="Wingdings" w:hAnsi="Wingdings" w:hint="default"/>
+        <w:sz w:val="20"/>
+      </w:rPr>
+    </w:lvl>
+    <w:lvl w:ilvl="3" w:tentative="1">
+      <w:start w:val="1"/>
+      <w:numFmt w:val="bullet"/>
+      <w:lvlText w:val=""/>
+      <w:lvlJc w:val="left"/>
+      <w:pPr>
+        <w:tabs>
+          <w:tab w:val="num" w:pos="3960"/>
+        </w:tabs>
+        <w:ind w:left="3960" w:hanging="360"/>
+      </w:pPr>
+      <w:rPr>
+        <w:rFonts w:ascii="Wingdings" w:hAnsi="Wingdings" w:hint="default"/>
+        <w:sz w:val="20"/>
+      </w:rPr>
+    </w:lvl>
+    <w:lvl w:ilvl="4" w:tentative="1">
+      <w:start w:val="1"/>
+      <w:numFmt w:val="bullet"/>
+      <w:lvlText w:val=""/>
+      <w:lvlJc w:val="left"/>
+      <w:pPr>
+        <w:tabs>
+          <w:tab w:val="num" w:pos="4680"/>
+        </w:tabs>
+        <w:ind w:left="4680" w:hanging="360"/>
+      </w:pPr>
+      <w:rPr>
+        <w:rFonts w:ascii="Wingdings" w:hAnsi="Wingdings" w:hint="default"/>
+        <w:sz w:val="20"/>
+      </w:rPr>
+    </w:lvl>
+    <w:lvl w:ilvl="5" w:tentative="1">
+      <w:start w:val="1"/>
+      <w:numFmt w:val="bullet"/>
+      <w:lvlText w:val=""/>
+      <w:lvlJc w:val="left"/>
+      <w:pPr>
+        <w:tabs>
+          <w:tab w:val="num" w:pos="5400"/>
+        </w:tabs>
+        <w:ind w:left="5400" w:hanging="360"/>
+      </w:pPr>
+      <w:rPr>
+        <w:rFonts w:ascii="Wingdings" w:hAnsi="Wingdings" w:hint="default"/>
+        <w:sz w:val="20"/>
+      </w:rPr>
+    </w:lvl>
+    <w:lvl w:ilvl="6" w:tentative="1">
+      <w:start w:val="1"/>
+      <w:numFmt w:val="bullet"/>
+      <w:lvlText w:val=""/>
+      <w:lvlJc w:val="left"/>
+      <w:pPr>
+        <w:tabs>
+          <w:tab w:val="num" w:pos="6120"/>
+        </w:tabs>
+        <w:ind w:left="6120" w:hanging="360"/>
+      </w:pPr>
+      <w:rPr>
+        <w:rFonts w:ascii="Wingdings" w:hAnsi="Wingdings" w:hint="default"/>
+        <w:sz w:val="20"/>
+      </w:rPr>
+    </w:lvl>
+    <w:lvl w:ilvl="7" w:tentative="1">
+      <w:start w:val="1"/>
+      <w:numFmt w:val="bullet"/>
+      <w:lvlText w:val=""/>
+      <w:lvlJc w:val="left"/>
+      <w:pPr>
+        <w:tabs>
+          <w:tab w:val="num" w:pos="6840"/>
+        </w:tabs>
+        <w:ind w:left="6840" w:hanging="360"/>
+      </w:pPr>
+      <w:rPr>
+        <w:rFonts w:ascii="Wingdings" w:hAnsi="Wingdings" w:hint="default"/>
+        <w:sz w:val="20"/>
+      </w:rPr>
+    </w:lvl>
+    <w:lvl w:ilvl="8" w:tentative="1">
+      <w:start w:val="1"/>
+      <w:numFmt w:val="bullet"/>
+      <w:lvlText w:val=""/>
+      <w:lvlJc w:val="left"/>
+      <w:pPr>
+        <w:tabs>
+          <w:tab w:val="num" w:pos="7560"/>
+        </w:tabs>
+        <w:ind w:left="7560" w:hanging="360"/>
+      </w:pPr>
+      <w:rPr>
+        <w:rFonts w:ascii="Wingdings" w:hAnsi="Wingdings" w:hint="default"/>
+        <w:sz w:val="20"/>
+      </w:rPr>
+    </w:lvl>
+  </w:abstractNum>
+  <w:abstractNum w:abstractNumId="6" w15:restartNumberingAfterBreak="0">
+    <w:nsid w:val="5A425748"/>
+    <w:multiLevelType w:val="multilevel"/>
+    <w:tmpl w:val="59DEF09C"/>
+    <w:lvl w:ilvl="0">
+      <w:start w:val="1"/>
+      <w:numFmt w:val="bullet"/>
+      <w:lvlText w:val=""/>
+      <w:lvlJc w:val="left"/>
+      <w:pPr>
+        <w:tabs>
+          <w:tab w:val="num" w:pos="2160"/>
+        </w:tabs>
+        <w:ind w:left="2160" w:hanging="360"/>
+      </w:pPr>
+      <w:rPr>
+        <w:rFonts w:ascii="Symbol" w:hAnsi="Symbol" w:hint="default"/>
+        <w:sz w:val="20"/>
+      </w:rPr>
+    </w:lvl>
+    <w:lvl w:ilvl="1" w:tentative="1">
+      <w:start w:val="1"/>
+      <w:numFmt w:val="bullet"/>
+      <w:lvlText w:val="o"/>
+      <w:lvlJc w:val="left"/>
+      <w:pPr>
+        <w:tabs>
+          <w:tab w:val="num" w:pos="2880"/>
+        </w:tabs>
+        <w:ind w:left="2880" w:hanging="360"/>
+      </w:pPr>
+      <w:rPr>
+        <w:rFonts w:ascii="Courier New" w:hAnsi="Courier New" w:hint="default"/>
+        <w:sz w:val="20"/>
+      </w:rPr>
+    </w:lvl>
+    <w:lvl w:ilvl="2" w:tentative="1">
+      <w:start w:val="1"/>
+      <w:numFmt w:val="bullet"/>
+      <w:lvlText w:val=""/>
+      <w:lvlJc w:val="left"/>
+      <w:pPr>
+        <w:tabs>
+          <w:tab w:val="num" w:pos="3600"/>
+        </w:tabs>
+        <w:ind w:left="3600" w:hanging="360"/>
+      </w:pPr>
+      <w:rPr>
+        <w:rFonts w:ascii="Wingdings" w:hAnsi="Wingdings" w:hint="default"/>
+        <w:sz w:val="20"/>
+      </w:rPr>
+    </w:lvl>
+    <w:lvl w:ilvl="3" w:tentative="1">
+      <w:start w:val="1"/>
+      <w:numFmt w:val="bullet"/>
+      <w:lvlText w:val=""/>
+      <w:lvlJc w:val="left"/>
+      <w:pPr>
+        <w:tabs>
+          <w:tab w:val="num" w:pos="4320"/>
+        </w:tabs>
+        <w:ind w:left="4320" w:hanging="360"/>
+      </w:pPr>
+      <w:rPr>
+        <w:rFonts w:ascii="Wingdings" w:hAnsi="Wingdings" w:hint="default"/>
+        <w:sz w:val="20"/>
+      </w:rPr>
+    </w:lvl>
+    <w:lvl w:ilvl="4" w:tentative="1">
+      <w:start w:val="1"/>
+      <w:numFmt w:val="bullet"/>
+      <w:lvlText w:val=""/>
+      <w:lvlJc w:val="left"/>
+      <w:pPr>
+        <w:tabs>
+          <w:tab w:val="num" w:pos="5040"/>
+        </w:tabs>
+        <w:ind w:left="5040" w:hanging="360"/>
+      </w:pPr>
+      <w:rPr>
+        <w:rFonts w:ascii="Wingdings" w:hAnsi="Wingdings" w:hint="default"/>
+        <w:sz w:val="20"/>
+      </w:rPr>
+    </w:lvl>
+    <w:lvl w:ilvl="5" w:tentative="1">
+      <w:start w:val="1"/>
+      <w:numFmt w:val="bullet"/>
+      <w:lvlText w:val=""/>
+      <w:lvlJc w:val="left"/>
+      <w:pPr>
+        <w:tabs>
+          <w:tab w:val="num" w:pos="5760"/>
+        </w:tabs>
+        <w:ind w:left="5760" w:hanging="360"/>
+      </w:pPr>
+      <w:rPr>
+        <w:rFonts w:ascii="Wingdings" w:hAnsi="Wingdings" w:hint="default"/>
+        <w:sz w:val="20"/>
+      </w:rPr>
+    </w:lvl>
+    <w:lvl w:ilvl="6" w:tentative="1">
+      <w:start w:val="1"/>
+      <w:numFmt w:val="bullet"/>
+      <w:lvlText w:val=""/>
+      <w:lvlJc w:val="left"/>
+      <w:pPr>
+        <w:tabs>
+          <w:tab w:val="num" w:pos="6480"/>
+        </w:tabs>
+        <w:ind w:left="6480" w:hanging="360"/>
+      </w:pPr>
+      <w:rPr>
+        <w:rFonts w:ascii="Wingdings" w:hAnsi="Wingdings" w:hint="default"/>
+        <w:sz w:val="20"/>
+      </w:rPr>
+    </w:lvl>
+    <w:lvl w:ilvl="7" w:tentative="1">
+      <w:start w:val="1"/>
+      <w:numFmt w:val="bullet"/>
+      <w:lvlText w:val=""/>
+      <w:lvlJc w:val="left"/>
+      <w:pPr>
+        <w:tabs>
+          <w:tab w:val="num" w:pos="7200"/>
+        </w:tabs>
+        <w:ind w:left="7200" w:hanging="360"/>
+      </w:pPr>
+      <w:rPr>
+        <w:rFonts w:ascii="Wingdings" w:hAnsi="Wingdings" w:hint="default"/>
+        <w:sz w:val="20"/>
+      </w:rPr>
+    </w:lvl>
+    <w:lvl w:ilvl="8" w:tentative="1">
+      <w:start w:val="1"/>
+      <w:numFmt w:val="bullet"/>
+      <w:lvlText w:val=""/>
+      <w:lvlJc w:val="left"/>
+      <w:pPr>
+        <w:tabs>
+          <w:tab w:val="num" w:pos="7920"/>
+        </w:tabs>
+        <w:ind w:left="7920" w:hanging="360"/>
+      </w:pPr>
+      <w:rPr>
+        <w:rFonts w:ascii="Wingdings" w:hAnsi="Wingdings" w:hint="default"/>
+        <w:sz w:val="20"/>
+      </w:rPr>
+    </w:lvl>
+  </w:abstractNum>
+  <w:abstractNum w:abstractNumId="7" w15:restartNumberingAfterBreak="0">
+    <w:nsid w:val="5BC144B4"/>
+    <w:multiLevelType w:val="multilevel"/>
+    <w:tmpl w:val="03A8BF00"/>
+    <w:lvl w:ilvl="0">
+      <w:start w:val="1"/>
+      <w:numFmt w:val="bullet"/>
+      <w:lvlText w:val=""/>
+      <w:lvlJc w:val="left"/>
+      <w:pPr>
+        <w:tabs>
+          <w:tab w:val="num" w:pos="1080"/>
+        </w:tabs>
+        <w:ind w:left="1080" w:hanging="360"/>
+      </w:pPr>
+      <w:rPr>
+        <w:rFonts w:ascii="Symbol" w:hAnsi="Symbol" w:hint="default"/>
+        <w:sz w:val="20"/>
+      </w:rPr>
+    </w:lvl>
+    <w:lvl w:ilvl="1" w:tentative="1">
+      <w:start w:val="1"/>
+      <w:numFmt w:val="bullet"/>
+      <w:lvlText w:val="o"/>
+      <w:lvlJc w:val="left"/>
+      <w:pPr>
+        <w:tabs>
+          <w:tab w:val="num" w:pos="1800"/>
+        </w:tabs>
+        <w:ind w:left="1800" w:hanging="360"/>
+      </w:pPr>
+      <w:rPr>
+        <w:rFonts w:ascii="Courier New" w:hAnsi="Courier New" w:hint="default"/>
+        <w:sz w:val="20"/>
+      </w:rPr>
+    </w:lvl>
+    <w:lvl w:ilvl="2" w:tentative="1">
+      <w:start w:val="1"/>
+      <w:numFmt w:val="bullet"/>
+      <w:lvlText w:val=""/>
+      <w:lvlJc w:val="left"/>
+      <w:pPr>
+        <w:tabs>
+          <w:tab w:val="num" w:pos="2520"/>
+        </w:tabs>
+        <w:ind w:left="2520" w:hanging="360"/>
+      </w:pPr>
+      <w:rPr>
+        <w:rFonts w:ascii="Wingdings" w:hAnsi="Wingdings" w:hint="default"/>
+        <w:sz w:val="20"/>
+      </w:rPr>
+    </w:lvl>
+    <w:lvl w:ilvl="3" w:tentative="1">
+      <w:start w:val="1"/>
+      <w:numFmt w:val="bullet"/>
+      <w:lvlText w:val=""/>
+      <w:lvlJc w:val="left"/>
+      <w:pPr>
+        <w:tabs>
+          <w:tab w:val="num" w:pos="3240"/>
+        </w:tabs>
+        <w:ind w:left="3240" w:hanging="360"/>
+      </w:pPr>
+      <w:rPr>
+        <w:rFonts w:ascii="Wingdings" w:hAnsi="Wingdings" w:hint="default"/>
+        <w:sz w:val="20"/>
+      </w:rPr>
+    </w:lvl>
+    <w:lvl w:ilvl="4" w:tentative="1">
+      <w:start w:val="1"/>
+      <w:numFmt w:val="bullet"/>
+      <w:lvlText w:val=""/>
+      <w:lvlJc w:val="left"/>
+      <w:pPr>
+        <w:tabs>
+          <w:tab w:val="num" w:pos="3960"/>
+        </w:tabs>
+        <w:ind w:left="3960" w:hanging="360"/>
+      </w:pPr>
+      <w:rPr>
+        <w:rFonts w:ascii="Wingdings" w:hAnsi="Wingdings" w:hint="default"/>
+        <w:sz w:val="20"/>
+      </w:rPr>
+    </w:lvl>
+    <w:lvl w:ilvl="5" w:tentative="1">
+      <w:start w:val="1"/>
+      <w:numFmt w:val="bullet"/>
+      <w:lvlText w:val=""/>
+      <w:lvlJc w:val="left"/>
+      <w:pPr>
+        <w:tabs>
+          <w:tab w:val="num" w:pos="4680"/>
+        </w:tabs>
+        <w:ind w:left="4680" w:hanging="360"/>
+      </w:pPr>
+      <w:rPr>
+        <w:rFonts w:ascii="Wingdings" w:hAnsi="Wingdings" w:hint="default"/>
+        <w:sz w:val="20"/>
+      </w:rPr>
+    </w:lvl>
+    <w:lvl w:ilvl="6" w:tentative="1">
+      <w:start w:val="1"/>
+      <w:numFmt w:val="bullet"/>
+      <w:lvlText w:val=""/>
+      <w:lvlJc w:val="left"/>
+      <w:pPr>
+        <w:tabs>
+          <w:tab w:val="num" w:pos="5400"/>
+        </w:tabs>
+        <w:ind w:left="5400" w:hanging="360"/>
+      </w:pPr>
+      <w:rPr>
+        <w:rFonts w:ascii="Wingdings" w:hAnsi="Wingdings" w:hint="default"/>
+        <w:sz w:val="20"/>
+      </w:rPr>
+    </w:lvl>
+    <w:lvl w:ilvl="7" w:tentative="1">
+      <w:start w:val="1"/>
+      <w:numFmt w:val="bullet"/>
+      <w:lvlText w:val=""/>
+      <w:lvlJc w:val="left"/>
+      <w:pPr>
+        <w:tabs>
+          <w:tab w:val="num" w:pos="6120"/>
+        </w:tabs>
+        <w:ind w:left="6120" w:hanging="360"/>
+      </w:pPr>
+      <w:rPr>
+        <w:rFonts w:ascii="Wingdings" w:hAnsi="Wingdings" w:hint="default"/>
+        <w:sz w:val="20"/>
+      </w:rPr>
+    </w:lvl>
+    <w:lvl w:ilvl="8" w:tentative="1">
+      <w:start w:val="1"/>
+      <w:numFmt w:val="bullet"/>
+      <w:lvlText w:val=""/>
+      <w:lvlJc w:val="left"/>
+      <w:pPr>
+        <w:tabs>
+          <w:tab w:val="num" w:pos="6840"/>
+        </w:tabs>
+        <w:ind w:left="6840" w:hanging="360"/>
+      </w:pPr>
+      <w:rPr>
+        <w:rFonts w:ascii="Wingdings" w:hAnsi="Wingdings" w:hint="default"/>
+        <w:sz w:val="20"/>
+      </w:rPr>
+    </w:lvl>
+  </w:abstractNum>
+  <w:abstractNum w:abstractNumId="8" w15:restartNumberingAfterBreak="0">
+    <w:nsid w:val="5C7B2C22"/>
+    <w:multiLevelType w:val="multilevel"/>
+    <w:tmpl w:val="AA589784"/>
+    <w:lvl w:ilvl="0">
+      <w:start w:val="1"/>
+      <w:numFmt w:val="bullet"/>
+      <w:lvlText w:val=""/>
+      <w:lvlJc w:val="left"/>
+      <w:pPr>
+        <w:tabs>
+          <w:tab w:val="num" w:pos="2160"/>
+        </w:tabs>
+        <w:ind w:left="2160" w:hanging="360"/>
+      </w:pPr>
+      <w:rPr>
+        <w:rFonts w:ascii="Symbol" w:hAnsi="Symbol" w:hint="default"/>
+        <w:sz w:val="20"/>
+      </w:rPr>
+    </w:lvl>
+    <w:lvl w:ilvl="1" w:tentative="1">
+      <w:start w:val="1"/>
+      <w:numFmt w:val="bullet"/>
+      <w:lvlText w:val="o"/>
+      <w:lvlJc w:val="left"/>
+      <w:pPr>
+        <w:tabs>
+          <w:tab w:val="num" w:pos="2880"/>
+        </w:tabs>
+        <w:ind w:left="2880" w:hanging="360"/>
+      </w:pPr>
+      <w:rPr>
+        <w:rFonts w:ascii="Courier New" w:hAnsi="Courier New" w:hint="default"/>
+        <w:sz w:val="20"/>
+      </w:rPr>
+    </w:lvl>
+    <w:lvl w:ilvl="2" w:tentative="1">
+      <w:start w:val="1"/>
+      <w:numFmt w:val="bullet"/>
+      <w:lvlText w:val=""/>
+      <w:lvlJc w:val="left"/>
+      <w:pPr>
+        <w:tabs>
+          <w:tab w:val="num" w:pos="3600"/>
+        </w:tabs>
+        <w:ind w:left="3600" w:hanging="360"/>
+      </w:pPr>
+      <w:rPr>
+        <w:rFonts w:ascii="Wingdings" w:hAnsi="Wingdings" w:hint="default"/>
+        <w:sz w:val="20"/>
+      </w:rPr>
+    </w:lvl>
+    <w:lvl w:ilvl="3" w:tentative="1">
+      <w:start w:val="1"/>
+      <w:numFmt w:val="bullet"/>
+      <w:lvlText w:val=""/>
+      <w:lvlJc w:val="left"/>
+      <w:pPr>
+        <w:tabs>
+          <w:tab w:val="num" w:pos="4320"/>
+        </w:tabs>
+        <w:ind w:left="4320" w:hanging="360"/>
+      </w:pPr>
+      <w:rPr>
+        <w:rFonts w:ascii="Wingdings" w:hAnsi="Wingdings" w:hint="default"/>
+        <w:sz w:val="20"/>
+      </w:rPr>
+    </w:lvl>
+    <w:lvl w:ilvl="4" w:tentative="1">
+      <w:start w:val="1"/>
+      <w:numFmt w:val="bullet"/>
+      <w:lvlText w:val=""/>
+      <w:lvlJc w:val="left"/>
+      <w:pPr>
+        <w:tabs>
+          <w:tab w:val="num" w:pos="5040"/>
+        </w:tabs>
+        <w:ind w:left="5040" w:hanging="360"/>
+      </w:pPr>
+      <w:rPr>
+        <w:rFonts w:ascii="Wingdings" w:hAnsi="Wingdings" w:hint="default"/>
+        <w:sz w:val="20"/>
+      </w:rPr>
+    </w:lvl>
+    <w:lvl w:ilvl="5" w:tentative="1">
+      <w:start w:val="1"/>
+      <w:numFmt w:val="bullet"/>
+      <w:lvlText w:val=""/>
+      <w:lvlJc w:val="left"/>
+      <w:pPr>
+        <w:tabs>
+          <w:tab w:val="num" w:pos="5760"/>
+        </w:tabs>
+        <w:ind w:left="5760" w:hanging="360"/>
+      </w:pPr>
+      <w:rPr>
+        <w:rFonts w:ascii="Wingdings" w:hAnsi="Wingdings" w:hint="default"/>
+        <w:sz w:val="20"/>
+      </w:rPr>
+    </w:lvl>
+    <w:lvl w:ilvl="6" w:tentative="1">
+      <w:start w:val="1"/>
+      <w:numFmt w:val="bullet"/>
+      <w:lvlText w:val=""/>
+      <w:lvlJc w:val="left"/>
+      <w:pPr>
+        <w:tabs>
+          <w:tab w:val="num" w:pos="6480"/>
+        </w:tabs>
+        <w:ind w:left="6480" w:hanging="360"/>
+      </w:pPr>
+      <w:rPr>
+        <w:rFonts w:ascii="Wingdings" w:hAnsi="Wingdings" w:hint="default"/>
+        <w:sz w:val="20"/>
+      </w:rPr>
+    </w:lvl>
+    <w:lvl w:ilvl="7" w:tentative="1">
+      <w:start w:val="1"/>
+      <w:numFmt w:val="bullet"/>
+      <w:lvlText w:val=""/>
+      <w:lvlJc w:val="left"/>
+      <w:pPr>
+        <w:tabs>
+          <w:tab w:val="num" w:pos="7200"/>
+        </w:tabs>
+        <w:ind w:left="7200" w:hanging="360"/>
+      </w:pPr>
+      <w:rPr>
+        <w:rFonts w:ascii="Wingdings" w:hAnsi="Wingdings" w:hint="default"/>
+        <w:sz w:val="20"/>
+      </w:rPr>
+    </w:lvl>
+    <w:lvl w:ilvl="8" w:tentative="1">
+      <w:start w:val="1"/>
+      <w:numFmt w:val="bullet"/>
+      <w:lvlText w:val=""/>
+      <w:lvlJc w:val="left"/>
+      <w:pPr>
+        <w:tabs>
+          <w:tab w:val="num" w:pos="7920"/>
+        </w:tabs>
+        <w:ind w:left="7920" w:hanging="360"/>
+      </w:pPr>
+      <w:rPr>
+        <w:rFonts w:ascii="Wingdings" w:hAnsi="Wingdings" w:hint="default"/>
+        <w:sz w:val="20"/>
+      </w:rPr>
+    </w:lvl>
+  </w:abstractNum>
+  <w:abstractNum w:abstractNumId="9" w15:restartNumberingAfterBreak="0">
+    <w:nsid w:val="63EF2468"/>
+    <w:multiLevelType w:val="multilevel"/>
+    <w:tmpl w:val="C212CFB0"/>
+    <w:lvl w:ilvl="0">
+      <w:start w:val="1"/>
+      <w:numFmt w:val="bullet"/>
+      <w:lvlText w:val=""/>
+      <w:lvlJc w:val="left"/>
+      <w:pPr>
+        <w:tabs>
+          <w:tab w:val="num" w:pos="1440"/>
+        </w:tabs>
+        <w:ind w:left="1440" w:hanging="360"/>
+      </w:pPr>
+      <w:rPr>
+        <w:rFonts w:ascii="Symbol" w:hAnsi="Symbol" w:hint="default"/>
+        <w:sz w:val="20"/>
+      </w:rPr>
+    </w:lvl>
+    <w:lvl w:ilvl="1" w:tentative="1">
+      <w:start w:val="1"/>
+      <w:numFmt w:val="bullet"/>
+      <w:lvlText w:val="o"/>
+      <w:lvlJc w:val="left"/>
+      <w:pPr>
+        <w:tabs>
+          <w:tab w:val="num" w:pos="2160"/>
+        </w:tabs>
+        <w:ind w:left="2160" w:hanging="360"/>
+      </w:pPr>
+      <w:rPr>
+        <w:rFonts w:ascii="Courier New" w:hAnsi="Courier New" w:hint="default"/>
+        <w:sz w:val="20"/>
+      </w:rPr>
+    </w:lvl>
+    <w:lvl w:ilvl="2" w:tentative="1">
+      <w:start w:val="1"/>
+      <w:numFmt w:val="bullet"/>
+      <w:lvlText w:val=""/>
+      <w:lvlJc w:val="left"/>
+      <w:pPr>
+        <w:tabs>
+          <w:tab w:val="num" w:pos="2880"/>
+        </w:tabs>
+        <w:ind w:left="2880" w:hanging="360"/>
+      </w:pPr>
+      <w:rPr>
+        <w:rFonts w:ascii="Wingdings" w:hAnsi="Wingdings" w:hint="default"/>
+        <w:sz w:val="20"/>
+      </w:rPr>
+    </w:lvl>
+    <w:lvl w:ilvl="3" w:tentative="1">
+      <w:start w:val="1"/>
+      <w:numFmt w:val="bullet"/>
+      <w:lvlText w:val=""/>
+      <w:lvlJc w:val="left"/>
+      <w:pPr>
+        <w:tabs>
+          <w:tab w:val="num" w:pos="3600"/>
+        </w:tabs>
+        <w:ind w:left="3600" w:hanging="360"/>
+      </w:pPr>
+      <w:rPr>
+        <w:rFonts w:ascii="Wingdings" w:hAnsi="Wingdings" w:hint="default"/>
+        <w:sz w:val="20"/>
+      </w:rPr>
+    </w:lvl>
+    <w:lvl w:ilvl="4" w:tentative="1">
+      <w:start w:val="1"/>
+      <w:numFmt w:val="bullet"/>
+      <w:lvlText w:val=""/>
+      <w:lvlJc w:val="left"/>
+      <w:pPr>
+        <w:tabs>
+          <w:tab w:val="num" w:pos="4320"/>
+        </w:tabs>
+        <w:ind w:left="4320" w:hanging="360"/>
+      </w:pPr>
+      <w:rPr>
+        <w:rFonts w:ascii="Wingdings" w:hAnsi="Wingdings" w:hint="default"/>
+        <w:sz w:val="20"/>
+      </w:rPr>
+    </w:lvl>
+    <w:lvl w:ilvl="5" w:tentative="1">
+      <w:start w:val="1"/>
+      <w:numFmt w:val="bullet"/>
+      <w:lvlText w:val=""/>
+      <w:lvlJc w:val="left"/>
+      <w:pPr>
+        <w:tabs>
+          <w:tab w:val="num" w:pos="5040"/>
+        </w:tabs>
+        <w:ind w:left="5040" w:hanging="360"/>
+      </w:pPr>
+      <w:rPr>
+        <w:rFonts w:ascii="Wingdings" w:hAnsi="Wingdings" w:hint="default"/>
+        <w:sz w:val="20"/>
+      </w:rPr>
+    </w:lvl>
+    <w:lvl w:ilvl="6" w:tentative="1">
+      <w:start w:val="1"/>
+      <w:numFmt w:val="bullet"/>
+      <w:lvlText w:val=""/>
+      <w:lvlJc w:val="left"/>
+      <w:pPr>
+        <w:tabs>
+          <w:tab w:val="num" w:pos="5760"/>
+        </w:tabs>
+        <w:ind w:left="5760" w:hanging="360"/>
+      </w:pPr>
+      <w:rPr>
+        <w:rFonts w:ascii="Wingdings" w:hAnsi="Wingdings" w:hint="default"/>
+        <w:sz w:val="20"/>
+      </w:rPr>
+    </w:lvl>
+    <w:lvl w:ilvl="7" w:tentative="1">
+      <w:start w:val="1"/>
+      <w:numFmt w:val="bullet"/>
+      <w:lvlText w:val=""/>
+      <w:lvlJc w:val="left"/>
+      <w:pPr>
+        <w:tabs>
+          <w:tab w:val="num" w:pos="6480"/>
+        </w:tabs>
+        <w:ind w:left="6480" w:hanging="360"/>
+      </w:pPr>
+      <w:rPr>
+        <w:rFonts w:ascii="Wingdings" w:hAnsi="Wingdings" w:hint="default"/>
+        <w:sz w:val="20"/>
+      </w:rPr>
+    </w:lvl>
+    <w:lvl w:ilvl="8" w:tentative="1">
+      <w:start w:val="1"/>
+      <w:numFmt w:val="bullet"/>
+      <w:lvlText w:val=""/>
+      <w:lvlJc w:val="left"/>
+      <w:pPr>
+        <w:tabs>
+          <w:tab w:val="num" w:pos="7200"/>
+        </w:tabs>
+        <w:ind w:left="7200" w:hanging="360"/>
+      </w:pPr>
+      <w:rPr>
+        <w:rFonts w:ascii="Wingdings" w:hAnsi="Wingdings" w:hint="default"/>
+        <w:sz w:val="20"/>
+      </w:rPr>
+    </w:lvl>
+  </w:abstractNum>
+  <w:abstractNum w:abstractNumId="10" w15:restartNumberingAfterBreak="0">
+    <w:nsid w:val="74011F27"/>
+    <w:multiLevelType w:val="multilevel"/>
+    <w:tmpl w:val="96E0733A"/>
+    <w:lvl w:ilvl="0">
+      <w:start w:val="1"/>
+      <w:numFmt w:val="bullet"/>
+      <w:lvlText w:val=""/>
+      <w:lvlJc w:val="left"/>
+      <w:pPr>
+        <w:tabs>
+          <w:tab w:val="num" w:pos="1800"/>
+        </w:tabs>
+        <w:ind w:left="1800" w:hanging="360"/>
+      </w:pPr>
+      <w:rPr>
+        <w:rFonts w:ascii="Symbol" w:hAnsi="Symbol" w:hint="default"/>
+        <w:sz w:val="20"/>
+      </w:rPr>
+    </w:lvl>
+    <w:lvl w:ilvl="1" w:tentative="1">
+      <w:start w:val="1"/>
+      <w:numFmt w:val="bullet"/>
+      <w:lvlText w:val="o"/>
+      <w:lvlJc w:val="left"/>
+      <w:pPr>
+        <w:tabs>
+          <w:tab w:val="num" w:pos="2520"/>
+        </w:tabs>
+        <w:ind w:left="2520" w:hanging="360"/>
+      </w:pPr>
+      <w:rPr>
+        <w:rFonts w:ascii="Courier New" w:hAnsi="Courier New" w:hint="default"/>
+        <w:sz w:val="20"/>
+      </w:rPr>
+    </w:lvl>
+    <w:lvl w:ilvl="2" w:tentative="1">
+      <w:start w:val="1"/>
+      <w:numFmt w:val="bullet"/>
+      <w:lvlText w:val=""/>
+      <w:lvlJc w:val="left"/>
+      <w:pPr>
+        <w:tabs>
+          <w:tab w:val="num" w:pos="3240"/>
+        </w:tabs>
+        <w:ind w:left="3240" w:hanging="360"/>
+      </w:pPr>
+      <w:rPr>
+        <w:rFonts w:ascii="Wingdings" w:hAnsi="Wingdings" w:hint="default"/>
+        <w:sz w:val="20"/>
+      </w:rPr>
+    </w:lvl>
+    <w:lvl w:ilvl="3" w:tentative="1">
+      <w:start w:val="1"/>
+      <w:numFmt w:val="bullet"/>
+      <w:lvlText w:val=""/>
+      <w:lvlJc w:val="left"/>
+      <w:pPr>
+        <w:tabs>
+          <w:tab w:val="num" w:pos="3960"/>
+        </w:tabs>
+        <w:ind w:left="3960" w:hanging="360"/>
+      </w:pPr>
+      <w:rPr>
+        <w:rFonts w:ascii="Wingdings" w:hAnsi="Wingdings" w:hint="default"/>
+        <w:sz w:val="20"/>
+      </w:rPr>
+    </w:lvl>
+    <w:lvl w:ilvl="4" w:tentative="1">
+      <w:start w:val="1"/>
+      <w:numFmt w:val="bullet"/>
+      <w:lvlText w:val=""/>
+      <w:lvlJc w:val="left"/>
+      <w:pPr>
+        <w:tabs>
+          <w:tab w:val="num" w:pos="4680"/>
+        </w:tabs>
+        <w:ind w:left="4680" w:hanging="360"/>
+      </w:pPr>
+      <w:rPr>
+        <w:rFonts w:ascii="Wingdings" w:hAnsi="Wingdings" w:hint="default"/>
+        <w:sz w:val="20"/>
+      </w:rPr>
+    </w:lvl>
+    <w:lvl w:ilvl="5" w:tentative="1">
+      <w:start w:val="1"/>
+      <w:numFmt w:val="bullet"/>
+      <w:lvlText w:val=""/>
+      <w:lvlJc w:val="left"/>
+      <w:pPr>
+        <w:tabs>
+          <w:tab w:val="num" w:pos="5400"/>
+        </w:tabs>
+        <w:ind w:left="5400" w:hanging="360"/>
+      </w:pPr>
+      <w:rPr>
+        <w:rFonts w:ascii="Wingdings" w:hAnsi="Wingdings" w:hint="default"/>
+        <w:sz w:val="20"/>
+      </w:rPr>
+    </w:lvl>
+    <w:lvl w:ilvl="6" w:tentative="1">
+      <w:start w:val="1"/>
+      <w:numFmt w:val="bullet"/>
+      <w:lvlText w:val=""/>
+      <w:lvlJc w:val="left"/>
+      <w:pPr>
+        <w:tabs>
+          <w:tab w:val="num" w:pos="6120"/>
+        </w:tabs>
+        <w:ind w:left="6120" w:hanging="360"/>
+      </w:pPr>
+      <w:rPr>
+        <w:rFonts w:ascii="Wingdings" w:hAnsi="Wingdings" w:hint="default"/>
+        <w:sz w:val="20"/>
+      </w:rPr>
+    </w:lvl>
+    <w:lvl w:ilvl="7" w:tentative="1">
+      <w:start w:val="1"/>
+      <w:numFmt w:val="bullet"/>
+      <w:lvlText w:val=""/>
+      <w:lvlJc w:val="left"/>
+      <w:pPr>
+        <w:tabs>
+          <w:tab w:val="num" w:pos="6840"/>
+        </w:tabs>
+        <w:ind w:left="6840" w:hanging="360"/>
+      </w:pPr>
+      <w:rPr>
+        <w:rFonts w:ascii="Wingdings" w:hAnsi="Wingdings" w:hint="default"/>
+        <w:sz w:val="20"/>
+      </w:rPr>
+    </w:lvl>
+    <w:lvl w:ilvl="8" w:tentative="1">
+      <w:start w:val="1"/>
+      <w:numFmt w:val="bullet"/>
+      <w:lvlText w:val=""/>
+      <w:lvlJc w:val="left"/>
+      <w:pPr>
+        <w:tabs>
+          <w:tab w:val="num" w:pos="7560"/>
+        </w:tabs>
+        <w:ind w:left="7560" w:hanging="360"/>
+      </w:pPr>
+      <w:rPr>
+        <w:rFonts w:ascii="Wingdings" w:hAnsi="Wingdings" w:hint="default"/>
+        <w:sz w:val="20"/>
+      </w:rPr>
+    </w:lvl>
+  </w:abstractNum>
+  <w:abstractNum w:abstractNumId="11" w15:restartNumberingAfterBreak="0">
+    <w:nsid w:val="769A338A"/>
+    <w:multiLevelType w:val="multilevel"/>
+    <w:tmpl w:val="E07819E4"/>
+    <w:lvl w:ilvl="0">
+      <w:start w:val="1"/>
+      <w:numFmt w:val="bullet"/>
+      <w:lvlText w:val=""/>
+      <w:lvlJc w:val="left"/>
+      <w:pPr>
+        <w:tabs>
+          <w:tab w:val="num" w:pos="1800"/>
+        </w:tabs>
+        <w:ind w:left="1800" w:hanging="360"/>
+      </w:pPr>
+      <w:rPr>
+        <w:rFonts w:ascii="Symbol" w:hAnsi="Symbol" w:hint="default"/>
+        <w:sz w:val="20"/>
+      </w:rPr>
+    </w:lvl>
+    <w:lvl w:ilvl="1" w:tentative="1">
+      <w:start w:val="1"/>
+      <w:numFmt w:val="bullet"/>
+      <w:lvlText w:val="o"/>
+      <w:lvlJc w:val="left"/>
+      <w:pPr>
+        <w:tabs>
+          <w:tab w:val="num" w:pos="2520"/>
+        </w:tabs>
+        <w:ind w:left="2520" w:hanging="360"/>
+      </w:pPr>
+      <w:rPr>
+        <w:rFonts w:ascii="Courier New" w:hAnsi="Courier New" w:hint="default"/>
+        <w:sz w:val="20"/>
+      </w:rPr>
+    </w:lvl>
+    <w:lvl w:ilvl="2" w:tentative="1">
+      <w:start w:val="1"/>
+      <w:numFmt w:val="bullet"/>
+      <w:lvlText w:val=""/>
+      <w:lvlJc w:val="left"/>
+      <w:pPr>
+        <w:tabs>
+          <w:tab w:val="num" w:pos="3240"/>
+        </w:tabs>
+        <w:ind w:left="3240" w:hanging="360"/>
+      </w:pPr>
+      <w:rPr>
+        <w:rFonts w:ascii="Wingdings" w:hAnsi="Wingdings" w:hint="default"/>
+        <w:sz w:val="20"/>
+      </w:rPr>
+    </w:lvl>
+    <w:lvl w:ilvl="3" w:tentative="1">
+      <w:start w:val="1"/>
+      <w:numFmt w:val="bullet"/>
+      <w:lvlText w:val=""/>
+      <w:lvlJc w:val="left"/>
+      <w:pPr>
+        <w:tabs>
+          <w:tab w:val="num" w:pos="3960"/>
+        </w:tabs>
+        <w:ind w:left="3960" w:hanging="360"/>
+      </w:pPr>
+      <w:rPr>
+        <w:rFonts w:ascii="Wingdings" w:hAnsi="Wingdings" w:hint="default"/>
+        <w:sz w:val="20"/>
+      </w:rPr>
+    </w:lvl>
+    <w:lvl w:ilvl="4" w:tentative="1">
+      <w:start w:val="1"/>
+      <w:numFmt w:val="bullet"/>
+      <w:lvlText w:val=""/>
+      <w:lvlJc w:val="left"/>
+      <w:pPr>
+        <w:tabs>
+          <w:tab w:val="num" w:pos="4680"/>
+        </w:tabs>
+        <w:ind w:left="4680" w:hanging="360"/>
+      </w:pPr>
+      <w:rPr>
+        <w:rFonts w:ascii="Wingdings" w:hAnsi="Wingdings" w:hint="default"/>
+        <w:sz w:val="20"/>
+      </w:rPr>
+    </w:lvl>
+    <w:lvl w:ilvl="5" w:tentative="1">
+      <w:start w:val="1"/>
+      <w:numFmt w:val="bullet"/>
+      <w:lvlText w:val=""/>
+      <w:lvlJc w:val="left"/>
+      <w:pPr>
+        <w:tabs>
+          <w:tab w:val="num" w:pos="5400"/>
+        </w:tabs>
+        <w:ind w:left="5400" w:hanging="360"/>
+      </w:pPr>
+      <w:rPr>
+        <w:rFonts w:ascii="Wingdings" w:hAnsi="Wingdings" w:hint="default"/>
+        <w:sz w:val="20"/>
+      </w:rPr>
+    </w:lvl>
+    <w:lvl w:ilvl="6" w:tentative="1">
+      <w:start w:val="1"/>
+      <w:numFmt w:val="bullet"/>
+      <w:lvlText w:val=""/>
+      <w:lvlJc w:val="left"/>
+      <w:pPr>
+        <w:tabs>
+          <w:tab w:val="num" w:pos="6120"/>
+        </w:tabs>
+        <w:ind w:left="6120" w:hanging="360"/>
+      </w:pPr>
+      <w:rPr>
+        <w:rFonts w:ascii="Wingdings" w:hAnsi="Wingdings" w:hint="default"/>
+        <w:sz w:val="20"/>
+      </w:rPr>
+    </w:lvl>
+    <w:lvl w:ilvl="7" w:tentative="1">
+      <w:start w:val="1"/>
+      <w:numFmt w:val="bullet"/>
+      <w:lvlText w:val=""/>
+      <w:lvlJc w:val="left"/>
+      <w:pPr>
+        <w:tabs>
+          <w:tab w:val="num" w:pos="6840"/>
+        </w:tabs>
+        <w:ind w:left="6840" w:hanging="360"/>
+      </w:pPr>
+      <w:rPr>
+        <w:rFonts w:ascii="Wingdings" w:hAnsi="Wingdings" w:hint="default"/>
+        <w:sz w:val="20"/>
+      </w:rPr>
+    </w:lvl>
+    <w:lvl w:ilvl="8" w:tentative="1">
+      <w:start w:val="1"/>
+      <w:numFmt w:val="bullet"/>
+      <w:lvlText w:val=""/>
+      <w:lvlJc w:val="left"/>
+      <w:pPr>
+        <w:tabs>
+          <w:tab w:val="num" w:pos="7560"/>
+        </w:tabs>
+        <w:ind w:left="7560" w:hanging="360"/>
+      </w:pPr>
+      <w:rPr>
+        <w:rFonts w:ascii="Wingdings" w:hAnsi="Wingdings" w:hint="default"/>
+        <w:sz w:val="20"/>
+      </w:rPr>
+    </w:lvl>
+  </w:abstractNum>
+  <w:abstractNum w:abstractNumId="12" w15:restartNumberingAfterBreak="0">
+    <w:nsid w:val="7E096525"/>
+    <w:multiLevelType w:val="hybridMultilevel"/>
+    <w:tmpl w:val="8D882DA2"/>
+    <w:lvl w:ilvl="0" w:tplc="0C09000F">
+      <w:start w:val="1"/>
+      <w:numFmt w:val="decimal"/>
+      <w:lvlText w:val="%1."/>
+      <w:lvlJc w:val="left"/>
+      <w:pPr>
+        <w:ind w:left="720" w:hanging="360"/>
+      </w:pPr>
+      <w:rPr>
+        <w:rFonts w:hint="default"/>
+      </w:rPr>
+    </w:lvl>
+    <w:lvl w:ilvl="1" w:tplc="0C090019" w:tentative="1">
+      <w:start w:val="1"/>
+      <w:numFmt w:val="lowerLetter"/>
+      <w:lvlText w:val="%2."/>
+      <w:lvlJc w:val="left"/>
+      <w:pPr>
+        <w:ind w:left="1440" w:hanging="360"/>
+      </w:pPr>
+    </w:lvl>
+    <w:lvl w:ilvl="2" w:tplc="0C09001B" w:tentative="1">
+      <w:start w:val="1"/>
+      <w:numFmt w:val="lowerRoman"/>
+      <w:lvlText w:val="%3."/>
+      <w:lvlJc w:val="right"/>
+      <w:pPr>
+        <w:ind w:left="2160" w:hanging="180"/>
+      </w:pPr>
+    </w:lvl>
+    <w:lvl w:ilvl="3" w:tplc="0C09000F" w:tentative="1">
+      <w:start w:val="1"/>
+      <w:numFmt w:val="decimal"/>
+      <w:lvlText w:val="%4."/>
+      <w:lvlJc w:val="left"/>
+      <w:pPr>
+        <w:ind w:left="2880" w:hanging="360"/>
+      </w:pPr>
+    </w:lvl>
+    <w:lvl w:ilvl="4" w:tplc="0C090019" w:tentative="1">
+      <w:start w:val="1"/>
+      <w:numFmt w:val="lowerLetter"/>
+      <w:lvlText w:val="%5."/>
+      <w:lvlJc w:val="left"/>
+      <w:pPr>
+        <w:ind w:left="3600" w:hanging="360"/>
+      </w:pPr>
+    </w:lvl>
+    <w:lvl w:ilvl="5" w:tplc="0C09001B" w:tentative="1">
+      <w:start w:val="1"/>
+      <w:numFmt w:val="lowerRoman"/>
+      <w:lvlText w:val="%6."/>
+      <w:lvlJc w:val="right"/>
+      <w:pPr>
+        <w:ind w:left="4320" w:hanging="180"/>
+      </w:pPr>
+    </w:lvl>
+    <w:lvl w:ilvl="6" w:tplc="0C09000F" w:tentative="1">
+      <w:start w:val="1"/>
+      <w:numFmt w:val="decimal"/>
+      <w:lvlText w:val="%7."/>
+      <w:lvlJc w:val="left"/>
+      <w:pPr>
+        <w:ind w:left="5040" w:hanging="360"/>
+      </w:pPr>
+    </w:lvl>
+    <w:lvl w:ilvl="7" w:tplc="0C090019" w:tentative="1">
+      <w:start w:val="1"/>
+      <w:numFmt w:val="lowerLetter"/>
+      <w:lvlText w:val="%8."/>
+      <w:lvlJc w:val="left"/>
+      <w:pPr>
+        <w:ind w:left="5760" w:hanging="360"/>
+      </w:pPr>
+    </w:lvl>
+    <w:lvl w:ilvl="8" w:tplc="0C09001B" w:tentative="1">
+      <w:start w:val="1"/>
+      <w:numFmt w:val="lowerRoman"/>
+      <w:lvlText w:val="%9."/>
+      <w:lvlJc w:val="right"/>
+      <w:pPr>
+        <w:ind w:left="6480" w:hanging="180"/>
+      </w:pPr>
+    </w:lvl>
+  </w:abstractNum>
+  <w:abstractNum w:abstractNumId="13" w15:restartNumberingAfterBreak="0">
+    <w:nsid w:val="7ED63625"/>
+    <w:multiLevelType w:val="multilevel"/>
+    <w:tmpl w:val="AF92E460"/>
+    <w:lvl w:ilvl="0">
+      <w:start w:val="1"/>
+      <w:numFmt w:val="bullet"/>
+      <w:lvlText w:val=""/>
+      <w:lvlJc w:val="left"/>
+      <w:pPr>
+        <w:tabs>
+          <w:tab w:val="num" w:pos="2160"/>
+        </w:tabs>
+        <w:ind w:left="2160" w:hanging="360"/>
+      </w:pPr>
+      <w:rPr>
+        <w:rFonts w:ascii="Symbol" w:hAnsi="Symbol" w:hint="default"/>
+        <w:sz w:val="20"/>
+      </w:rPr>
+    </w:lvl>
+    <w:lvl w:ilvl="1" w:tentative="1">
+      <w:start w:val="1"/>
+      <w:numFmt w:val="bullet"/>
+      <w:lvlText w:val="o"/>
+      <w:lvlJc w:val="left"/>
+      <w:pPr>
+        <w:tabs>
+          <w:tab w:val="num" w:pos="2880"/>
+        </w:tabs>
+        <w:ind w:left="2880" w:hanging="360"/>
+      </w:pPr>
+      <w:rPr>
+        <w:rFonts w:ascii="Courier New" w:hAnsi="Courier New" w:hint="default"/>
+        <w:sz w:val="20"/>
+      </w:rPr>
+    </w:lvl>
+    <w:lvl w:ilvl="2" w:tentative="1">
+      <w:start w:val="1"/>
+      <w:numFmt w:val="bullet"/>
+      <w:lvlText w:val=""/>
+      <w:lvlJc w:val="left"/>
+      <w:pPr>
+        <w:tabs>
+          <w:tab w:val="num" w:pos="3600"/>
+        </w:tabs>
+        <w:ind w:left="3600" w:hanging="360"/>
+      </w:pPr>
+      <w:rPr>
+        <w:rFonts w:ascii="Wingdings" w:hAnsi="Wingdings" w:hint="default"/>
+        <w:sz w:val="20"/>
+      </w:rPr>
+    </w:lvl>
+    <w:lvl w:ilvl="3" w:tentative="1">
+      <w:start w:val="1"/>
+      <w:numFmt w:val="bullet"/>
+      <w:lvlText w:val=""/>
+      <w:lvlJc w:val="left"/>
+      <w:pPr>
+        <w:tabs>
+          <w:tab w:val="num" w:pos="4320"/>
+        </w:tabs>
+        <w:ind w:left="4320" w:hanging="360"/>
+      </w:pPr>
+      <w:rPr>
+        <w:rFonts w:ascii="Wingdings" w:hAnsi="Wingdings" w:hint="default"/>
+        <w:sz w:val="20"/>
+      </w:rPr>
+    </w:lvl>
+    <w:lvl w:ilvl="4" w:tentative="1">
+      <w:start w:val="1"/>
+      <w:numFmt w:val="bullet"/>
+      <w:lvlText w:val=""/>
+      <w:lvlJc w:val="left"/>
+      <w:pPr>
+        <w:tabs>
+          <w:tab w:val="num" w:pos="5040"/>
+        </w:tabs>
+        <w:ind w:left="5040" w:hanging="360"/>
+      </w:pPr>
+      <w:rPr>
+        <w:rFonts w:ascii="Wingdings" w:hAnsi="Wingdings" w:hint="default"/>
+        <w:sz w:val="20"/>
+      </w:rPr>
+    </w:lvl>
+    <w:lvl w:ilvl="5" w:tentative="1">
+      <w:start w:val="1"/>
+      <w:numFmt w:val="bullet"/>
+      <w:lvlText w:val=""/>
+      <w:lvlJc w:val="left"/>
+      <w:pPr>
+        <w:tabs>
+          <w:tab w:val="num" w:pos="5760"/>
+        </w:tabs>
+        <w:ind w:left="5760" w:hanging="360"/>
+      </w:pPr>
+      <w:rPr>
+        <w:rFonts w:ascii="Wingdings" w:hAnsi="Wingdings" w:hint="default"/>
+        <w:sz w:val="20"/>
+      </w:rPr>
+    </w:lvl>
+    <w:lvl w:ilvl="6" w:tentative="1">
+      <w:start w:val="1"/>
+      <w:numFmt w:val="bullet"/>
+      <w:lvlText w:val=""/>
+      <w:lvlJc w:val="left"/>
+      <w:pPr>
+        <w:tabs>
+          <w:tab w:val="num" w:pos="6480"/>
+        </w:tabs>
+        <w:ind w:left="6480" w:hanging="360"/>
+      </w:pPr>
+      <w:rPr>
+        <w:rFonts w:ascii="Wingdings" w:hAnsi="Wingdings" w:hint="default"/>
+        <w:sz w:val="20"/>
+      </w:rPr>
+    </w:lvl>
+    <w:lvl w:ilvl="7" w:tentative="1">
+      <w:start w:val="1"/>
+      <w:numFmt w:val="bullet"/>
+      <w:lvlText w:val=""/>
+      <w:lvlJc w:val="left"/>
+      <w:pPr>
+        <w:tabs>
+          <w:tab w:val="num" w:pos="7200"/>
+        </w:tabs>
+        <w:ind w:left="7200" w:hanging="360"/>
+      </w:pPr>
+      <w:rPr>
+        <w:rFonts w:ascii="Wingdings" w:hAnsi="Wingdings" w:hint="default"/>
+        <w:sz w:val="20"/>
+      </w:rPr>
+    </w:lvl>
+    <w:lvl w:ilvl="8" w:tentative="1">
+      <w:start w:val="1"/>
+      <w:numFmt w:val="bullet"/>
+      <w:lvlText w:val=""/>
+      <w:lvlJc w:val="left"/>
+      <w:pPr>
+        <w:tabs>
+          <w:tab w:val="num" w:pos="7920"/>
+        </w:tabs>
+        <w:ind w:left="7920" w:hanging="360"/>
+      </w:pPr>
+      <w:rPr>
+        <w:rFonts w:ascii="Wingdings" w:hAnsi="Wingdings" w:hint="default"/>
+        <w:sz w:val="20"/>
+      </w:rPr>
+    </w:lvl>
+  </w:abstractNum>
+  <w:num w:numId="1" w16cid:durableId="354307959">
+    <w:abstractNumId w:val="12"/>
+  </w:num>
+  <w:num w:numId="2" w16cid:durableId="161823270">
+    <w:abstractNumId w:val="1"/>
+  </w:num>
+  <w:num w:numId="3" w16cid:durableId="1906183161">
+    <w:abstractNumId w:val="7"/>
+  </w:num>
+  <w:num w:numId="4" w16cid:durableId="1629701813">
+    <w:abstractNumId w:val="13"/>
+  </w:num>
+  <w:num w:numId="5" w16cid:durableId="390158784">
+    <w:abstractNumId w:val="6"/>
+  </w:num>
+  <w:num w:numId="6" w16cid:durableId="208804359">
+    <w:abstractNumId w:val="8"/>
+  </w:num>
+  <w:num w:numId="7" w16cid:durableId="1993632040">
+    <w:abstractNumId w:val="0"/>
+  </w:num>
+  <w:num w:numId="8" w16cid:durableId="2089838193">
+    <w:abstractNumId w:val="10"/>
+  </w:num>
+  <w:num w:numId="9" w16cid:durableId="2059470425">
+    <w:abstractNumId w:val="4"/>
+  </w:num>
+  <w:num w:numId="10" w16cid:durableId="2134663928">
+    <w:abstractNumId w:val="3"/>
+  </w:num>
+  <w:num w:numId="11" w16cid:durableId="203568773">
+    <w:abstractNumId w:val="2"/>
+  </w:num>
+  <w:num w:numId="12" w16cid:durableId="522522520">
+    <w:abstractNumId w:val="5"/>
+  </w:num>
+  <w:num w:numId="13" w16cid:durableId="1154952754">
+    <w:abstractNumId w:val="11"/>
+  </w:num>
+  <w:num w:numId="14" w16cid:durableId="165484014">
+    <w:abstractNumId w:val="9"/>
+  </w:num>
+</w:numbering>
 </file>
 
 <file path=word/styles.xml><?xml version="1.0" encoding="utf-8"?>
@@ -1202,6 +10604,36 @@
       <w:szCs w:val="30"/>
     </w:rPr>
   </w:style>
+  <w:style w:type="paragraph" w:styleId="ListParagraph">
+    <w:name w:val="List Paragraph"/>
+    <w:basedOn w:val="Normal"/>
+    <w:uiPriority w:val="34"/>
+    <w:qFormat/>
+    <w:rsid w:val="00993B98"/>
+    <w:pPr>
+      <w:ind w:left="720"/>
+      <w:contextualSpacing/>
+    </w:pPr>
+  </w:style>
+  <w:style w:type="table" w:styleId="TableGrid">
+    <w:name w:val="Table Grid"/>
+    <w:basedOn w:val="TableNormal"/>
+    <w:uiPriority w:val="39"/>
+    <w:rsid w:val="0094308F"/>
+    <w:pPr>
+      <w:spacing w:line="240" w:lineRule="auto"/>
+    </w:pPr>
+    <w:tblPr>
+      <w:tblBorders>
+        <w:top w:val="single" w:sz="4" w:space="0" w:color="auto"/>
+        <w:left w:val="single" w:sz="4" w:space="0" w:color="auto"/>
+        <w:bottom w:val="single" w:sz="4" w:space="0" w:color="auto"/>
+        <w:right w:val="single" w:sz="4" w:space="0" w:color="auto"/>
+        <w:insideH w:val="single" w:sz="4" w:space="0" w:color="auto"/>
+        <w:insideV w:val="single" w:sz="4" w:space="0" w:color="auto"/>
+      </w:tblBorders>
+    </w:tblPr>
+  </w:style>
 </w:styles>
 </file>
 
